--- a/doc-files/sdlc.docx
+++ b/doc-files/sdlc.docx
@@ -9,12 +9,62 @@
           <w:shd w:val="clear" w:color="auto" w:fill="FFFFFF"/>
         </w:rPr>
       </w:pPr>
+    </w:p>
+    <w:p>
+      <w:pPr>
+        <w:rPr>
+          <w:rFonts w:ascii="Consolas" w:hAnsi="Consolas" w:cstheme="majorHAnsi"/>
+          <w:shd w:val="clear" w:color="auto" w:fill="FFFFFF"/>
+        </w:rPr>
+      </w:pPr>
       <w:r>
         <w:rPr>
           <w:rFonts w:ascii="Consolas" w:hAnsi="Consolas" w:cstheme="majorHAnsi"/>
           <w:shd w:val="clear" w:color="auto" w:fill="FFFFFF"/>
         </w:rPr>
-        <w:t>Difference between V-model and Waterfall model:</w:t>
+        <w:t>Similarity</w:t>
+      </w:r>
+      <w:r>
+        <w:rPr>
+          <w:rFonts w:ascii="Consolas" w:hAnsi="Consolas" w:cstheme="majorHAnsi"/>
+          <w:shd w:val="clear" w:color="auto" w:fill="FFFFFF"/>
+        </w:rPr>
+        <w:t xml:space="preserve"> between Waterfall</w:t>
+      </w:r>
+      <w:r>
+        <w:rPr>
+          <w:rFonts w:ascii="Consolas" w:hAnsi="Consolas" w:cstheme="majorHAnsi"/>
+          <w:shd w:val="clear" w:color="auto" w:fill="FFFFFF"/>
+        </w:rPr>
+        <w:t xml:space="preserve"> </w:t>
+      </w:r>
+      <w:r>
+        <w:rPr>
+          <w:rFonts w:ascii="Consolas" w:hAnsi="Consolas" w:cstheme="majorHAnsi"/>
+          <w:shd w:val="clear" w:color="auto" w:fill="FFFFFF"/>
+        </w:rPr>
+        <w:t>and</w:t>
+      </w:r>
+      <w:r>
+        <w:rPr>
+          <w:rFonts w:ascii="Consolas" w:hAnsi="Consolas" w:cstheme="majorHAnsi"/>
+          <w:shd w:val="clear" w:color="auto" w:fill="FFFFFF"/>
+        </w:rPr>
+        <w:t xml:space="preserve"> </w:t>
+      </w:r>
+      <w:r>
+        <w:rPr>
+          <w:rFonts w:ascii="Consolas" w:hAnsi="Consolas" w:cstheme="majorHAnsi"/>
+          <w:shd w:val="clear" w:color="auto" w:fill="FFFFFF"/>
+        </w:rPr>
+        <w:t xml:space="preserve">V-model </w:t>
+      </w:r>
+      <w:r>
+        <w:rPr>
+          <w:rFonts w:ascii="Consolas" w:hAnsi="Consolas" w:cstheme="majorHAnsi"/>
+          <w:shd w:val="clear" w:color="auto" w:fill="FFFFFF"/>
+        </w:rPr>
+        <w:t>model:</w:t>
       </w:r>
     </w:p>
     <w:tbl>
@@ -25,8 +75,8 @@
       </w:tblPr>
       <w:tblGrid>
         <w:gridCol w:w="2245"/>
-        <w:gridCol w:w="2610"/>
-        <w:gridCol w:w="4050"/>
+        <w:gridCol w:w="3150"/>
+        <w:gridCol w:w="3870"/>
       </w:tblGrid>
       <w:tr>
         <w:tc>
@@ -40,25 +90,30 @@
                 <w:rFonts w:ascii="Consolas" w:hAnsi="Consolas" w:cstheme="majorHAnsi"/>
               </w:rPr>
             </w:pPr>
-            <w:r>
+          </w:p>
+        </w:tc>
+        <w:tc>
+          <w:tcPr>
+            <w:tcW w:w="3150" w:type="dxa"/>
+          </w:tcPr>
+          <w:p>
+            <w:pPr>
+              <w:spacing w:after="120" w:line="259" w:lineRule="auto"/>
               <w:rPr>
                 <w:rFonts w:ascii="Consolas" w:hAnsi="Consolas" w:cstheme="majorHAnsi"/>
               </w:rPr>
-              <w:t>Propert</w:t>
-            </w:r>
+            </w:pPr>
             <w:r>
               <w:rPr>
                 <w:rFonts w:ascii="Consolas" w:hAnsi="Consolas" w:cstheme="majorHAnsi"/>
               </w:rPr>
-              <w:t>y</w:t>
-            </w:r>
-            <w:bookmarkStart w:id="0" w:name="_GoBack"/>
-            <w:bookmarkEnd w:id="0"/>
-          </w:p>
-        </w:tc>
-        <w:tc>
-          <w:tcPr>
-            <w:tcW w:w="2610" w:type="dxa"/>
+              <w:t>Waterfall Model</w:t>
+            </w:r>
+          </w:p>
+        </w:tc>
+        <w:tc>
+          <w:tcPr>
+            <w:tcW w:w="3870" w:type="dxa"/>
           </w:tcPr>
           <w:p>
             <w:pPr>
@@ -71,26 +126,7 @@
               <w:rPr>
                 <w:rFonts w:ascii="Consolas" w:hAnsi="Consolas" w:cstheme="majorHAnsi"/>
               </w:rPr>
-              <w:t>WATERFALL MODEL</w:t>
-            </w:r>
-          </w:p>
-        </w:tc>
-        <w:tc>
-          <w:tcPr>
-            <w:tcW w:w="4050" w:type="dxa"/>
-          </w:tcPr>
-          <w:p>
-            <w:pPr>
-              <w:spacing w:after="120" w:line="259" w:lineRule="auto"/>
-              <w:rPr>
-                <w:rFonts w:ascii="Consolas" w:hAnsi="Consolas" w:cstheme="majorHAnsi"/>
-              </w:rPr>
-            </w:pPr>
-            <w:r>
-              <w:rPr>
-                <w:rFonts w:ascii="Consolas" w:hAnsi="Consolas" w:cstheme="majorHAnsi"/>
-              </w:rPr>
-              <w:t>V-MODEL</w:t>
+              <w:t>V-Model</w:t>
             </w:r>
           </w:p>
         </w:tc>
@@ -111,51 +147,75 @@
               <w:rPr>
                 <w:rFonts w:ascii="Consolas" w:hAnsi="Consolas"/>
               </w:rPr>
-              <w:t>change</w:t>
-            </w:r>
-          </w:p>
-        </w:tc>
-        <w:tc>
-          <w:tcPr>
-            <w:tcW w:w="2610" w:type="dxa"/>
-          </w:tcPr>
-          <w:p>
-            <w:pPr>
-              <w:spacing w:after="120"/>
-              <w:rPr>
-                <w:rFonts w:ascii="Consolas" w:hAnsi="Consolas"/>
-              </w:rPr>
-            </w:pPr>
-            <w:r>
-              <w:rPr>
-                <w:rFonts w:ascii="Consolas" w:hAnsi="Consolas"/>
-              </w:rPr>
-              <w:t>Difficult</w:t>
-            </w:r>
-          </w:p>
-        </w:tc>
-        <w:tc>
-          <w:tcPr>
-            <w:tcW w:w="4050" w:type="dxa"/>
-          </w:tcPr>
-          <w:p>
-            <w:pPr>
-              <w:spacing w:after="120"/>
-              <w:rPr>
-                <w:rFonts w:ascii="Consolas" w:hAnsi="Consolas"/>
-              </w:rPr>
-            </w:pPr>
-            <w:r>
-              <w:rPr>
-                <w:rFonts w:ascii="Consolas" w:hAnsi="Consolas"/>
-              </w:rPr>
-              <w:t>More d</w:t>
-            </w:r>
-            <w:r>
-              <w:rPr>
-                <w:rFonts w:ascii="Consolas" w:hAnsi="Consolas"/>
-              </w:rPr>
-              <w:t>ifficult</w:t>
+              <w:t>Requirement</w:t>
+            </w:r>
+          </w:p>
+        </w:tc>
+        <w:tc>
+          <w:tcPr>
+            <w:tcW w:w="3150" w:type="dxa"/>
+          </w:tcPr>
+          <w:p>
+            <w:pPr>
+              <w:spacing w:after="120"/>
+              <w:rPr>
+                <w:rFonts w:ascii="Consolas" w:hAnsi="Consolas"/>
+              </w:rPr>
+            </w:pPr>
+            <w:r>
+              <w:rPr>
+                <w:rFonts w:ascii="Consolas" w:hAnsi="Consolas"/>
+              </w:rPr>
+              <w:t>P</w:t>
+            </w:r>
+            <w:r>
+              <w:rPr>
+                <w:rFonts w:ascii="Consolas" w:hAnsi="Consolas"/>
+              </w:rPr>
+              <w:t>r</w:t>
+            </w:r>
+            <w:r>
+              <w:rPr>
+                <w:rFonts w:ascii="Consolas" w:hAnsi="Consolas"/>
+              </w:rPr>
+              <w:t>e</w:t>
+            </w:r>
+            <w:r>
+              <w:rPr>
+                <w:rFonts w:ascii="Consolas" w:hAnsi="Consolas"/>
+              </w:rPr>
+              <w:t>defined</w:t>
+            </w:r>
+          </w:p>
+        </w:tc>
+        <w:tc>
+          <w:tcPr>
+            <w:tcW w:w="3870" w:type="dxa"/>
+          </w:tcPr>
+          <w:p>
+            <w:pPr>
+              <w:spacing w:after="120"/>
+              <w:rPr>
+                <w:rFonts w:ascii="Consolas" w:hAnsi="Consolas"/>
+              </w:rPr>
+            </w:pPr>
+            <w:r>
+              <w:rPr>
+                <w:rFonts w:ascii="Consolas" w:hAnsi="Consolas"/>
+              </w:rPr>
+              <w:t>P</w:t>
+            </w:r>
+            <w:r>
+              <w:rPr>
+                <w:rFonts w:ascii="Consolas" w:hAnsi="Consolas"/>
+              </w:rPr>
+              <w:t>re</w:t>
+            </w:r>
+            <w:r>
+              <w:rPr>
+                <w:rFonts w:ascii="Consolas" w:hAnsi="Consolas"/>
+              </w:rPr>
+              <w:t>defined</w:t>
             </w:r>
           </w:p>
         </w:tc>
@@ -167,57 +227,94 @@
           </w:tcPr>
           <w:p>
             <w:pPr>
-              <w:spacing w:after="120"/>
-              <w:rPr>
-                <w:rFonts w:ascii="Consolas" w:hAnsi="Consolas"/>
-              </w:rPr>
-            </w:pPr>
-            <w:r>
-              <w:rPr>
-                <w:rFonts w:ascii="Consolas" w:hAnsi="Consolas" w:cs="Arial"/>
-                <w:shd w:val="clear" w:color="auto" w:fill="FFFFFF"/>
-              </w:rPr>
-              <w:t>testing</w:t>
-            </w:r>
-          </w:p>
-        </w:tc>
-        <w:tc>
-          <w:tcPr>
-            <w:tcW w:w="2610" w:type="dxa"/>
-          </w:tcPr>
-          <w:p>
-            <w:pPr>
-              <w:spacing w:after="120"/>
-              <w:rPr>
-                <w:rFonts w:ascii="Consolas" w:hAnsi="Consolas"/>
-              </w:rPr>
-            </w:pPr>
-            <w:r>
-              <w:rPr>
-                <w:rFonts w:ascii="Consolas" w:hAnsi="Consolas" w:cs="Arial"/>
-                <w:shd w:val="clear" w:color="auto" w:fill="FFFFFF"/>
-              </w:rPr>
-              <w:t>after completion of coding</w:t>
-            </w:r>
-          </w:p>
-        </w:tc>
-        <w:tc>
-          <w:tcPr>
-            <w:tcW w:w="4050" w:type="dxa"/>
-          </w:tcPr>
-          <w:p>
-            <w:pPr>
-              <w:spacing w:after="120"/>
-              <w:rPr>
-                <w:rFonts w:ascii="Consolas" w:hAnsi="Consolas"/>
-              </w:rPr>
-            </w:pPr>
-            <w:r>
-              <w:rPr>
-                <w:rFonts w:ascii="Consolas" w:hAnsi="Consolas" w:cs="Arial"/>
-                <w:shd w:val="clear" w:color="auto" w:fill="FFFFFF"/>
-              </w:rPr>
-              <w:t>start with the first stage</w:t>
+              <w:spacing w:after="120" w:line="259" w:lineRule="auto"/>
+              <w:rPr>
+                <w:rFonts w:ascii="Consolas" w:hAnsi="Consolas" w:cstheme="majorHAnsi"/>
+              </w:rPr>
+            </w:pPr>
+            <w:r>
+              <w:rPr>
+                <w:rFonts w:ascii="Consolas" w:hAnsi="Consolas"/>
+              </w:rPr>
+              <w:t>Documentation</w:t>
+            </w:r>
+          </w:p>
+        </w:tc>
+        <w:tc>
+          <w:tcPr>
+            <w:tcW w:w="3150" w:type="dxa"/>
+          </w:tcPr>
+          <w:p>
+            <w:pPr>
+              <w:tabs>
+                <w:tab w:val="left" w:pos="916"/>
+                <w:tab w:val="left" w:pos="1832"/>
+                <w:tab w:val="left" w:pos="2748"/>
+                <w:tab w:val="left" w:pos="3664"/>
+                <w:tab w:val="left" w:pos="4580"/>
+                <w:tab w:val="left" w:pos="5496"/>
+                <w:tab w:val="left" w:pos="6412"/>
+                <w:tab w:val="left" w:pos="7328"/>
+                <w:tab w:val="left" w:pos="8244"/>
+                <w:tab w:val="left" w:pos="9160"/>
+                <w:tab w:val="left" w:pos="10076"/>
+                <w:tab w:val="left" w:pos="10992"/>
+                <w:tab w:val="left" w:pos="11908"/>
+                <w:tab w:val="left" w:pos="12824"/>
+                <w:tab w:val="left" w:pos="13740"/>
+                <w:tab w:val="left" w:pos="14656"/>
+              </w:tabs>
+              <w:rPr>
+                <w:rFonts w:ascii="Consolas" w:eastAsia="Times New Roman" w:hAnsi="Consolas" w:cs="Courier New"/>
+                <w:color w:val="24292E"/>
+              </w:rPr>
+            </w:pPr>
+            <w:r>
+              <w:rPr>
+                <w:rFonts w:ascii="Consolas" w:eastAsia="Times New Roman" w:hAnsi="Consolas" w:cs="Courier New"/>
+                <w:color w:val="24292E"/>
+                <w:bdr w:val="none" w:sz="0" w:space="0" w:color="auto" w:frame="1"/>
+              </w:rPr>
+              <w:t>Excellent</w:t>
+            </w:r>
+          </w:p>
+        </w:tc>
+        <w:tc>
+          <w:tcPr>
+            <w:tcW w:w="3870" w:type="dxa"/>
+          </w:tcPr>
+          <w:p>
+            <w:pPr>
+              <w:tabs>
+                <w:tab w:val="left" w:pos="916"/>
+                <w:tab w:val="left" w:pos="1832"/>
+                <w:tab w:val="left" w:pos="2748"/>
+                <w:tab w:val="left" w:pos="3664"/>
+                <w:tab w:val="left" w:pos="4580"/>
+                <w:tab w:val="left" w:pos="5496"/>
+                <w:tab w:val="left" w:pos="6412"/>
+                <w:tab w:val="left" w:pos="7328"/>
+                <w:tab w:val="left" w:pos="8244"/>
+                <w:tab w:val="left" w:pos="9160"/>
+                <w:tab w:val="left" w:pos="10076"/>
+                <w:tab w:val="left" w:pos="10992"/>
+                <w:tab w:val="left" w:pos="11908"/>
+                <w:tab w:val="left" w:pos="12824"/>
+                <w:tab w:val="left" w:pos="13740"/>
+                <w:tab w:val="left" w:pos="14656"/>
+              </w:tabs>
+              <w:rPr>
+                <w:rFonts w:ascii="Consolas" w:eastAsia="Times New Roman" w:hAnsi="Consolas" w:cs="Courier New"/>
+                <w:color w:val="24292E"/>
+              </w:rPr>
+            </w:pPr>
+            <w:r>
+              <w:rPr>
+                <w:rFonts w:ascii="Consolas" w:eastAsia="Times New Roman" w:hAnsi="Consolas" w:cs="Courier New"/>
+                <w:color w:val="24292E"/>
+                <w:bdr w:val="none" w:sz="0" w:space="0" w:color="auto" w:frame="1"/>
+              </w:rPr>
+              <w:t>Excellent</w:t>
             </w:r>
           </w:p>
         </w:tc>
@@ -229,58 +326,99 @@
           </w:tcPr>
           <w:p>
             <w:pPr>
-              <w:spacing w:after="120"/>
-              <w:rPr>
-                <w:rFonts w:ascii="Consolas" w:hAnsi="Consolas" w:cs="Arial"/>
-                <w:shd w:val="clear" w:color="auto" w:fill="FFFFFF"/>
-              </w:rPr>
-            </w:pPr>
-            <w:r>
-              <w:rPr>
-                <w:rFonts w:ascii="Consolas" w:hAnsi="Consolas" w:cs="Arial"/>
-                <w:shd w:val="clear" w:color="auto" w:fill="FFFFFF"/>
-              </w:rPr>
-              <w:t>Risk</w:t>
-            </w:r>
-          </w:p>
-        </w:tc>
-        <w:tc>
-          <w:tcPr>
-            <w:tcW w:w="2610" w:type="dxa"/>
-          </w:tcPr>
-          <w:p>
-            <w:pPr>
-              <w:spacing w:after="120"/>
-              <w:rPr>
-                <w:rFonts w:ascii="Consolas" w:hAnsi="Consolas" w:cs="Arial"/>
-                <w:shd w:val="clear" w:color="auto" w:fill="FFFFFF"/>
-              </w:rPr>
-            </w:pPr>
-            <w:r>
-              <w:rPr>
-                <w:rFonts w:ascii="Consolas" w:hAnsi="Consolas"/>
-              </w:rPr>
-              <w:t>high</w:t>
-            </w:r>
-          </w:p>
-        </w:tc>
-        <w:tc>
-          <w:tcPr>
-            <w:tcW w:w="4050" w:type="dxa"/>
-          </w:tcPr>
-          <w:p>
-            <w:pPr>
-              <w:spacing w:after="120"/>
-              <w:rPr>
-                <w:rFonts w:ascii="Consolas" w:hAnsi="Consolas" w:cs="Arial"/>
-                <w:shd w:val="clear" w:color="auto" w:fill="FFFFFF"/>
-              </w:rPr>
-            </w:pPr>
-            <w:r>
-              <w:rPr>
-                <w:rFonts w:ascii="Consolas" w:hAnsi="Consolas"/>
-              </w:rPr>
-              <w:t>low</w:t>
+              <w:spacing w:after="120" w:line="259" w:lineRule="auto"/>
+              <w:rPr>
+                <w:rFonts w:ascii="Consolas" w:hAnsi="Consolas" w:cstheme="majorHAnsi"/>
+              </w:rPr>
+            </w:pPr>
+            <w:r>
+              <w:rPr>
+                <w:rFonts w:ascii="Consolas" w:hAnsi="Consolas" w:cs="Arial"/>
+                <w:shd w:val="clear" w:color="auto" w:fill="FFFFFF"/>
+              </w:rPr>
+              <w:t xml:space="preserve">Customer </w:t>
+            </w:r>
+            <w:r>
+              <w:rPr>
+                <w:rFonts w:ascii="Consolas" w:hAnsi="Consolas" w:cs="Arial"/>
+                <w:shd w:val="clear" w:color="auto" w:fill="FFFFFF"/>
+              </w:rPr>
+              <w:t>i</w:t>
+            </w:r>
+            <w:r>
+              <w:rPr>
+                <w:rFonts w:ascii="Consolas" w:hAnsi="Consolas" w:cs="Arial"/>
+                <w:shd w:val="clear" w:color="auto" w:fill="FFFFFF"/>
+              </w:rPr>
+              <w:t>nvolvement</w:t>
+            </w:r>
+          </w:p>
+        </w:tc>
+        <w:tc>
+          <w:tcPr>
+            <w:tcW w:w="3150" w:type="dxa"/>
+          </w:tcPr>
+          <w:p>
+            <w:pPr>
+              <w:spacing w:after="120" w:line="259" w:lineRule="auto"/>
+              <w:rPr>
+                <w:rFonts w:ascii="Consolas" w:hAnsi="Consolas" w:cstheme="majorHAnsi"/>
+              </w:rPr>
+            </w:pPr>
+            <w:r>
+              <w:rPr>
+                <w:rFonts w:ascii="Consolas" w:hAnsi="Consolas" w:cs="Arial"/>
+                <w:shd w:val="clear" w:color="auto" w:fill="FFFFFF"/>
+              </w:rPr>
+              <w:t>Only at</w:t>
+            </w:r>
+            <w:r>
+              <w:rPr>
+                <w:rFonts w:ascii="Consolas" w:hAnsi="Consolas" w:cs="Arial"/>
+                <w:shd w:val="clear" w:color="auto" w:fill="FFFFFF"/>
+              </w:rPr>
+              <w:t xml:space="preserve"> the </w:t>
+            </w:r>
+            <w:r>
+              <w:rPr>
+                <w:rFonts w:ascii="Consolas" w:hAnsi="Consolas" w:cs="Arial"/>
+                <w:shd w:val="clear" w:color="auto" w:fill="FFFFFF"/>
+              </w:rPr>
+              <w:t>beginning</w:t>
+            </w:r>
+          </w:p>
+        </w:tc>
+        <w:tc>
+          <w:tcPr>
+            <w:tcW w:w="3870" w:type="dxa"/>
+          </w:tcPr>
+          <w:p>
+            <w:pPr>
+              <w:spacing w:after="120" w:line="259" w:lineRule="auto"/>
+              <w:rPr>
+                <w:rFonts w:ascii="Consolas" w:hAnsi="Consolas" w:cstheme="majorHAnsi"/>
+              </w:rPr>
+            </w:pPr>
+            <w:r>
+              <w:rPr>
+                <w:rFonts w:ascii="Consolas" w:hAnsi="Consolas" w:cs="Arial"/>
+                <w:shd w:val="clear" w:color="auto" w:fill="FFFFFF"/>
+              </w:rPr>
+              <w:t>Only at</w:t>
+            </w:r>
+            <w:r>
+              <w:rPr>
+                <w:rFonts w:ascii="Consolas" w:hAnsi="Consolas" w:cs="Arial"/>
+                <w:shd w:val="clear" w:color="auto" w:fill="FFFFFF"/>
+              </w:rPr>
+              <w:t xml:space="preserve"> the </w:t>
+            </w:r>
+            <w:r>
+              <w:rPr>
+                <w:rFonts w:ascii="Consolas" w:hAnsi="Consolas" w:cs="Arial"/>
+                <w:shd w:val="clear" w:color="auto" w:fill="FFFFFF"/>
+              </w:rPr>
+              <w:t>beginning</w:t>
             </w:r>
           </w:p>
         </w:tc>
@@ -300,47 +438,303 @@
             </w:pPr>
             <w:r>
               <w:rPr>
-                <w:rFonts w:ascii="Consolas" w:hAnsi="Consolas"/>
-              </w:rPr>
-              <w:t>cost</w:t>
-            </w:r>
-          </w:p>
-        </w:tc>
-        <w:tc>
-          <w:tcPr>
-            <w:tcW w:w="2610" w:type="dxa"/>
-          </w:tcPr>
-          <w:p>
-            <w:pPr>
-              <w:spacing w:after="120"/>
-              <w:rPr>
-                <w:rFonts w:ascii="Consolas" w:hAnsi="Consolas"/>
-              </w:rPr>
-            </w:pPr>
-            <w:r>
-              <w:rPr>
-                <w:rFonts w:ascii="Consolas" w:hAnsi="Consolas"/>
-              </w:rPr>
-              <w:t xml:space="preserve">low </w:t>
-            </w:r>
-          </w:p>
-        </w:tc>
-        <w:tc>
-          <w:tcPr>
-            <w:tcW w:w="4050" w:type="dxa"/>
-          </w:tcPr>
-          <w:p>
-            <w:pPr>
-              <w:spacing w:after="120"/>
-              <w:rPr>
-                <w:rFonts w:ascii="Consolas" w:hAnsi="Consolas"/>
-              </w:rPr>
-            </w:pPr>
-            <w:r>
-              <w:rPr>
-                <w:rFonts w:ascii="Consolas" w:hAnsi="Consolas"/>
-              </w:rPr>
-              <w:t>high</w:t>
+                <w:rFonts w:ascii="Consolas" w:hAnsi="Consolas" w:cs="Arial"/>
+                <w:shd w:val="clear" w:color="auto" w:fill="FFFFFF"/>
+              </w:rPr>
+              <w:t>Customer evaluation and feedback</w:t>
+            </w:r>
+          </w:p>
+        </w:tc>
+        <w:tc>
+          <w:tcPr>
+            <w:tcW w:w="3150" w:type="dxa"/>
+          </w:tcPr>
+          <w:p>
+            <w:pPr>
+              <w:spacing w:after="120"/>
+              <w:rPr>
+                <w:rFonts w:ascii="Consolas" w:hAnsi="Consolas" w:cs="Arial"/>
+                <w:shd w:val="clear" w:color="auto" w:fill="FFFFFF"/>
+              </w:rPr>
+            </w:pPr>
+            <w:r>
+              <w:rPr>
+                <w:rFonts w:ascii="Consolas" w:hAnsi="Consolas" w:cs="Arial"/>
+                <w:shd w:val="clear" w:color="auto" w:fill="FFFFFF"/>
+              </w:rPr>
+              <w:t>Only at</w:t>
+            </w:r>
+            <w:r>
+              <w:rPr>
+                <w:rFonts w:ascii="Consolas" w:hAnsi="Consolas" w:cs="Arial"/>
+                <w:shd w:val="clear" w:color="auto" w:fill="FFFFFF"/>
+              </w:rPr>
+              <w:t xml:space="preserve"> the end</w:t>
+            </w:r>
+          </w:p>
+        </w:tc>
+        <w:tc>
+          <w:tcPr>
+            <w:tcW w:w="3870" w:type="dxa"/>
+          </w:tcPr>
+          <w:p>
+            <w:pPr>
+              <w:spacing w:after="120"/>
+              <w:rPr>
+                <w:rFonts w:ascii="Consolas" w:hAnsi="Consolas" w:cs="Arial"/>
+                <w:shd w:val="clear" w:color="auto" w:fill="FFFFFF"/>
+              </w:rPr>
+            </w:pPr>
+            <w:r>
+              <w:rPr>
+                <w:rFonts w:ascii="Consolas" w:hAnsi="Consolas" w:cs="Arial"/>
+                <w:shd w:val="clear" w:color="auto" w:fill="FFFFFF"/>
+              </w:rPr>
+              <w:t>Only at</w:t>
+            </w:r>
+            <w:r>
+              <w:rPr>
+                <w:rFonts w:ascii="Consolas" w:hAnsi="Consolas" w:cs="Arial"/>
+                <w:shd w:val="clear" w:color="auto" w:fill="FFFFFF"/>
+              </w:rPr>
+              <w:t xml:space="preserve"> the end</w:t>
+            </w:r>
+          </w:p>
+        </w:tc>
+      </w:tr>
+      <w:tr>
+        <w:tc>
+          <w:tcPr>
+            <w:tcW w:w="2245" w:type="dxa"/>
+          </w:tcPr>
+          <w:p>
+            <w:pPr>
+              <w:spacing w:after="120"/>
+              <w:rPr>
+                <w:rFonts w:ascii="Consolas" w:hAnsi="Consolas" w:cs="Arial"/>
+                <w:shd w:val="clear" w:color="auto" w:fill="FFFFFF"/>
+              </w:rPr>
+            </w:pPr>
+            <w:r>
+              <w:rPr>
+                <w:rFonts w:ascii="Consolas" w:hAnsi="Consolas" w:cs="Arial"/>
+                <w:shd w:val="clear" w:color="auto" w:fill="FFFFFF"/>
+              </w:rPr>
+              <w:t xml:space="preserve">Working </w:t>
+            </w:r>
+            <w:r>
+              <w:rPr>
+                <w:rFonts w:ascii="Consolas" w:hAnsi="Consolas" w:cs="Arial"/>
+                <w:shd w:val="clear" w:color="auto" w:fill="FFFFFF"/>
+              </w:rPr>
+              <w:t>module</w:t>
+            </w:r>
+            <w:r>
+              <w:rPr>
+                <w:rFonts w:ascii="Consolas" w:hAnsi="Consolas" w:cs="Arial"/>
+                <w:shd w:val="clear" w:color="auto" w:fill="FFFFFF"/>
+              </w:rPr>
+              <w:t xml:space="preserve"> availability</w:t>
+            </w:r>
+          </w:p>
+        </w:tc>
+        <w:tc>
+          <w:tcPr>
+            <w:tcW w:w="3150" w:type="dxa"/>
+          </w:tcPr>
+          <w:p>
+            <w:pPr>
+              <w:spacing w:after="120"/>
+              <w:rPr>
+                <w:rFonts w:ascii="Consolas" w:hAnsi="Consolas" w:cs="Arial"/>
+                <w:shd w:val="clear" w:color="auto" w:fill="FFFFFF"/>
+              </w:rPr>
+            </w:pPr>
+            <w:r>
+              <w:rPr>
+                <w:rFonts w:ascii="Consolas" w:hAnsi="Consolas" w:cs="Arial"/>
+                <w:shd w:val="clear" w:color="auto" w:fill="FFFFFF"/>
+              </w:rPr>
+              <w:t>Only at</w:t>
+            </w:r>
+            <w:r>
+              <w:rPr>
+                <w:rFonts w:ascii="Consolas" w:hAnsi="Consolas" w:cs="Arial"/>
+                <w:shd w:val="clear" w:color="auto" w:fill="FFFFFF"/>
+              </w:rPr>
+              <w:t xml:space="preserve"> the end</w:t>
+            </w:r>
+          </w:p>
+        </w:tc>
+        <w:tc>
+          <w:tcPr>
+            <w:tcW w:w="3870" w:type="dxa"/>
+          </w:tcPr>
+          <w:p>
+            <w:pPr>
+              <w:spacing w:after="120"/>
+              <w:rPr>
+                <w:rFonts w:ascii="Consolas" w:hAnsi="Consolas" w:cs="Arial"/>
+                <w:shd w:val="clear" w:color="auto" w:fill="FFFFFF"/>
+              </w:rPr>
+            </w:pPr>
+            <w:r>
+              <w:rPr>
+                <w:rFonts w:ascii="Consolas" w:hAnsi="Consolas" w:cs="Arial"/>
+                <w:shd w:val="clear" w:color="auto" w:fill="FFFFFF"/>
+              </w:rPr>
+              <w:t>Only at</w:t>
+            </w:r>
+            <w:r>
+              <w:rPr>
+                <w:rFonts w:ascii="Consolas" w:hAnsi="Consolas" w:cs="Arial"/>
+                <w:shd w:val="clear" w:color="auto" w:fill="FFFFFF"/>
+              </w:rPr>
+              <w:t xml:space="preserve"> the end</w:t>
+            </w:r>
+          </w:p>
+        </w:tc>
+      </w:tr>
+      <w:tr>
+        <w:tc>
+          <w:tcPr>
+            <w:tcW w:w="2245" w:type="dxa"/>
+          </w:tcPr>
+          <w:p>
+            <w:pPr>
+              <w:spacing w:after="120"/>
+              <w:rPr>
+                <w:rFonts w:ascii="Consolas" w:hAnsi="Consolas" w:cs="Arial"/>
+                <w:shd w:val="clear" w:color="auto" w:fill="FFFFFF"/>
+              </w:rPr>
+            </w:pPr>
+            <w:r>
+              <w:rPr>
+                <w:rFonts w:ascii="Consolas" w:hAnsi="Consolas" w:cs="Arial"/>
+                <w:shd w:val="clear" w:color="auto" w:fill="FFFFFF"/>
+              </w:rPr>
+              <w:t>Progress measurable</w:t>
+            </w:r>
+          </w:p>
+        </w:tc>
+        <w:tc>
+          <w:tcPr>
+            <w:tcW w:w="3150" w:type="dxa"/>
+          </w:tcPr>
+          <w:p>
+            <w:pPr>
+              <w:spacing w:after="120"/>
+              <w:rPr>
+                <w:rFonts w:ascii="Consolas" w:hAnsi="Consolas" w:cs="Arial"/>
+                <w:shd w:val="clear" w:color="auto" w:fill="FFFFFF"/>
+              </w:rPr>
+            </w:pPr>
+            <w:r>
+              <w:rPr>
+                <w:rFonts w:ascii="Consolas" w:hAnsi="Consolas" w:cs="Arial"/>
+                <w:shd w:val="clear" w:color="auto" w:fill="FFFFFF"/>
+              </w:rPr>
+              <w:t>No</w:t>
+            </w:r>
+          </w:p>
+        </w:tc>
+        <w:tc>
+          <w:tcPr>
+            <w:tcW w:w="3870" w:type="dxa"/>
+          </w:tcPr>
+          <w:p>
+            <w:pPr>
+              <w:spacing w:after="120"/>
+              <w:rPr>
+                <w:rFonts w:ascii="Consolas" w:hAnsi="Consolas" w:cs="Arial"/>
+                <w:shd w:val="clear" w:color="auto" w:fill="FFFFFF"/>
+              </w:rPr>
+            </w:pPr>
+            <w:r>
+              <w:rPr>
+                <w:rFonts w:ascii="Consolas" w:hAnsi="Consolas" w:cs="Arial"/>
+                <w:shd w:val="clear" w:color="auto" w:fill="FFFFFF"/>
+              </w:rPr>
+              <w:t>No</w:t>
+            </w:r>
+          </w:p>
+        </w:tc>
+      </w:tr>
+      <w:tr>
+        <w:tc>
+          <w:tcPr>
+            <w:tcW w:w="2245" w:type="dxa"/>
+          </w:tcPr>
+          <w:p>
+            <w:pPr>
+              <w:rPr>
+                <w:rFonts w:ascii="Consolas" w:hAnsi="Consolas" w:cs="Arial"/>
+                <w:shd w:val="clear" w:color="auto" w:fill="FFFFFF"/>
+              </w:rPr>
+            </w:pPr>
+            <w:r>
+              <w:rPr>
+                <w:rFonts w:ascii="Consolas" w:hAnsi="Consolas" w:cs="Arial"/>
+                <w:shd w:val="clear" w:color="auto" w:fill="FFFFFF"/>
+              </w:rPr>
+              <w:t xml:space="preserve">Parallel </w:t>
+            </w:r>
+          </w:p>
+          <w:p>
+            <w:pPr>
+              <w:rPr>
+                <w:rFonts w:ascii="Consolas" w:hAnsi="Consolas" w:cs="Arial"/>
+                <w:shd w:val="clear" w:color="auto" w:fill="FFFFFF"/>
+              </w:rPr>
+            </w:pPr>
+            <w:r>
+              <w:rPr>
+                <w:rFonts w:ascii="Consolas" w:hAnsi="Consolas" w:cs="Arial"/>
+                <w:shd w:val="clear" w:color="auto" w:fill="FFFFFF"/>
+              </w:rPr>
+              <w:t>development</w:t>
+            </w:r>
+          </w:p>
+        </w:tc>
+        <w:tc>
+          <w:tcPr>
+            <w:tcW w:w="3150" w:type="dxa"/>
+          </w:tcPr>
+          <w:p>
+            <w:pPr>
+              <w:spacing w:after="120"/>
+              <w:rPr>
+                <w:rFonts w:ascii="Consolas" w:hAnsi="Consolas" w:cs="Arial"/>
+                <w:shd w:val="clear" w:color="auto" w:fill="FFFFFF"/>
+              </w:rPr>
+            </w:pPr>
+            <w:r>
+              <w:rPr>
+                <w:rFonts w:ascii="Consolas" w:hAnsi="Consolas" w:cs="Arial"/>
+                <w:shd w:val="clear" w:color="auto" w:fill="FFFFFF"/>
+              </w:rPr>
+              <w:t>No</w:t>
+            </w:r>
+          </w:p>
+        </w:tc>
+        <w:tc>
+          <w:tcPr>
+            <w:tcW w:w="3870" w:type="dxa"/>
+          </w:tcPr>
+          <w:p>
+            <w:pPr>
+              <w:spacing w:after="120"/>
+              <w:rPr>
+                <w:rFonts w:ascii="Consolas" w:hAnsi="Consolas" w:cs="Arial"/>
+                <w:shd w:val="clear" w:color="auto" w:fill="FFFFFF"/>
+              </w:rPr>
+            </w:pPr>
+            <w:r>
+              <w:rPr>
+                <w:rFonts w:ascii="Consolas" w:hAnsi="Consolas" w:cs="Arial"/>
+                <w:shd w:val="clear" w:color="auto" w:fill="FFFFFF"/>
+              </w:rPr>
+              <w:t>No</w:t>
             </w:r>
           </w:p>
         </w:tc>
@@ -361,29 +755,54 @@
           <w:shd w:val="clear" w:color="auto" w:fill="FFFFFF"/>
         </w:rPr>
       </w:pPr>
-    </w:p>
-    <w:p>
-      <w:pPr>
-        <w:rPr>
-          <w:rFonts w:ascii="Consolas" w:hAnsi="Consolas" w:cstheme="majorHAnsi"/>
-          <w:shd w:val="clear" w:color="auto" w:fill="FFFFFF"/>
-        </w:rPr>
-      </w:pPr>
-      <w:proofErr w:type="spellStart"/>
       <w:r>
         <w:rPr>
           <w:rFonts w:ascii="Consolas" w:hAnsi="Consolas" w:cstheme="majorHAnsi"/>
           <w:shd w:val="clear" w:color="auto" w:fill="FFFFFF"/>
         </w:rPr>
-        <w:t>Smimiliraty</w:t>
+        <w:t xml:space="preserve">Difference between </w:t>
       </w:r>
-      <w:proofErr w:type="spellEnd"/>
       <w:r>
         <w:rPr>
           <w:rFonts w:ascii="Consolas" w:hAnsi="Consolas" w:cstheme="majorHAnsi"/>
           <w:shd w:val="clear" w:color="auto" w:fill="FFFFFF"/>
         </w:rPr>
-        <w:t xml:space="preserve"> between V-model and Waterfall model:</w:t>
+        <w:t>Waterfall</w:t>
+      </w:r>
+      <w:r>
+        <w:rPr>
+          <w:rFonts w:ascii="Consolas" w:hAnsi="Consolas" w:cstheme="majorHAnsi"/>
+          <w:shd w:val="clear" w:color="auto" w:fill="FFFFFF"/>
+        </w:rPr>
+        <w:t xml:space="preserve"> </w:t>
+      </w:r>
+      <w:r>
+        <w:rPr>
+          <w:rFonts w:ascii="Consolas" w:hAnsi="Consolas" w:cstheme="majorHAnsi"/>
+          <w:shd w:val="clear" w:color="auto" w:fill="FFFFFF"/>
+        </w:rPr>
+        <w:t>and</w:t>
+      </w:r>
+      <w:r>
+        <w:rPr>
+          <w:rFonts w:ascii="Consolas" w:hAnsi="Consolas" w:cstheme="majorHAnsi"/>
+          <w:shd w:val="clear" w:color="auto" w:fill="FFFFFF"/>
+        </w:rPr>
+        <w:t xml:space="preserve"> </w:t>
+      </w:r>
+      <w:r>
+        <w:rPr>
+          <w:rFonts w:ascii="Consolas" w:hAnsi="Consolas" w:cstheme="majorHAnsi"/>
+          <w:shd w:val="clear" w:color="auto" w:fill="FFFFFF"/>
+        </w:rPr>
+        <w:t>V-model model</w:t>
+      </w:r>
+      <w:r>
+        <w:rPr>
+          <w:rFonts w:ascii="Consolas" w:hAnsi="Consolas" w:cstheme="majorHAnsi"/>
+          <w:shd w:val="clear" w:color="auto" w:fill="FFFFFF"/>
+        </w:rPr>
+        <w:t>:</w:t>
       </w:r>
     </w:p>
     <w:tbl>
@@ -394,8 +813,8 @@
       </w:tblPr>
       <w:tblGrid>
         <w:gridCol w:w="2245"/>
-        <w:gridCol w:w="2610"/>
-        <w:gridCol w:w="4050"/>
+        <w:gridCol w:w="3150"/>
+        <w:gridCol w:w="3870"/>
       </w:tblGrid>
       <w:tr>
         <w:tc>
@@ -409,36 +828,30 @@
                 <w:rFonts w:ascii="Consolas" w:hAnsi="Consolas" w:cstheme="majorHAnsi"/>
               </w:rPr>
             </w:pPr>
-            <w:r>
+          </w:p>
+        </w:tc>
+        <w:tc>
+          <w:tcPr>
+            <w:tcW w:w="3150" w:type="dxa"/>
+          </w:tcPr>
+          <w:p>
+            <w:pPr>
+              <w:spacing w:after="120" w:line="259" w:lineRule="auto"/>
               <w:rPr>
                 <w:rFonts w:ascii="Consolas" w:hAnsi="Consolas" w:cstheme="majorHAnsi"/>
               </w:rPr>
-              <w:t>Property</w:t>
-            </w:r>
-          </w:p>
-        </w:tc>
-        <w:tc>
-          <w:tcPr>
-            <w:tcW w:w="2610" w:type="dxa"/>
-          </w:tcPr>
-          <w:p>
-            <w:pPr>
-              <w:spacing w:after="120" w:line="259" w:lineRule="auto"/>
+            </w:pPr>
+            <w:r>
               <w:rPr>
                 <w:rFonts w:ascii="Consolas" w:hAnsi="Consolas" w:cstheme="majorHAnsi"/>
               </w:rPr>
-            </w:pPr>
-            <w:r>
-              <w:rPr>
-                <w:rFonts w:ascii="Consolas" w:hAnsi="Consolas" w:cstheme="majorHAnsi"/>
-              </w:rPr>
               <w:t>WATERFALL MODEL</w:t>
             </w:r>
           </w:p>
         </w:tc>
         <w:tc>
           <w:tcPr>
-            <w:tcW w:w="4050" w:type="dxa"/>
+            <w:tcW w:w="3870" w:type="dxa"/>
           </w:tcPr>
           <w:p>
             <w:pPr>
@@ -472,13 +885,31 @@
               <w:rPr>
                 <w:rFonts w:ascii="Consolas" w:hAnsi="Consolas"/>
               </w:rPr>
+              <w:t>C</w:t>
+            </w:r>
+            <w:r>
+              <w:rPr>
+                <w:rFonts w:ascii="Consolas" w:hAnsi="Consolas"/>
+              </w:rPr>
+              <w:t>hange</w:t>
+            </w:r>
+            <w:r>
+              <w:rPr>
+                <w:rFonts w:ascii="Consolas" w:hAnsi="Consolas"/>
+              </w:rPr>
+              <w:t xml:space="preserve"> </w:t>
+            </w:r>
+            <w:r>
+              <w:rPr>
+                <w:rFonts w:ascii="Consolas" w:hAnsi="Consolas"/>
+              </w:rPr>
               <w:t>Requirement</w:t>
             </w:r>
           </w:p>
         </w:tc>
         <w:tc>
           <w:tcPr>
-            <w:tcW w:w="2610" w:type="dxa"/>
+            <w:tcW w:w="3150" w:type="dxa"/>
           </w:tcPr>
           <w:p>
             <w:pPr>
@@ -497,7 +928,7 @@
         </w:tc>
         <w:tc>
           <w:tcPr>
-            <w:tcW w:w="4050" w:type="dxa"/>
+            <w:tcW w:w="3870" w:type="dxa"/>
           </w:tcPr>
           <w:p>
             <w:pPr>
@@ -528,54 +959,78 @@
           </w:tcPr>
           <w:p>
             <w:pPr>
-              <w:spacing w:after="120" w:line="259" w:lineRule="auto"/>
-              <w:rPr>
-                <w:rFonts w:ascii="Consolas" w:hAnsi="Consolas" w:cstheme="majorHAnsi"/>
-              </w:rPr>
-            </w:pPr>
-            <w:r>
-              <w:rPr>
-                <w:rFonts w:ascii="Consolas" w:hAnsi="Consolas"/>
-              </w:rPr>
-              <w:t>User Involvement</w:t>
-            </w:r>
-          </w:p>
-        </w:tc>
-        <w:tc>
-          <w:tcPr>
-            <w:tcW w:w="2610" w:type="dxa"/>
-          </w:tcPr>
-          <w:p>
-            <w:pPr>
-              <w:spacing w:after="120" w:line="259" w:lineRule="auto"/>
-              <w:rPr>
-                <w:rFonts w:ascii="Consolas" w:hAnsi="Consolas" w:cstheme="majorHAnsi"/>
-              </w:rPr>
-            </w:pPr>
-            <w:r>
-              <w:rPr>
-                <w:rFonts w:ascii="Consolas" w:hAnsi="Consolas"/>
-              </w:rPr>
-              <w:t xml:space="preserve">low </w:t>
-            </w:r>
-          </w:p>
-        </w:tc>
-        <w:tc>
-          <w:tcPr>
-            <w:tcW w:w="4050" w:type="dxa"/>
-          </w:tcPr>
-          <w:p>
-            <w:pPr>
-              <w:spacing w:after="120" w:line="259" w:lineRule="auto"/>
-              <w:rPr>
-                <w:rFonts w:ascii="Consolas" w:hAnsi="Consolas" w:cstheme="majorHAnsi"/>
-              </w:rPr>
-            </w:pPr>
-            <w:r>
-              <w:rPr>
-                <w:rFonts w:ascii="Consolas" w:hAnsi="Consolas"/>
-              </w:rPr>
-              <w:t>high</w:t>
+              <w:spacing w:after="120"/>
+              <w:rPr>
+                <w:rFonts w:ascii="Consolas" w:hAnsi="Consolas"/>
+              </w:rPr>
+            </w:pPr>
+            <w:r>
+              <w:rPr>
+                <w:rFonts w:ascii="Consolas" w:hAnsi="Consolas" w:cs="Arial"/>
+                <w:shd w:val="clear" w:color="auto" w:fill="FFFFFF"/>
+              </w:rPr>
+              <w:t>T</w:t>
+            </w:r>
+            <w:r>
+              <w:rPr>
+                <w:rFonts w:ascii="Consolas" w:hAnsi="Consolas" w:cs="Arial"/>
+                <w:shd w:val="clear" w:color="auto" w:fill="FFFFFF"/>
+              </w:rPr>
+              <w:t>esting</w:t>
+            </w:r>
+          </w:p>
+        </w:tc>
+        <w:tc>
+          <w:tcPr>
+            <w:tcW w:w="3150" w:type="dxa"/>
+          </w:tcPr>
+          <w:p>
+            <w:pPr>
+              <w:spacing w:after="120"/>
+              <w:rPr>
+                <w:rFonts w:ascii="Consolas" w:hAnsi="Consolas"/>
+              </w:rPr>
+            </w:pPr>
+            <w:r>
+              <w:rPr>
+                <w:rFonts w:ascii="Consolas" w:hAnsi="Consolas" w:cs="Arial"/>
+                <w:shd w:val="clear" w:color="auto" w:fill="FFFFFF"/>
+              </w:rPr>
+              <w:t>A</w:t>
+            </w:r>
+            <w:r>
+              <w:rPr>
+                <w:rFonts w:ascii="Consolas" w:hAnsi="Consolas" w:cs="Arial"/>
+                <w:shd w:val="clear" w:color="auto" w:fill="FFFFFF"/>
+              </w:rPr>
+              <w:t>fter completion of coding</w:t>
+            </w:r>
+          </w:p>
+        </w:tc>
+        <w:tc>
+          <w:tcPr>
+            <w:tcW w:w="3870" w:type="dxa"/>
+          </w:tcPr>
+          <w:p>
+            <w:pPr>
+              <w:spacing w:after="120"/>
+              <w:rPr>
+                <w:rFonts w:ascii="Consolas" w:hAnsi="Consolas"/>
+              </w:rPr>
+            </w:pPr>
+            <w:r>
+              <w:rPr>
+                <w:rFonts w:ascii="Consolas" w:hAnsi="Consolas" w:cs="Arial"/>
+                <w:shd w:val="clear" w:color="auto" w:fill="FFFFFF"/>
+              </w:rPr>
+              <w:t>S</w:t>
+            </w:r>
+            <w:r>
+              <w:rPr>
+                <w:rFonts w:ascii="Consolas" w:hAnsi="Consolas" w:cs="Arial"/>
+                <w:shd w:val="clear" w:color="auto" w:fill="FFFFFF"/>
+              </w:rPr>
+              <w:t>tart with the first stage</w:t>
             </w:r>
           </w:p>
         </w:tc>
@@ -587,62 +1042,2648 @@
           </w:tcPr>
           <w:p>
             <w:pPr>
-              <w:spacing w:after="120" w:line="259" w:lineRule="auto"/>
-              <w:rPr>
-                <w:rFonts w:ascii="Consolas" w:hAnsi="Consolas" w:cstheme="majorHAnsi"/>
-              </w:rPr>
-            </w:pPr>
-            <w:r>
-              <w:rPr>
-                <w:rFonts w:ascii="Consolas" w:hAnsi="Consolas" w:cs="Arial"/>
-                <w:shd w:val="clear" w:color="auto" w:fill="FFFFFF"/>
-              </w:rPr>
-              <w:t>testing</w:t>
-            </w:r>
-          </w:p>
-        </w:tc>
-        <w:tc>
-          <w:tcPr>
-            <w:tcW w:w="2610" w:type="dxa"/>
-          </w:tcPr>
-          <w:p>
-            <w:pPr>
-              <w:spacing w:after="120" w:line="259" w:lineRule="auto"/>
-              <w:rPr>
-                <w:rFonts w:ascii="Consolas" w:hAnsi="Consolas" w:cstheme="majorHAnsi"/>
-              </w:rPr>
-            </w:pPr>
-            <w:r>
-              <w:rPr>
-                <w:rFonts w:ascii="Consolas" w:hAnsi="Consolas" w:cs="Arial"/>
-                <w:shd w:val="clear" w:color="auto" w:fill="FFFFFF"/>
-              </w:rPr>
-              <w:t>after completion of coding</w:t>
-            </w:r>
-          </w:p>
-        </w:tc>
-        <w:tc>
-          <w:tcPr>
-            <w:tcW w:w="4050" w:type="dxa"/>
-          </w:tcPr>
-          <w:p>
-            <w:pPr>
-              <w:spacing w:after="120" w:line="259" w:lineRule="auto"/>
-              <w:rPr>
-                <w:rFonts w:ascii="Consolas" w:hAnsi="Consolas" w:cstheme="majorHAnsi"/>
-              </w:rPr>
-            </w:pPr>
-            <w:r>
-              <w:rPr>
-                <w:rFonts w:ascii="Consolas" w:hAnsi="Consolas" w:cs="Arial"/>
-                <w:shd w:val="clear" w:color="auto" w:fill="FFFFFF"/>
-              </w:rPr>
-              <w:t>start with the first stage</w:t>
+              <w:spacing w:after="120"/>
+              <w:rPr>
+                <w:rFonts w:ascii="Consolas" w:hAnsi="Consolas" w:cs="Arial"/>
+                <w:shd w:val="clear" w:color="auto" w:fill="FFFFFF"/>
+              </w:rPr>
+            </w:pPr>
+            <w:r>
+              <w:rPr>
+                <w:rFonts w:ascii="Consolas" w:hAnsi="Consolas" w:cs="Arial"/>
+                <w:shd w:val="clear" w:color="auto" w:fill="FFFFFF"/>
+              </w:rPr>
+              <w:t>Risk</w:t>
+            </w:r>
+          </w:p>
+        </w:tc>
+        <w:tc>
+          <w:tcPr>
+            <w:tcW w:w="3150" w:type="dxa"/>
+          </w:tcPr>
+          <w:p>
+            <w:pPr>
+              <w:spacing w:after="120"/>
+              <w:rPr>
+                <w:rFonts w:ascii="Consolas" w:hAnsi="Consolas" w:cs="Arial"/>
+                <w:shd w:val="clear" w:color="auto" w:fill="FFFFFF"/>
+              </w:rPr>
+            </w:pPr>
+            <w:r>
+              <w:rPr>
+                <w:rFonts w:ascii="Consolas" w:hAnsi="Consolas"/>
+              </w:rPr>
+              <w:t>H</w:t>
+            </w:r>
+            <w:r>
+              <w:rPr>
+                <w:rFonts w:ascii="Consolas" w:hAnsi="Consolas"/>
+              </w:rPr>
+              <w:t>igh</w:t>
+            </w:r>
+          </w:p>
+        </w:tc>
+        <w:tc>
+          <w:tcPr>
+            <w:tcW w:w="3870" w:type="dxa"/>
+          </w:tcPr>
+          <w:p>
+            <w:pPr>
+              <w:spacing w:after="120"/>
+              <w:rPr>
+                <w:rFonts w:ascii="Consolas" w:hAnsi="Consolas" w:cs="Arial"/>
+                <w:shd w:val="clear" w:color="auto" w:fill="FFFFFF"/>
+              </w:rPr>
+            </w:pPr>
+            <w:r>
+              <w:rPr>
+                <w:rFonts w:ascii="Consolas" w:hAnsi="Consolas"/>
+              </w:rPr>
+              <w:t>low</w:t>
+            </w:r>
+          </w:p>
+        </w:tc>
+      </w:tr>
+      <w:tr>
+        <w:tc>
+          <w:tcPr>
+            <w:tcW w:w="2245" w:type="dxa"/>
+          </w:tcPr>
+          <w:p>
+            <w:pPr>
+              <w:spacing w:after="120"/>
+              <w:rPr>
+                <w:rFonts w:ascii="Consolas" w:hAnsi="Consolas" w:cs="Arial"/>
+                <w:shd w:val="clear" w:color="auto" w:fill="FFFFFF"/>
+              </w:rPr>
+            </w:pPr>
+            <w:r>
+              <w:rPr>
+                <w:rFonts w:ascii="Consolas" w:hAnsi="Consolas" w:cs="Arial"/>
+                <w:shd w:val="clear" w:color="auto" w:fill="FFFFFF"/>
+              </w:rPr>
+              <w:t>Duration</w:t>
+            </w:r>
+          </w:p>
+        </w:tc>
+        <w:tc>
+          <w:tcPr>
+            <w:tcW w:w="3150" w:type="dxa"/>
+          </w:tcPr>
+          <w:p>
+            <w:pPr>
+              <w:spacing w:after="120"/>
+              <w:rPr>
+                <w:rFonts w:ascii="Consolas" w:hAnsi="Consolas"/>
+              </w:rPr>
+            </w:pPr>
+            <w:r>
+              <w:rPr>
+                <w:rFonts w:ascii="Consolas" w:hAnsi="Consolas"/>
+              </w:rPr>
+              <w:t>Short</w:t>
+            </w:r>
+          </w:p>
+        </w:tc>
+        <w:tc>
+          <w:tcPr>
+            <w:tcW w:w="3870" w:type="dxa"/>
+          </w:tcPr>
+          <w:p>
+            <w:pPr>
+              <w:spacing w:after="120"/>
+              <w:rPr>
+                <w:rFonts w:ascii="Consolas" w:hAnsi="Consolas"/>
+              </w:rPr>
+            </w:pPr>
+            <w:r>
+              <w:rPr>
+                <w:rFonts w:ascii="Consolas" w:hAnsi="Consolas"/>
+              </w:rPr>
+              <w:t>More than waterfall</w:t>
+            </w:r>
+          </w:p>
+        </w:tc>
+      </w:tr>
+      <w:tr>
+        <w:tc>
+          <w:tcPr>
+            <w:tcW w:w="2245" w:type="dxa"/>
+          </w:tcPr>
+          <w:p>
+            <w:pPr>
+              <w:spacing w:after="120"/>
+              <w:rPr>
+                <w:rFonts w:ascii="Consolas" w:hAnsi="Consolas" w:cs="Arial"/>
+                <w:shd w:val="clear" w:color="auto" w:fill="FFFFFF"/>
+              </w:rPr>
+            </w:pPr>
+            <w:r>
+              <w:rPr>
+                <w:rFonts w:ascii="Consolas" w:hAnsi="Consolas"/>
+              </w:rPr>
+              <w:t>C</w:t>
+            </w:r>
+            <w:r>
+              <w:rPr>
+                <w:rFonts w:ascii="Consolas" w:hAnsi="Consolas"/>
+              </w:rPr>
+              <w:t>ost</w:t>
+            </w:r>
+          </w:p>
+        </w:tc>
+        <w:tc>
+          <w:tcPr>
+            <w:tcW w:w="3150" w:type="dxa"/>
+          </w:tcPr>
+          <w:p>
+            <w:pPr>
+              <w:spacing w:after="120"/>
+              <w:rPr>
+                <w:rFonts w:ascii="Consolas" w:hAnsi="Consolas"/>
+              </w:rPr>
+            </w:pPr>
+            <w:r>
+              <w:rPr>
+                <w:rFonts w:ascii="Consolas" w:hAnsi="Consolas"/>
+              </w:rPr>
+              <w:t xml:space="preserve">low </w:t>
+            </w:r>
+          </w:p>
+        </w:tc>
+        <w:tc>
+          <w:tcPr>
+            <w:tcW w:w="3870" w:type="dxa"/>
+          </w:tcPr>
+          <w:p>
+            <w:pPr>
+              <w:spacing w:after="120"/>
+              <w:rPr>
+                <w:rFonts w:ascii="Consolas" w:hAnsi="Consolas"/>
+              </w:rPr>
+            </w:pPr>
+            <w:r>
+              <w:rPr>
+                <w:rFonts w:ascii="Consolas" w:hAnsi="Consolas"/>
+              </w:rPr>
+              <w:t>high</w:t>
             </w:r>
           </w:p>
         </w:tc>
       </w:tr>
     </w:tbl>
+    <w:p>
+      <w:pPr>
+        <w:rPr>
+          <w:rFonts w:ascii="Consolas" w:hAnsi="Consolas" w:cstheme="majorHAnsi"/>
+          <w:shd w:val="clear" w:color="auto" w:fill="FFFFFF"/>
+        </w:rPr>
+      </w:pPr>
+    </w:p>
+    <w:p>
+      <w:pPr>
+        <w:rPr>
+          <w:rFonts w:ascii="Consolas" w:hAnsi="Consolas" w:cstheme="majorHAnsi"/>
+          <w:shd w:val="clear" w:color="auto" w:fill="FFFFFF"/>
+        </w:rPr>
+      </w:pPr>
+    </w:p>
+    <w:p>
+      <w:pPr>
+        <w:rPr>
+          <w:rFonts w:ascii="Consolas" w:hAnsi="Consolas" w:cstheme="majorHAnsi"/>
+          <w:shd w:val="clear" w:color="auto" w:fill="FFFFFF"/>
+        </w:rPr>
+      </w:pPr>
+    </w:p>
+    <w:p>
+      <w:pPr>
+        <w:rPr>
+          <w:rFonts w:ascii="Consolas" w:hAnsi="Consolas" w:cstheme="majorHAnsi"/>
+          <w:shd w:val="clear" w:color="auto" w:fill="FFFFFF"/>
+        </w:rPr>
+      </w:pPr>
+    </w:p>
+    <w:p>
+      <w:pPr>
+        <w:rPr>
+          <w:rFonts w:ascii="Consolas" w:hAnsi="Consolas" w:cstheme="majorHAnsi"/>
+          <w:shd w:val="clear" w:color="auto" w:fill="FFFFFF"/>
+        </w:rPr>
+      </w:pPr>
+    </w:p>
+    <w:p>
+      <w:pPr>
+        <w:rPr>
+          <w:rFonts w:ascii="Consolas" w:hAnsi="Consolas" w:cstheme="majorHAnsi"/>
+          <w:shd w:val="clear" w:color="auto" w:fill="FFFFFF"/>
+        </w:rPr>
+      </w:pPr>
+    </w:p>
+    <w:p>
+      <w:pPr>
+        <w:rPr>
+          <w:rFonts w:ascii="Consolas" w:hAnsi="Consolas" w:cstheme="majorHAnsi"/>
+          <w:shd w:val="clear" w:color="auto" w:fill="FFFFFF"/>
+        </w:rPr>
+      </w:pPr>
+    </w:p>
+    <w:p>
+      <w:pPr>
+        <w:rPr>
+          <w:rFonts w:ascii="Consolas" w:hAnsi="Consolas" w:cstheme="majorHAnsi"/>
+          <w:shd w:val="clear" w:color="auto" w:fill="FFFFFF"/>
+        </w:rPr>
+      </w:pPr>
+    </w:p>
+    <w:p>
+      <w:pPr>
+        <w:rPr>
+          <w:rFonts w:ascii="Consolas" w:hAnsi="Consolas" w:cstheme="majorHAnsi"/>
+          <w:shd w:val="clear" w:color="auto" w:fill="FFFFFF"/>
+        </w:rPr>
+      </w:pPr>
+      <w:r>
+        <w:rPr>
+          <w:rFonts w:ascii="Consolas" w:hAnsi="Consolas" w:cstheme="majorHAnsi"/>
+          <w:shd w:val="clear" w:color="auto" w:fill="FFFFFF"/>
+        </w:rPr>
+        <w:lastRenderedPageBreak/>
+        <w:t>Similarity</w:t>
+      </w:r>
+      <w:r>
+        <w:rPr>
+          <w:rFonts w:ascii="Consolas" w:hAnsi="Consolas" w:cstheme="majorHAnsi"/>
+          <w:shd w:val="clear" w:color="auto" w:fill="FFFFFF"/>
+        </w:rPr>
+        <w:t xml:space="preserve"> between Waterfall </w:t>
+      </w:r>
+      <w:r>
+        <w:rPr>
+          <w:rFonts w:ascii="Consolas" w:hAnsi="Consolas" w:cstheme="majorHAnsi"/>
+          <w:shd w:val="clear" w:color="auto" w:fill="FFFFFF"/>
+        </w:rPr>
+        <w:t xml:space="preserve">and </w:t>
+      </w:r>
+      <w:r>
+        <w:rPr>
+          <w:rFonts w:ascii="Consolas" w:hAnsi="Consolas" w:cstheme="majorHAnsi"/>
+        </w:rPr>
+        <w:t>Incremental</w:t>
+      </w:r>
+      <w:r>
+        <w:rPr>
+          <w:rFonts w:ascii="Consolas" w:hAnsi="Consolas" w:cstheme="majorHAnsi"/>
+          <w:shd w:val="clear" w:color="auto" w:fill="FFFFFF"/>
+        </w:rPr>
+        <w:t xml:space="preserve"> </w:t>
+      </w:r>
+      <w:r>
+        <w:rPr>
+          <w:rFonts w:ascii="Consolas" w:hAnsi="Consolas" w:cstheme="majorHAnsi"/>
+          <w:shd w:val="clear" w:color="auto" w:fill="FFFFFF"/>
+        </w:rPr>
+        <w:t>model</w:t>
+      </w:r>
+      <w:r>
+        <w:rPr>
+          <w:rFonts w:ascii="Consolas" w:hAnsi="Consolas" w:cstheme="majorHAnsi"/>
+          <w:shd w:val="clear" w:color="auto" w:fill="FFFFFF"/>
+        </w:rPr>
+        <w:t>:</w:t>
+      </w:r>
+    </w:p>
+    <w:tbl>
+      <w:tblPr>
+        <w:tblStyle w:val="TableGrid"/>
+        <w:tblW w:w="0" w:type="auto"/>
+        <w:tblLook w:val="04A0" w:firstRow="1" w:lastRow="0" w:firstColumn="1" w:lastColumn="0" w:noHBand="0" w:noVBand="1"/>
+      </w:tblPr>
+      <w:tblGrid>
+        <w:gridCol w:w="2245"/>
+        <w:gridCol w:w="3150"/>
+        <w:gridCol w:w="3870"/>
+      </w:tblGrid>
+      <w:tr>
+        <w:tc>
+          <w:tcPr>
+            <w:tcW w:w="2245" w:type="dxa"/>
+          </w:tcPr>
+          <w:p>
+            <w:pPr>
+              <w:spacing w:after="120" w:line="259" w:lineRule="auto"/>
+              <w:rPr>
+                <w:rFonts w:ascii="Consolas" w:hAnsi="Consolas" w:cstheme="majorHAnsi"/>
+              </w:rPr>
+            </w:pPr>
+          </w:p>
+        </w:tc>
+        <w:tc>
+          <w:tcPr>
+            <w:tcW w:w="3150" w:type="dxa"/>
+          </w:tcPr>
+          <w:p>
+            <w:pPr>
+              <w:spacing w:after="120" w:line="259" w:lineRule="auto"/>
+              <w:rPr>
+                <w:rFonts w:ascii="Consolas" w:hAnsi="Consolas" w:cstheme="majorHAnsi"/>
+              </w:rPr>
+            </w:pPr>
+            <w:r>
+              <w:rPr>
+                <w:rFonts w:ascii="Consolas" w:hAnsi="Consolas" w:cstheme="majorHAnsi"/>
+              </w:rPr>
+              <w:t>WATERFALL MODEL</w:t>
+            </w:r>
+          </w:p>
+        </w:tc>
+        <w:tc>
+          <w:tcPr>
+            <w:tcW w:w="3870" w:type="dxa"/>
+          </w:tcPr>
+          <w:p>
+            <w:pPr>
+              <w:spacing w:after="120" w:line="259" w:lineRule="auto"/>
+              <w:rPr>
+                <w:rFonts w:ascii="Consolas" w:hAnsi="Consolas" w:cstheme="majorHAnsi"/>
+              </w:rPr>
+            </w:pPr>
+            <w:r>
+              <w:rPr>
+                <w:rFonts w:ascii="Consolas" w:hAnsi="Consolas" w:cstheme="majorHAnsi"/>
+              </w:rPr>
+              <w:t>INCREMENTAL</w:t>
+            </w:r>
+          </w:p>
+        </w:tc>
+      </w:tr>
+      <w:tr>
+        <w:tc>
+          <w:tcPr>
+            <w:tcW w:w="2245" w:type="dxa"/>
+          </w:tcPr>
+          <w:p>
+            <w:pPr>
+              <w:spacing w:after="120"/>
+              <w:rPr>
+                <w:rFonts w:ascii="Consolas" w:hAnsi="Consolas"/>
+              </w:rPr>
+            </w:pPr>
+            <w:r>
+              <w:rPr>
+                <w:rFonts w:ascii="Consolas" w:hAnsi="Consolas"/>
+              </w:rPr>
+              <w:t>Requirement</w:t>
+            </w:r>
+          </w:p>
+        </w:tc>
+        <w:tc>
+          <w:tcPr>
+            <w:tcW w:w="3150" w:type="dxa"/>
+          </w:tcPr>
+          <w:p>
+            <w:pPr>
+              <w:spacing w:after="120"/>
+              <w:rPr>
+                <w:rFonts w:ascii="Consolas" w:hAnsi="Consolas"/>
+              </w:rPr>
+            </w:pPr>
+            <w:r>
+              <w:rPr>
+                <w:rFonts w:ascii="Consolas" w:hAnsi="Consolas"/>
+              </w:rPr>
+              <w:t>pre</w:t>
+            </w:r>
+            <w:r>
+              <w:rPr>
+                <w:rFonts w:ascii="Consolas" w:hAnsi="Consolas"/>
+              </w:rPr>
+              <w:t>defined</w:t>
+            </w:r>
+          </w:p>
+        </w:tc>
+        <w:tc>
+          <w:tcPr>
+            <w:tcW w:w="3870" w:type="dxa"/>
+          </w:tcPr>
+          <w:p>
+            <w:pPr>
+              <w:spacing w:after="120"/>
+              <w:rPr>
+                <w:rFonts w:ascii="Consolas" w:hAnsi="Consolas"/>
+              </w:rPr>
+            </w:pPr>
+            <w:r>
+              <w:rPr>
+                <w:rFonts w:ascii="Consolas" w:hAnsi="Consolas"/>
+              </w:rPr>
+              <w:t>pre</w:t>
+            </w:r>
+            <w:r>
+              <w:rPr>
+                <w:rFonts w:ascii="Consolas" w:hAnsi="Consolas"/>
+              </w:rPr>
+              <w:t>defined</w:t>
+            </w:r>
+          </w:p>
+        </w:tc>
+      </w:tr>
+      <w:tr>
+        <w:tc>
+          <w:tcPr>
+            <w:tcW w:w="2245" w:type="dxa"/>
+          </w:tcPr>
+          <w:p>
+            <w:pPr>
+              <w:spacing w:after="120" w:line="259" w:lineRule="auto"/>
+              <w:rPr>
+                <w:rFonts w:ascii="Consolas" w:hAnsi="Consolas" w:cstheme="majorHAnsi"/>
+              </w:rPr>
+            </w:pPr>
+            <w:r>
+              <w:rPr>
+                <w:rFonts w:ascii="Consolas" w:hAnsi="Consolas"/>
+              </w:rPr>
+              <w:t>Documentation</w:t>
+            </w:r>
+          </w:p>
+        </w:tc>
+        <w:tc>
+          <w:tcPr>
+            <w:tcW w:w="3150" w:type="dxa"/>
+          </w:tcPr>
+          <w:p>
+            <w:pPr>
+              <w:tabs>
+                <w:tab w:val="left" w:pos="916"/>
+                <w:tab w:val="left" w:pos="1832"/>
+                <w:tab w:val="left" w:pos="2748"/>
+                <w:tab w:val="left" w:pos="3664"/>
+                <w:tab w:val="left" w:pos="4580"/>
+                <w:tab w:val="left" w:pos="5496"/>
+                <w:tab w:val="left" w:pos="6412"/>
+                <w:tab w:val="left" w:pos="7328"/>
+                <w:tab w:val="left" w:pos="8244"/>
+                <w:tab w:val="left" w:pos="9160"/>
+                <w:tab w:val="left" w:pos="10076"/>
+                <w:tab w:val="left" w:pos="10992"/>
+                <w:tab w:val="left" w:pos="11908"/>
+                <w:tab w:val="left" w:pos="12824"/>
+                <w:tab w:val="left" w:pos="13740"/>
+                <w:tab w:val="left" w:pos="14656"/>
+              </w:tabs>
+              <w:rPr>
+                <w:rFonts w:ascii="Consolas" w:eastAsia="Times New Roman" w:hAnsi="Consolas" w:cs="Courier New"/>
+                <w:color w:val="24292E"/>
+                <w:sz w:val="20"/>
+                <w:szCs w:val="20"/>
+              </w:rPr>
+            </w:pPr>
+            <w:r>
+              <w:rPr>
+                <w:rFonts w:ascii="Consolas" w:eastAsia="Times New Roman" w:hAnsi="Consolas" w:cs="Courier New"/>
+                <w:color w:val="24292E"/>
+                <w:sz w:val="20"/>
+                <w:szCs w:val="20"/>
+                <w:bdr w:val="none" w:sz="0" w:space="0" w:color="auto" w:frame="1"/>
+              </w:rPr>
+              <w:t>Excellent</w:t>
+            </w:r>
+          </w:p>
+        </w:tc>
+        <w:tc>
+          <w:tcPr>
+            <w:tcW w:w="3870" w:type="dxa"/>
+          </w:tcPr>
+          <w:p>
+            <w:pPr>
+              <w:tabs>
+                <w:tab w:val="left" w:pos="916"/>
+                <w:tab w:val="left" w:pos="1832"/>
+                <w:tab w:val="left" w:pos="2748"/>
+                <w:tab w:val="left" w:pos="3664"/>
+                <w:tab w:val="left" w:pos="4580"/>
+                <w:tab w:val="left" w:pos="5496"/>
+                <w:tab w:val="left" w:pos="6412"/>
+                <w:tab w:val="left" w:pos="7328"/>
+                <w:tab w:val="left" w:pos="8244"/>
+                <w:tab w:val="left" w:pos="9160"/>
+                <w:tab w:val="left" w:pos="10076"/>
+                <w:tab w:val="left" w:pos="10992"/>
+                <w:tab w:val="left" w:pos="11908"/>
+                <w:tab w:val="left" w:pos="12824"/>
+                <w:tab w:val="left" w:pos="13740"/>
+                <w:tab w:val="left" w:pos="14656"/>
+              </w:tabs>
+              <w:rPr>
+                <w:rFonts w:ascii="Consolas" w:eastAsia="Times New Roman" w:hAnsi="Consolas" w:cs="Courier New"/>
+                <w:color w:val="24292E"/>
+                <w:sz w:val="20"/>
+                <w:szCs w:val="20"/>
+              </w:rPr>
+            </w:pPr>
+            <w:r>
+              <w:rPr>
+                <w:rFonts w:ascii="Consolas" w:eastAsia="Times New Roman" w:hAnsi="Consolas" w:cs="Courier New"/>
+                <w:color w:val="24292E"/>
+                <w:sz w:val="20"/>
+                <w:szCs w:val="20"/>
+                <w:bdr w:val="none" w:sz="0" w:space="0" w:color="auto" w:frame="1"/>
+              </w:rPr>
+              <w:t>Excellent</w:t>
+            </w:r>
+          </w:p>
+        </w:tc>
+      </w:tr>
+      <w:tr>
+        <w:tc>
+          <w:tcPr>
+            <w:tcW w:w="2245" w:type="dxa"/>
+          </w:tcPr>
+          <w:p>
+            <w:pPr>
+              <w:spacing w:after="120" w:line="259" w:lineRule="auto"/>
+              <w:rPr>
+                <w:rFonts w:ascii="Consolas" w:hAnsi="Consolas" w:cstheme="majorHAnsi"/>
+              </w:rPr>
+            </w:pPr>
+            <w:r>
+              <w:rPr>
+                <w:rFonts w:ascii="Consolas" w:hAnsi="Consolas" w:cs="Arial"/>
+                <w:shd w:val="clear" w:color="auto" w:fill="FFFFFF"/>
+              </w:rPr>
+              <w:t xml:space="preserve">Customer </w:t>
+            </w:r>
+            <w:r>
+              <w:rPr>
+                <w:rFonts w:ascii="Consolas" w:hAnsi="Consolas" w:cs="Arial"/>
+                <w:shd w:val="clear" w:color="auto" w:fill="FFFFFF"/>
+              </w:rPr>
+              <w:t>i</w:t>
+            </w:r>
+            <w:r>
+              <w:rPr>
+                <w:rFonts w:ascii="Consolas" w:hAnsi="Consolas" w:cs="Arial"/>
+                <w:shd w:val="clear" w:color="auto" w:fill="FFFFFF"/>
+              </w:rPr>
+              <w:t>nvolvement</w:t>
+            </w:r>
+          </w:p>
+        </w:tc>
+        <w:tc>
+          <w:tcPr>
+            <w:tcW w:w="3150" w:type="dxa"/>
+          </w:tcPr>
+          <w:p>
+            <w:pPr>
+              <w:spacing w:after="120" w:line="259" w:lineRule="auto"/>
+              <w:rPr>
+                <w:rFonts w:ascii="Consolas" w:hAnsi="Consolas" w:cstheme="majorHAnsi"/>
+              </w:rPr>
+            </w:pPr>
+            <w:r>
+              <w:rPr>
+                <w:rFonts w:ascii="Consolas" w:hAnsi="Consolas" w:cs="Arial"/>
+                <w:shd w:val="clear" w:color="auto" w:fill="FFFFFF"/>
+              </w:rPr>
+              <w:t>Only at</w:t>
+            </w:r>
+            <w:r>
+              <w:rPr>
+                <w:rFonts w:ascii="Consolas" w:hAnsi="Consolas" w:cs="Arial"/>
+                <w:shd w:val="clear" w:color="auto" w:fill="FFFFFF"/>
+              </w:rPr>
+              <w:t xml:space="preserve"> the </w:t>
+            </w:r>
+            <w:r>
+              <w:rPr>
+                <w:rFonts w:ascii="Consolas" w:hAnsi="Consolas" w:cs="Arial"/>
+                <w:shd w:val="clear" w:color="auto" w:fill="FFFFFF"/>
+              </w:rPr>
+              <w:t>beginning</w:t>
+            </w:r>
+          </w:p>
+        </w:tc>
+        <w:tc>
+          <w:tcPr>
+            <w:tcW w:w="3870" w:type="dxa"/>
+          </w:tcPr>
+          <w:p>
+            <w:pPr>
+              <w:spacing w:after="120" w:line="259" w:lineRule="auto"/>
+              <w:rPr>
+                <w:rFonts w:ascii="Consolas" w:hAnsi="Consolas" w:cstheme="majorHAnsi"/>
+              </w:rPr>
+            </w:pPr>
+            <w:r>
+              <w:rPr>
+                <w:rFonts w:ascii="Consolas" w:hAnsi="Consolas" w:cs="Arial"/>
+                <w:shd w:val="clear" w:color="auto" w:fill="FFFFFF"/>
+              </w:rPr>
+              <w:t>At the end of every iteration</w:t>
+            </w:r>
+          </w:p>
+        </w:tc>
+      </w:tr>
+      <w:tr>
+        <w:tc>
+          <w:tcPr>
+            <w:tcW w:w="2245" w:type="dxa"/>
+          </w:tcPr>
+          <w:p>
+            <w:pPr>
+              <w:spacing w:after="120"/>
+              <w:rPr>
+                <w:rFonts w:ascii="Consolas" w:hAnsi="Consolas" w:cs="Arial"/>
+                <w:shd w:val="clear" w:color="auto" w:fill="FFFFFF"/>
+              </w:rPr>
+            </w:pPr>
+            <w:r>
+              <w:rPr>
+                <w:rFonts w:ascii="Consolas" w:hAnsi="Consolas" w:cs="Arial"/>
+                <w:shd w:val="clear" w:color="auto" w:fill="FFFFFF"/>
+              </w:rPr>
+              <w:t>Customer evaluation and feedback</w:t>
+            </w:r>
+          </w:p>
+        </w:tc>
+        <w:tc>
+          <w:tcPr>
+            <w:tcW w:w="3150" w:type="dxa"/>
+          </w:tcPr>
+          <w:p>
+            <w:pPr>
+              <w:spacing w:after="120"/>
+              <w:rPr>
+                <w:rFonts w:ascii="Consolas" w:hAnsi="Consolas" w:cs="Arial"/>
+                <w:shd w:val="clear" w:color="auto" w:fill="FFFFFF"/>
+              </w:rPr>
+            </w:pPr>
+            <w:r>
+              <w:rPr>
+                <w:rFonts w:ascii="Consolas" w:hAnsi="Consolas" w:cs="Arial"/>
+                <w:shd w:val="clear" w:color="auto" w:fill="FFFFFF"/>
+              </w:rPr>
+              <w:t>Only at</w:t>
+            </w:r>
+            <w:r>
+              <w:rPr>
+                <w:rFonts w:ascii="Consolas" w:hAnsi="Consolas" w:cs="Arial"/>
+                <w:shd w:val="clear" w:color="auto" w:fill="FFFFFF"/>
+              </w:rPr>
+              <w:t xml:space="preserve"> the end</w:t>
+            </w:r>
+          </w:p>
+        </w:tc>
+        <w:tc>
+          <w:tcPr>
+            <w:tcW w:w="3870" w:type="dxa"/>
+          </w:tcPr>
+          <w:p>
+            <w:pPr>
+              <w:spacing w:after="120"/>
+              <w:rPr>
+                <w:rFonts w:ascii="Consolas" w:hAnsi="Consolas" w:cs="Arial"/>
+                <w:shd w:val="clear" w:color="auto" w:fill="FFFFFF"/>
+              </w:rPr>
+            </w:pPr>
+            <w:r>
+              <w:rPr>
+                <w:rFonts w:ascii="Consolas" w:hAnsi="Consolas" w:cs="Arial"/>
+                <w:shd w:val="clear" w:color="auto" w:fill="FFFFFF"/>
+              </w:rPr>
+              <w:t>At the end of every iteration</w:t>
+            </w:r>
+          </w:p>
+        </w:tc>
+      </w:tr>
+      <w:tr>
+        <w:tc>
+          <w:tcPr>
+            <w:tcW w:w="2245" w:type="dxa"/>
+          </w:tcPr>
+          <w:p>
+            <w:pPr>
+              <w:spacing w:after="120"/>
+              <w:rPr>
+                <w:rFonts w:ascii="Consolas" w:hAnsi="Consolas" w:cs="Arial"/>
+                <w:shd w:val="clear" w:color="auto" w:fill="FFFFFF"/>
+              </w:rPr>
+            </w:pPr>
+            <w:r>
+              <w:rPr>
+                <w:rFonts w:ascii="Consolas" w:hAnsi="Consolas" w:cs="Arial"/>
+                <w:shd w:val="clear" w:color="auto" w:fill="FFFFFF"/>
+              </w:rPr>
+              <w:t xml:space="preserve">Working </w:t>
+            </w:r>
+            <w:r>
+              <w:rPr>
+                <w:rFonts w:ascii="Consolas" w:hAnsi="Consolas" w:cs="Arial"/>
+                <w:shd w:val="clear" w:color="auto" w:fill="FFFFFF"/>
+              </w:rPr>
+              <w:t>module</w:t>
+            </w:r>
+            <w:r>
+              <w:rPr>
+                <w:rFonts w:ascii="Consolas" w:hAnsi="Consolas" w:cs="Arial"/>
+                <w:shd w:val="clear" w:color="auto" w:fill="FFFFFF"/>
+              </w:rPr>
+              <w:t xml:space="preserve"> availability</w:t>
+            </w:r>
+          </w:p>
+        </w:tc>
+        <w:tc>
+          <w:tcPr>
+            <w:tcW w:w="3150" w:type="dxa"/>
+          </w:tcPr>
+          <w:p>
+            <w:pPr>
+              <w:spacing w:after="120"/>
+              <w:rPr>
+                <w:rFonts w:ascii="Consolas" w:hAnsi="Consolas" w:cs="Arial"/>
+                <w:shd w:val="clear" w:color="auto" w:fill="FFFFFF"/>
+              </w:rPr>
+            </w:pPr>
+            <w:r>
+              <w:rPr>
+                <w:rFonts w:ascii="Consolas" w:hAnsi="Consolas" w:cs="Arial"/>
+                <w:shd w:val="clear" w:color="auto" w:fill="FFFFFF"/>
+              </w:rPr>
+              <w:t>Only at</w:t>
+            </w:r>
+            <w:r>
+              <w:rPr>
+                <w:rFonts w:ascii="Consolas" w:hAnsi="Consolas" w:cs="Arial"/>
+                <w:shd w:val="clear" w:color="auto" w:fill="FFFFFF"/>
+              </w:rPr>
+              <w:t xml:space="preserve"> the end</w:t>
+            </w:r>
+          </w:p>
+        </w:tc>
+        <w:tc>
+          <w:tcPr>
+            <w:tcW w:w="3870" w:type="dxa"/>
+          </w:tcPr>
+          <w:p>
+            <w:pPr>
+              <w:spacing w:after="120"/>
+              <w:rPr>
+                <w:rFonts w:ascii="Consolas" w:hAnsi="Consolas" w:cs="Arial"/>
+                <w:shd w:val="clear" w:color="auto" w:fill="FFFFFF"/>
+              </w:rPr>
+            </w:pPr>
+            <w:r>
+              <w:rPr>
+                <w:rFonts w:ascii="Consolas" w:hAnsi="Consolas" w:cs="Arial"/>
+                <w:shd w:val="clear" w:color="auto" w:fill="FFFFFF"/>
+              </w:rPr>
+              <w:t>At the end of every iteration</w:t>
+            </w:r>
+          </w:p>
+        </w:tc>
+      </w:tr>
+      <w:tr>
+        <w:tc>
+          <w:tcPr>
+            <w:tcW w:w="2245" w:type="dxa"/>
+          </w:tcPr>
+          <w:p>
+            <w:pPr>
+              <w:spacing w:after="120"/>
+              <w:rPr>
+                <w:rFonts w:ascii="Consolas" w:hAnsi="Consolas" w:cs="Arial"/>
+                <w:shd w:val="clear" w:color="auto" w:fill="FFFFFF"/>
+              </w:rPr>
+            </w:pPr>
+            <w:r>
+              <w:rPr>
+                <w:rFonts w:ascii="Consolas" w:hAnsi="Consolas" w:cs="Arial"/>
+                <w:shd w:val="clear" w:color="auto" w:fill="FFFFFF"/>
+              </w:rPr>
+              <w:t>Progress measurable</w:t>
+            </w:r>
+          </w:p>
+        </w:tc>
+        <w:tc>
+          <w:tcPr>
+            <w:tcW w:w="3150" w:type="dxa"/>
+          </w:tcPr>
+          <w:p>
+            <w:pPr>
+              <w:spacing w:after="120"/>
+              <w:rPr>
+                <w:rFonts w:ascii="Consolas" w:hAnsi="Consolas" w:cs="Arial"/>
+                <w:shd w:val="clear" w:color="auto" w:fill="FFFFFF"/>
+              </w:rPr>
+            </w:pPr>
+            <w:r>
+              <w:rPr>
+                <w:rFonts w:ascii="Consolas" w:hAnsi="Consolas" w:cs="Arial"/>
+                <w:shd w:val="clear" w:color="auto" w:fill="FFFFFF"/>
+              </w:rPr>
+              <w:t>No</w:t>
+            </w:r>
+          </w:p>
+        </w:tc>
+        <w:tc>
+          <w:tcPr>
+            <w:tcW w:w="3870" w:type="dxa"/>
+          </w:tcPr>
+          <w:p>
+            <w:pPr>
+              <w:spacing w:after="120"/>
+              <w:rPr>
+                <w:rFonts w:ascii="Consolas" w:hAnsi="Consolas" w:cs="Arial"/>
+                <w:shd w:val="clear" w:color="auto" w:fill="FFFFFF"/>
+              </w:rPr>
+            </w:pPr>
+            <w:r>
+              <w:rPr>
+                <w:rFonts w:ascii="Consolas" w:hAnsi="Consolas" w:cs="Arial"/>
+                <w:shd w:val="clear" w:color="auto" w:fill="FFFFFF"/>
+              </w:rPr>
+              <w:t>Yes</w:t>
+            </w:r>
+          </w:p>
+        </w:tc>
+      </w:tr>
+      <w:tr>
+        <w:tc>
+          <w:tcPr>
+            <w:tcW w:w="2245" w:type="dxa"/>
+          </w:tcPr>
+          <w:p>
+            <w:pPr>
+              <w:rPr>
+                <w:rFonts w:ascii="Consolas" w:hAnsi="Consolas" w:cs="Arial"/>
+                <w:shd w:val="clear" w:color="auto" w:fill="FFFFFF"/>
+              </w:rPr>
+            </w:pPr>
+            <w:r>
+              <w:rPr>
+                <w:rFonts w:ascii="Consolas" w:hAnsi="Consolas" w:cs="Arial"/>
+                <w:shd w:val="clear" w:color="auto" w:fill="FFFFFF"/>
+              </w:rPr>
+              <w:t xml:space="preserve">Parallel </w:t>
+            </w:r>
+          </w:p>
+          <w:p>
+            <w:pPr>
+              <w:rPr>
+                <w:rFonts w:ascii="Consolas" w:hAnsi="Consolas" w:cs="Arial"/>
+                <w:shd w:val="clear" w:color="auto" w:fill="FFFFFF"/>
+              </w:rPr>
+            </w:pPr>
+            <w:r>
+              <w:rPr>
+                <w:rFonts w:ascii="Consolas" w:hAnsi="Consolas" w:cs="Arial"/>
+                <w:shd w:val="clear" w:color="auto" w:fill="FFFFFF"/>
+              </w:rPr>
+              <w:t>development</w:t>
+            </w:r>
+          </w:p>
+        </w:tc>
+        <w:tc>
+          <w:tcPr>
+            <w:tcW w:w="3150" w:type="dxa"/>
+          </w:tcPr>
+          <w:p>
+            <w:pPr>
+              <w:spacing w:after="120"/>
+              <w:rPr>
+                <w:rFonts w:ascii="Consolas" w:hAnsi="Consolas" w:cs="Arial"/>
+                <w:shd w:val="clear" w:color="auto" w:fill="FFFFFF"/>
+              </w:rPr>
+            </w:pPr>
+            <w:r>
+              <w:rPr>
+                <w:rFonts w:ascii="Consolas" w:hAnsi="Consolas" w:cs="Arial"/>
+                <w:shd w:val="clear" w:color="auto" w:fill="FFFFFF"/>
+              </w:rPr>
+              <w:t>N</w:t>
+            </w:r>
+            <w:r>
+              <w:rPr>
+                <w:rFonts w:ascii="Consolas" w:hAnsi="Consolas" w:cs="Arial"/>
+                <w:shd w:val="clear" w:color="auto" w:fill="FFFFFF"/>
+              </w:rPr>
+              <w:t>o</w:t>
+            </w:r>
+          </w:p>
+        </w:tc>
+        <w:tc>
+          <w:tcPr>
+            <w:tcW w:w="3870" w:type="dxa"/>
+          </w:tcPr>
+          <w:p>
+            <w:pPr>
+              <w:spacing w:after="120"/>
+              <w:rPr>
+                <w:rFonts w:ascii="Consolas" w:hAnsi="Consolas" w:cs="Arial"/>
+                <w:shd w:val="clear" w:color="auto" w:fill="FFFFFF"/>
+              </w:rPr>
+            </w:pPr>
+            <w:r>
+              <w:rPr>
+                <w:rFonts w:ascii="Consolas" w:hAnsi="Consolas" w:cs="Arial"/>
+                <w:shd w:val="clear" w:color="auto" w:fill="FFFFFF"/>
+              </w:rPr>
+              <w:t>Yes</w:t>
+            </w:r>
+          </w:p>
+        </w:tc>
+      </w:tr>
+    </w:tbl>
+    <w:p>
+      <w:pPr>
+        <w:rPr>
+          <w:rFonts w:ascii="Consolas" w:hAnsi="Consolas" w:cstheme="majorHAnsi"/>
+          <w:shd w:val="clear" w:color="auto" w:fill="FFFFFF"/>
+        </w:rPr>
+      </w:pPr>
+    </w:p>
+    <w:p>
+      <w:pPr>
+        <w:rPr>
+          <w:rFonts w:ascii="Consolas" w:hAnsi="Consolas" w:cstheme="majorHAnsi"/>
+          <w:shd w:val="clear" w:color="auto" w:fill="FFFFFF"/>
+        </w:rPr>
+      </w:pPr>
+      <w:r>
+        <w:rPr>
+          <w:rFonts w:ascii="Consolas" w:hAnsi="Consolas" w:cstheme="majorHAnsi"/>
+          <w:shd w:val="clear" w:color="auto" w:fill="FFFFFF"/>
+        </w:rPr>
+        <w:t xml:space="preserve">Difference between </w:t>
+      </w:r>
+      <w:r>
+        <w:rPr>
+          <w:rFonts w:ascii="Consolas" w:hAnsi="Consolas" w:cstheme="majorHAnsi"/>
+          <w:shd w:val="clear" w:color="auto" w:fill="FFFFFF"/>
+        </w:rPr>
+        <w:t xml:space="preserve">Waterfall </w:t>
+      </w:r>
+      <w:r>
+        <w:rPr>
+          <w:rFonts w:ascii="Consolas" w:hAnsi="Consolas" w:cstheme="majorHAnsi"/>
+          <w:shd w:val="clear" w:color="auto" w:fill="FFFFFF"/>
+        </w:rPr>
+        <w:t xml:space="preserve">and </w:t>
+      </w:r>
+      <w:r>
+        <w:rPr>
+          <w:rFonts w:ascii="Consolas" w:hAnsi="Consolas" w:cstheme="majorHAnsi"/>
+        </w:rPr>
+        <w:t>Incremental</w:t>
+      </w:r>
+      <w:r>
+        <w:rPr>
+          <w:rFonts w:ascii="Consolas" w:hAnsi="Consolas" w:cstheme="majorHAnsi"/>
+          <w:shd w:val="clear" w:color="auto" w:fill="FFFFFF"/>
+        </w:rPr>
+        <w:t xml:space="preserve"> </w:t>
+      </w:r>
+      <w:r>
+        <w:rPr>
+          <w:rFonts w:ascii="Consolas" w:hAnsi="Consolas" w:cstheme="majorHAnsi"/>
+          <w:shd w:val="clear" w:color="auto" w:fill="FFFFFF"/>
+        </w:rPr>
+        <w:t>model</w:t>
+      </w:r>
+      <w:r>
+        <w:rPr>
+          <w:rFonts w:ascii="Consolas" w:hAnsi="Consolas" w:cstheme="majorHAnsi"/>
+          <w:shd w:val="clear" w:color="auto" w:fill="FFFFFF"/>
+        </w:rPr>
+        <w:t>:</w:t>
+      </w:r>
+    </w:p>
+    <w:tbl>
+      <w:tblPr>
+        <w:tblStyle w:val="TableGrid"/>
+        <w:tblW w:w="0" w:type="auto"/>
+        <w:tblLook w:val="04A0" w:firstRow="1" w:lastRow="0" w:firstColumn="1" w:lastColumn="0" w:noHBand="0" w:noVBand="1"/>
+      </w:tblPr>
+      <w:tblGrid>
+        <w:gridCol w:w="2245"/>
+        <w:gridCol w:w="3150"/>
+        <w:gridCol w:w="3870"/>
+      </w:tblGrid>
+      <w:tr>
+        <w:tc>
+          <w:tcPr>
+            <w:tcW w:w="2245" w:type="dxa"/>
+          </w:tcPr>
+          <w:p>
+            <w:pPr>
+              <w:spacing w:after="120" w:line="259" w:lineRule="auto"/>
+              <w:rPr>
+                <w:rFonts w:ascii="Consolas" w:hAnsi="Consolas" w:cstheme="majorHAnsi"/>
+              </w:rPr>
+            </w:pPr>
+          </w:p>
+        </w:tc>
+        <w:tc>
+          <w:tcPr>
+            <w:tcW w:w="3150" w:type="dxa"/>
+          </w:tcPr>
+          <w:p>
+            <w:pPr>
+              <w:spacing w:after="120" w:line="259" w:lineRule="auto"/>
+              <w:rPr>
+                <w:rFonts w:ascii="Consolas" w:hAnsi="Consolas" w:cstheme="majorHAnsi"/>
+              </w:rPr>
+            </w:pPr>
+            <w:r>
+              <w:rPr>
+                <w:rFonts w:ascii="Consolas" w:hAnsi="Consolas" w:cstheme="majorHAnsi"/>
+              </w:rPr>
+              <w:t>WATERFALL MODEL</w:t>
+            </w:r>
+          </w:p>
+        </w:tc>
+        <w:tc>
+          <w:tcPr>
+            <w:tcW w:w="3870" w:type="dxa"/>
+          </w:tcPr>
+          <w:p>
+            <w:pPr>
+              <w:spacing w:after="120" w:line="259" w:lineRule="auto"/>
+              <w:rPr>
+                <w:rFonts w:ascii="Consolas" w:hAnsi="Consolas" w:cstheme="majorHAnsi"/>
+              </w:rPr>
+            </w:pPr>
+            <w:r>
+              <w:rPr>
+                <w:rFonts w:ascii="Consolas" w:hAnsi="Consolas" w:cstheme="majorHAnsi"/>
+              </w:rPr>
+              <w:t>INCREMENTAL</w:t>
+            </w:r>
+          </w:p>
+        </w:tc>
+      </w:tr>
+      <w:tr>
+        <w:tc>
+          <w:tcPr>
+            <w:tcW w:w="2245" w:type="dxa"/>
+          </w:tcPr>
+          <w:p>
+            <w:pPr>
+              <w:spacing w:after="120"/>
+              <w:rPr>
+                <w:rFonts w:ascii="Consolas" w:hAnsi="Consolas"/>
+              </w:rPr>
+            </w:pPr>
+            <w:r>
+              <w:rPr>
+                <w:rFonts w:ascii="Consolas" w:hAnsi="Consolas"/>
+              </w:rPr>
+              <w:t>C</w:t>
+            </w:r>
+            <w:r>
+              <w:rPr>
+                <w:rFonts w:ascii="Consolas" w:hAnsi="Consolas"/>
+              </w:rPr>
+              <w:t>hange</w:t>
+            </w:r>
+            <w:r>
+              <w:rPr>
+                <w:rFonts w:ascii="Consolas" w:hAnsi="Consolas"/>
+              </w:rPr>
+              <w:t xml:space="preserve"> </w:t>
+            </w:r>
+            <w:r>
+              <w:rPr>
+                <w:rFonts w:ascii="Consolas" w:hAnsi="Consolas"/>
+              </w:rPr>
+              <w:t>Requirement</w:t>
+            </w:r>
+          </w:p>
+        </w:tc>
+        <w:tc>
+          <w:tcPr>
+            <w:tcW w:w="3150" w:type="dxa"/>
+          </w:tcPr>
+          <w:p>
+            <w:pPr>
+              <w:spacing w:after="120"/>
+              <w:rPr>
+                <w:rFonts w:ascii="Consolas" w:hAnsi="Consolas"/>
+              </w:rPr>
+            </w:pPr>
+            <w:r>
+              <w:rPr>
+                <w:rFonts w:ascii="Consolas" w:hAnsi="Consolas"/>
+              </w:rPr>
+              <w:t>Difficult</w:t>
+            </w:r>
+          </w:p>
+        </w:tc>
+        <w:tc>
+          <w:tcPr>
+            <w:tcW w:w="3870" w:type="dxa"/>
+          </w:tcPr>
+          <w:p>
+            <w:pPr>
+              <w:spacing w:after="120"/>
+              <w:rPr>
+                <w:rFonts w:ascii="Consolas" w:hAnsi="Consolas"/>
+              </w:rPr>
+            </w:pPr>
+            <w:r>
+              <w:rPr>
+                <w:rFonts w:ascii="Consolas" w:hAnsi="Consolas"/>
+              </w:rPr>
+              <w:t>Easy</w:t>
+            </w:r>
+          </w:p>
+        </w:tc>
+      </w:tr>
+      <w:tr>
+        <w:tc>
+          <w:tcPr>
+            <w:tcW w:w="2245" w:type="dxa"/>
+          </w:tcPr>
+          <w:p>
+            <w:pPr>
+              <w:spacing w:after="120"/>
+              <w:rPr>
+                <w:rFonts w:ascii="Consolas" w:hAnsi="Consolas"/>
+              </w:rPr>
+            </w:pPr>
+            <w:r>
+              <w:rPr>
+                <w:rFonts w:ascii="Consolas" w:hAnsi="Consolas" w:cs="Arial"/>
+                <w:shd w:val="clear" w:color="auto" w:fill="FFFFFF"/>
+              </w:rPr>
+              <w:t>T</w:t>
+            </w:r>
+            <w:r>
+              <w:rPr>
+                <w:rFonts w:ascii="Consolas" w:hAnsi="Consolas" w:cs="Arial"/>
+                <w:shd w:val="clear" w:color="auto" w:fill="FFFFFF"/>
+              </w:rPr>
+              <w:t>esting</w:t>
+            </w:r>
+          </w:p>
+        </w:tc>
+        <w:tc>
+          <w:tcPr>
+            <w:tcW w:w="3150" w:type="dxa"/>
+          </w:tcPr>
+          <w:p>
+            <w:pPr>
+              <w:spacing w:after="120"/>
+              <w:rPr>
+                <w:rFonts w:ascii="Consolas" w:hAnsi="Consolas"/>
+              </w:rPr>
+            </w:pPr>
+            <w:r>
+              <w:rPr>
+                <w:rFonts w:ascii="Consolas" w:hAnsi="Consolas" w:cs="Arial"/>
+                <w:shd w:val="clear" w:color="auto" w:fill="FFFFFF"/>
+              </w:rPr>
+              <w:t>A</w:t>
+            </w:r>
+            <w:r>
+              <w:rPr>
+                <w:rFonts w:ascii="Consolas" w:hAnsi="Consolas" w:cs="Arial"/>
+                <w:shd w:val="clear" w:color="auto" w:fill="FFFFFF"/>
+              </w:rPr>
+              <w:t>fter completion of coding</w:t>
+            </w:r>
+          </w:p>
+        </w:tc>
+        <w:tc>
+          <w:tcPr>
+            <w:tcW w:w="3870" w:type="dxa"/>
+          </w:tcPr>
+          <w:p>
+            <w:pPr>
+              <w:spacing w:after="120"/>
+              <w:rPr>
+                <w:rFonts w:ascii="Consolas" w:hAnsi="Consolas"/>
+              </w:rPr>
+            </w:pPr>
+            <w:r>
+              <w:rPr>
+                <w:rFonts w:ascii="Consolas" w:hAnsi="Consolas" w:cs="Arial"/>
+                <w:shd w:val="clear" w:color="auto" w:fill="FFFFFF"/>
+              </w:rPr>
+              <w:t>At the end of every iteration</w:t>
+            </w:r>
+          </w:p>
+        </w:tc>
+      </w:tr>
+      <w:tr>
+        <w:tc>
+          <w:tcPr>
+            <w:tcW w:w="2245" w:type="dxa"/>
+          </w:tcPr>
+          <w:p>
+            <w:pPr>
+              <w:spacing w:after="120"/>
+              <w:rPr>
+                <w:rFonts w:ascii="Consolas" w:hAnsi="Consolas" w:cs="Arial"/>
+                <w:shd w:val="clear" w:color="auto" w:fill="FFFFFF"/>
+              </w:rPr>
+            </w:pPr>
+            <w:r>
+              <w:rPr>
+                <w:rFonts w:ascii="Consolas" w:hAnsi="Consolas" w:cs="Arial"/>
+                <w:shd w:val="clear" w:color="auto" w:fill="FFFFFF"/>
+              </w:rPr>
+              <w:t>Risk</w:t>
+            </w:r>
+          </w:p>
+        </w:tc>
+        <w:tc>
+          <w:tcPr>
+            <w:tcW w:w="3150" w:type="dxa"/>
+          </w:tcPr>
+          <w:p>
+            <w:pPr>
+              <w:spacing w:after="120"/>
+              <w:rPr>
+                <w:rFonts w:ascii="Consolas" w:hAnsi="Consolas" w:cs="Arial"/>
+                <w:shd w:val="clear" w:color="auto" w:fill="FFFFFF"/>
+              </w:rPr>
+            </w:pPr>
+            <w:r>
+              <w:rPr>
+                <w:rFonts w:ascii="Consolas" w:hAnsi="Consolas"/>
+              </w:rPr>
+              <w:t>H</w:t>
+            </w:r>
+            <w:r>
+              <w:rPr>
+                <w:rFonts w:ascii="Consolas" w:hAnsi="Consolas"/>
+              </w:rPr>
+              <w:t>igh</w:t>
+            </w:r>
+          </w:p>
+        </w:tc>
+        <w:tc>
+          <w:tcPr>
+            <w:tcW w:w="3870" w:type="dxa"/>
+          </w:tcPr>
+          <w:p>
+            <w:pPr>
+              <w:spacing w:after="120"/>
+              <w:rPr>
+                <w:rFonts w:ascii="Consolas" w:hAnsi="Consolas" w:cs="Arial"/>
+                <w:shd w:val="clear" w:color="auto" w:fill="FFFFFF"/>
+              </w:rPr>
+            </w:pPr>
+            <w:r>
+              <w:rPr>
+                <w:rFonts w:ascii="Consolas" w:hAnsi="Consolas"/>
+              </w:rPr>
+              <w:t>low</w:t>
+            </w:r>
+          </w:p>
+        </w:tc>
+      </w:tr>
+      <w:tr>
+        <w:tc>
+          <w:tcPr>
+            <w:tcW w:w="2245" w:type="dxa"/>
+          </w:tcPr>
+          <w:p>
+            <w:pPr>
+              <w:spacing w:after="120"/>
+              <w:rPr>
+                <w:rFonts w:ascii="Consolas" w:hAnsi="Consolas" w:cs="Arial"/>
+                <w:shd w:val="clear" w:color="auto" w:fill="FFFFFF"/>
+              </w:rPr>
+            </w:pPr>
+            <w:r>
+              <w:rPr>
+                <w:rFonts w:ascii="Consolas" w:hAnsi="Consolas" w:cs="Arial"/>
+                <w:shd w:val="clear" w:color="auto" w:fill="FFFFFF"/>
+              </w:rPr>
+              <w:t>Duration</w:t>
+            </w:r>
+          </w:p>
+        </w:tc>
+        <w:tc>
+          <w:tcPr>
+            <w:tcW w:w="3150" w:type="dxa"/>
+          </w:tcPr>
+          <w:p>
+            <w:pPr>
+              <w:spacing w:after="120"/>
+              <w:rPr>
+                <w:rFonts w:ascii="Consolas" w:hAnsi="Consolas"/>
+              </w:rPr>
+            </w:pPr>
+            <w:r>
+              <w:rPr>
+                <w:rFonts w:ascii="Consolas" w:hAnsi="Consolas"/>
+              </w:rPr>
+              <w:t>Short</w:t>
+            </w:r>
+          </w:p>
+        </w:tc>
+        <w:tc>
+          <w:tcPr>
+            <w:tcW w:w="3870" w:type="dxa"/>
+          </w:tcPr>
+          <w:p>
+            <w:pPr>
+              <w:spacing w:after="120"/>
+              <w:rPr>
+                <w:rFonts w:ascii="Consolas" w:hAnsi="Consolas"/>
+              </w:rPr>
+            </w:pPr>
+            <w:r>
+              <w:rPr>
+                <w:rFonts w:ascii="Consolas" w:hAnsi="Consolas"/>
+              </w:rPr>
+              <w:t>More than waterfall</w:t>
+            </w:r>
+          </w:p>
+        </w:tc>
+      </w:tr>
+      <w:tr>
+        <w:tc>
+          <w:tcPr>
+            <w:tcW w:w="2245" w:type="dxa"/>
+          </w:tcPr>
+          <w:p>
+            <w:pPr>
+              <w:spacing w:after="120"/>
+              <w:rPr>
+                <w:rFonts w:ascii="Consolas" w:hAnsi="Consolas" w:cs="Arial"/>
+                <w:shd w:val="clear" w:color="auto" w:fill="FFFFFF"/>
+              </w:rPr>
+            </w:pPr>
+            <w:r>
+              <w:rPr>
+                <w:rFonts w:ascii="Consolas" w:hAnsi="Consolas"/>
+              </w:rPr>
+              <w:t>C</w:t>
+            </w:r>
+            <w:r>
+              <w:rPr>
+                <w:rFonts w:ascii="Consolas" w:hAnsi="Consolas"/>
+              </w:rPr>
+              <w:t>ost</w:t>
+            </w:r>
+          </w:p>
+        </w:tc>
+        <w:tc>
+          <w:tcPr>
+            <w:tcW w:w="3150" w:type="dxa"/>
+          </w:tcPr>
+          <w:p>
+            <w:pPr>
+              <w:spacing w:after="120"/>
+              <w:rPr>
+                <w:rFonts w:ascii="Consolas" w:hAnsi="Consolas"/>
+              </w:rPr>
+            </w:pPr>
+            <w:r>
+              <w:rPr>
+                <w:rFonts w:ascii="Consolas" w:hAnsi="Consolas"/>
+              </w:rPr>
+              <w:t xml:space="preserve">low </w:t>
+            </w:r>
+          </w:p>
+        </w:tc>
+        <w:tc>
+          <w:tcPr>
+            <w:tcW w:w="3870" w:type="dxa"/>
+          </w:tcPr>
+          <w:p>
+            <w:pPr>
+              <w:spacing w:after="120"/>
+              <w:rPr>
+                <w:rFonts w:ascii="Consolas" w:hAnsi="Consolas"/>
+              </w:rPr>
+            </w:pPr>
+            <w:r>
+              <w:rPr>
+                <w:rFonts w:ascii="Consolas" w:hAnsi="Consolas"/>
+              </w:rPr>
+              <w:t>high</w:t>
+            </w:r>
+          </w:p>
+        </w:tc>
+      </w:tr>
+    </w:tbl>
+    <w:p>
+      <w:pPr>
+        <w:rPr>
+          <w:rFonts w:ascii="Consolas" w:hAnsi="Consolas" w:cstheme="majorHAnsi"/>
+          <w:shd w:val="clear" w:color="auto" w:fill="FFFFFF"/>
+        </w:rPr>
+      </w:pPr>
+    </w:p>
+    <w:p>
+      <w:pPr>
+        <w:rPr>
+          <w:rFonts w:ascii="Consolas" w:hAnsi="Consolas" w:cstheme="majorHAnsi"/>
+          <w:shd w:val="clear" w:color="auto" w:fill="FFFFFF"/>
+        </w:rPr>
+      </w:pPr>
+    </w:p>
+    <w:p>
+      <w:pPr>
+        <w:rPr>
+          <w:rFonts w:ascii="Consolas" w:hAnsi="Consolas" w:cstheme="majorHAnsi"/>
+          <w:shd w:val="clear" w:color="auto" w:fill="FFFFFF"/>
+        </w:rPr>
+      </w:pPr>
+      <w:r>
+        <w:rPr>
+          <w:rFonts w:ascii="Consolas" w:hAnsi="Consolas" w:cstheme="majorHAnsi"/>
+          <w:shd w:val="clear" w:color="auto" w:fill="FFFFFF"/>
+        </w:rPr>
+        <w:br w:type="page"/>
+      </w:r>
+    </w:p>
+    <w:p>
+      <w:pPr>
+        <w:rPr>
+          <w:rFonts w:ascii="Consolas" w:hAnsi="Consolas" w:cstheme="majorHAnsi"/>
+          <w:shd w:val="clear" w:color="auto" w:fill="FFFFFF"/>
+        </w:rPr>
+      </w:pPr>
+      <w:r>
+        <w:rPr>
+          <w:rFonts w:ascii="Consolas" w:hAnsi="Consolas" w:cstheme="majorHAnsi"/>
+          <w:shd w:val="clear" w:color="auto" w:fill="FFFFFF"/>
+        </w:rPr>
+        <w:lastRenderedPageBreak/>
+        <w:t>Similarity</w:t>
+      </w:r>
+      <w:r>
+        <w:rPr>
+          <w:rFonts w:ascii="Consolas" w:hAnsi="Consolas" w:cstheme="majorHAnsi"/>
+          <w:shd w:val="clear" w:color="auto" w:fill="FFFFFF"/>
+        </w:rPr>
+        <w:t xml:space="preserve"> between Waterfall </w:t>
+      </w:r>
+      <w:r>
+        <w:rPr>
+          <w:rFonts w:ascii="Consolas" w:hAnsi="Consolas" w:cstheme="majorHAnsi"/>
+          <w:shd w:val="clear" w:color="auto" w:fill="FFFFFF"/>
+        </w:rPr>
+        <w:t xml:space="preserve">and </w:t>
+      </w:r>
+      <w:r>
+        <w:rPr>
+          <w:rFonts w:ascii="Consolas" w:hAnsi="Consolas" w:cstheme="majorHAnsi"/>
+        </w:rPr>
+        <w:t>Incremental</w:t>
+      </w:r>
+      <w:r>
+        <w:rPr>
+          <w:rFonts w:ascii="Consolas" w:hAnsi="Consolas" w:cstheme="majorHAnsi"/>
+          <w:shd w:val="clear" w:color="auto" w:fill="FFFFFF"/>
+        </w:rPr>
+        <w:t xml:space="preserve"> </w:t>
+      </w:r>
+      <w:r>
+        <w:rPr>
+          <w:rFonts w:ascii="Consolas" w:hAnsi="Consolas" w:cstheme="majorHAnsi"/>
+          <w:shd w:val="clear" w:color="auto" w:fill="FFFFFF"/>
+        </w:rPr>
+        <w:t>model</w:t>
+      </w:r>
+      <w:r>
+        <w:rPr>
+          <w:rFonts w:ascii="Consolas" w:hAnsi="Consolas" w:cstheme="majorHAnsi"/>
+          <w:shd w:val="clear" w:color="auto" w:fill="FFFFFF"/>
+        </w:rPr>
+        <w:t>:</w:t>
+      </w:r>
+    </w:p>
+    <w:tbl>
+      <w:tblPr>
+        <w:tblStyle w:val="TableGrid"/>
+        <w:tblW w:w="0" w:type="auto"/>
+        <w:tblLook w:val="04A0" w:firstRow="1" w:lastRow="0" w:firstColumn="1" w:lastColumn="0" w:noHBand="0" w:noVBand="1"/>
+      </w:tblPr>
+      <w:tblGrid>
+        <w:gridCol w:w="2245"/>
+        <w:gridCol w:w="3150"/>
+        <w:gridCol w:w="3870"/>
+      </w:tblGrid>
+      <w:tr>
+        <w:tc>
+          <w:tcPr>
+            <w:tcW w:w="2245" w:type="dxa"/>
+          </w:tcPr>
+          <w:p>
+            <w:pPr>
+              <w:spacing w:after="120" w:line="259" w:lineRule="auto"/>
+              <w:rPr>
+                <w:rFonts w:ascii="Consolas" w:hAnsi="Consolas" w:cstheme="majorHAnsi"/>
+              </w:rPr>
+            </w:pPr>
+          </w:p>
+        </w:tc>
+        <w:tc>
+          <w:tcPr>
+            <w:tcW w:w="3150" w:type="dxa"/>
+          </w:tcPr>
+          <w:p>
+            <w:pPr>
+              <w:spacing w:after="120" w:line="259" w:lineRule="auto"/>
+              <w:rPr>
+                <w:rFonts w:ascii="Consolas" w:hAnsi="Consolas" w:cstheme="majorHAnsi"/>
+              </w:rPr>
+            </w:pPr>
+            <w:r>
+              <w:rPr>
+                <w:rFonts w:ascii="Consolas" w:hAnsi="Consolas" w:cstheme="majorHAnsi"/>
+              </w:rPr>
+              <w:t>WATERFALL MODEL</w:t>
+            </w:r>
+          </w:p>
+        </w:tc>
+        <w:tc>
+          <w:tcPr>
+            <w:tcW w:w="3870" w:type="dxa"/>
+          </w:tcPr>
+          <w:p>
+            <w:pPr>
+              <w:spacing w:after="120" w:line="259" w:lineRule="auto"/>
+              <w:rPr>
+                <w:rFonts w:ascii="Consolas" w:hAnsi="Consolas" w:cstheme="majorHAnsi"/>
+              </w:rPr>
+            </w:pPr>
+            <w:r>
+              <w:rPr>
+                <w:rFonts w:ascii="Consolas" w:hAnsi="Consolas" w:cstheme="majorHAnsi"/>
+              </w:rPr>
+              <w:t>INCREMENTAL</w:t>
+            </w:r>
+          </w:p>
+        </w:tc>
+      </w:tr>
+      <w:tr>
+        <w:tc>
+          <w:tcPr>
+            <w:tcW w:w="2245" w:type="dxa"/>
+          </w:tcPr>
+          <w:p>
+            <w:pPr>
+              <w:spacing w:after="120"/>
+              <w:rPr>
+                <w:rFonts w:ascii="Consolas" w:hAnsi="Consolas"/>
+              </w:rPr>
+            </w:pPr>
+            <w:r>
+              <w:rPr>
+                <w:rFonts w:ascii="Consolas" w:hAnsi="Consolas"/>
+              </w:rPr>
+              <w:t>Requirement</w:t>
+            </w:r>
+          </w:p>
+        </w:tc>
+        <w:tc>
+          <w:tcPr>
+            <w:tcW w:w="3150" w:type="dxa"/>
+          </w:tcPr>
+          <w:p>
+            <w:pPr>
+              <w:spacing w:after="120"/>
+              <w:rPr>
+                <w:rFonts w:ascii="Consolas" w:hAnsi="Consolas"/>
+              </w:rPr>
+            </w:pPr>
+            <w:r>
+              <w:rPr>
+                <w:rFonts w:ascii="Consolas" w:hAnsi="Consolas"/>
+              </w:rPr>
+              <w:t>pre</w:t>
+            </w:r>
+            <w:r>
+              <w:rPr>
+                <w:rFonts w:ascii="Consolas" w:hAnsi="Consolas"/>
+              </w:rPr>
+              <w:t>defined</w:t>
+            </w:r>
+          </w:p>
+        </w:tc>
+        <w:tc>
+          <w:tcPr>
+            <w:tcW w:w="3870" w:type="dxa"/>
+          </w:tcPr>
+          <w:p>
+            <w:pPr>
+              <w:spacing w:after="120"/>
+              <w:rPr>
+                <w:rFonts w:ascii="Consolas" w:hAnsi="Consolas"/>
+              </w:rPr>
+            </w:pPr>
+            <w:r>
+              <w:rPr>
+                <w:rFonts w:ascii="Consolas" w:hAnsi="Consolas"/>
+              </w:rPr>
+              <w:t>pre</w:t>
+            </w:r>
+            <w:r>
+              <w:rPr>
+                <w:rFonts w:ascii="Consolas" w:hAnsi="Consolas"/>
+              </w:rPr>
+              <w:t>defined</w:t>
+            </w:r>
+          </w:p>
+        </w:tc>
+      </w:tr>
+      <w:tr>
+        <w:tc>
+          <w:tcPr>
+            <w:tcW w:w="2245" w:type="dxa"/>
+          </w:tcPr>
+          <w:p>
+            <w:pPr>
+              <w:spacing w:after="120" w:line="259" w:lineRule="auto"/>
+              <w:rPr>
+                <w:rFonts w:ascii="Consolas" w:hAnsi="Consolas" w:cstheme="majorHAnsi"/>
+              </w:rPr>
+            </w:pPr>
+            <w:r>
+              <w:rPr>
+                <w:rFonts w:ascii="Consolas" w:hAnsi="Consolas"/>
+              </w:rPr>
+              <w:t>Documentation</w:t>
+            </w:r>
+          </w:p>
+        </w:tc>
+        <w:tc>
+          <w:tcPr>
+            <w:tcW w:w="3150" w:type="dxa"/>
+          </w:tcPr>
+          <w:p>
+            <w:pPr>
+              <w:tabs>
+                <w:tab w:val="left" w:pos="916"/>
+                <w:tab w:val="left" w:pos="1832"/>
+                <w:tab w:val="left" w:pos="2748"/>
+                <w:tab w:val="left" w:pos="3664"/>
+                <w:tab w:val="left" w:pos="4580"/>
+                <w:tab w:val="left" w:pos="5496"/>
+                <w:tab w:val="left" w:pos="6412"/>
+                <w:tab w:val="left" w:pos="7328"/>
+                <w:tab w:val="left" w:pos="8244"/>
+                <w:tab w:val="left" w:pos="9160"/>
+                <w:tab w:val="left" w:pos="10076"/>
+                <w:tab w:val="left" w:pos="10992"/>
+                <w:tab w:val="left" w:pos="11908"/>
+                <w:tab w:val="left" w:pos="12824"/>
+                <w:tab w:val="left" w:pos="13740"/>
+                <w:tab w:val="left" w:pos="14656"/>
+              </w:tabs>
+              <w:rPr>
+                <w:rFonts w:ascii="Consolas" w:eastAsia="Times New Roman" w:hAnsi="Consolas" w:cs="Courier New"/>
+                <w:color w:val="24292E"/>
+                <w:sz w:val="20"/>
+                <w:szCs w:val="20"/>
+              </w:rPr>
+            </w:pPr>
+            <w:r>
+              <w:rPr>
+                <w:rFonts w:ascii="Consolas" w:eastAsia="Times New Roman" w:hAnsi="Consolas" w:cs="Courier New"/>
+                <w:color w:val="24292E"/>
+                <w:sz w:val="20"/>
+                <w:szCs w:val="20"/>
+                <w:bdr w:val="none" w:sz="0" w:space="0" w:color="auto" w:frame="1"/>
+              </w:rPr>
+              <w:t>Excellent</w:t>
+            </w:r>
+          </w:p>
+        </w:tc>
+        <w:tc>
+          <w:tcPr>
+            <w:tcW w:w="3870" w:type="dxa"/>
+          </w:tcPr>
+          <w:p>
+            <w:pPr>
+              <w:tabs>
+                <w:tab w:val="left" w:pos="916"/>
+                <w:tab w:val="left" w:pos="1832"/>
+                <w:tab w:val="left" w:pos="2748"/>
+                <w:tab w:val="left" w:pos="3664"/>
+                <w:tab w:val="left" w:pos="4580"/>
+                <w:tab w:val="left" w:pos="5496"/>
+                <w:tab w:val="left" w:pos="6412"/>
+                <w:tab w:val="left" w:pos="7328"/>
+                <w:tab w:val="left" w:pos="8244"/>
+                <w:tab w:val="left" w:pos="9160"/>
+                <w:tab w:val="left" w:pos="10076"/>
+                <w:tab w:val="left" w:pos="10992"/>
+                <w:tab w:val="left" w:pos="11908"/>
+                <w:tab w:val="left" w:pos="12824"/>
+                <w:tab w:val="left" w:pos="13740"/>
+                <w:tab w:val="left" w:pos="14656"/>
+              </w:tabs>
+              <w:rPr>
+                <w:rFonts w:ascii="Consolas" w:eastAsia="Times New Roman" w:hAnsi="Consolas" w:cs="Courier New"/>
+                <w:color w:val="24292E"/>
+                <w:sz w:val="20"/>
+                <w:szCs w:val="20"/>
+              </w:rPr>
+            </w:pPr>
+            <w:r>
+              <w:rPr>
+                <w:rFonts w:ascii="Consolas" w:eastAsia="Times New Roman" w:hAnsi="Consolas" w:cs="Courier New"/>
+                <w:color w:val="24292E"/>
+                <w:sz w:val="20"/>
+                <w:szCs w:val="20"/>
+                <w:bdr w:val="none" w:sz="0" w:space="0" w:color="auto" w:frame="1"/>
+              </w:rPr>
+              <w:t>Excellent</w:t>
+            </w:r>
+          </w:p>
+        </w:tc>
+      </w:tr>
+      <w:tr>
+        <w:tc>
+          <w:tcPr>
+            <w:tcW w:w="2245" w:type="dxa"/>
+          </w:tcPr>
+          <w:p>
+            <w:pPr>
+              <w:spacing w:after="120" w:line="259" w:lineRule="auto"/>
+              <w:rPr>
+                <w:rFonts w:ascii="Consolas" w:hAnsi="Consolas" w:cstheme="majorHAnsi"/>
+              </w:rPr>
+            </w:pPr>
+            <w:r>
+              <w:rPr>
+                <w:rFonts w:ascii="Consolas" w:hAnsi="Consolas" w:cs="Arial"/>
+                <w:shd w:val="clear" w:color="auto" w:fill="FFFFFF"/>
+              </w:rPr>
+              <w:t xml:space="preserve">Customer </w:t>
+            </w:r>
+            <w:r>
+              <w:rPr>
+                <w:rFonts w:ascii="Consolas" w:hAnsi="Consolas" w:cs="Arial"/>
+                <w:shd w:val="clear" w:color="auto" w:fill="FFFFFF"/>
+              </w:rPr>
+              <w:t>i</w:t>
+            </w:r>
+            <w:r>
+              <w:rPr>
+                <w:rFonts w:ascii="Consolas" w:hAnsi="Consolas" w:cs="Arial"/>
+                <w:shd w:val="clear" w:color="auto" w:fill="FFFFFF"/>
+              </w:rPr>
+              <w:t>nvolvement</w:t>
+            </w:r>
+            <w:bookmarkStart w:id="0" w:name="_GoBack"/>
+            <w:bookmarkEnd w:id="0"/>
+          </w:p>
+        </w:tc>
+        <w:tc>
+          <w:tcPr>
+            <w:tcW w:w="3150" w:type="dxa"/>
+          </w:tcPr>
+          <w:p>
+            <w:pPr>
+              <w:spacing w:after="120" w:line="259" w:lineRule="auto"/>
+              <w:rPr>
+                <w:rFonts w:ascii="Consolas" w:hAnsi="Consolas" w:cstheme="majorHAnsi"/>
+              </w:rPr>
+            </w:pPr>
+            <w:r>
+              <w:rPr>
+                <w:rFonts w:ascii="Consolas" w:hAnsi="Consolas" w:cs="Arial"/>
+                <w:shd w:val="clear" w:color="auto" w:fill="FFFFFF"/>
+              </w:rPr>
+              <w:t>Only at</w:t>
+            </w:r>
+            <w:r>
+              <w:rPr>
+                <w:rFonts w:ascii="Consolas" w:hAnsi="Consolas" w:cs="Arial"/>
+                <w:shd w:val="clear" w:color="auto" w:fill="FFFFFF"/>
+              </w:rPr>
+              <w:t xml:space="preserve"> the </w:t>
+            </w:r>
+            <w:r>
+              <w:rPr>
+                <w:rFonts w:ascii="Consolas" w:hAnsi="Consolas" w:cs="Arial"/>
+                <w:shd w:val="clear" w:color="auto" w:fill="FFFFFF"/>
+              </w:rPr>
+              <w:t>beginning</w:t>
+            </w:r>
+          </w:p>
+        </w:tc>
+        <w:tc>
+          <w:tcPr>
+            <w:tcW w:w="3870" w:type="dxa"/>
+          </w:tcPr>
+          <w:p>
+            <w:pPr>
+              <w:spacing w:after="120" w:line="259" w:lineRule="auto"/>
+              <w:rPr>
+                <w:rFonts w:ascii="Consolas" w:hAnsi="Consolas" w:cstheme="majorHAnsi"/>
+              </w:rPr>
+            </w:pPr>
+            <w:r>
+              <w:rPr>
+                <w:rFonts w:ascii="Consolas" w:hAnsi="Consolas" w:cs="Arial"/>
+                <w:shd w:val="clear" w:color="auto" w:fill="FFFFFF"/>
+              </w:rPr>
+              <w:t>At the end of every iteration</w:t>
+            </w:r>
+          </w:p>
+        </w:tc>
+      </w:tr>
+      <w:tr>
+        <w:tc>
+          <w:tcPr>
+            <w:tcW w:w="2245" w:type="dxa"/>
+          </w:tcPr>
+          <w:p>
+            <w:pPr>
+              <w:spacing w:after="120"/>
+              <w:rPr>
+                <w:rFonts w:ascii="Consolas" w:hAnsi="Consolas" w:cs="Arial"/>
+                <w:shd w:val="clear" w:color="auto" w:fill="FFFFFF"/>
+              </w:rPr>
+            </w:pPr>
+            <w:r>
+              <w:rPr>
+                <w:rFonts w:ascii="Consolas" w:hAnsi="Consolas" w:cs="Arial"/>
+                <w:shd w:val="clear" w:color="auto" w:fill="FFFFFF"/>
+              </w:rPr>
+              <w:t>Customer evaluation and feedback</w:t>
+            </w:r>
+          </w:p>
+        </w:tc>
+        <w:tc>
+          <w:tcPr>
+            <w:tcW w:w="3150" w:type="dxa"/>
+          </w:tcPr>
+          <w:p>
+            <w:pPr>
+              <w:spacing w:after="120"/>
+              <w:rPr>
+                <w:rFonts w:ascii="Consolas" w:hAnsi="Consolas" w:cs="Arial"/>
+                <w:shd w:val="clear" w:color="auto" w:fill="FFFFFF"/>
+              </w:rPr>
+            </w:pPr>
+            <w:r>
+              <w:rPr>
+                <w:rFonts w:ascii="Consolas" w:hAnsi="Consolas" w:cs="Arial"/>
+                <w:shd w:val="clear" w:color="auto" w:fill="FFFFFF"/>
+              </w:rPr>
+              <w:t>Only at</w:t>
+            </w:r>
+            <w:r>
+              <w:rPr>
+                <w:rFonts w:ascii="Consolas" w:hAnsi="Consolas" w:cs="Arial"/>
+                <w:shd w:val="clear" w:color="auto" w:fill="FFFFFF"/>
+              </w:rPr>
+              <w:t xml:space="preserve"> the end</w:t>
+            </w:r>
+          </w:p>
+        </w:tc>
+        <w:tc>
+          <w:tcPr>
+            <w:tcW w:w="3870" w:type="dxa"/>
+          </w:tcPr>
+          <w:p>
+            <w:pPr>
+              <w:spacing w:after="120"/>
+              <w:rPr>
+                <w:rFonts w:ascii="Consolas" w:hAnsi="Consolas" w:cs="Arial"/>
+                <w:shd w:val="clear" w:color="auto" w:fill="FFFFFF"/>
+              </w:rPr>
+            </w:pPr>
+            <w:r>
+              <w:rPr>
+                <w:rFonts w:ascii="Consolas" w:hAnsi="Consolas" w:cs="Arial"/>
+                <w:shd w:val="clear" w:color="auto" w:fill="FFFFFF"/>
+              </w:rPr>
+              <w:t>At the end of every iteration</w:t>
+            </w:r>
+          </w:p>
+        </w:tc>
+      </w:tr>
+      <w:tr>
+        <w:tc>
+          <w:tcPr>
+            <w:tcW w:w="2245" w:type="dxa"/>
+          </w:tcPr>
+          <w:p>
+            <w:pPr>
+              <w:spacing w:after="120"/>
+              <w:rPr>
+                <w:rFonts w:ascii="Consolas" w:hAnsi="Consolas" w:cs="Arial"/>
+                <w:shd w:val="clear" w:color="auto" w:fill="FFFFFF"/>
+              </w:rPr>
+            </w:pPr>
+            <w:r>
+              <w:rPr>
+                <w:rFonts w:ascii="Consolas" w:hAnsi="Consolas" w:cs="Arial"/>
+                <w:shd w:val="clear" w:color="auto" w:fill="FFFFFF"/>
+              </w:rPr>
+              <w:t xml:space="preserve">Working </w:t>
+            </w:r>
+            <w:r>
+              <w:rPr>
+                <w:rFonts w:ascii="Consolas" w:hAnsi="Consolas" w:cs="Arial"/>
+                <w:shd w:val="clear" w:color="auto" w:fill="FFFFFF"/>
+              </w:rPr>
+              <w:t>module</w:t>
+            </w:r>
+            <w:r>
+              <w:rPr>
+                <w:rFonts w:ascii="Consolas" w:hAnsi="Consolas" w:cs="Arial"/>
+                <w:shd w:val="clear" w:color="auto" w:fill="FFFFFF"/>
+              </w:rPr>
+              <w:t xml:space="preserve"> availability</w:t>
+            </w:r>
+          </w:p>
+        </w:tc>
+        <w:tc>
+          <w:tcPr>
+            <w:tcW w:w="3150" w:type="dxa"/>
+          </w:tcPr>
+          <w:p>
+            <w:pPr>
+              <w:spacing w:after="120"/>
+              <w:rPr>
+                <w:rFonts w:ascii="Consolas" w:hAnsi="Consolas" w:cs="Arial"/>
+                <w:shd w:val="clear" w:color="auto" w:fill="FFFFFF"/>
+              </w:rPr>
+            </w:pPr>
+            <w:r>
+              <w:rPr>
+                <w:rFonts w:ascii="Consolas" w:hAnsi="Consolas" w:cs="Arial"/>
+                <w:shd w:val="clear" w:color="auto" w:fill="FFFFFF"/>
+              </w:rPr>
+              <w:t>Only at</w:t>
+            </w:r>
+            <w:r>
+              <w:rPr>
+                <w:rFonts w:ascii="Consolas" w:hAnsi="Consolas" w:cs="Arial"/>
+                <w:shd w:val="clear" w:color="auto" w:fill="FFFFFF"/>
+              </w:rPr>
+              <w:t xml:space="preserve"> the end</w:t>
+            </w:r>
+          </w:p>
+        </w:tc>
+        <w:tc>
+          <w:tcPr>
+            <w:tcW w:w="3870" w:type="dxa"/>
+          </w:tcPr>
+          <w:p>
+            <w:pPr>
+              <w:spacing w:after="120"/>
+              <w:rPr>
+                <w:rFonts w:ascii="Consolas" w:hAnsi="Consolas" w:cs="Arial"/>
+                <w:shd w:val="clear" w:color="auto" w:fill="FFFFFF"/>
+              </w:rPr>
+            </w:pPr>
+            <w:r>
+              <w:rPr>
+                <w:rFonts w:ascii="Consolas" w:hAnsi="Consolas" w:cs="Arial"/>
+                <w:shd w:val="clear" w:color="auto" w:fill="FFFFFF"/>
+              </w:rPr>
+              <w:t>At the end of every iteration</w:t>
+            </w:r>
+          </w:p>
+        </w:tc>
+      </w:tr>
+      <w:tr>
+        <w:tc>
+          <w:tcPr>
+            <w:tcW w:w="2245" w:type="dxa"/>
+          </w:tcPr>
+          <w:p>
+            <w:pPr>
+              <w:spacing w:after="120"/>
+              <w:rPr>
+                <w:rFonts w:ascii="Consolas" w:hAnsi="Consolas" w:cs="Arial"/>
+                <w:shd w:val="clear" w:color="auto" w:fill="FFFFFF"/>
+              </w:rPr>
+            </w:pPr>
+            <w:r>
+              <w:rPr>
+                <w:rFonts w:ascii="Consolas" w:hAnsi="Consolas" w:cs="Arial"/>
+                <w:shd w:val="clear" w:color="auto" w:fill="FFFFFF"/>
+              </w:rPr>
+              <w:t>Progress measurable</w:t>
+            </w:r>
+          </w:p>
+        </w:tc>
+        <w:tc>
+          <w:tcPr>
+            <w:tcW w:w="3150" w:type="dxa"/>
+          </w:tcPr>
+          <w:p>
+            <w:pPr>
+              <w:spacing w:after="120"/>
+              <w:rPr>
+                <w:rFonts w:ascii="Consolas" w:hAnsi="Consolas" w:cs="Arial"/>
+                <w:shd w:val="clear" w:color="auto" w:fill="FFFFFF"/>
+              </w:rPr>
+            </w:pPr>
+            <w:r>
+              <w:rPr>
+                <w:rFonts w:ascii="Consolas" w:hAnsi="Consolas" w:cs="Arial"/>
+                <w:shd w:val="clear" w:color="auto" w:fill="FFFFFF"/>
+              </w:rPr>
+              <w:t>No</w:t>
+            </w:r>
+          </w:p>
+        </w:tc>
+        <w:tc>
+          <w:tcPr>
+            <w:tcW w:w="3870" w:type="dxa"/>
+          </w:tcPr>
+          <w:p>
+            <w:pPr>
+              <w:spacing w:after="120"/>
+              <w:rPr>
+                <w:rFonts w:ascii="Consolas" w:hAnsi="Consolas" w:cs="Arial"/>
+                <w:shd w:val="clear" w:color="auto" w:fill="FFFFFF"/>
+              </w:rPr>
+            </w:pPr>
+            <w:r>
+              <w:rPr>
+                <w:rFonts w:ascii="Consolas" w:hAnsi="Consolas" w:cs="Arial"/>
+                <w:shd w:val="clear" w:color="auto" w:fill="FFFFFF"/>
+              </w:rPr>
+              <w:t>Yes</w:t>
+            </w:r>
+          </w:p>
+        </w:tc>
+      </w:tr>
+      <w:tr>
+        <w:tc>
+          <w:tcPr>
+            <w:tcW w:w="2245" w:type="dxa"/>
+          </w:tcPr>
+          <w:p>
+            <w:pPr>
+              <w:rPr>
+                <w:rFonts w:ascii="Consolas" w:hAnsi="Consolas" w:cs="Arial"/>
+                <w:shd w:val="clear" w:color="auto" w:fill="FFFFFF"/>
+              </w:rPr>
+            </w:pPr>
+            <w:r>
+              <w:rPr>
+                <w:rFonts w:ascii="Consolas" w:hAnsi="Consolas" w:cs="Arial"/>
+                <w:shd w:val="clear" w:color="auto" w:fill="FFFFFF"/>
+              </w:rPr>
+              <w:t xml:space="preserve">Parallel </w:t>
+            </w:r>
+          </w:p>
+          <w:p>
+            <w:pPr>
+              <w:rPr>
+                <w:rFonts w:ascii="Consolas" w:hAnsi="Consolas" w:cs="Arial"/>
+                <w:shd w:val="clear" w:color="auto" w:fill="FFFFFF"/>
+              </w:rPr>
+            </w:pPr>
+            <w:r>
+              <w:rPr>
+                <w:rFonts w:ascii="Consolas" w:hAnsi="Consolas" w:cs="Arial"/>
+                <w:shd w:val="clear" w:color="auto" w:fill="FFFFFF"/>
+              </w:rPr>
+              <w:t>development</w:t>
+            </w:r>
+          </w:p>
+        </w:tc>
+        <w:tc>
+          <w:tcPr>
+            <w:tcW w:w="3150" w:type="dxa"/>
+          </w:tcPr>
+          <w:p>
+            <w:pPr>
+              <w:spacing w:after="120"/>
+              <w:rPr>
+                <w:rFonts w:ascii="Consolas" w:hAnsi="Consolas" w:cs="Arial"/>
+                <w:shd w:val="clear" w:color="auto" w:fill="FFFFFF"/>
+              </w:rPr>
+            </w:pPr>
+            <w:r>
+              <w:rPr>
+                <w:rFonts w:ascii="Consolas" w:hAnsi="Consolas" w:cs="Arial"/>
+                <w:shd w:val="clear" w:color="auto" w:fill="FFFFFF"/>
+              </w:rPr>
+              <w:t>N</w:t>
+            </w:r>
+            <w:r>
+              <w:rPr>
+                <w:rFonts w:ascii="Consolas" w:hAnsi="Consolas" w:cs="Arial"/>
+                <w:shd w:val="clear" w:color="auto" w:fill="FFFFFF"/>
+              </w:rPr>
+              <w:t>o</w:t>
+            </w:r>
+          </w:p>
+        </w:tc>
+        <w:tc>
+          <w:tcPr>
+            <w:tcW w:w="3870" w:type="dxa"/>
+          </w:tcPr>
+          <w:p>
+            <w:pPr>
+              <w:spacing w:after="120"/>
+              <w:rPr>
+                <w:rFonts w:ascii="Consolas" w:hAnsi="Consolas" w:cs="Arial"/>
+                <w:shd w:val="clear" w:color="auto" w:fill="FFFFFF"/>
+              </w:rPr>
+            </w:pPr>
+            <w:r>
+              <w:rPr>
+                <w:rFonts w:ascii="Consolas" w:hAnsi="Consolas" w:cs="Arial"/>
+                <w:shd w:val="clear" w:color="auto" w:fill="FFFFFF"/>
+              </w:rPr>
+              <w:t>Yes</w:t>
+            </w:r>
+          </w:p>
+        </w:tc>
+      </w:tr>
+    </w:tbl>
+    <w:p>
+      <w:pPr>
+        <w:rPr>
+          <w:rFonts w:ascii="Consolas" w:hAnsi="Consolas" w:cstheme="majorHAnsi"/>
+          <w:shd w:val="clear" w:color="auto" w:fill="FFFFFF"/>
+        </w:rPr>
+      </w:pPr>
+    </w:p>
+    <w:p>
+      <w:pPr>
+        <w:rPr>
+          <w:rFonts w:ascii="Consolas" w:hAnsi="Consolas" w:cstheme="majorHAnsi"/>
+          <w:shd w:val="clear" w:color="auto" w:fill="FFFFFF"/>
+        </w:rPr>
+      </w:pPr>
+      <w:r>
+        <w:rPr>
+          <w:rFonts w:ascii="Consolas" w:hAnsi="Consolas" w:cstheme="majorHAnsi"/>
+          <w:shd w:val="clear" w:color="auto" w:fill="FFFFFF"/>
+        </w:rPr>
+        <w:t xml:space="preserve">Difference between Waterfall </w:t>
+      </w:r>
+      <w:r>
+        <w:rPr>
+          <w:rFonts w:ascii="Consolas" w:hAnsi="Consolas" w:cstheme="majorHAnsi"/>
+          <w:shd w:val="clear" w:color="auto" w:fill="FFFFFF"/>
+        </w:rPr>
+        <w:t xml:space="preserve">and </w:t>
+      </w:r>
+      <w:r>
+        <w:rPr>
+          <w:rFonts w:ascii="Consolas" w:hAnsi="Consolas" w:cstheme="majorHAnsi"/>
+        </w:rPr>
+        <w:t>Incremental</w:t>
+      </w:r>
+      <w:r>
+        <w:rPr>
+          <w:rFonts w:ascii="Consolas" w:hAnsi="Consolas" w:cstheme="majorHAnsi"/>
+          <w:shd w:val="clear" w:color="auto" w:fill="FFFFFF"/>
+        </w:rPr>
+        <w:t xml:space="preserve"> </w:t>
+      </w:r>
+      <w:r>
+        <w:rPr>
+          <w:rFonts w:ascii="Consolas" w:hAnsi="Consolas" w:cstheme="majorHAnsi"/>
+          <w:shd w:val="clear" w:color="auto" w:fill="FFFFFF"/>
+        </w:rPr>
+        <w:t>model</w:t>
+      </w:r>
+      <w:r>
+        <w:rPr>
+          <w:rFonts w:ascii="Consolas" w:hAnsi="Consolas" w:cstheme="majorHAnsi"/>
+          <w:shd w:val="clear" w:color="auto" w:fill="FFFFFF"/>
+        </w:rPr>
+        <w:t>:</w:t>
+      </w:r>
+    </w:p>
+    <w:tbl>
+      <w:tblPr>
+        <w:tblStyle w:val="TableGrid"/>
+        <w:tblW w:w="0" w:type="auto"/>
+        <w:tblLook w:val="04A0" w:firstRow="1" w:lastRow="0" w:firstColumn="1" w:lastColumn="0" w:noHBand="0" w:noVBand="1"/>
+      </w:tblPr>
+      <w:tblGrid>
+        <w:gridCol w:w="2245"/>
+        <w:gridCol w:w="3150"/>
+        <w:gridCol w:w="3870"/>
+      </w:tblGrid>
+      <w:tr>
+        <w:tc>
+          <w:tcPr>
+            <w:tcW w:w="2245" w:type="dxa"/>
+          </w:tcPr>
+          <w:p>
+            <w:pPr>
+              <w:spacing w:after="120" w:line="259" w:lineRule="auto"/>
+              <w:rPr>
+                <w:rFonts w:ascii="Consolas" w:hAnsi="Consolas" w:cstheme="majorHAnsi"/>
+              </w:rPr>
+            </w:pPr>
+          </w:p>
+        </w:tc>
+        <w:tc>
+          <w:tcPr>
+            <w:tcW w:w="3150" w:type="dxa"/>
+          </w:tcPr>
+          <w:p>
+            <w:pPr>
+              <w:spacing w:after="120" w:line="259" w:lineRule="auto"/>
+              <w:rPr>
+                <w:rFonts w:ascii="Consolas" w:hAnsi="Consolas" w:cstheme="majorHAnsi"/>
+              </w:rPr>
+            </w:pPr>
+            <w:r>
+              <w:rPr>
+                <w:rFonts w:ascii="Consolas" w:hAnsi="Consolas" w:cstheme="majorHAnsi"/>
+              </w:rPr>
+              <w:t>WATERFALL MODEL</w:t>
+            </w:r>
+          </w:p>
+        </w:tc>
+        <w:tc>
+          <w:tcPr>
+            <w:tcW w:w="3870" w:type="dxa"/>
+          </w:tcPr>
+          <w:p>
+            <w:pPr>
+              <w:spacing w:after="120" w:line="259" w:lineRule="auto"/>
+              <w:rPr>
+                <w:rFonts w:ascii="Consolas" w:hAnsi="Consolas" w:cstheme="majorHAnsi"/>
+              </w:rPr>
+            </w:pPr>
+            <w:r>
+              <w:rPr>
+                <w:rFonts w:ascii="Consolas" w:hAnsi="Consolas" w:cstheme="majorHAnsi"/>
+              </w:rPr>
+              <w:t>INCREMENTAL</w:t>
+            </w:r>
+          </w:p>
+        </w:tc>
+      </w:tr>
+      <w:tr>
+        <w:tc>
+          <w:tcPr>
+            <w:tcW w:w="2245" w:type="dxa"/>
+          </w:tcPr>
+          <w:p>
+            <w:pPr>
+              <w:spacing w:after="120"/>
+              <w:rPr>
+                <w:rFonts w:ascii="Consolas" w:hAnsi="Consolas"/>
+              </w:rPr>
+            </w:pPr>
+            <w:r>
+              <w:rPr>
+                <w:rFonts w:ascii="Consolas" w:hAnsi="Consolas"/>
+              </w:rPr>
+              <w:t>C</w:t>
+            </w:r>
+            <w:r>
+              <w:rPr>
+                <w:rFonts w:ascii="Consolas" w:hAnsi="Consolas"/>
+              </w:rPr>
+              <w:t>hange</w:t>
+            </w:r>
+            <w:r>
+              <w:rPr>
+                <w:rFonts w:ascii="Consolas" w:hAnsi="Consolas"/>
+              </w:rPr>
+              <w:t xml:space="preserve"> </w:t>
+            </w:r>
+            <w:r>
+              <w:rPr>
+                <w:rFonts w:ascii="Consolas" w:hAnsi="Consolas"/>
+              </w:rPr>
+              <w:t>Requirement</w:t>
+            </w:r>
+          </w:p>
+        </w:tc>
+        <w:tc>
+          <w:tcPr>
+            <w:tcW w:w="3150" w:type="dxa"/>
+          </w:tcPr>
+          <w:p>
+            <w:pPr>
+              <w:spacing w:after="120"/>
+              <w:rPr>
+                <w:rFonts w:ascii="Consolas" w:hAnsi="Consolas"/>
+              </w:rPr>
+            </w:pPr>
+            <w:r>
+              <w:rPr>
+                <w:rFonts w:ascii="Consolas" w:hAnsi="Consolas"/>
+              </w:rPr>
+              <w:t>Difficult</w:t>
+            </w:r>
+          </w:p>
+        </w:tc>
+        <w:tc>
+          <w:tcPr>
+            <w:tcW w:w="3870" w:type="dxa"/>
+          </w:tcPr>
+          <w:p>
+            <w:pPr>
+              <w:spacing w:after="120"/>
+              <w:rPr>
+                <w:rFonts w:ascii="Consolas" w:hAnsi="Consolas"/>
+              </w:rPr>
+            </w:pPr>
+            <w:r>
+              <w:rPr>
+                <w:rFonts w:ascii="Consolas" w:hAnsi="Consolas"/>
+              </w:rPr>
+              <w:t>Easy</w:t>
+            </w:r>
+          </w:p>
+        </w:tc>
+      </w:tr>
+      <w:tr>
+        <w:tc>
+          <w:tcPr>
+            <w:tcW w:w="2245" w:type="dxa"/>
+          </w:tcPr>
+          <w:p>
+            <w:pPr>
+              <w:spacing w:after="120"/>
+              <w:rPr>
+                <w:rFonts w:ascii="Consolas" w:hAnsi="Consolas"/>
+              </w:rPr>
+            </w:pPr>
+            <w:r>
+              <w:rPr>
+                <w:rFonts w:ascii="Consolas" w:hAnsi="Consolas" w:cs="Arial"/>
+                <w:shd w:val="clear" w:color="auto" w:fill="FFFFFF"/>
+              </w:rPr>
+              <w:t>T</w:t>
+            </w:r>
+            <w:r>
+              <w:rPr>
+                <w:rFonts w:ascii="Consolas" w:hAnsi="Consolas" w:cs="Arial"/>
+                <w:shd w:val="clear" w:color="auto" w:fill="FFFFFF"/>
+              </w:rPr>
+              <w:t>esting</w:t>
+            </w:r>
+          </w:p>
+        </w:tc>
+        <w:tc>
+          <w:tcPr>
+            <w:tcW w:w="3150" w:type="dxa"/>
+          </w:tcPr>
+          <w:p>
+            <w:pPr>
+              <w:spacing w:after="120"/>
+              <w:rPr>
+                <w:rFonts w:ascii="Consolas" w:hAnsi="Consolas"/>
+              </w:rPr>
+            </w:pPr>
+            <w:r>
+              <w:rPr>
+                <w:rFonts w:ascii="Consolas" w:hAnsi="Consolas" w:cs="Arial"/>
+                <w:shd w:val="clear" w:color="auto" w:fill="FFFFFF"/>
+              </w:rPr>
+              <w:t>A</w:t>
+            </w:r>
+            <w:r>
+              <w:rPr>
+                <w:rFonts w:ascii="Consolas" w:hAnsi="Consolas" w:cs="Arial"/>
+                <w:shd w:val="clear" w:color="auto" w:fill="FFFFFF"/>
+              </w:rPr>
+              <w:t>fter completion of coding</w:t>
+            </w:r>
+          </w:p>
+        </w:tc>
+        <w:tc>
+          <w:tcPr>
+            <w:tcW w:w="3870" w:type="dxa"/>
+          </w:tcPr>
+          <w:p>
+            <w:pPr>
+              <w:spacing w:after="120"/>
+              <w:rPr>
+                <w:rFonts w:ascii="Consolas" w:hAnsi="Consolas"/>
+              </w:rPr>
+            </w:pPr>
+            <w:r>
+              <w:rPr>
+                <w:rFonts w:ascii="Consolas" w:hAnsi="Consolas" w:cs="Arial"/>
+                <w:shd w:val="clear" w:color="auto" w:fill="FFFFFF"/>
+              </w:rPr>
+              <w:t>At the end of every iteration</w:t>
+            </w:r>
+          </w:p>
+        </w:tc>
+      </w:tr>
+      <w:tr>
+        <w:tc>
+          <w:tcPr>
+            <w:tcW w:w="2245" w:type="dxa"/>
+          </w:tcPr>
+          <w:p>
+            <w:pPr>
+              <w:spacing w:after="120"/>
+              <w:rPr>
+                <w:rFonts w:ascii="Consolas" w:hAnsi="Consolas" w:cs="Arial"/>
+                <w:shd w:val="clear" w:color="auto" w:fill="FFFFFF"/>
+              </w:rPr>
+            </w:pPr>
+            <w:r>
+              <w:rPr>
+                <w:rFonts w:ascii="Consolas" w:hAnsi="Consolas" w:cs="Arial"/>
+                <w:shd w:val="clear" w:color="auto" w:fill="FFFFFF"/>
+              </w:rPr>
+              <w:t>Risk</w:t>
+            </w:r>
+          </w:p>
+        </w:tc>
+        <w:tc>
+          <w:tcPr>
+            <w:tcW w:w="3150" w:type="dxa"/>
+          </w:tcPr>
+          <w:p>
+            <w:pPr>
+              <w:spacing w:after="120"/>
+              <w:rPr>
+                <w:rFonts w:ascii="Consolas" w:hAnsi="Consolas" w:cs="Arial"/>
+                <w:shd w:val="clear" w:color="auto" w:fill="FFFFFF"/>
+              </w:rPr>
+            </w:pPr>
+            <w:r>
+              <w:rPr>
+                <w:rFonts w:ascii="Consolas" w:hAnsi="Consolas"/>
+              </w:rPr>
+              <w:t>H</w:t>
+            </w:r>
+            <w:r>
+              <w:rPr>
+                <w:rFonts w:ascii="Consolas" w:hAnsi="Consolas"/>
+              </w:rPr>
+              <w:t>igh</w:t>
+            </w:r>
+          </w:p>
+        </w:tc>
+        <w:tc>
+          <w:tcPr>
+            <w:tcW w:w="3870" w:type="dxa"/>
+          </w:tcPr>
+          <w:p>
+            <w:pPr>
+              <w:spacing w:after="120"/>
+              <w:rPr>
+                <w:rFonts w:ascii="Consolas" w:hAnsi="Consolas" w:cs="Arial"/>
+                <w:shd w:val="clear" w:color="auto" w:fill="FFFFFF"/>
+              </w:rPr>
+            </w:pPr>
+            <w:r>
+              <w:rPr>
+                <w:rFonts w:ascii="Consolas" w:hAnsi="Consolas"/>
+              </w:rPr>
+              <w:t>low</w:t>
+            </w:r>
+          </w:p>
+        </w:tc>
+      </w:tr>
+      <w:tr>
+        <w:tc>
+          <w:tcPr>
+            <w:tcW w:w="2245" w:type="dxa"/>
+          </w:tcPr>
+          <w:p>
+            <w:pPr>
+              <w:spacing w:after="120"/>
+              <w:rPr>
+                <w:rFonts w:ascii="Consolas" w:hAnsi="Consolas" w:cs="Arial"/>
+                <w:shd w:val="clear" w:color="auto" w:fill="FFFFFF"/>
+              </w:rPr>
+            </w:pPr>
+            <w:r>
+              <w:rPr>
+                <w:rFonts w:ascii="Consolas" w:hAnsi="Consolas" w:cs="Arial"/>
+                <w:shd w:val="clear" w:color="auto" w:fill="FFFFFF"/>
+              </w:rPr>
+              <w:t>Duration</w:t>
+            </w:r>
+          </w:p>
+        </w:tc>
+        <w:tc>
+          <w:tcPr>
+            <w:tcW w:w="3150" w:type="dxa"/>
+          </w:tcPr>
+          <w:p>
+            <w:pPr>
+              <w:spacing w:after="120"/>
+              <w:rPr>
+                <w:rFonts w:ascii="Consolas" w:hAnsi="Consolas"/>
+              </w:rPr>
+            </w:pPr>
+            <w:r>
+              <w:rPr>
+                <w:rFonts w:ascii="Consolas" w:hAnsi="Consolas"/>
+              </w:rPr>
+              <w:t>Short</w:t>
+            </w:r>
+          </w:p>
+        </w:tc>
+        <w:tc>
+          <w:tcPr>
+            <w:tcW w:w="3870" w:type="dxa"/>
+          </w:tcPr>
+          <w:p>
+            <w:pPr>
+              <w:spacing w:after="120"/>
+              <w:rPr>
+                <w:rFonts w:ascii="Consolas" w:hAnsi="Consolas"/>
+              </w:rPr>
+            </w:pPr>
+            <w:r>
+              <w:rPr>
+                <w:rFonts w:ascii="Consolas" w:hAnsi="Consolas"/>
+              </w:rPr>
+              <w:t>More than waterfall</w:t>
+            </w:r>
+          </w:p>
+        </w:tc>
+      </w:tr>
+      <w:tr>
+        <w:tc>
+          <w:tcPr>
+            <w:tcW w:w="2245" w:type="dxa"/>
+          </w:tcPr>
+          <w:p>
+            <w:pPr>
+              <w:spacing w:after="120"/>
+              <w:rPr>
+                <w:rFonts w:ascii="Consolas" w:hAnsi="Consolas" w:cs="Arial"/>
+                <w:shd w:val="clear" w:color="auto" w:fill="FFFFFF"/>
+              </w:rPr>
+            </w:pPr>
+            <w:r>
+              <w:rPr>
+                <w:rFonts w:ascii="Consolas" w:hAnsi="Consolas"/>
+              </w:rPr>
+              <w:t>C</w:t>
+            </w:r>
+            <w:r>
+              <w:rPr>
+                <w:rFonts w:ascii="Consolas" w:hAnsi="Consolas"/>
+              </w:rPr>
+              <w:t>ost</w:t>
+            </w:r>
+          </w:p>
+        </w:tc>
+        <w:tc>
+          <w:tcPr>
+            <w:tcW w:w="3150" w:type="dxa"/>
+          </w:tcPr>
+          <w:p>
+            <w:pPr>
+              <w:spacing w:after="120"/>
+              <w:rPr>
+                <w:rFonts w:ascii="Consolas" w:hAnsi="Consolas"/>
+              </w:rPr>
+            </w:pPr>
+            <w:r>
+              <w:rPr>
+                <w:rFonts w:ascii="Consolas" w:hAnsi="Consolas"/>
+              </w:rPr>
+              <w:t xml:space="preserve">low </w:t>
+            </w:r>
+          </w:p>
+        </w:tc>
+        <w:tc>
+          <w:tcPr>
+            <w:tcW w:w="3870" w:type="dxa"/>
+          </w:tcPr>
+          <w:p>
+            <w:pPr>
+              <w:spacing w:after="120"/>
+              <w:rPr>
+                <w:rFonts w:ascii="Consolas" w:hAnsi="Consolas"/>
+              </w:rPr>
+            </w:pPr>
+            <w:r>
+              <w:rPr>
+                <w:rFonts w:ascii="Consolas" w:hAnsi="Consolas"/>
+              </w:rPr>
+              <w:t>high</w:t>
+            </w:r>
+          </w:p>
+        </w:tc>
+      </w:tr>
+    </w:tbl>
+    <w:p>
+      <w:pPr>
+        <w:rPr>
+          <w:rFonts w:ascii="Consolas" w:hAnsi="Consolas" w:cstheme="majorHAnsi"/>
+          <w:shd w:val="clear" w:color="auto" w:fill="FFFFFF"/>
+        </w:rPr>
+      </w:pPr>
+    </w:p>
     <w:p>
       <w:pPr>
         <w:rPr>

--- a/doc-files/sdlc.docx
+++ b/doc-files/sdlc.docx
@@ -1,6 +1,6 @@
 
 <file path=word/document.xml><?xml version="1.0" encoding="utf-8"?>
-<w:document xmlns:wpc="http://schemas.microsoft.com/office/word/2010/wordprocessingCanvas" xmlns:cx="http://schemas.microsoft.com/office/drawing/2014/chartex" xmlns:cx1="http://schemas.microsoft.com/office/drawing/2015/9/8/chartex" xmlns:cx2="http://schemas.microsoft.com/office/drawing/2015/10/21/chartex" xmlns:cx3="http://schemas.microsoft.com/office/drawing/2016/5/9/chartex" xmlns:cx4="http://schemas.microsoft.com/office/drawing/2016/5/10/chartex" xmlns:cx5="http://schemas.microsoft.com/office/drawing/2016/5/11/chartex" xmlns:cx6="http://schemas.microsoft.com/office/drawing/2016/5/12/chartex" xmlns:cx7="http://schemas.microsoft.com/office/drawing/2016/5/13/chartex" xmlns:cx8="http://schemas.microsoft.com/office/drawing/2016/5/14/chartex" xmlns:mc="http://schemas.openxmlformats.org/markup-compatibility/2006" xmlns:aink="http://schemas.microsoft.com/office/drawing/2016/ink" xmlns:am3d="http://schemas.microsoft.com/office/drawing/2017/model3d" xmlns:o="urn:schemas-microsoft-com:office:office" xmlns:r="http://schemas.openxmlformats.org/officeDocument/2006/relationships" xmlns:m="http://schemas.openxmlformats.org/officeDocument/2006/math" xmlns:v="urn:schemas-microsoft-com:vml" xmlns:wp14="http://schemas.microsoft.com/office/word/2010/wordprocessingDrawing" xmlns:wp="http://schemas.openxmlformats.org/drawingml/2006/wordprocessingDrawing" xmlns:w10="urn:schemas-microsoft-com:office:word" xmlns:w="http://schemas.openxmlformats.org/wordprocessingml/2006/main" xmlns:w14="http://schemas.microsoft.com/office/word/2010/wordml" xmlns:w15="http://schemas.microsoft.com/office/word/2012/wordml" xmlns:w16cid="http://schemas.microsoft.com/office/word/2016/wordml/cid" xmlns:w16se="http://schemas.microsoft.com/office/word/2015/wordml/symex" xmlns:wpg="http://schemas.microsoft.com/office/word/2010/wordprocessingGroup" xmlns:wpi="http://schemas.microsoft.com/office/word/2010/wordprocessingInk" xmlns:wne="http://schemas.microsoft.com/office/word/2006/wordml" xmlns:wps="http://schemas.microsoft.com/office/word/2010/wordprocessingShape" mc:Ignorable="w14 w15 w16se w16cid wp14">
+<w:document xmlns:wpc="http://schemas.microsoft.com/office/word/2010/wordprocessingCanvas" xmlns:cx="http://schemas.microsoft.com/office/drawing/2014/chartex" xmlns:cx1="http://schemas.microsoft.com/office/drawing/2015/9/8/chartex" xmlns:cx2="http://schemas.microsoft.com/office/drawing/2015/10/21/chartex" xmlns:cx3="http://schemas.microsoft.com/office/drawing/2016/5/9/chartex" xmlns:cx4="http://schemas.microsoft.com/office/drawing/2016/5/10/chartex" xmlns:cx5="http://schemas.microsoft.com/office/drawing/2016/5/11/chartex" xmlns:cx6="http://schemas.microsoft.com/office/drawing/2016/5/12/chartex" xmlns:cx7="http://schemas.microsoft.com/office/drawing/2016/5/13/chartex" xmlns:cx8="http://schemas.microsoft.com/office/drawing/2016/5/14/chartex" xmlns:mc="http://schemas.openxmlformats.org/markup-compatibility/2006" xmlns:aink="http://schemas.microsoft.com/office/drawing/2016/ink" xmlns:am3d="http://schemas.microsoft.com/office/drawing/2017/model3d" xmlns:o="urn:schemas-microsoft-com:office:office" xmlns:r="http://schemas.openxmlformats.org/officeDocument/2006/relationships" xmlns:m="http://schemas.openxmlformats.org/officeDocument/2006/math" xmlns:v="urn:schemas-microsoft-com:vml" xmlns:wp14="http://schemas.microsoft.com/office/word/2010/wordprocessingDrawing" xmlns:wp="http://schemas.openxmlformats.org/drawingml/2006/wordprocessingDrawing" xmlns:w10="urn:schemas-microsoft-com:office:word" xmlns:w="http://schemas.openxmlformats.org/wordprocessingml/2006/main" xmlns:w14="http://schemas.microsoft.com/office/word/2010/wordml" xmlns:w15="http://schemas.microsoft.com/office/word/2012/wordml" xmlns:w16cex="http://schemas.microsoft.com/office/word/2018/wordml/cex" xmlns:w16cid="http://schemas.microsoft.com/office/word/2016/wordml/cid" xmlns:w16="http://schemas.microsoft.com/office/word/2018/wordml" xmlns:w16se="http://schemas.microsoft.com/office/word/2015/wordml/symex" xmlns:wpg="http://schemas.microsoft.com/office/word/2010/wordprocessingGroup" xmlns:wpi="http://schemas.microsoft.com/office/word/2010/wordprocessingInk" xmlns:wne="http://schemas.microsoft.com/office/word/2006/wordml" xmlns:wps="http://schemas.microsoft.com/office/word/2010/wordprocessingShape" mc:Ignorable="w14 w15 w16se w16cid w16 w16cex wp14">
   <w:body>
     <w:p>
       <w:pPr>
@@ -1119,10 +1119,15 @@
             </w:pPr>
             <w:r>
               <w:rPr>
-                <w:rFonts w:ascii="Consolas" w:hAnsi="Consolas" w:cs="Arial"/>
-                <w:shd w:val="clear" w:color="auto" w:fill="FFFFFF"/>
-              </w:rPr>
-              <w:t>Duration</w:t>
+                <w:rFonts w:ascii="Consolas" w:hAnsi="Consolas"/>
+              </w:rPr>
+              <w:t>C</w:t>
+            </w:r>
+            <w:r>
+              <w:rPr>
+                <w:rFonts w:ascii="Consolas" w:hAnsi="Consolas"/>
+              </w:rPr>
+              <w:t>ost</w:t>
             </w:r>
           </w:p>
         </w:tc>
@@ -1141,7 +1146,7 @@
               <w:rPr>
                 <w:rFonts w:ascii="Consolas" w:hAnsi="Consolas"/>
               </w:rPr>
-              <w:t>Short</w:t>
+              <w:t>low</w:t>
             </w:r>
           </w:p>
         </w:tc>
@@ -1160,7 +1165,7 @@
               <w:rPr>
                 <w:rFonts w:ascii="Consolas" w:hAnsi="Consolas"/>
               </w:rPr>
-              <w:t>More than waterfall</w:t>
+              <w:t>high</w:t>
             </w:r>
           </w:p>
         </w:tc>
@@ -1174,21 +1179,11 @@
             <w:pPr>
               <w:spacing w:after="120"/>
               <w:rPr>
-                <w:rFonts w:ascii="Consolas" w:hAnsi="Consolas" w:cs="Arial"/>
-                <w:shd w:val="clear" w:color="auto" w:fill="FFFFFF"/>
-              </w:rPr>
-            </w:pPr>
-            <w:r>
-              <w:rPr>
-                <w:rFonts w:ascii="Consolas" w:hAnsi="Consolas"/>
-              </w:rPr>
-              <w:t>C</w:t>
-            </w:r>
-            <w:r>
-              <w:rPr>
-                <w:rFonts w:ascii="Consolas" w:hAnsi="Consolas"/>
-              </w:rPr>
-              <w:t>ost</w:t>
+                <w:rFonts w:ascii="Consolas" w:hAnsi="Consolas"/>
+              </w:rPr>
+            </w:pPr>
+            <w:r>
+              <w:t>Duration</w:t>
             </w:r>
           </w:p>
         </w:tc>
@@ -1204,10 +1199,7 @@
               </w:rPr>
             </w:pPr>
             <w:r>
-              <w:rPr>
-                <w:rFonts w:ascii="Consolas" w:hAnsi="Consolas"/>
-              </w:rPr>
-              <w:t xml:space="preserve">low </w:t>
+              <w:t>Long</w:t>
             </w:r>
           </w:p>
         </w:tc>
@@ -1226,7 +1218,13 @@
               <w:rPr>
                 <w:rFonts w:ascii="Consolas" w:hAnsi="Consolas"/>
               </w:rPr>
-              <w:t>high</w:t>
+              <w:t>More than</w:t>
+            </w:r>
+            <w:r>
+              <w:rPr>
+                <w:rFonts w:ascii="Consolas" w:hAnsi="Consolas"/>
+              </w:rPr>
+              <w:t xml:space="preserve"> waterfall</w:t>
             </w:r>
           </w:p>
         </w:tc>
@@ -1295,6 +1293,1258 @@
           <w:shd w:val="clear" w:color="auto" w:fill="FFFFFF"/>
         </w:rPr>
       </w:pPr>
+    </w:p>
+    <w:p>
+      <w:pPr>
+        <w:rPr>
+          <w:rFonts w:ascii="Consolas" w:hAnsi="Consolas" w:cstheme="majorHAnsi"/>
+          <w:shd w:val="clear" w:color="auto" w:fill="FFFFFF"/>
+        </w:rPr>
+      </w:pPr>
+      <w:r>
+        <w:rPr>
+          <w:rFonts w:ascii="Consolas" w:hAnsi="Consolas" w:cstheme="majorHAnsi"/>
+          <w:shd w:val="clear" w:color="auto" w:fill="FFFFFF"/>
+        </w:rPr>
+        <w:lastRenderedPageBreak/>
+        <w:t>Similarity</w:t>
+      </w:r>
+      <w:r>
+        <w:rPr>
+          <w:rFonts w:ascii="Consolas" w:hAnsi="Consolas" w:cstheme="majorHAnsi"/>
+          <w:shd w:val="clear" w:color="auto" w:fill="FFFFFF"/>
+        </w:rPr>
+        <w:t xml:space="preserve"> between Waterfall </w:t>
+      </w:r>
+      <w:r>
+        <w:rPr>
+          <w:rFonts w:ascii="Consolas" w:hAnsi="Consolas" w:cstheme="majorHAnsi"/>
+          <w:shd w:val="clear" w:color="auto" w:fill="FFFFFF"/>
+        </w:rPr>
+        <w:t xml:space="preserve">and </w:t>
+      </w:r>
+      <w:r>
+        <w:rPr>
+          <w:rFonts w:ascii="Consolas" w:hAnsi="Consolas" w:cstheme="majorHAnsi"/>
+        </w:rPr>
+        <w:t>Prototype</w:t>
+      </w:r>
+      <w:r>
+        <w:rPr>
+          <w:rFonts w:ascii="Consolas" w:hAnsi="Consolas" w:cstheme="majorHAnsi"/>
+        </w:rPr>
+        <w:t xml:space="preserve"> </w:t>
+      </w:r>
+      <w:r>
+        <w:rPr>
+          <w:rFonts w:ascii="Consolas" w:hAnsi="Consolas" w:cstheme="majorHAnsi"/>
+          <w:shd w:val="clear" w:color="auto" w:fill="FFFFFF"/>
+        </w:rPr>
+        <w:t>model</w:t>
+      </w:r>
+      <w:r>
+        <w:rPr>
+          <w:rFonts w:ascii="Consolas" w:hAnsi="Consolas" w:cstheme="majorHAnsi"/>
+          <w:shd w:val="clear" w:color="auto" w:fill="FFFFFF"/>
+        </w:rPr>
+        <w:t>:</w:t>
+      </w:r>
+    </w:p>
+    <w:tbl>
+      <w:tblPr>
+        <w:tblStyle w:val="TableGrid"/>
+        <w:tblW w:w="0" w:type="auto"/>
+        <w:tblLook w:val="04A0" w:firstRow="1" w:lastRow="0" w:firstColumn="1" w:lastColumn="0" w:noHBand="0" w:noVBand="1"/>
+      </w:tblPr>
+      <w:tblGrid>
+        <w:gridCol w:w="2245"/>
+        <w:gridCol w:w="3420"/>
+        <w:gridCol w:w="3600"/>
+      </w:tblGrid>
+      <w:tr>
+        <w:tc>
+          <w:tcPr>
+            <w:tcW w:w="2245" w:type="dxa"/>
+          </w:tcPr>
+          <w:p>
+            <w:pPr>
+              <w:spacing w:after="120" w:line="259" w:lineRule="auto"/>
+              <w:rPr>
+                <w:rFonts w:ascii="Consolas" w:hAnsi="Consolas" w:cstheme="majorHAnsi"/>
+              </w:rPr>
+            </w:pPr>
+          </w:p>
+        </w:tc>
+        <w:tc>
+          <w:tcPr>
+            <w:tcW w:w="3420" w:type="dxa"/>
+          </w:tcPr>
+          <w:p>
+            <w:pPr>
+              <w:spacing w:after="120" w:line="259" w:lineRule="auto"/>
+              <w:rPr>
+                <w:rFonts w:ascii="Consolas" w:hAnsi="Consolas" w:cstheme="majorHAnsi"/>
+              </w:rPr>
+            </w:pPr>
+            <w:r>
+              <w:rPr>
+                <w:rFonts w:ascii="Consolas" w:hAnsi="Consolas" w:cstheme="majorHAnsi"/>
+              </w:rPr>
+              <w:t>Waterfall Model</w:t>
+            </w:r>
+          </w:p>
+        </w:tc>
+        <w:tc>
+          <w:tcPr>
+            <w:tcW w:w="3600" w:type="dxa"/>
+          </w:tcPr>
+          <w:p>
+            <w:pPr>
+              <w:spacing w:after="120" w:line="259" w:lineRule="auto"/>
+              <w:rPr>
+                <w:rFonts w:ascii="Consolas" w:hAnsi="Consolas" w:cstheme="majorHAnsi"/>
+              </w:rPr>
+            </w:pPr>
+            <w:r>
+              <w:rPr>
+                <w:rFonts w:ascii="Consolas" w:hAnsi="Consolas" w:cstheme="majorHAnsi"/>
+              </w:rPr>
+              <w:t>Prototype</w:t>
+            </w:r>
+            <w:r>
+              <w:rPr>
+                <w:rFonts w:ascii="Consolas" w:hAnsi="Consolas" w:cstheme="majorHAnsi"/>
+              </w:rPr>
+              <w:t xml:space="preserve"> Model</w:t>
+            </w:r>
+          </w:p>
+        </w:tc>
+      </w:tr>
+      <w:tr>
+        <w:tc>
+          <w:tcPr>
+            <w:tcW w:w="2245" w:type="dxa"/>
+          </w:tcPr>
+          <w:p>
+            <w:pPr>
+              <w:spacing w:after="120"/>
+              <w:rPr>
+                <w:rFonts w:ascii="Consolas" w:hAnsi="Consolas" w:cs="Arial"/>
+                <w:shd w:val="clear" w:color="auto" w:fill="FFFFFF"/>
+              </w:rPr>
+            </w:pPr>
+            <w:r>
+              <w:rPr>
+                <w:rFonts w:ascii="Consolas" w:hAnsi="Consolas" w:cs="Arial"/>
+                <w:shd w:val="clear" w:color="auto" w:fill="FFFFFF"/>
+              </w:rPr>
+              <w:t xml:space="preserve">Working </w:t>
+            </w:r>
+            <w:r>
+              <w:rPr>
+                <w:rFonts w:ascii="Consolas" w:hAnsi="Consolas" w:cs="Arial"/>
+                <w:shd w:val="clear" w:color="auto" w:fill="FFFFFF"/>
+              </w:rPr>
+              <w:t>module</w:t>
+            </w:r>
+            <w:r>
+              <w:rPr>
+                <w:rFonts w:ascii="Consolas" w:hAnsi="Consolas" w:cs="Arial"/>
+                <w:shd w:val="clear" w:color="auto" w:fill="FFFFFF"/>
+              </w:rPr>
+              <w:t xml:space="preserve"> availability</w:t>
+            </w:r>
+          </w:p>
+        </w:tc>
+        <w:tc>
+          <w:tcPr>
+            <w:tcW w:w="3420" w:type="dxa"/>
+          </w:tcPr>
+          <w:p>
+            <w:pPr>
+              <w:spacing w:after="120"/>
+              <w:rPr>
+                <w:rFonts w:ascii="Consolas" w:hAnsi="Consolas" w:cs="Arial"/>
+                <w:shd w:val="clear" w:color="auto" w:fill="FFFFFF"/>
+              </w:rPr>
+            </w:pPr>
+            <w:r>
+              <w:rPr>
+                <w:rFonts w:ascii="Consolas" w:hAnsi="Consolas" w:cs="Arial"/>
+                <w:shd w:val="clear" w:color="auto" w:fill="FFFFFF"/>
+              </w:rPr>
+              <w:t>Only at</w:t>
+            </w:r>
+            <w:r>
+              <w:rPr>
+                <w:rFonts w:ascii="Consolas" w:hAnsi="Consolas" w:cs="Arial"/>
+                <w:shd w:val="clear" w:color="auto" w:fill="FFFFFF"/>
+              </w:rPr>
+              <w:t xml:space="preserve"> the end</w:t>
+            </w:r>
+          </w:p>
+        </w:tc>
+        <w:tc>
+          <w:tcPr>
+            <w:tcW w:w="3600" w:type="dxa"/>
+          </w:tcPr>
+          <w:p>
+            <w:pPr>
+              <w:spacing w:after="120"/>
+              <w:rPr>
+                <w:rFonts w:ascii="Consolas" w:hAnsi="Consolas" w:cs="Arial"/>
+                <w:shd w:val="clear" w:color="auto" w:fill="FFFFFF"/>
+              </w:rPr>
+            </w:pPr>
+            <w:r>
+              <w:rPr>
+                <w:rFonts w:ascii="Consolas" w:hAnsi="Consolas" w:cs="Arial"/>
+                <w:shd w:val="clear" w:color="auto" w:fill="FFFFFF"/>
+              </w:rPr>
+              <w:t>Only at</w:t>
+            </w:r>
+            <w:r>
+              <w:rPr>
+                <w:rFonts w:ascii="Consolas" w:hAnsi="Consolas" w:cs="Arial"/>
+                <w:shd w:val="clear" w:color="auto" w:fill="FFFFFF"/>
+              </w:rPr>
+              <w:t xml:space="preserve"> the end</w:t>
+            </w:r>
+          </w:p>
+        </w:tc>
+      </w:tr>
+      <w:tr>
+        <w:tc>
+          <w:tcPr>
+            <w:tcW w:w="2245" w:type="dxa"/>
+          </w:tcPr>
+          <w:p>
+            <w:pPr>
+              <w:spacing w:after="120"/>
+              <w:rPr>
+                <w:rFonts w:ascii="Consolas" w:hAnsi="Consolas" w:cs="Arial"/>
+                <w:shd w:val="clear" w:color="auto" w:fill="FFFFFF"/>
+              </w:rPr>
+            </w:pPr>
+            <w:r>
+              <w:rPr>
+                <w:rFonts w:ascii="Consolas" w:hAnsi="Consolas" w:cs="Arial"/>
+                <w:shd w:val="clear" w:color="auto" w:fill="FFFFFF"/>
+              </w:rPr>
+              <w:t>Progress measurable</w:t>
+            </w:r>
+          </w:p>
+        </w:tc>
+        <w:tc>
+          <w:tcPr>
+            <w:tcW w:w="3420" w:type="dxa"/>
+          </w:tcPr>
+          <w:p>
+            <w:pPr>
+              <w:spacing w:after="120"/>
+              <w:rPr>
+                <w:rFonts w:ascii="Consolas" w:hAnsi="Consolas" w:cs="Arial"/>
+                <w:shd w:val="clear" w:color="auto" w:fill="FFFFFF"/>
+              </w:rPr>
+            </w:pPr>
+            <w:r>
+              <w:rPr>
+                <w:rFonts w:ascii="Consolas" w:hAnsi="Consolas" w:cs="Arial"/>
+                <w:shd w:val="clear" w:color="auto" w:fill="FFFFFF"/>
+              </w:rPr>
+              <w:t>No</w:t>
+            </w:r>
+          </w:p>
+        </w:tc>
+        <w:tc>
+          <w:tcPr>
+            <w:tcW w:w="3600" w:type="dxa"/>
+          </w:tcPr>
+          <w:p>
+            <w:pPr>
+              <w:spacing w:after="120"/>
+              <w:rPr>
+                <w:rFonts w:ascii="Consolas" w:hAnsi="Consolas" w:cs="Arial"/>
+                <w:shd w:val="clear" w:color="auto" w:fill="FFFFFF"/>
+              </w:rPr>
+            </w:pPr>
+            <w:r>
+              <w:rPr>
+                <w:rFonts w:ascii="Consolas" w:hAnsi="Consolas" w:cs="Arial"/>
+                <w:shd w:val="clear" w:color="auto" w:fill="FFFFFF"/>
+              </w:rPr>
+              <w:t>No</w:t>
+            </w:r>
+          </w:p>
+        </w:tc>
+      </w:tr>
+      <w:tr>
+        <w:tc>
+          <w:tcPr>
+            <w:tcW w:w="2245" w:type="dxa"/>
+          </w:tcPr>
+          <w:p>
+            <w:pPr>
+              <w:rPr>
+                <w:rFonts w:ascii="Consolas" w:hAnsi="Consolas" w:cs="Arial"/>
+                <w:shd w:val="clear" w:color="auto" w:fill="FFFFFF"/>
+              </w:rPr>
+            </w:pPr>
+            <w:r>
+              <w:rPr>
+                <w:rFonts w:ascii="Consolas" w:hAnsi="Consolas" w:cs="Arial"/>
+                <w:shd w:val="clear" w:color="auto" w:fill="FFFFFF"/>
+              </w:rPr>
+              <w:t xml:space="preserve">Parallel </w:t>
+            </w:r>
+          </w:p>
+          <w:p>
+            <w:pPr>
+              <w:rPr>
+                <w:rFonts w:ascii="Consolas" w:hAnsi="Consolas" w:cs="Arial"/>
+                <w:shd w:val="clear" w:color="auto" w:fill="FFFFFF"/>
+              </w:rPr>
+            </w:pPr>
+            <w:r>
+              <w:rPr>
+                <w:rFonts w:ascii="Consolas" w:hAnsi="Consolas" w:cs="Arial"/>
+                <w:shd w:val="clear" w:color="auto" w:fill="FFFFFF"/>
+              </w:rPr>
+              <w:t>development</w:t>
+            </w:r>
+          </w:p>
+        </w:tc>
+        <w:tc>
+          <w:tcPr>
+            <w:tcW w:w="3420" w:type="dxa"/>
+          </w:tcPr>
+          <w:p>
+            <w:pPr>
+              <w:spacing w:after="120"/>
+              <w:rPr>
+                <w:rFonts w:ascii="Consolas" w:hAnsi="Consolas" w:cs="Arial"/>
+                <w:shd w:val="clear" w:color="auto" w:fill="FFFFFF"/>
+              </w:rPr>
+            </w:pPr>
+            <w:r>
+              <w:rPr>
+                <w:rFonts w:ascii="Consolas" w:hAnsi="Consolas" w:cs="Arial"/>
+                <w:shd w:val="clear" w:color="auto" w:fill="FFFFFF"/>
+              </w:rPr>
+              <w:t>N</w:t>
+            </w:r>
+            <w:r>
+              <w:rPr>
+                <w:rFonts w:ascii="Consolas" w:hAnsi="Consolas" w:cs="Arial"/>
+                <w:shd w:val="clear" w:color="auto" w:fill="FFFFFF"/>
+              </w:rPr>
+              <w:t>o</w:t>
+            </w:r>
+          </w:p>
+        </w:tc>
+        <w:tc>
+          <w:tcPr>
+            <w:tcW w:w="3600" w:type="dxa"/>
+          </w:tcPr>
+          <w:p>
+            <w:pPr>
+              <w:spacing w:after="120"/>
+              <w:rPr>
+                <w:rFonts w:ascii="Consolas" w:hAnsi="Consolas" w:cs="Arial"/>
+                <w:shd w:val="clear" w:color="auto" w:fill="FFFFFF"/>
+              </w:rPr>
+            </w:pPr>
+            <w:r>
+              <w:rPr>
+                <w:rFonts w:ascii="Consolas" w:hAnsi="Consolas" w:cs="Arial"/>
+                <w:shd w:val="clear" w:color="auto" w:fill="FFFFFF"/>
+              </w:rPr>
+              <w:t>No</w:t>
+            </w:r>
+          </w:p>
+        </w:tc>
+      </w:tr>
+      <w:tr>
+        <w:tc>
+          <w:tcPr>
+            <w:tcW w:w="2245" w:type="dxa"/>
+          </w:tcPr>
+          <w:p>
+            <w:pPr>
+              <w:rPr>
+                <w:rFonts w:ascii="Consolas" w:hAnsi="Consolas" w:cs="Arial"/>
+                <w:shd w:val="clear" w:color="auto" w:fill="FFFFFF"/>
+              </w:rPr>
+            </w:pPr>
+            <w:r>
+              <w:rPr>
+                <w:rFonts w:ascii="Consolas" w:hAnsi="Consolas" w:cs="Arial"/>
+                <w:shd w:val="clear" w:color="auto" w:fill="FFFFFF"/>
+              </w:rPr>
+              <w:t>Testing</w:t>
+            </w:r>
+          </w:p>
+        </w:tc>
+        <w:tc>
+          <w:tcPr>
+            <w:tcW w:w="3420" w:type="dxa"/>
+          </w:tcPr>
+          <w:p>
+            <w:pPr>
+              <w:spacing w:after="120"/>
+              <w:rPr>
+                <w:rFonts w:ascii="Consolas" w:hAnsi="Consolas" w:cs="Arial"/>
+                <w:shd w:val="clear" w:color="auto" w:fill="FFFFFF"/>
+              </w:rPr>
+            </w:pPr>
+            <w:r>
+              <w:rPr>
+                <w:rFonts w:ascii="Consolas" w:hAnsi="Consolas" w:cs="Arial"/>
+                <w:shd w:val="clear" w:color="auto" w:fill="FFFFFF"/>
+              </w:rPr>
+              <w:t>After completion of coding</w:t>
+            </w:r>
+          </w:p>
+        </w:tc>
+        <w:tc>
+          <w:tcPr>
+            <w:tcW w:w="3600" w:type="dxa"/>
+          </w:tcPr>
+          <w:p>
+            <w:pPr>
+              <w:spacing w:after="120"/>
+              <w:rPr>
+                <w:rFonts w:ascii="Consolas" w:hAnsi="Consolas" w:cs="Arial"/>
+                <w:shd w:val="clear" w:color="auto" w:fill="FFFFFF"/>
+              </w:rPr>
+            </w:pPr>
+            <w:r>
+              <w:rPr>
+                <w:rFonts w:ascii="Consolas" w:hAnsi="Consolas" w:cs="Arial"/>
+                <w:shd w:val="clear" w:color="auto" w:fill="FFFFFF"/>
+              </w:rPr>
+              <w:t>After completion of coding</w:t>
+            </w:r>
+          </w:p>
+        </w:tc>
+      </w:tr>
+    </w:tbl>
+    <w:p>
+      <w:pPr>
+        <w:rPr>
+          <w:rFonts w:ascii="Consolas" w:hAnsi="Consolas" w:cstheme="majorHAnsi"/>
+          <w:shd w:val="clear" w:color="auto" w:fill="FFFFFF"/>
+        </w:rPr>
+      </w:pPr>
+    </w:p>
+    <w:p>
+      <w:pPr>
+        <w:rPr>
+          <w:rFonts w:ascii="Consolas" w:hAnsi="Consolas" w:cstheme="majorHAnsi"/>
+          <w:shd w:val="clear" w:color="auto" w:fill="FFFFFF"/>
+        </w:rPr>
+      </w:pPr>
+      <w:r>
+        <w:rPr>
+          <w:rFonts w:ascii="Consolas" w:hAnsi="Consolas" w:cstheme="majorHAnsi"/>
+          <w:shd w:val="clear" w:color="auto" w:fill="FFFFFF"/>
+        </w:rPr>
+        <w:t xml:space="preserve">Difference between </w:t>
+      </w:r>
+      <w:r>
+        <w:rPr>
+          <w:rFonts w:ascii="Consolas" w:hAnsi="Consolas" w:cstheme="majorHAnsi"/>
+          <w:shd w:val="clear" w:color="auto" w:fill="FFFFFF"/>
+        </w:rPr>
+        <w:t xml:space="preserve">Waterfall </w:t>
+      </w:r>
+      <w:r>
+        <w:rPr>
+          <w:rFonts w:ascii="Consolas" w:hAnsi="Consolas" w:cstheme="majorHAnsi"/>
+          <w:shd w:val="clear" w:color="auto" w:fill="FFFFFF"/>
+        </w:rPr>
+        <w:t xml:space="preserve">and </w:t>
+      </w:r>
+      <w:r>
+        <w:rPr>
+          <w:rFonts w:ascii="Consolas" w:hAnsi="Consolas" w:cstheme="majorHAnsi"/>
+        </w:rPr>
+        <w:t xml:space="preserve">Prototype </w:t>
+      </w:r>
+      <w:r>
+        <w:rPr>
+          <w:rFonts w:ascii="Consolas" w:hAnsi="Consolas" w:cstheme="majorHAnsi"/>
+          <w:shd w:val="clear" w:color="auto" w:fill="FFFFFF"/>
+        </w:rPr>
+        <w:t>model</w:t>
+      </w:r>
+      <w:r>
+        <w:rPr>
+          <w:rFonts w:ascii="Consolas" w:hAnsi="Consolas" w:cstheme="majorHAnsi"/>
+          <w:shd w:val="clear" w:color="auto" w:fill="FFFFFF"/>
+        </w:rPr>
+        <w:t>:</w:t>
+      </w:r>
+    </w:p>
+    <w:tbl>
+      <w:tblPr>
+        <w:tblStyle w:val="TableGrid"/>
+        <w:tblW w:w="0" w:type="auto"/>
+        <w:tblLook w:val="04A0" w:firstRow="1" w:lastRow="0" w:firstColumn="1" w:lastColumn="0" w:noHBand="0" w:noVBand="1"/>
+      </w:tblPr>
+      <w:tblGrid>
+        <w:gridCol w:w="2245"/>
+        <w:gridCol w:w="2880"/>
+        <w:gridCol w:w="4140"/>
+      </w:tblGrid>
+      <w:tr>
+        <w:tc>
+          <w:tcPr>
+            <w:tcW w:w="2245" w:type="dxa"/>
+          </w:tcPr>
+          <w:p>
+            <w:pPr>
+              <w:spacing w:after="120" w:line="259" w:lineRule="auto"/>
+              <w:rPr>
+                <w:rFonts w:ascii="Consolas" w:hAnsi="Consolas" w:cstheme="majorHAnsi"/>
+              </w:rPr>
+            </w:pPr>
+          </w:p>
+        </w:tc>
+        <w:tc>
+          <w:tcPr>
+            <w:tcW w:w="2880" w:type="dxa"/>
+          </w:tcPr>
+          <w:p>
+            <w:pPr>
+              <w:spacing w:after="120" w:line="259" w:lineRule="auto"/>
+              <w:rPr>
+                <w:rFonts w:ascii="Consolas" w:hAnsi="Consolas" w:cstheme="majorHAnsi"/>
+              </w:rPr>
+            </w:pPr>
+            <w:r>
+              <w:rPr>
+                <w:rFonts w:ascii="Consolas" w:hAnsi="Consolas" w:cstheme="majorHAnsi"/>
+              </w:rPr>
+              <w:t>Waterfall Model</w:t>
+            </w:r>
+          </w:p>
+        </w:tc>
+        <w:tc>
+          <w:tcPr>
+            <w:tcW w:w="4140" w:type="dxa"/>
+          </w:tcPr>
+          <w:p>
+            <w:pPr>
+              <w:spacing w:after="120" w:line="259" w:lineRule="auto"/>
+              <w:rPr>
+                <w:rFonts w:ascii="Consolas" w:hAnsi="Consolas" w:cstheme="majorHAnsi"/>
+              </w:rPr>
+            </w:pPr>
+            <w:r>
+              <w:rPr>
+                <w:rFonts w:ascii="Consolas" w:hAnsi="Consolas" w:cstheme="majorHAnsi"/>
+              </w:rPr>
+              <w:t>Prototype Model</w:t>
+            </w:r>
+          </w:p>
+        </w:tc>
+      </w:tr>
+      <w:tr>
+        <w:tc>
+          <w:tcPr>
+            <w:tcW w:w="2245" w:type="dxa"/>
+          </w:tcPr>
+          <w:p>
+            <w:pPr>
+              <w:spacing w:after="120"/>
+              <w:rPr>
+                <w:rFonts w:ascii="Consolas" w:hAnsi="Consolas" w:cstheme="majorHAnsi"/>
+              </w:rPr>
+            </w:pPr>
+            <w:r>
+              <w:rPr>
+                <w:rFonts w:ascii="Consolas" w:hAnsi="Consolas"/>
+              </w:rPr>
+              <w:t>Requirement</w:t>
+            </w:r>
+          </w:p>
+        </w:tc>
+        <w:tc>
+          <w:tcPr>
+            <w:tcW w:w="2880" w:type="dxa"/>
+          </w:tcPr>
+          <w:p>
+            <w:pPr>
+              <w:spacing w:after="120"/>
+              <w:rPr>
+                <w:rFonts w:ascii="Consolas" w:hAnsi="Consolas" w:cstheme="majorHAnsi"/>
+              </w:rPr>
+            </w:pPr>
+            <w:r>
+              <w:rPr>
+                <w:rFonts w:ascii="Consolas" w:hAnsi="Consolas"/>
+              </w:rPr>
+              <w:t>P</w:t>
+            </w:r>
+            <w:r>
+              <w:rPr>
+                <w:rFonts w:ascii="Consolas" w:hAnsi="Consolas"/>
+              </w:rPr>
+              <w:t>redefined</w:t>
+            </w:r>
+          </w:p>
+        </w:tc>
+        <w:tc>
+          <w:tcPr>
+            <w:tcW w:w="4140" w:type="dxa"/>
+          </w:tcPr>
+          <w:p>
+            <w:pPr>
+              <w:spacing w:after="120"/>
+              <w:rPr>
+                <w:rFonts w:ascii="Consolas" w:hAnsi="Consolas" w:cstheme="majorHAnsi"/>
+              </w:rPr>
+            </w:pPr>
+            <w:r>
+              <w:rPr>
+                <w:rFonts w:ascii="Consolas" w:hAnsi="Consolas"/>
+              </w:rPr>
+              <w:t>I</w:t>
+            </w:r>
+            <w:r>
+              <w:rPr>
+                <w:rFonts w:ascii="Consolas" w:hAnsi="Consolas"/>
+              </w:rPr>
+              <w:t>ncomplete</w:t>
+            </w:r>
+          </w:p>
+        </w:tc>
+      </w:tr>
+      <w:tr>
+        <w:tc>
+          <w:tcPr>
+            <w:tcW w:w="2245" w:type="dxa"/>
+          </w:tcPr>
+          <w:p>
+            <w:pPr>
+              <w:spacing w:after="120"/>
+              <w:rPr>
+                <w:rFonts w:ascii="Consolas" w:hAnsi="Consolas" w:cstheme="majorHAnsi"/>
+              </w:rPr>
+            </w:pPr>
+            <w:r>
+              <w:rPr>
+                <w:rFonts w:ascii="Consolas" w:hAnsi="Consolas"/>
+              </w:rPr>
+              <w:t>Documentation</w:t>
+            </w:r>
+          </w:p>
+        </w:tc>
+        <w:tc>
+          <w:tcPr>
+            <w:tcW w:w="2880" w:type="dxa"/>
+          </w:tcPr>
+          <w:p>
+            <w:pPr>
+              <w:spacing w:after="120"/>
+              <w:rPr>
+                <w:rFonts w:ascii="Consolas" w:hAnsi="Consolas" w:cstheme="majorHAnsi"/>
+              </w:rPr>
+            </w:pPr>
+            <w:r>
+              <w:rPr>
+                <w:rFonts w:ascii="Consolas" w:hAnsi="Consolas"/>
+              </w:rPr>
+              <w:t>E</w:t>
+            </w:r>
+            <w:r>
+              <w:rPr>
+                <w:rFonts w:ascii="Consolas" w:hAnsi="Consolas"/>
+              </w:rPr>
+              <w:t>xcellent</w:t>
+            </w:r>
+          </w:p>
+        </w:tc>
+        <w:tc>
+          <w:tcPr>
+            <w:tcW w:w="4140" w:type="dxa"/>
+          </w:tcPr>
+          <w:p>
+            <w:pPr>
+              <w:spacing w:after="120"/>
+              <w:rPr>
+                <w:rFonts w:ascii="Consolas" w:hAnsi="Consolas" w:cstheme="majorHAnsi"/>
+              </w:rPr>
+            </w:pPr>
+            <w:r>
+              <w:rPr>
+                <w:rFonts w:ascii="Consolas" w:hAnsi="Consolas"/>
+              </w:rPr>
+              <w:t>Poor</w:t>
+            </w:r>
+          </w:p>
+        </w:tc>
+      </w:tr>
+      <w:tr>
+        <w:trPr>
+          <w:trHeight w:val="575"/>
+        </w:trPr>
+        <w:tc>
+          <w:tcPr>
+            <w:tcW w:w="2245" w:type="dxa"/>
+          </w:tcPr>
+          <w:p>
+            <w:pPr>
+              <w:spacing w:after="120"/>
+              <w:rPr>
+                <w:rFonts w:ascii="Consolas" w:hAnsi="Consolas"/>
+              </w:rPr>
+            </w:pPr>
+            <w:r>
+              <w:rPr>
+                <w:rFonts w:ascii="Consolas" w:hAnsi="Consolas"/>
+              </w:rPr>
+              <w:t>Customer involvement</w:t>
+            </w:r>
+          </w:p>
+        </w:tc>
+        <w:tc>
+          <w:tcPr>
+            <w:tcW w:w="2880" w:type="dxa"/>
+          </w:tcPr>
+          <w:p>
+            <w:pPr>
+              <w:spacing w:after="120"/>
+              <w:rPr>
+                <w:rFonts w:ascii="Consolas" w:hAnsi="Consolas"/>
+              </w:rPr>
+            </w:pPr>
+            <w:r>
+              <w:rPr>
+                <w:rFonts w:ascii="Consolas" w:hAnsi="Consolas" w:cs="Arial"/>
+                <w:shd w:val="clear" w:color="auto" w:fill="FFFFFF"/>
+              </w:rPr>
+              <w:t>Only at</w:t>
+            </w:r>
+            <w:r>
+              <w:rPr>
+                <w:rFonts w:ascii="Consolas" w:hAnsi="Consolas" w:cs="Arial"/>
+                <w:shd w:val="clear" w:color="auto" w:fill="FFFFFF"/>
+              </w:rPr>
+              <w:t xml:space="preserve"> the </w:t>
+            </w:r>
+            <w:r>
+              <w:rPr>
+                <w:rFonts w:ascii="Consolas" w:hAnsi="Consolas" w:cs="Arial"/>
+                <w:shd w:val="clear" w:color="auto" w:fill="FFFFFF"/>
+              </w:rPr>
+              <w:t>beginning</w:t>
+            </w:r>
+          </w:p>
+        </w:tc>
+        <w:tc>
+          <w:tcPr>
+            <w:tcW w:w="4140" w:type="dxa"/>
+          </w:tcPr>
+          <w:p>
+            <w:pPr>
+              <w:pStyle w:val="ListParagraph"/>
+              <w:numPr>
+                <w:ilvl w:val="0"/>
+                <w:numId w:val="5"/>
+              </w:numPr>
+              <w:spacing w:after="120"/>
+              <w:rPr>
+                <w:rFonts w:ascii="Consolas" w:hAnsi="Consolas" w:cs="Arial"/>
+                <w:shd w:val="clear" w:color="auto" w:fill="FFFFFF"/>
+              </w:rPr>
+            </w:pPr>
+            <w:r>
+              <w:rPr>
+                <w:rFonts w:ascii="Consolas" w:hAnsi="Consolas" w:cs="Arial"/>
+                <w:shd w:val="clear" w:color="auto" w:fill="FFFFFF"/>
+              </w:rPr>
+              <w:t>B</w:t>
+            </w:r>
+            <w:r>
+              <w:rPr>
+                <w:rFonts w:ascii="Consolas" w:hAnsi="Consolas" w:cs="Arial"/>
+                <w:shd w:val="clear" w:color="auto" w:fill="FFFFFF"/>
+              </w:rPr>
+              <w:t>eginning</w:t>
+            </w:r>
+          </w:p>
+          <w:p>
+            <w:pPr>
+              <w:pStyle w:val="ListParagraph"/>
+              <w:numPr>
+                <w:ilvl w:val="0"/>
+                <w:numId w:val="5"/>
+              </w:numPr>
+              <w:spacing w:after="120"/>
+              <w:rPr>
+                <w:rFonts w:ascii="Consolas" w:hAnsi="Consolas" w:cs="Arial"/>
+                <w:shd w:val="clear" w:color="auto" w:fill="FFFFFF"/>
+              </w:rPr>
+            </w:pPr>
+            <w:r>
+              <w:rPr>
+                <w:rFonts w:ascii="Consolas" w:hAnsi="Consolas" w:cs="Arial"/>
+                <w:shd w:val="clear" w:color="auto" w:fill="FFFFFF"/>
+              </w:rPr>
+              <w:t>At the end of every modification of the prototype</w:t>
+            </w:r>
+          </w:p>
+        </w:tc>
+      </w:tr>
+      <w:tr>
+        <w:tc>
+          <w:tcPr>
+            <w:tcW w:w="2245" w:type="dxa"/>
+          </w:tcPr>
+          <w:p>
+            <w:pPr>
+              <w:spacing w:after="120"/>
+              <w:rPr>
+                <w:rFonts w:ascii="Consolas" w:hAnsi="Consolas"/>
+              </w:rPr>
+            </w:pPr>
+            <w:r>
+              <w:rPr>
+                <w:rFonts w:ascii="Consolas" w:hAnsi="Consolas"/>
+              </w:rPr>
+              <w:t>Customer evaluation and feedback</w:t>
+            </w:r>
+          </w:p>
+        </w:tc>
+        <w:tc>
+          <w:tcPr>
+            <w:tcW w:w="2880" w:type="dxa"/>
+          </w:tcPr>
+          <w:p>
+            <w:pPr>
+              <w:spacing w:after="120"/>
+              <w:rPr>
+                <w:rFonts w:ascii="Consolas" w:hAnsi="Consolas"/>
+              </w:rPr>
+            </w:pPr>
+            <w:r>
+              <w:rPr>
+                <w:rFonts w:ascii="Consolas" w:hAnsi="Consolas"/>
+              </w:rPr>
+              <w:t>O</w:t>
+            </w:r>
+            <w:r>
+              <w:rPr>
+                <w:rFonts w:ascii="Consolas" w:hAnsi="Consolas"/>
+              </w:rPr>
+              <w:t>nly at the end</w:t>
+            </w:r>
+          </w:p>
+        </w:tc>
+        <w:tc>
+          <w:tcPr>
+            <w:tcW w:w="4140" w:type="dxa"/>
+          </w:tcPr>
+          <w:p>
+            <w:pPr>
+              <w:pStyle w:val="ListParagraph"/>
+              <w:numPr>
+                <w:ilvl w:val="0"/>
+                <w:numId w:val="6"/>
+              </w:numPr>
+              <w:spacing w:after="120"/>
+              <w:rPr>
+                <w:rFonts w:ascii="Consolas" w:hAnsi="Consolas"/>
+              </w:rPr>
+            </w:pPr>
+            <w:r>
+              <w:rPr>
+                <w:rFonts w:ascii="Consolas" w:hAnsi="Consolas"/>
+              </w:rPr>
+              <w:t>At the end of every</w:t>
+            </w:r>
+            <w:r>
+              <w:rPr>
+                <w:rFonts w:ascii="Consolas" w:hAnsi="Consolas"/>
+              </w:rPr>
+              <w:t xml:space="preserve"> </w:t>
+            </w:r>
+            <w:r>
+              <w:rPr>
+                <w:rFonts w:ascii="Consolas" w:hAnsi="Consolas"/>
+              </w:rPr>
+              <w:t>modif</w:t>
+            </w:r>
+            <w:r>
+              <w:rPr>
+                <w:rFonts w:ascii="Consolas" w:hAnsi="Consolas"/>
+              </w:rPr>
+              <w:t>ication of</w:t>
+            </w:r>
+            <w:r>
+              <w:rPr>
+                <w:rFonts w:ascii="Consolas" w:hAnsi="Consolas"/>
+              </w:rPr>
+              <w:t xml:space="preserve"> the</w:t>
+            </w:r>
+            <w:r>
+              <w:rPr>
+                <w:rFonts w:ascii="Consolas" w:hAnsi="Consolas"/>
+              </w:rPr>
+              <w:t xml:space="preserve"> </w:t>
+            </w:r>
+            <w:r>
+              <w:rPr>
+                <w:rFonts w:ascii="Consolas" w:hAnsi="Consolas"/>
+              </w:rPr>
+              <w:t>prototype</w:t>
+            </w:r>
+          </w:p>
+          <w:p>
+            <w:pPr>
+              <w:pStyle w:val="ListParagraph"/>
+              <w:numPr>
+                <w:ilvl w:val="0"/>
+                <w:numId w:val="6"/>
+              </w:numPr>
+              <w:spacing w:after="120"/>
+              <w:rPr>
+                <w:rFonts w:ascii="Consolas" w:hAnsi="Consolas"/>
+              </w:rPr>
+            </w:pPr>
+            <w:r>
+              <w:rPr>
+                <w:rFonts w:ascii="Consolas" w:hAnsi="Consolas"/>
+              </w:rPr>
+              <w:t>E</w:t>
+            </w:r>
+            <w:r>
+              <w:rPr>
+                <w:rFonts w:ascii="Consolas" w:hAnsi="Consolas"/>
+              </w:rPr>
+              <w:t>nd</w:t>
+            </w:r>
+            <w:r>
+              <w:rPr>
+                <w:rFonts w:ascii="Consolas" w:hAnsi="Consolas"/>
+              </w:rPr>
+              <w:t xml:space="preserve"> of the project</w:t>
+            </w:r>
+          </w:p>
+        </w:tc>
+      </w:tr>
+      <w:tr>
+        <w:tc>
+          <w:tcPr>
+            <w:tcW w:w="2245" w:type="dxa"/>
+          </w:tcPr>
+          <w:p>
+            <w:pPr>
+              <w:spacing w:after="120"/>
+              <w:rPr>
+                <w:rFonts w:ascii="Consolas" w:hAnsi="Consolas"/>
+              </w:rPr>
+            </w:pPr>
+            <w:r>
+              <w:rPr>
+                <w:rFonts w:ascii="Consolas" w:hAnsi="Consolas"/>
+              </w:rPr>
+              <w:t>Change Requirement</w:t>
+            </w:r>
+          </w:p>
+        </w:tc>
+        <w:tc>
+          <w:tcPr>
+            <w:tcW w:w="2880" w:type="dxa"/>
+          </w:tcPr>
+          <w:p>
+            <w:pPr>
+              <w:spacing w:after="120"/>
+              <w:rPr>
+                <w:rFonts w:ascii="Consolas" w:hAnsi="Consolas"/>
+              </w:rPr>
+            </w:pPr>
+            <w:r>
+              <w:rPr>
+                <w:rFonts w:ascii="Consolas" w:hAnsi="Consolas"/>
+              </w:rPr>
+              <w:t>D</w:t>
+            </w:r>
+            <w:r>
+              <w:rPr>
+                <w:rFonts w:ascii="Consolas" w:hAnsi="Consolas"/>
+              </w:rPr>
+              <w:t>ifficult</w:t>
+            </w:r>
+          </w:p>
+        </w:tc>
+        <w:tc>
+          <w:tcPr>
+            <w:tcW w:w="4140" w:type="dxa"/>
+          </w:tcPr>
+          <w:p>
+            <w:pPr>
+              <w:spacing w:after="120"/>
+              <w:rPr>
+                <w:rFonts w:ascii="Consolas" w:hAnsi="Consolas"/>
+              </w:rPr>
+            </w:pPr>
+            <w:r>
+              <w:rPr>
+                <w:rFonts w:ascii="Consolas" w:hAnsi="Consolas"/>
+              </w:rPr>
+              <w:t>Easy</w:t>
+            </w:r>
+          </w:p>
+        </w:tc>
+      </w:tr>
+      <w:tr>
+        <w:tc>
+          <w:tcPr>
+            <w:tcW w:w="2245" w:type="dxa"/>
+          </w:tcPr>
+          <w:p>
+            <w:pPr>
+              <w:spacing w:after="120"/>
+              <w:rPr>
+                <w:rFonts w:ascii="Consolas" w:hAnsi="Consolas" w:cs="Arial"/>
+                <w:shd w:val="clear" w:color="auto" w:fill="FFFFFF"/>
+              </w:rPr>
+            </w:pPr>
+            <w:r>
+              <w:rPr>
+                <w:rFonts w:ascii="Consolas" w:hAnsi="Consolas" w:cs="Arial"/>
+                <w:shd w:val="clear" w:color="auto" w:fill="FFFFFF"/>
+              </w:rPr>
+              <w:t>Risk</w:t>
+            </w:r>
+          </w:p>
+        </w:tc>
+        <w:tc>
+          <w:tcPr>
+            <w:tcW w:w="2880" w:type="dxa"/>
+          </w:tcPr>
+          <w:p>
+            <w:pPr>
+              <w:spacing w:after="120"/>
+              <w:rPr>
+                <w:rFonts w:ascii="Consolas" w:hAnsi="Consolas" w:cs="Arial"/>
+                <w:shd w:val="clear" w:color="auto" w:fill="FFFFFF"/>
+              </w:rPr>
+            </w:pPr>
+            <w:r>
+              <w:rPr>
+                <w:rFonts w:ascii="Consolas" w:hAnsi="Consolas"/>
+              </w:rPr>
+              <w:t>H</w:t>
+            </w:r>
+            <w:r>
+              <w:rPr>
+                <w:rFonts w:ascii="Consolas" w:hAnsi="Consolas"/>
+              </w:rPr>
+              <w:t>igh</w:t>
+            </w:r>
+          </w:p>
+        </w:tc>
+        <w:tc>
+          <w:tcPr>
+            <w:tcW w:w="4140" w:type="dxa"/>
+          </w:tcPr>
+          <w:p>
+            <w:pPr>
+              <w:spacing w:after="120"/>
+              <w:rPr>
+                <w:rFonts w:ascii="Consolas" w:hAnsi="Consolas" w:cs="Arial"/>
+                <w:shd w:val="clear" w:color="auto" w:fill="FFFFFF"/>
+              </w:rPr>
+            </w:pPr>
+            <w:r>
+              <w:rPr>
+                <w:rFonts w:ascii="Consolas" w:hAnsi="Consolas"/>
+              </w:rPr>
+              <w:t>low</w:t>
+            </w:r>
+          </w:p>
+        </w:tc>
+      </w:tr>
+      <w:tr>
+        <w:tc>
+          <w:tcPr>
+            <w:tcW w:w="2245" w:type="dxa"/>
+          </w:tcPr>
+          <w:p>
+            <w:pPr>
+              <w:spacing w:after="120"/>
+              <w:rPr>
+                <w:rFonts w:ascii="Consolas" w:hAnsi="Consolas" w:cs="Arial"/>
+                <w:shd w:val="clear" w:color="auto" w:fill="FFFFFF"/>
+              </w:rPr>
+            </w:pPr>
+            <w:r>
+              <w:rPr>
+                <w:rFonts w:ascii="Consolas" w:hAnsi="Consolas" w:cs="Arial"/>
+                <w:shd w:val="clear" w:color="auto" w:fill="FFFFFF"/>
+              </w:rPr>
+              <w:t>Duration</w:t>
+            </w:r>
+          </w:p>
+        </w:tc>
+        <w:tc>
+          <w:tcPr>
+            <w:tcW w:w="2880" w:type="dxa"/>
+          </w:tcPr>
+          <w:p>
+            <w:pPr>
+              <w:spacing w:after="120"/>
+              <w:rPr>
+                <w:rFonts w:ascii="Consolas" w:hAnsi="Consolas"/>
+              </w:rPr>
+            </w:pPr>
+            <w:r>
+              <w:rPr>
+                <w:rFonts w:ascii="Consolas" w:hAnsi="Consolas"/>
+              </w:rPr>
+              <w:t>S</w:t>
+            </w:r>
+            <w:r>
+              <w:rPr>
+                <w:rFonts w:ascii="Consolas" w:hAnsi="Consolas"/>
+              </w:rPr>
+              <w:t>hort</w:t>
+            </w:r>
+          </w:p>
+        </w:tc>
+        <w:tc>
+          <w:tcPr>
+            <w:tcW w:w="4140" w:type="dxa"/>
+          </w:tcPr>
+          <w:p>
+            <w:pPr>
+              <w:spacing w:after="120"/>
+              <w:rPr>
+                <w:rFonts w:ascii="Consolas" w:hAnsi="Consolas"/>
+              </w:rPr>
+            </w:pPr>
+            <w:r>
+              <w:rPr>
+                <w:rFonts w:ascii="Consolas" w:hAnsi="Consolas"/>
+              </w:rPr>
+              <w:t>L</w:t>
+            </w:r>
+            <w:r>
+              <w:rPr>
+                <w:rFonts w:ascii="Consolas" w:hAnsi="Consolas"/>
+              </w:rPr>
+              <w:t>ong</w:t>
+            </w:r>
+          </w:p>
+        </w:tc>
+      </w:tr>
+      <w:tr>
+        <w:tc>
+          <w:tcPr>
+            <w:tcW w:w="2245" w:type="dxa"/>
+          </w:tcPr>
+          <w:p>
+            <w:pPr>
+              <w:spacing w:after="120"/>
+              <w:rPr>
+                <w:rFonts w:ascii="Consolas" w:hAnsi="Consolas" w:cs="Arial"/>
+                <w:shd w:val="clear" w:color="auto" w:fill="FFFFFF"/>
+              </w:rPr>
+            </w:pPr>
+            <w:r>
+              <w:rPr>
+                <w:rFonts w:ascii="Consolas" w:hAnsi="Consolas"/>
+              </w:rPr>
+              <w:t>Cost</w:t>
+            </w:r>
+          </w:p>
+        </w:tc>
+        <w:tc>
+          <w:tcPr>
+            <w:tcW w:w="2880" w:type="dxa"/>
+          </w:tcPr>
+          <w:p>
+            <w:pPr>
+              <w:spacing w:after="120"/>
+              <w:rPr>
+                <w:rFonts w:ascii="Consolas" w:hAnsi="Consolas"/>
+              </w:rPr>
+            </w:pPr>
+            <w:r>
+              <w:rPr>
+                <w:rFonts w:ascii="Consolas" w:hAnsi="Consolas"/>
+              </w:rPr>
+              <w:t>L</w:t>
+            </w:r>
+            <w:r>
+              <w:rPr>
+                <w:rFonts w:ascii="Consolas" w:hAnsi="Consolas"/>
+              </w:rPr>
+              <w:t xml:space="preserve">ow </w:t>
+            </w:r>
+          </w:p>
+        </w:tc>
+        <w:tc>
+          <w:tcPr>
+            <w:tcW w:w="4140" w:type="dxa"/>
+          </w:tcPr>
+          <w:p>
+            <w:pPr>
+              <w:spacing w:after="120"/>
+              <w:rPr>
+                <w:rFonts w:ascii="Consolas" w:hAnsi="Consolas"/>
+              </w:rPr>
+            </w:pPr>
+            <w:r>
+              <w:rPr>
+                <w:rFonts w:ascii="Consolas" w:hAnsi="Consolas"/>
+              </w:rPr>
+              <w:t>H</w:t>
+            </w:r>
+            <w:r>
+              <w:rPr>
+                <w:rFonts w:ascii="Consolas" w:hAnsi="Consolas"/>
+              </w:rPr>
+              <w:t>igh</w:t>
+            </w:r>
+          </w:p>
+        </w:tc>
+      </w:tr>
+    </w:tbl>
+    <w:p>
+      <w:pPr>
+        <w:rPr>
+          <w:rFonts w:ascii="Consolas" w:hAnsi="Consolas" w:cstheme="majorHAnsi"/>
+          <w:shd w:val="clear" w:color="auto" w:fill="FFFFFF"/>
+        </w:rPr>
+      </w:pPr>
+    </w:p>
+    <w:p>
+      <w:pPr>
+        <w:rPr>
+          <w:rFonts w:ascii="Consolas" w:hAnsi="Consolas" w:cstheme="majorHAnsi"/>
+          <w:shd w:val="clear" w:color="auto" w:fill="FFFFFF"/>
+        </w:rPr>
+      </w:pPr>
+    </w:p>
+    <w:p>
+      <w:pPr>
+        <w:rPr>
+          <w:rFonts w:ascii="Consolas" w:hAnsi="Consolas" w:cstheme="majorHAnsi"/>
+          <w:shd w:val="clear" w:color="auto" w:fill="FFFFFF"/>
+        </w:rPr>
+      </w:pPr>
+      <w:r>
+        <w:rPr>
+          <w:rFonts w:ascii="Consolas" w:hAnsi="Consolas" w:cstheme="majorHAnsi"/>
+          <w:shd w:val="clear" w:color="auto" w:fill="FFFFFF"/>
+        </w:rPr>
+        <w:br w:type="page"/>
+      </w:r>
     </w:p>
     <w:p>
       <w:pPr>
@@ -1680,7 +2930,21 @@
                 <w:rFonts w:ascii="Consolas" w:hAnsi="Consolas" w:cs="Arial"/>
                 <w:shd w:val="clear" w:color="auto" w:fill="FFFFFF"/>
               </w:rPr>
-              <w:t>At the end of every iteration</w:t>
+              <w:t>Only at</w:t>
+            </w:r>
+            <w:r>
+              <w:rPr>
+                <w:rFonts w:ascii="Consolas" w:hAnsi="Consolas" w:cs="Arial"/>
+                <w:shd w:val="clear" w:color="auto" w:fill="FFFFFF"/>
+              </w:rPr>
+              <w:t xml:space="preserve"> the </w:t>
+            </w:r>
+            <w:r>
+              <w:rPr>
+                <w:rFonts w:ascii="Consolas" w:hAnsi="Consolas" w:cs="Arial"/>
+                <w:shd w:val="clear" w:color="auto" w:fill="FFFFFF"/>
+              </w:rPr>
+              <w:t>beginning</w:t>
             </w:r>
           </w:p>
         </w:tc>
@@ -2015,14 +3279,7 @@
           <w:rFonts w:ascii="Consolas" w:hAnsi="Consolas" w:cstheme="majorHAnsi"/>
           <w:shd w:val="clear" w:color="auto" w:fill="FFFFFF"/>
         </w:rPr>
-        <w:t xml:space="preserve">Difference between </w:t>
-      </w:r>
-      <w:r>
-        <w:rPr>
-          <w:rFonts w:ascii="Consolas" w:hAnsi="Consolas" w:cstheme="majorHAnsi"/>
-          <w:shd w:val="clear" w:color="auto" w:fill="FFFFFF"/>
-        </w:rPr>
-        <w:t xml:space="preserve">Waterfall </w:t>
+        <w:t xml:space="preserve">Difference between Waterfall </w:t>
       </w:r>
       <w:r>
         <w:rPr>
@@ -2489,1209 +3746,6 @@
         </w:rPr>
       </w:pPr>
     </w:p>
-    <w:p>
-      <w:pPr>
-        <w:rPr>
-          <w:rFonts w:ascii="Consolas" w:hAnsi="Consolas" w:cstheme="majorHAnsi"/>
-          <w:shd w:val="clear" w:color="auto" w:fill="FFFFFF"/>
-        </w:rPr>
-      </w:pPr>
-      <w:r>
-        <w:rPr>
-          <w:rFonts w:ascii="Consolas" w:hAnsi="Consolas" w:cstheme="majorHAnsi"/>
-          <w:shd w:val="clear" w:color="auto" w:fill="FFFFFF"/>
-        </w:rPr>
-        <w:br w:type="page"/>
-      </w:r>
-    </w:p>
-    <w:p>
-      <w:pPr>
-        <w:rPr>
-          <w:rFonts w:ascii="Consolas" w:hAnsi="Consolas" w:cstheme="majorHAnsi"/>
-          <w:shd w:val="clear" w:color="auto" w:fill="FFFFFF"/>
-        </w:rPr>
-      </w:pPr>
-      <w:r>
-        <w:rPr>
-          <w:rFonts w:ascii="Consolas" w:hAnsi="Consolas" w:cstheme="majorHAnsi"/>
-          <w:shd w:val="clear" w:color="auto" w:fill="FFFFFF"/>
-        </w:rPr>
-        <w:lastRenderedPageBreak/>
-        <w:t>Similarity</w:t>
-      </w:r>
-      <w:r>
-        <w:rPr>
-          <w:rFonts w:ascii="Consolas" w:hAnsi="Consolas" w:cstheme="majorHAnsi"/>
-          <w:shd w:val="clear" w:color="auto" w:fill="FFFFFF"/>
-        </w:rPr>
-        <w:t xml:space="preserve"> between Waterfall </w:t>
-      </w:r>
-      <w:r>
-        <w:rPr>
-          <w:rFonts w:ascii="Consolas" w:hAnsi="Consolas" w:cstheme="majorHAnsi"/>
-          <w:shd w:val="clear" w:color="auto" w:fill="FFFFFF"/>
-        </w:rPr>
-        <w:t xml:space="preserve">and </w:t>
-      </w:r>
-      <w:r>
-        <w:rPr>
-          <w:rFonts w:ascii="Consolas" w:hAnsi="Consolas" w:cstheme="majorHAnsi"/>
-        </w:rPr>
-        <w:t>Incremental</w:t>
-      </w:r>
-      <w:r>
-        <w:rPr>
-          <w:rFonts w:ascii="Consolas" w:hAnsi="Consolas" w:cstheme="majorHAnsi"/>
-          <w:shd w:val="clear" w:color="auto" w:fill="FFFFFF"/>
-        </w:rPr>
-        <w:t xml:space="preserve"> </w:t>
-      </w:r>
-      <w:r>
-        <w:rPr>
-          <w:rFonts w:ascii="Consolas" w:hAnsi="Consolas" w:cstheme="majorHAnsi"/>
-          <w:shd w:val="clear" w:color="auto" w:fill="FFFFFF"/>
-        </w:rPr>
-        <w:t>model</w:t>
-      </w:r>
-      <w:r>
-        <w:rPr>
-          <w:rFonts w:ascii="Consolas" w:hAnsi="Consolas" w:cstheme="majorHAnsi"/>
-          <w:shd w:val="clear" w:color="auto" w:fill="FFFFFF"/>
-        </w:rPr>
-        <w:t>:</w:t>
-      </w:r>
-    </w:p>
-    <w:tbl>
-      <w:tblPr>
-        <w:tblStyle w:val="TableGrid"/>
-        <w:tblW w:w="0" w:type="auto"/>
-        <w:tblLook w:val="04A0" w:firstRow="1" w:lastRow="0" w:firstColumn="1" w:lastColumn="0" w:noHBand="0" w:noVBand="1"/>
-      </w:tblPr>
-      <w:tblGrid>
-        <w:gridCol w:w="2245"/>
-        <w:gridCol w:w="3150"/>
-        <w:gridCol w:w="3870"/>
-      </w:tblGrid>
-      <w:tr>
-        <w:tc>
-          <w:tcPr>
-            <w:tcW w:w="2245" w:type="dxa"/>
-          </w:tcPr>
-          <w:p>
-            <w:pPr>
-              <w:spacing w:after="120" w:line="259" w:lineRule="auto"/>
-              <w:rPr>
-                <w:rFonts w:ascii="Consolas" w:hAnsi="Consolas" w:cstheme="majorHAnsi"/>
-              </w:rPr>
-            </w:pPr>
-          </w:p>
-        </w:tc>
-        <w:tc>
-          <w:tcPr>
-            <w:tcW w:w="3150" w:type="dxa"/>
-          </w:tcPr>
-          <w:p>
-            <w:pPr>
-              <w:spacing w:after="120" w:line="259" w:lineRule="auto"/>
-              <w:rPr>
-                <w:rFonts w:ascii="Consolas" w:hAnsi="Consolas" w:cstheme="majorHAnsi"/>
-              </w:rPr>
-            </w:pPr>
-            <w:r>
-              <w:rPr>
-                <w:rFonts w:ascii="Consolas" w:hAnsi="Consolas" w:cstheme="majorHAnsi"/>
-              </w:rPr>
-              <w:t>WATERFALL MODEL</w:t>
-            </w:r>
-          </w:p>
-        </w:tc>
-        <w:tc>
-          <w:tcPr>
-            <w:tcW w:w="3870" w:type="dxa"/>
-          </w:tcPr>
-          <w:p>
-            <w:pPr>
-              <w:spacing w:after="120" w:line="259" w:lineRule="auto"/>
-              <w:rPr>
-                <w:rFonts w:ascii="Consolas" w:hAnsi="Consolas" w:cstheme="majorHAnsi"/>
-              </w:rPr>
-            </w:pPr>
-            <w:r>
-              <w:rPr>
-                <w:rFonts w:ascii="Consolas" w:hAnsi="Consolas" w:cstheme="majorHAnsi"/>
-              </w:rPr>
-              <w:t>INCREMENTAL</w:t>
-            </w:r>
-          </w:p>
-        </w:tc>
-      </w:tr>
-      <w:tr>
-        <w:tc>
-          <w:tcPr>
-            <w:tcW w:w="2245" w:type="dxa"/>
-          </w:tcPr>
-          <w:p>
-            <w:pPr>
-              <w:spacing w:after="120"/>
-              <w:rPr>
-                <w:rFonts w:ascii="Consolas" w:hAnsi="Consolas"/>
-              </w:rPr>
-            </w:pPr>
-            <w:r>
-              <w:rPr>
-                <w:rFonts w:ascii="Consolas" w:hAnsi="Consolas"/>
-              </w:rPr>
-              <w:t>Requirement</w:t>
-            </w:r>
-          </w:p>
-        </w:tc>
-        <w:tc>
-          <w:tcPr>
-            <w:tcW w:w="3150" w:type="dxa"/>
-          </w:tcPr>
-          <w:p>
-            <w:pPr>
-              <w:spacing w:after="120"/>
-              <w:rPr>
-                <w:rFonts w:ascii="Consolas" w:hAnsi="Consolas"/>
-              </w:rPr>
-            </w:pPr>
-            <w:r>
-              <w:rPr>
-                <w:rFonts w:ascii="Consolas" w:hAnsi="Consolas"/>
-              </w:rPr>
-              <w:t>pre</w:t>
-            </w:r>
-            <w:r>
-              <w:rPr>
-                <w:rFonts w:ascii="Consolas" w:hAnsi="Consolas"/>
-              </w:rPr>
-              <w:t>defined</w:t>
-            </w:r>
-          </w:p>
-        </w:tc>
-        <w:tc>
-          <w:tcPr>
-            <w:tcW w:w="3870" w:type="dxa"/>
-          </w:tcPr>
-          <w:p>
-            <w:pPr>
-              <w:spacing w:after="120"/>
-              <w:rPr>
-                <w:rFonts w:ascii="Consolas" w:hAnsi="Consolas"/>
-              </w:rPr>
-            </w:pPr>
-            <w:r>
-              <w:rPr>
-                <w:rFonts w:ascii="Consolas" w:hAnsi="Consolas"/>
-              </w:rPr>
-              <w:t>pre</w:t>
-            </w:r>
-            <w:r>
-              <w:rPr>
-                <w:rFonts w:ascii="Consolas" w:hAnsi="Consolas"/>
-              </w:rPr>
-              <w:t>defined</w:t>
-            </w:r>
-          </w:p>
-        </w:tc>
-      </w:tr>
-      <w:tr>
-        <w:tc>
-          <w:tcPr>
-            <w:tcW w:w="2245" w:type="dxa"/>
-          </w:tcPr>
-          <w:p>
-            <w:pPr>
-              <w:spacing w:after="120" w:line="259" w:lineRule="auto"/>
-              <w:rPr>
-                <w:rFonts w:ascii="Consolas" w:hAnsi="Consolas" w:cstheme="majorHAnsi"/>
-              </w:rPr>
-            </w:pPr>
-            <w:r>
-              <w:rPr>
-                <w:rFonts w:ascii="Consolas" w:hAnsi="Consolas"/>
-              </w:rPr>
-              <w:t>Documentation</w:t>
-            </w:r>
-          </w:p>
-        </w:tc>
-        <w:tc>
-          <w:tcPr>
-            <w:tcW w:w="3150" w:type="dxa"/>
-          </w:tcPr>
-          <w:p>
-            <w:pPr>
-              <w:tabs>
-                <w:tab w:val="left" w:pos="916"/>
-                <w:tab w:val="left" w:pos="1832"/>
-                <w:tab w:val="left" w:pos="2748"/>
-                <w:tab w:val="left" w:pos="3664"/>
-                <w:tab w:val="left" w:pos="4580"/>
-                <w:tab w:val="left" w:pos="5496"/>
-                <w:tab w:val="left" w:pos="6412"/>
-                <w:tab w:val="left" w:pos="7328"/>
-                <w:tab w:val="left" w:pos="8244"/>
-                <w:tab w:val="left" w:pos="9160"/>
-                <w:tab w:val="left" w:pos="10076"/>
-                <w:tab w:val="left" w:pos="10992"/>
-                <w:tab w:val="left" w:pos="11908"/>
-                <w:tab w:val="left" w:pos="12824"/>
-                <w:tab w:val="left" w:pos="13740"/>
-                <w:tab w:val="left" w:pos="14656"/>
-              </w:tabs>
-              <w:rPr>
-                <w:rFonts w:ascii="Consolas" w:eastAsia="Times New Roman" w:hAnsi="Consolas" w:cs="Courier New"/>
-                <w:color w:val="24292E"/>
-                <w:sz w:val="20"/>
-                <w:szCs w:val="20"/>
-              </w:rPr>
-            </w:pPr>
-            <w:r>
-              <w:rPr>
-                <w:rFonts w:ascii="Consolas" w:eastAsia="Times New Roman" w:hAnsi="Consolas" w:cs="Courier New"/>
-                <w:color w:val="24292E"/>
-                <w:sz w:val="20"/>
-                <w:szCs w:val="20"/>
-                <w:bdr w:val="none" w:sz="0" w:space="0" w:color="auto" w:frame="1"/>
-              </w:rPr>
-              <w:t>Excellent</w:t>
-            </w:r>
-          </w:p>
-        </w:tc>
-        <w:tc>
-          <w:tcPr>
-            <w:tcW w:w="3870" w:type="dxa"/>
-          </w:tcPr>
-          <w:p>
-            <w:pPr>
-              <w:tabs>
-                <w:tab w:val="left" w:pos="916"/>
-                <w:tab w:val="left" w:pos="1832"/>
-                <w:tab w:val="left" w:pos="2748"/>
-                <w:tab w:val="left" w:pos="3664"/>
-                <w:tab w:val="left" w:pos="4580"/>
-                <w:tab w:val="left" w:pos="5496"/>
-                <w:tab w:val="left" w:pos="6412"/>
-                <w:tab w:val="left" w:pos="7328"/>
-                <w:tab w:val="left" w:pos="8244"/>
-                <w:tab w:val="left" w:pos="9160"/>
-                <w:tab w:val="left" w:pos="10076"/>
-                <w:tab w:val="left" w:pos="10992"/>
-                <w:tab w:val="left" w:pos="11908"/>
-                <w:tab w:val="left" w:pos="12824"/>
-                <w:tab w:val="left" w:pos="13740"/>
-                <w:tab w:val="left" w:pos="14656"/>
-              </w:tabs>
-              <w:rPr>
-                <w:rFonts w:ascii="Consolas" w:eastAsia="Times New Roman" w:hAnsi="Consolas" w:cs="Courier New"/>
-                <w:color w:val="24292E"/>
-                <w:sz w:val="20"/>
-                <w:szCs w:val="20"/>
-              </w:rPr>
-            </w:pPr>
-            <w:r>
-              <w:rPr>
-                <w:rFonts w:ascii="Consolas" w:eastAsia="Times New Roman" w:hAnsi="Consolas" w:cs="Courier New"/>
-                <w:color w:val="24292E"/>
-                <w:sz w:val="20"/>
-                <w:szCs w:val="20"/>
-                <w:bdr w:val="none" w:sz="0" w:space="0" w:color="auto" w:frame="1"/>
-              </w:rPr>
-              <w:t>Excellent</w:t>
-            </w:r>
-          </w:p>
-        </w:tc>
-      </w:tr>
-      <w:tr>
-        <w:tc>
-          <w:tcPr>
-            <w:tcW w:w="2245" w:type="dxa"/>
-          </w:tcPr>
-          <w:p>
-            <w:pPr>
-              <w:spacing w:after="120" w:line="259" w:lineRule="auto"/>
-              <w:rPr>
-                <w:rFonts w:ascii="Consolas" w:hAnsi="Consolas" w:cstheme="majorHAnsi"/>
-              </w:rPr>
-            </w:pPr>
-            <w:r>
-              <w:rPr>
-                <w:rFonts w:ascii="Consolas" w:hAnsi="Consolas" w:cs="Arial"/>
-                <w:shd w:val="clear" w:color="auto" w:fill="FFFFFF"/>
-              </w:rPr>
-              <w:t xml:space="preserve">Customer </w:t>
-            </w:r>
-            <w:r>
-              <w:rPr>
-                <w:rFonts w:ascii="Consolas" w:hAnsi="Consolas" w:cs="Arial"/>
-                <w:shd w:val="clear" w:color="auto" w:fill="FFFFFF"/>
-              </w:rPr>
-              <w:t>i</w:t>
-            </w:r>
-            <w:r>
-              <w:rPr>
-                <w:rFonts w:ascii="Consolas" w:hAnsi="Consolas" w:cs="Arial"/>
-                <w:shd w:val="clear" w:color="auto" w:fill="FFFFFF"/>
-              </w:rPr>
-              <w:t>nvolvement</w:t>
-            </w:r>
-            <w:bookmarkStart w:id="0" w:name="_GoBack"/>
-            <w:bookmarkEnd w:id="0"/>
-          </w:p>
-        </w:tc>
-        <w:tc>
-          <w:tcPr>
-            <w:tcW w:w="3150" w:type="dxa"/>
-          </w:tcPr>
-          <w:p>
-            <w:pPr>
-              <w:spacing w:after="120" w:line="259" w:lineRule="auto"/>
-              <w:rPr>
-                <w:rFonts w:ascii="Consolas" w:hAnsi="Consolas" w:cstheme="majorHAnsi"/>
-              </w:rPr>
-            </w:pPr>
-            <w:r>
-              <w:rPr>
-                <w:rFonts w:ascii="Consolas" w:hAnsi="Consolas" w:cs="Arial"/>
-                <w:shd w:val="clear" w:color="auto" w:fill="FFFFFF"/>
-              </w:rPr>
-              <w:t>Only at</w:t>
-            </w:r>
-            <w:r>
-              <w:rPr>
-                <w:rFonts w:ascii="Consolas" w:hAnsi="Consolas" w:cs="Arial"/>
-                <w:shd w:val="clear" w:color="auto" w:fill="FFFFFF"/>
-              </w:rPr>
-              <w:t xml:space="preserve"> the </w:t>
-            </w:r>
-            <w:r>
-              <w:rPr>
-                <w:rFonts w:ascii="Consolas" w:hAnsi="Consolas" w:cs="Arial"/>
-                <w:shd w:val="clear" w:color="auto" w:fill="FFFFFF"/>
-              </w:rPr>
-              <w:t>beginning</w:t>
-            </w:r>
-          </w:p>
-        </w:tc>
-        <w:tc>
-          <w:tcPr>
-            <w:tcW w:w="3870" w:type="dxa"/>
-          </w:tcPr>
-          <w:p>
-            <w:pPr>
-              <w:spacing w:after="120" w:line="259" w:lineRule="auto"/>
-              <w:rPr>
-                <w:rFonts w:ascii="Consolas" w:hAnsi="Consolas" w:cstheme="majorHAnsi"/>
-              </w:rPr>
-            </w:pPr>
-            <w:r>
-              <w:rPr>
-                <w:rFonts w:ascii="Consolas" w:hAnsi="Consolas" w:cs="Arial"/>
-                <w:shd w:val="clear" w:color="auto" w:fill="FFFFFF"/>
-              </w:rPr>
-              <w:t>At the end of every iteration</w:t>
-            </w:r>
-          </w:p>
-        </w:tc>
-      </w:tr>
-      <w:tr>
-        <w:tc>
-          <w:tcPr>
-            <w:tcW w:w="2245" w:type="dxa"/>
-          </w:tcPr>
-          <w:p>
-            <w:pPr>
-              <w:spacing w:after="120"/>
-              <w:rPr>
-                <w:rFonts w:ascii="Consolas" w:hAnsi="Consolas" w:cs="Arial"/>
-                <w:shd w:val="clear" w:color="auto" w:fill="FFFFFF"/>
-              </w:rPr>
-            </w:pPr>
-            <w:r>
-              <w:rPr>
-                <w:rFonts w:ascii="Consolas" w:hAnsi="Consolas" w:cs="Arial"/>
-                <w:shd w:val="clear" w:color="auto" w:fill="FFFFFF"/>
-              </w:rPr>
-              <w:t>Customer evaluation and feedback</w:t>
-            </w:r>
-          </w:p>
-        </w:tc>
-        <w:tc>
-          <w:tcPr>
-            <w:tcW w:w="3150" w:type="dxa"/>
-          </w:tcPr>
-          <w:p>
-            <w:pPr>
-              <w:spacing w:after="120"/>
-              <w:rPr>
-                <w:rFonts w:ascii="Consolas" w:hAnsi="Consolas" w:cs="Arial"/>
-                <w:shd w:val="clear" w:color="auto" w:fill="FFFFFF"/>
-              </w:rPr>
-            </w:pPr>
-            <w:r>
-              <w:rPr>
-                <w:rFonts w:ascii="Consolas" w:hAnsi="Consolas" w:cs="Arial"/>
-                <w:shd w:val="clear" w:color="auto" w:fill="FFFFFF"/>
-              </w:rPr>
-              <w:t>Only at</w:t>
-            </w:r>
-            <w:r>
-              <w:rPr>
-                <w:rFonts w:ascii="Consolas" w:hAnsi="Consolas" w:cs="Arial"/>
-                <w:shd w:val="clear" w:color="auto" w:fill="FFFFFF"/>
-              </w:rPr>
-              <w:t xml:space="preserve"> the end</w:t>
-            </w:r>
-          </w:p>
-        </w:tc>
-        <w:tc>
-          <w:tcPr>
-            <w:tcW w:w="3870" w:type="dxa"/>
-          </w:tcPr>
-          <w:p>
-            <w:pPr>
-              <w:spacing w:after="120"/>
-              <w:rPr>
-                <w:rFonts w:ascii="Consolas" w:hAnsi="Consolas" w:cs="Arial"/>
-                <w:shd w:val="clear" w:color="auto" w:fill="FFFFFF"/>
-              </w:rPr>
-            </w:pPr>
-            <w:r>
-              <w:rPr>
-                <w:rFonts w:ascii="Consolas" w:hAnsi="Consolas" w:cs="Arial"/>
-                <w:shd w:val="clear" w:color="auto" w:fill="FFFFFF"/>
-              </w:rPr>
-              <w:t>At the end of every iteration</w:t>
-            </w:r>
-          </w:p>
-        </w:tc>
-      </w:tr>
-      <w:tr>
-        <w:tc>
-          <w:tcPr>
-            <w:tcW w:w="2245" w:type="dxa"/>
-          </w:tcPr>
-          <w:p>
-            <w:pPr>
-              <w:spacing w:after="120"/>
-              <w:rPr>
-                <w:rFonts w:ascii="Consolas" w:hAnsi="Consolas" w:cs="Arial"/>
-                <w:shd w:val="clear" w:color="auto" w:fill="FFFFFF"/>
-              </w:rPr>
-            </w:pPr>
-            <w:r>
-              <w:rPr>
-                <w:rFonts w:ascii="Consolas" w:hAnsi="Consolas" w:cs="Arial"/>
-                <w:shd w:val="clear" w:color="auto" w:fill="FFFFFF"/>
-              </w:rPr>
-              <w:t xml:space="preserve">Working </w:t>
-            </w:r>
-            <w:r>
-              <w:rPr>
-                <w:rFonts w:ascii="Consolas" w:hAnsi="Consolas" w:cs="Arial"/>
-                <w:shd w:val="clear" w:color="auto" w:fill="FFFFFF"/>
-              </w:rPr>
-              <w:t>module</w:t>
-            </w:r>
-            <w:r>
-              <w:rPr>
-                <w:rFonts w:ascii="Consolas" w:hAnsi="Consolas" w:cs="Arial"/>
-                <w:shd w:val="clear" w:color="auto" w:fill="FFFFFF"/>
-              </w:rPr>
-              <w:t xml:space="preserve"> availability</w:t>
-            </w:r>
-          </w:p>
-        </w:tc>
-        <w:tc>
-          <w:tcPr>
-            <w:tcW w:w="3150" w:type="dxa"/>
-          </w:tcPr>
-          <w:p>
-            <w:pPr>
-              <w:spacing w:after="120"/>
-              <w:rPr>
-                <w:rFonts w:ascii="Consolas" w:hAnsi="Consolas" w:cs="Arial"/>
-                <w:shd w:val="clear" w:color="auto" w:fill="FFFFFF"/>
-              </w:rPr>
-            </w:pPr>
-            <w:r>
-              <w:rPr>
-                <w:rFonts w:ascii="Consolas" w:hAnsi="Consolas" w:cs="Arial"/>
-                <w:shd w:val="clear" w:color="auto" w:fill="FFFFFF"/>
-              </w:rPr>
-              <w:t>Only at</w:t>
-            </w:r>
-            <w:r>
-              <w:rPr>
-                <w:rFonts w:ascii="Consolas" w:hAnsi="Consolas" w:cs="Arial"/>
-                <w:shd w:val="clear" w:color="auto" w:fill="FFFFFF"/>
-              </w:rPr>
-              <w:t xml:space="preserve"> the end</w:t>
-            </w:r>
-          </w:p>
-        </w:tc>
-        <w:tc>
-          <w:tcPr>
-            <w:tcW w:w="3870" w:type="dxa"/>
-          </w:tcPr>
-          <w:p>
-            <w:pPr>
-              <w:spacing w:after="120"/>
-              <w:rPr>
-                <w:rFonts w:ascii="Consolas" w:hAnsi="Consolas" w:cs="Arial"/>
-                <w:shd w:val="clear" w:color="auto" w:fill="FFFFFF"/>
-              </w:rPr>
-            </w:pPr>
-            <w:r>
-              <w:rPr>
-                <w:rFonts w:ascii="Consolas" w:hAnsi="Consolas" w:cs="Arial"/>
-                <w:shd w:val="clear" w:color="auto" w:fill="FFFFFF"/>
-              </w:rPr>
-              <w:t>At the end of every iteration</w:t>
-            </w:r>
-          </w:p>
-        </w:tc>
-      </w:tr>
-      <w:tr>
-        <w:tc>
-          <w:tcPr>
-            <w:tcW w:w="2245" w:type="dxa"/>
-          </w:tcPr>
-          <w:p>
-            <w:pPr>
-              <w:spacing w:after="120"/>
-              <w:rPr>
-                <w:rFonts w:ascii="Consolas" w:hAnsi="Consolas" w:cs="Arial"/>
-                <w:shd w:val="clear" w:color="auto" w:fill="FFFFFF"/>
-              </w:rPr>
-            </w:pPr>
-            <w:r>
-              <w:rPr>
-                <w:rFonts w:ascii="Consolas" w:hAnsi="Consolas" w:cs="Arial"/>
-                <w:shd w:val="clear" w:color="auto" w:fill="FFFFFF"/>
-              </w:rPr>
-              <w:t>Progress measurable</w:t>
-            </w:r>
-          </w:p>
-        </w:tc>
-        <w:tc>
-          <w:tcPr>
-            <w:tcW w:w="3150" w:type="dxa"/>
-          </w:tcPr>
-          <w:p>
-            <w:pPr>
-              <w:spacing w:after="120"/>
-              <w:rPr>
-                <w:rFonts w:ascii="Consolas" w:hAnsi="Consolas" w:cs="Arial"/>
-                <w:shd w:val="clear" w:color="auto" w:fill="FFFFFF"/>
-              </w:rPr>
-            </w:pPr>
-            <w:r>
-              <w:rPr>
-                <w:rFonts w:ascii="Consolas" w:hAnsi="Consolas" w:cs="Arial"/>
-                <w:shd w:val="clear" w:color="auto" w:fill="FFFFFF"/>
-              </w:rPr>
-              <w:t>No</w:t>
-            </w:r>
-          </w:p>
-        </w:tc>
-        <w:tc>
-          <w:tcPr>
-            <w:tcW w:w="3870" w:type="dxa"/>
-          </w:tcPr>
-          <w:p>
-            <w:pPr>
-              <w:spacing w:after="120"/>
-              <w:rPr>
-                <w:rFonts w:ascii="Consolas" w:hAnsi="Consolas" w:cs="Arial"/>
-                <w:shd w:val="clear" w:color="auto" w:fill="FFFFFF"/>
-              </w:rPr>
-            </w:pPr>
-            <w:r>
-              <w:rPr>
-                <w:rFonts w:ascii="Consolas" w:hAnsi="Consolas" w:cs="Arial"/>
-                <w:shd w:val="clear" w:color="auto" w:fill="FFFFFF"/>
-              </w:rPr>
-              <w:t>Yes</w:t>
-            </w:r>
-          </w:p>
-        </w:tc>
-      </w:tr>
-      <w:tr>
-        <w:tc>
-          <w:tcPr>
-            <w:tcW w:w="2245" w:type="dxa"/>
-          </w:tcPr>
-          <w:p>
-            <w:pPr>
-              <w:rPr>
-                <w:rFonts w:ascii="Consolas" w:hAnsi="Consolas" w:cs="Arial"/>
-                <w:shd w:val="clear" w:color="auto" w:fill="FFFFFF"/>
-              </w:rPr>
-            </w:pPr>
-            <w:r>
-              <w:rPr>
-                <w:rFonts w:ascii="Consolas" w:hAnsi="Consolas" w:cs="Arial"/>
-                <w:shd w:val="clear" w:color="auto" w:fill="FFFFFF"/>
-              </w:rPr>
-              <w:t xml:space="preserve">Parallel </w:t>
-            </w:r>
-          </w:p>
-          <w:p>
-            <w:pPr>
-              <w:rPr>
-                <w:rFonts w:ascii="Consolas" w:hAnsi="Consolas" w:cs="Arial"/>
-                <w:shd w:val="clear" w:color="auto" w:fill="FFFFFF"/>
-              </w:rPr>
-            </w:pPr>
-            <w:r>
-              <w:rPr>
-                <w:rFonts w:ascii="Consolas" w:hAnsi="Consolas" w:cs="Arial"/>
-                <w:shd w:val="clear" w:color="auto" w:fill="FFFFFF"/>
-              </w:rPr>
-              <w:t>development</w:t>
-            </w:r>
-          </w:p>
-        </w:tc>
-        <w:tc>
-          <w:tcPr>
-            <w:tcW w:w="3150" w:type="dxa"/>
-          </w:tcPr>
-          <w:p>
-            <w:pPr>
-              <w:spacing w:after="120"/>
-              <w:rPr>
-                <w:rFonts w:ascii="Consolas" w:hAnsi="Consolas" w:cs="Arial"/>
-                <w:shd w:val="clear" w:color="auto" w:fill="FFFFFF"/>
-              </w:rPr>
-            </w:pPr>
-            <w:r>
-              <w:rPr>
-                <w:rFonts w:ascii="Consolas" w:hAnsi="Consolas" w:cs="Arial"/>
-                <w:shd w:val="clear" w:color="auto" w:fill="FFFFFF"/>
-              </w:rPr>
-              <w:t>N</w:t>
-            </w:r>
-            <w:r>
-              <w:rPr>
-                <w:rFonts w:ascii="Consolas" w:hAnsi="Consolas" w:cs="Arial"/>
-                <w:shd w:val="clear" w:color="auto" w:fill="FFFFFF"/>
-              </w:rPr>
-              <w:t>o</w:t>
-            </w:r>
-          </w:p>
-        </w:tc>
-        <w:tc>
-          <w:tcPr>
-            <w:tcW w:w="3870" w:type="dxa"/>
-          </w:tcPr>
-          <w:p>
-            <w:pPr>
-              <w:spacing w:after="120"/>
-              <w:rPr>
-                <w:rFonts w:ascii="Consolas" w:hAnsi="Consolas" w:cs="Arial"/>
-                <w:shd w:val="clear" w:color="auto" w:fill="FFFFFF"/>
-              </w:rPr>
-            </w:pPr>
-            <w:r>
-              <w:rPr>
-                <w:rFonts w:ascii="Consolas" w:hAnsi="Consolas" w:cs="Arial"/>
-                <w:shd w:val="clear" w:color="auto" w:fill="FFFFFF"/>
-              </w:rPr>
-              <w:t>Yes</w:t>
-            </w:r>
-          </w:p>
-        </w:tc>
-      </w:tr>
-    </w:tbl>
-    <w:p>
-      <w:pPr>
-        <w:rPr>
-          <w:rFonts w:ascii="Consolas" w:hAnsi="Consolas" w:cstheme="majorHAnsi"/>
-          <w:shd w:val="clear" w:color="auto" w:fill="FFFFFF"/>
-        </w:rPr>
-      </w:pPr>
-    </w:p>
-    <w:p>
-      <w:pPr>
-        <w:rPr>
-          <w:rFonts w:ascii="Consolas" w:hAnsi="Consolas" w:cstheme="majorHAnsi"/>
-          <w:shd w:val="clear" w:color="auto" w:fill="FFFFFF"/>
-        </w:rPr>
-      </w:pPr>
-      <w:r>
-        <w:rPr>
-          <w:rFonts w:ascii="Consolas" w:hAnsi="Consolas" w:cstheme="majorHAnsi"/>
-          <w:shd w:val="clear" w:color="auto" w:fill="FFFFFF"/>
-        </w:rPr>
-        <w:t xml:space="preserve">Difference between Waterfall </w:t>
-      </w:r>
-      <w:r>
-        <w:rPr>
-          <w:rFonts w:ascii="Consolas" w:hAnsi="Consolas" w:cstheme="majorHAnsi"/>
-          <w:shd w:val="clear" w:color="auto" w:fill="FFFFFF"/>
-        </w:rPr>
-        <w:t xml:space="preserve">and </w:t>
-      </w:r>
-      <w:r>
-        <w:rPr>
-          <w:rFonts w:ascii="Consolas" w:hAnsi="Consolas" w:cstheme="majorHAnsi"/>
-        </w:rPr>
-        <w:t>Incremental</w:t>
-      </w:r>
-      <w:r>
-        <w:rPr>
-          <w:rFonts w:ascii="Consolas" w:hAnsi="Consolas" w:cstheme="majorHAnsi"/>
-          <w:shd w:val="clear" w:color="auto" w:fill="FFFFFF"/>
-        </w:rPr>
-        <w:t xml:space="preserve"> </w:t>
-      </w:r>
-      <w:r>
-        <w:rPr>
-          <w:rFonts w:ascii="Consolas" w:hAnsi="Consolas" w:cstheme="majorHAnsi"/>
-          <w:shd w:val="clear" w:color="auto" w:fill="FFFFFF"/>
-        </w:rPr>
-        <w:t>model</w:t>
-      </w:r>
-      <w:r>
-        <w:rPr>
-          <w:rFonts w:ascii="Consolas" w:hAnsi="Consolas" w:cstheme="majorHAnsi"/>
-          <w:shd w:val="clear" w:color="auto" w:fill="FFFFFF"/>
-        </w:rPr>
-        <w:t>:</w:t>
-      </w:r>
-    </w:p>
-    <w:tbl>
-      <w:tblPr>
-        <w:tblStyle w:val="TableGrid"/>
-        <w:tblW w:w="0" w:type="auto"/>
-        <w:tblLook w:val="04A0" w:firstRow="1" w:lastRow="0" w:firstColumn="1" w:lastColumn="0" w:noHBand="0" w:noVBand="1"/>
-      </w:tblPr>
-      <w:tblGrid>
-        <w:gridCol w:w="2245"/>
-        <w:gridCol w:w="3150"/>
-        <w:gridCol w:w="3870"/>
-      </w:tblGrid>
-      <w:tr>
-        <w:tc>
-          <w:tcPr>
-            <w:tcW w:w="2245" w:type="dxa"/>
-          </w:tcPr>
-          <w:p>
-            <w:pPr>
-              <w:spacing w:after="120" w:line="259" w:lineRule="auto"/>
-              <w:rPr>
-                <w:rFonts w:ascii="Consolas" w:hAnsi="Consolas" w:cstheme="majorHAnsi"/>
-              </w:rPr>
-            </w:pPr>
-          </w:p>
-        </w:tc>
-        <w:tc>
-          <w:tcPr>
-            <w:tcW w:w="3150" w:type="dxa"/>
-          </w:tcPr>
-          <w:p>
-            <w:pPr>
-              <w:spacing w:after="120" w:line="259" w:lineRule="auto"/>
-              <w:rPr>
-                <w:rFonts w:ascii="Consolas" w:hAnsi="Consolas" w:cstheme="majorHAnsi"/>
-              </w:rPr>
-            </w:pPr>
-            <w:r>
-              <w:rPr>
-                <w:rFonts w:ascii="Consolas" w:hAnsi="Consolas" w:cstheme="majorHAnsi"/>
-              </w:rPr>
-              <w:t>WATERFALL MODEL</w:t>
-            </w:r>
-          </w:p>
-        </w:tc>
-        <w:tc>
-          <w:tcPr>
-            <w:tcW w:w="3870" w:type="dxa"/>
-          </w:tcPr>
-          <w:p>
-            <w:pPr>
-              <w:spacing w:after="120" w:line="259" w:lineRule="auto"/>
-              <w:rPr>
-                <w:rFonts w:ascii="Consolas" w:hAnsi="Consolas" w:cstheme="majorHAnsi"/>
-              </w:rPr>
-            </w:pPr>
-            <w:r>
-              <w:rPr>
-                <w:rFonts w:ascii="Consolas" w:hAnsi="Consolas" w:cstheme="majorHAnsi"/>
-              </w:rPr>
-              <w:t>INCREMENTAL</w:t>
-            </w:r>
-          </w:p>
-        </w:tc>
-      </w:tr>
-      <w:tr>
-        <w:tc>
-          <w:tcPr>
-            <w:tcW w:w="2245" w:type="dxa"/>
-          </w:tcPr>
-          <w:p>
-            <w:pPr>
-              <w:spacing w:after="120"/>
-              <w:rPr>
-                <w:rFonts w:ascii="Consolas" w:hAnsi="Consolas"/>
-              </w:rPr>
-            </w:pPr>
-            <w:r>
-              <w:rPr>
-                <w:rFonts w:ascii="Consolas" w:hAnsi="Consolas"/>
-              </w:rPr>
-              <w:t>C</w:t>
-            </w:r>
-            <w:r>
-              <w:rPr>
-                <w:rFonts w:ascii="Consolas" w:hAnsi="Consolas"/>
-              </w:rPr>
-              <w:t>hange</w:t>
-            </w:r>
-            <w:r>
-              <w:rPr>
-                <w:rFonts w:ascii="Consolas" w:hAnsi="Consolas"/>
-              </w:rPr>
-              <w:t xml:space="preserve"> </w:t>
-            </w:r>
-            <w:r>
-              <w:rPr>
-                <w:rFonts w:ascii="Consolas" w:hAnsi="Consolas"/>
-              </w:rPr>
-              <w:t>Requirement</w:t>
-            </w:r>
-          </w:p>
-        </w:tc>
-        <w:tc>
-          <w:tcPr>
-            <w:tcW w:w="3150" w:type="dxa"/>
-          </w:tcPr>
-          <w:p>
-            <w:pPr>
-              <w:spacing w:after="120"/>
-              <w:rPr>
-                <w:rFonts w:ascii="Consolas" w:hAnsi="Consolas"/>
-              </w:rPr>
-            </w:pPr>
-            <w:r>
-              <w:rPr>
-                <w:rFonts w:ascii="Consolas" w:hAnsi="Consolas"/>
-              </w:rPr>
-              <w:t>Difficult</w:t>
-            </w:r>
-          </w:p>
-        </w:tc>
-        <w:tc>
-          <w:tcPr>
-            <w:tcW w:w="3870" w:type="dxa"/>
-          </w:tcPr>
-          <w:p>
-            <w:pPr>
-              <w:spacing w:after="120"/>
-              <w:rPr>
-                <w:rFonts w:ascii="Consolas" w:hAnsi="Consolas"/>
-              </w:rPr>
-            </w:pPr>
-            <w:r>
-              <w:rPr>
-                <w:rFonts w:ascii="Consolas" w:hAnsi="Consolas"/>
-              </w:rPr>
-              <w:t>Easy</w:t>
-            </w:r>
-          </w:p>
-        </w:tc>
-      </w:tr>
-      <w:tr>
-        <w:tc>
-          <w:tcPr>
-            <w:tcW w:w="2245" w:type="dxa"/>
-          </w:tcPr>
-          <w:p>
-            <w:pPr>
-              <w:spacing w:after="120"/>
-              <w:rPr>
-                <w:rFonts w:ascii="Consolas" w:hAnsi="Consolas"/>
-              </w:rPr>
-            </w:pPr>
-            <w:r>
-              <w:rPr>
-                <w:rFonts w:ascii="Consolas" w:hAnsi="Consolas" w:cs="Arial"/>
-                <w:shd w:val="clear" w:color="auto" w:fill="FFFFFF"/>
-              </w:rPr>
-              <w:t>T</w:t>
-            </w:r>
-            <w:r>
-              <w:rPr>
-                <w:rFonts w:ascii="Consolas" w:hAnsi="Consolas" w:cs="Arial"/>
-                <w:shd w:val="clear" w:color="auto" w:fill="FFFFFF"/>
-              </w:rPr>
-              <w:t>esting</w:t>
-            </w:r>
-          </w:p>
-        </w:tc>
-        <w:tc>
-          <w:tcPr>
-            <w:tcW w:w="3150" w:type="dxa"/>
-          </w:tcPr>
-          <w:p>
-            <w:pPr>
-              <w:spacing w:after="120"/>
-              <w:rPr>
-                <w:rFonts w:ascii="Consolas" w:hAnsi="Consolas"/>
-              </w:rPr>
-            </w:pPr>
-            <w:r>
-              <w:rPr>
-                <w:rFonts w:ascii="Consolas" w:hAnsi="Consolas" w:cs="Arial"/>
-                <w:shd w:val="clear" w:color="auto" w:fill="FFFFFF"/>
-              </w:rPr>
-              <w:t>A</w:t>
-            </w:r>
-            <w:r>
-              <w:rPr>
-                <w:rFonts w:ascii="Consolas" w:hAnsi="Consolas" w:cs="Arial"/>
-                <w:shd w:val="clear" w:color="auto" w:fill="FFFFFF"/>
-              </w:rPr>
-              <w:t>fter completion of coding</w:t>
-            </w:r>
-          </w:p>
-        </w:tc>
-        <w:tc>
-          <w:tcPr>
-            <w:tcW w:w="3870" w:type="dxa"/>
-          </w:tcPr>
-          <w:p>
-            <w:pPr>
-              <w:spacing w:after="120"/>
-              <w:rPr>
-                <w:rFonts w:ascii="Consolas" w:hAnsi="Consolas"/>
-              </w:rPr>
-            </w:pPr>
-            <w:r>
-              <w:rPr>
-                <w:rFonts w:ascii="Consolas" w:hAnsi="Consolas" w:cs="Arial"/>
-                <w:shd w:val="clear" w:color="auto" w:fill="FFFFFF"/>
-              </w:rPr>
-              <w:t>At the end of every iteration</w:t>
-            </w:r>
-          </w:p>
-        </w:tc>
-      </w:tr>
-      <w:tr>
-        <w:tc>
-          <w:tcPr>
-            <w:tcW w:w="2245" w:type="dxa"/>
-          </w:tcPr>
-          <w:p>
-            <w:pPr>
-              <w:spacing w:after="120"/>
-              <w:rPr>
-                <w:rFonts w:ascii="Consolas" w:hAnsi="Consolas" w:cs="Arial"/>
-                <w:shd w:val="clear" w:color="auto" w:fill="FFFFFF"/>
-              </w:rPr>
-            </w:pPr>
-            <w:r>
-              <w:rPr>
-                <w:rFonts w:ascii="Consolas" w:hAnsi="Consolas" w:cs="Arial"/>
-                <w:shd w:val="clear" w:color="auto" w:fill="FFFFFF"/>
-              </w:rPr>
-              <w:t>Risk</w:t>
-            </w:r>
-          </w:p>
-        </w:tc>
-        <w:tc>
-          <w:tcPr>
-            <w:tcW w:w="3150" w:type="dxa"/>
-          </w:tcPr>
-          <w:p>
-            <w:pPr>
-              <w:spacing w:after="120"/>
-              <w:rPr>
-                <w:rFonts w:ascii="Consolas" w:hAnsi="Consolas" w:cs="Arial"/>
-                <w:shd w:val="clear" w:color="auto" w:fill="FFFFFF"/>
-              </w:rPr>
-            </w:pPr>
-            <w:r>
-              <w:rPr>
-                <w:rFonts w:ascii="Consolas" w:hAnsi="Consolas"/>
-              </w:rPr>
-              <w:t>H</w:t>
-            </w:r>
-            <w:r>
-              <w:rPr>
-                <w:rFonts w:ascii="Consolas" w:hAnsi="Consolas"/>
-              </w:rPr>
-              <w:t>igh</w:t>
-            </w:r>
-          </w:p>
-        </w:tc>
-        <w:tc>
-          <w:tcPr>
-            <w:tcW w:w="3870" w:type="dxa"/>
-          </w:tcPr>
-          <w:p>
-            <w:pPr>
-              <w:spacing w:after="120"/>
-              <w:rPr>
-                <w:rFonts w:ascii="Consolas" w:hAnsi="Consolas" w:cs="Arial"/>
-                <w:shd w:val="clear" w:color="auto" w:fill="FFFFFF"/>
-              </w:rPr>
-            </w:pPr>
-            <w:r>
-              <w:rPr>
-                <w:rFonts w:ascii="Consolas" w:hAnsi="Consolas"/>
-              </w:rPr>
-              <w:t>low</w:t>
-            </w:r>
-          </w:p>
-        </w:tc>
-      </w:tr>
-      <w:tr>
-        <w:tc>
-          <w:tcPr>
-            <w:tcW w:w="2245" w:type="dxa"/>
-          </w:tcPr>
-          <w:p>
-            <w:pPr>
-              <w:spacing w:after="120"/>
-              <w:rPr>
-                <w:rFonts w:ascii="Consolas" w:hAnsi="Consolas" w:cs="Arial"/>
-                <w:shd w:val="clear" w:color="auto" w:fill="FFFFFF"/>
-              </w:rPr>
-            </w:pPr>
-            <w:r>
-              <w:rPr>
-                <w:rFonts w:ascii="Consolas" w:hAnsi="Consolas" w:cs="Arial"/>
-                <w:shd w:val="clear" w:color="auto" w:fill="FFFFFF"/>
-              </w:rPr>
-              <w:t>Duration</w:t>
-            </w:r>
-          </w:p>
-        </w:tc>
-        <w:tc>
-          <w:tcPr>
-            <w:tcW w:w="3150" w:type="dxa"/>
-          </w:tcPr>
-          <w:p>
-            <w:pPr>
-              <w:spacing w:after="120"/>
-              <w:rPr>
-                <w:rFonts w:ascii="Consolas" w:hAnsi="Consolas"/>
-              </w:rPr>
-            </w:pPr>
-            <w:r>
-              <w:rPr>
-                <w:rFonts w:ascii="Consolas" w:hAnsi="Consolas"/>
-              </w:rPr>
-              <w:t>Short</w:t>
-            </w:r>
-          </w:p>
-        </w:tc>
-        <w:tc>
-          <w:tcPr>
-            <w:tcW w:w="3870" w:type="dxa"/>
-          </w:tcPr>
-          <w:p>
-            <w:pPr>
-              <w:spacing w:after="120"/>
-              <w:rPr>
-                <w:rFonts w:ascii="Consolas" w:hAnsi="Consolas"/>
-              </w:rPr>
-            </w:pPr>
-            <w:r>
-              <w:rPr>
-                <w:rFonts w:ascii="Consolas" w:hAnsi="Consolas"/>
-              </w:rPr>
-              <w:t>More than waterfall</w:t>
-            </w:r>
-          </w:p>
-        </w:tc>
-      </w:tr>
-      <w:tr>
-        <w:tc>
-          <w:tcPr>
-            <w:tcW w:w="2245" w:type="dxa"/>
-          </w:tcPr>
-          <w:p>
-            <w:pPr>
-              <w:spacing w:after="120"/>
-              <w:rPr>
-                <w:rFonts w:ascii="Consolas" w:hAnsi="Consolas" w:cs="Arial"/>
-                <w:shd w:val="clear" w:color="auto" w:fill="FFFFFF"/>
-              </w:rPr>
-            </w:pPr>
-            <w:r>
-              <w:rPr>
-                <w:rFonts w:ascii="Consolas" w:hAnsi="Consolas"/>
-              </w:rPr>
-              <w:t>C</w:t>
-            </w:r>
-            <w:r>
-              <w:rPr>
-                <w:rFonts w:ascii="Consolas" w:hAnsi="Consolas"/>
-              </w:rPr>
-              <w:t>ost</w:t>
-            </w:r>
-          </w:p>
-        </w:tc>
-        <w:tc>
-          <w:tcPr>
-            <w:tcW w:w="3150" w:type="dxa"/>
-          </w:tcPr>
-          <w:p>
-            <w:pPr>
-              <w:spacing w:after="120"/>
-              <w:rPr>
-                <w:rFonts w:ascii="Consolas" w:hAnsi="Consolas"/>
-              </w:rPr>
-            </w:pPr>
-            <w:r>
-              <w:rPr>
-                <w:rFonts w:ascii="Consolas" w:hAnsi="Consolas"/>
-              </w:rPr>
-              <w:t xml:space="preserve">low </w:t>
-            </w:r>
-          </w:p>
-        </w:tc>
-        <w:tc>
-          <w:tcPr>
-            <w:tcW w:w="3870" w:type="dxa"/>
-          </w:tcPr>
-          <w:p>
-            <w:pPr>
-              <w:spacing w:after="120"/>
-              <w:rPr>
-                <w:rFonts w:ascii="Consolas" w:hAnsi="Consolas"/>
-              </w:rPr>
-            </w:pPr>
-            <w:r>
-              <w:rPr>
-                <w:rFonts w:ascii="Consolas" w:hAnsi="Consolas"/>
-              </w:rPr>
-              <w:t>high</w:t>
-            </w:r>
-          </w:p>
-        </w:tc>
-      </w:tr>
-    </w:tbl>
-    <w:p>
-      <w:pPr>
-        <w:rPr>
-          <w:rFonts w:ascii="Consolas" w:hAnsi="Consolas" w:cstheme="majorHAnsi"/>
-          <w:shd w:val="clear" w:color="auto" w:fill="FFFFFF"/>
-        </w:rPr>
-      </w:pPr>
-    </w:p>
-    <w:p>
-      <w:pPr>
-        <w:rPr>
-          <w:rFonts w:ascii="Consolas" w:hAnsi="Consolas" w:cstheme="majorHAnsi"/>
-          <w:shd w:val="clear" w:color="auto" w:fill="FFFFFF"/>
-        </w:rPr>
-      </w:pPr>
-    </w:p>
     <w:sectPr>
       <w:pgSz w:w="12240" w:h="15840"/>
       <w:pgMar w:top="1440" w:right="1440" w:bottom="1440" w:left="1440" w:header="720" w:footer="720" w:gutter="0"/>
@@ -3702,8 +3756,709 @@
 </w:document>
 </file>
 
+<file path=word/numbering.xml><?xml version="1.0" encoding="utf-8"?>
+<w:numbering xmlns:wpc="http://schemas.microsoft.com/office/word/2010/wordprocessingCanvas" xmlns:cx="http://schemas.microsoft.com/office/drawing/2014/chartex" xmlns:cx1="http://schemas.microsoft.com/office/drawing/2015/9/8/chartex" xmlns:cx2="http://schemas.microsoft.com/office/drawing/2015/10/21/chartex" xmlns:cx3="http://schemas.microsoft.com/office/drawing/2016/5/9/chartex" xmlns:cx4="http://schemas.microsoft.com/office/drawing/2016/5/10/chartex" xmlns:cx5="http://schemas.microsoft.com/office/drawing/2016/5/11/chartex" xmlns:cx6="http://schemas.microsoft.com/office/drawing/2016/5/12/chartex" xmlns:cx7="http://schemas.microsoft.com/office/drawing/2016/5/13/chartex" xmlns:cx8="http://schemas.microsoft.com/office/drawing/2016/5/14/chartex" xmlns:mc="http://schemas.openxmlformats.org/markup-compatibility/2006" xmlns:aink="http://schemas.microsoft.com/office/drawing/2016/ink" xmlns:am3d="http://schemas.microsoft.com/office/drawing/2017/model3d" xmlns:o="urn:schemas-microsoft-com:office:office" xmlns:r="http://schemas.openxmlformats.org/officeDocument/2006/relationships" xmlns:m="http://schemas.openxmlformats.org/officeDocument/2006/math" xmlns:v="urn:schemas-microsoft-com:vml" xmlns:wp14="http://schemas.microsoft.com/office/word/2010/wordprocessingDrawing" xmlns:wp="http://schemas.openxmlformats.org/drawingml/2006/wordprocessingDrawing" xmlns:w10="urn:schemas-microsoft-com:office:word" xmlns:w="http://schemas.openxmlformats.org/wordprocessingml/2006/main" xmlns:w14="http://schemas.microsoft.com/office/word/2010/wordml" xmlns:w15="http://schemas.microsoft.com/office/word/2012/wordml" xmlns:w16cex="http://schemas.microsoft.com/office/word/2018/wordml/cex" xmlns:w16cid="http://schemas.microsoft.com/office/word/2016/wordml/cid" xmlns:w16="http://schemas.microsoft.com/office/word/2018/wordml" xmlns:w16se="http://schemas.microsoft.com/office/word/2015/wordml/symex" xmlns:wpg="http://schemas.microsoft.com/office/word/2010/wordprocessingGroup" xmlns:wpi="http://schemas.microsoft.com/office/word/2010/wordprocessingInk" xmlns:wne="http://schemas.microsoft.com/office/word/2006/wordml" xmlns:wps="http://schemas.microsoft.com/office/word/2010/wordprocessingShape" mc:Ignorable="w14 w15 w16se w16cid w16 w16cex wp14">
+  <w:abstractNum w:abstractNumId="0" w15:restartNumberingAfterBreak="0">
+    <w:nsid w:val="2A287AA0"/>
+    <w:multiLevelType w:val="hybridMultilevel"/>
+    <w:tmpl w:val="4D94AACE"/>
+    <w:lvl w:ilvl="0" w:tplc="04090001">
+      <w:start w:val="1"/>
+      <w:numFmt w:val="bullet"/>
+      <w:lvlText w:val=""/>
+      <w:lvlJc w:val="left"/>
+      <w:pPr>
+        <w:ind w:left="360" w:hanging="360"/>
+      </w:pPr>
+      <w:rPr>
+        <w:rFonts w:ascii="Symbol" w:hAnsi="Symbol" w:hint="default"/>
+      </w:rPr>
+    </w:lvl>
+    <w:lvl w:ilvl="1" w:tplc="04090003" w:tentative="1">
+      <w:start w:val="1"/>
+      <w:numFmt w:val="bullet"/>
+      <w:lvlText w:val="o"/>
+      <w:lvlJc w:val="left"/>
+      <w:pPr>
+        <w:ind w:left="1170" w:hanging="360"/>
+      </w:pPr>
+      <w:rPr>
+        <w:rFonts w:ascii="Courier New" w:hAnsi="Courier New" w:cs="Courier New" w:hint="default"/>
+      </w:rPr>
+    </w:lvl>
+    <w:lvl w:ilvl="2" w:tplc="04090005" w:tentative="1">
+      <w:start w:val="1"/>
+      <w:numFmt w:val="bullet"/>
+      <w:lvlText w:val=""/>
+      <w:lvlJc w:val="left"/>
+      <w:pPr>
+        <w:ind w:left="1890" w:hanging="360"/>
+      </w:pPr>
+      <w:rPr>
+        <w:rFonts w:ascii="Wingdings" w:hAnsi="Wingdings" w:hint="default"/>
+      </w:rPr>
+    </w:lvl>
+    <w:lvl w:ilvl="3" w:tplc="04090001" w:tentative="1">
+      <w:start w:val="1"/>
+      <w:numFmt w:val="bullet"/>
+      <w:lvlText w:val=""/>
+      <w:lvlJc w:val="left"/>
+      <w:pPr>
+        <w:ind w:left="2610" w:hanging="360"/>
+      </w:pPr>
+      <w:rPr>
+        <w:rFonts w:ascii="Symbol" w:hAnsi="Symbol" w:hint="default"/>
+      </w:rPr>
+    </w:lvl>
+    <w:lvl w:ilvl="4" w:tplc="04090003" w:tentative="1">
+      <w:start w:val="1"/>
+      <w:numFmt w:val="bullet"/>
+      <w:lvlText w:val="o"/>
+      <w:lvlJc w:val="left"/>
+      <w:pPr>
+        <w:ind w:left="3330" w:hanging="360"/>
+      </w:pPr>
+      <w:rPr>
+        <w:rFonts w:ascii="Courier New" w:hAnsi="Courier New" w:cs="Courier New" w:hint="default"/>
+      </w:rPr>
+    </w:lvl>
+    <w:lvl w:ilvl="5" w:tplc="04090005" w:tentative="1">
+      <w:start w:val="1"/>
+      <w:numFmt w:val="bullet"/>
+      <w:lvlText w:val=""/>
+      <w:lvlJc w:val="left"/>
+      <w:pPr>
+        <w:ind w:left="4050" w:hanging="360"/>
+      </w:pPr>
+      <w:rPr>
+        <w:rFonts w:ascii="Wingdings" w:hAnsi="Wingdings" w:hint="default"/>
+      </w:rPr>
+    </w:lvl>
+    <w:lvl w:ilvl="6" w:tplc="04090001" w:tentative="1">
+      <w:start w:val="1"/>
+      <w:numFmt w:val="bullet"/>
+      <w:lvlText w:val=""/>
+      <w:lvlJc w:val="left"/>
+      <w:pPr>
+        <w:ind w:left="4770" w:hanging="360"/>
+      </w:pPr>
+      <w:rPr>
+        <w:rFonts w:ascii="Symbol" w:hAnsi="Symbol" w:hint="default"/>
+      </w:rPr>
+    </w:lvl>
+    <w:lvl w:ilvl="7" w:tplc="04090003" w:tentative="1">
+      <w:start w:val="1"/>
+      <w:numFmt w:val="bullet"/>
+      <w:lvlText w:val="o"/>
+      <w:lvlJc w:val="left"/>
+      <w:pPr>
+        <w:ind w:left="5490" w:hanging="360"/>
+      </w:pPr>
+      <w:rPr>
+        <w:rFonts w:ascii="Courier New" w:hAnsi="Courier New" w:cs="Courier New" w:hint="default"/>
+      </w:rPr>
+    </w:lvl>
+    <w:lvl w:ilvl="8" w:tplc="04090005" w:tentative="1">
+      <w:start w:val="1"/>
+      <w:numFmt w:val="bullet"/>
+      <w:lvlText w:val=""/>
+      <w:lvlJc w:val="left"/>
+      <w:pPr>
+        <w:ind w:left="6210" w:hanging="360"/>
+      </w:pPr>
+      <w:rPr>
+        <w:rFonts w:ascii="Wingdings" w:hAnsi="Wingdings" w:hint="default"/>
+      </w:rPr>
+    </w:lvl>
+  </w:abstractNum>
+  <w:abstractNum w:abstractNumId="1" w15:restartNumberingAfterBreak="0">
+    <w:nsid w:val="378062F7"/>
+    <w:multiLevelType w:val="hybridMultilevel"/>
+    <w:tmpl w:val="EE607EA2"/>
+    <w:lvl w:ilvl="0" w:tplc="04090001">
+      <w:start w:val="1"/>
+      <w:numFmt w:val="bullet"/>
+      <w:lvlText w:val=""/>
+      <w:lvlJc w:val="left"/>
+      <w:pPr>
+        <w:ind w:left="-1440" w:hanging="360"/>
+      </w:pPr>
+      <w:rPr>
+        <w:rFonts w:ascii="Symbol" w:hAnsi="Symbol" w:hint="default"/>
+      </w:rPr>
+    </w:lvl>
+    <w:lvl w:ilvl="1" w:tplc="04090003" w:tentative="1">
+      <w:start w:val="1"/>
+      <w:numFmt w:val="bullet"/>
+      <w:lvlText w:val="o"/>
+      <w:lvlJc w:val="left"/>
+      <w:pPr>
+        <w:ind w:left="-720" w:hanging="360"/>
+      </w:pPr>
+      <w:rPr>
+        <w:rFonts w:ascii="Courier New" w:hAnsi="Courier New" w:cs="Courier New" w:hint="default"/>
+      </w:rPr>
+    </w:lvl>
+    <w:lvl w:ilvl="2" w:tplc="04090005" w:tentative="1">
+      <w:start w:val="1"/>
+      <w:numFmt w:val="bullet"/>
+      <w:lvlText w:val=""/>
+      <w:lvlJc w:val="left"/>
+      <w:pPr>
+        <w:ind w:left="0" w:hanging="360"/>
+      </w:pPr>
+      <w:rPr>
+        <w:rFonts w:ascii="Wingdings" w:hAnsi="Wingdings" w:hint="default"/>
+      </w:rPr>
+    </w:lvl>
+    <w:lvl w:ilvl="3" w:tplc="04090001" w:tentative="1">
+      <w:start w:val="1"/>
+      <w:numFmt w:val="bullet"/>
+      <w:lvlText w:val=""/>
+      <w:lvlJc w:val="left"/>
+      <w:pPr>
+        <w:ind w:left="720" w:hanging="360"/>
+      </w:pPr>
+      <w:rPr>
+        <w:rFonts w:ascii="Symbol" w:hAnsi="Symbol" w:hint="default"/>
+      </w:rPr>
+    </w:lvl>
+    <w:lvl w:ilvl="4" w:tplc="04090003" w:tentative="1">
+      <w:start w:val="1"/>
+      <w:numFmt w:val="bullet"/>
+      <w:lvlText w:val="o"/>
+      <w:lvlJc w:val="left"/>
+      <w:pPr>
+        <w:ind w:left="1440" w:hanging="360"/>
+      </w:pPr>
+      <w:rPr>
+        <w:rFonts w:ascii="Courier New" w:hAnsi="Courier New" w:cs="Courier New" w:hint="default"/>
+      </w:rPr>
+    </w:lvl>
+    <w:lvl w:ilvl="5" w:tplc="04090005" w:tentative="1">
+      <w:start w:val="1"/>
+      <w:numFmt w:val="bullet"/>
+      <w:lvlText w:val=""/>
+      <w:lvlJc w:val="left"/>
+      <w:pPr>
+        <w:ind w:left="2160" w:hanging="360"/>
+      </w:pPr>
+      <w:rPr>
+        <w:rFonts w:ascii="Wingdings" w:hAnsi="Wingdings" w:hint="default"/>
+      </w:rPr>
+    </w:lvl>
+    <w:lvl w:ilvl="6" w:tplc="04090001" w:tentative="1">
+      <w:start w:val="1"/>
+      <w:numFmt w:val="bullet"/>
+      <w:lvlText w:val=""/>
+      <w:lvlJc w:val="left"/>
+      <w:pPr>
+        <w:ind w:left="2880" w:hanging="360"/>
+      </w:pPr>
+      <w:rPr>
+        <w:rFonts w:ascii="Symbol" w:hAnsi="Symbol" w:hint="default"/>
+      </w:rPr>
+    </w:lvl>
+    <w:lvl w:ilvl="7" w:tplc="04090003" w:tentative="1">
+      <w:start w:val="1"/>
+      <w:numFmt w:val="bullet"/>
+      <w:lvlText w:val="o"/>
+      <w:lvlJc w:val="left"/>
+      <w:pPr>
+        <w:ind w:left="3600" w:hanging="360"/>
+      </w:pPr>
+      <w:rPr>
+        <w:rFonts w:ascii="Courier New" w:hAnsi="Courier New" w:cs="Courier New" w:hint="default"/>
+      </w:rPr>
+    </w:lvl>
+    <w:lvl w:ilvl="8" w:tplc="04090005" w:tentative="1">
+      <w:start w:val="1"/>
+      <w:numFmt w:val="bullet"/>
+      <w:lvlText w:val=""/>
+      <w:lvlJc w:val="left"/>
+      <w:pPr>
+        <w:ind w:left="4320" w:hanging="360"/>
+      </w:pPr>
+      <w:rPr>
+        <w:rFonts w:ascii="Wingdings" w:hAnsi="Wingdings" w:hint="default"/>
+      </w:rPr>
+    </w:lvl>
+  </w:abstractNum>
+  <w:abstractNum w:abstractNumId="2" w15:restartNumberingAfterBreak="0">
+    <w:nsid w:val="51172E2F"/>
+    <w:multiLevelType w:val="hybridMultilevel"/>
+    <w:tmpl w:val="669617F6"/>
+    <w:lvl w:ilvl="0" w:tplc="04090001">
+      <w:start w:val="1"/>
+      <w:numFmt w:val="bullet"/>
+      <w:lvlText w:val=""/>
+      <w:lvlJc w:val="left"/>
+      <w:pPr>
+        <w:ind w:left="360" w:hanging="360"/>
+      </w:pPr>
+      <w:rPr>
+        <w:rFonts w:ascii="Symbol" w:hAnsi="Symbol" w:hint="default"/>
+      </w:rPr>
+    </w:lvl>
+    <w:lvl w:ilvl="1" w:tplc="04090003" w:tentative="1">
+      <w:start w:val="1"/>
+      <w:numFmt w:val="bullet"/>
+      <w:lvlText w:val="o"/>
+      <w:lvlJc w:val="left"/>
+      <w:pPr>
+        <w:ind w:left="1440" w:hanging="360"/>
+      </w:pPr>
+      <w:rPr>
+        <w:rFonts w:ascii="Courier New" w:hAnsi="Courier New" w:cs="Courier New" w:hint="default"/>
+      </w:rPr>
+    </w:lvl>
+    <w:lvl w:ilvl="2" w:tplc="04090005" w:tentative="1">
+      <w:start w:val="1"/>
+      <w:numFmt w:val="bullet"/>
+      <w:lvlText w:val=""/>
+      <w:lvlJc w:val="left"/>
+      <w:pPr>
+        <w:ind w:left="2160" w:hanging="360"/>
+      </w:pPr>
+      <w:rPr>
+        <w:rFonts w:ascii="Wingdings" w:hAnsi="Wingdings" w:hint="default"/>
+      </w:rPr>
+    </w:lvl>
+    <w:lvl w:ilvl="3" w:tplc="04090001" w:tentative="1">
+      <w:start w:val="1"/>
+      <w:numFmt w:val="bullet"/>
+      <w:lvlText w:val=""/>
+      <w:lvlJc w:val="left"/>
+      <w:pPr>
+        <w:ind w:left="2880" w:hanging="360"/>
+      </w:pPr>
+      <w:rPr>
+        <w:rFonts w:ascii="Symbol" w:hAnsi="Symbol" w:hint="default"/>
+      </w:rPr>
+    </w:lvl>
+    <w:lvl w:ilvl="4" w:tplc="04090003" w:tentative="1">
+      <w:start w:val="1"/>
+      <w:numFmt w:val="bullet"/>
+      <w:lvlText w:val="o"/>
+      <w:lvlJc w:val="left"/>
+      <w:pPr>
+        <w:ind w:left="3600" w:hanging="360"/>
+      </w:pPr>
+      <w:rPr>
+        <w:rFonts w:ascii="Courier New" w:hAnsi="Courier New" w:cs="Courier New" w:hint="default"/>
+      </w:rPr>
+    </w:lvl>
+    <w:lvl w:ilvl="5" w:tplc="04090005" w:tentative="1">
+      <w:start w:val="1"/>
+      <w:numFmt w:val="bullet"/>
+      <w:lvlText w:val=""/>
+      <w:lvlJc w:val="left"/>
+      <w:pPr>
+        <w:ind w:left="4320" w:hanging="360"/>
+      </w:pPr>
+      <w:rPr>
+        <w:rFonts w:ascii="Wingdings" w:hAnsi="Wingdings" w:hint="default"/>
+      </w:rPr>
+    </w:lvl>
+    <w:lvl w:ilvl="6" w:tplc="04090001" w:tentative="1">
+      <w:start w:val="1"/>
+      <w:numFmt w:val="bullet"/>
+      <w:lvlText w:val=""/>
+      <w:lvlJc w:val="left"/>
+      <w:pPr>
+        <w:ind w:left="5040" w:hanging="360"/>
+      </w:pPr>
+      <w:rPr>
+        <w:rFonts w:ascii="Symbol" w:hAnsi="Symbol" w:hint="default"/>
+      </w:rPr>
+    </w:lvl>
+    <w:lvl w:ilvl="7" w:tplc="04090003" w:tentative="1">
+      <w:start w:val="1"/>
+      <w:numFmt w:val="bullet"/>
+      <w:lvlText w:val="o"/>
+      <w:lvlJc w:val="left"/>
+      <w:pPr>
+        <w:ind w:left="5760" w:hanging="360"/>
+      </w:pPr>
+      <w:rPr>
+        <w:rFonts w:ascii="Courier New" w:hAnsi="Courier New" w:cs="Courier New" w:hint="default"/>
+      </w:rPr>
+    </w:lvl>
+    <w:lvl w:ilvl="8" w:tplc="04090005" w:tentative="1">
+      <w:start w:val="1"/>
+      <w:numFmt w:val="bullet"/>
+      <w:lvlText w:val=""/>
+      <w:lvlJc w:val="left"/>
+      <w:pPr>
+        <w:ind w:left="6480" w:hanging="360"/>
+      </w:pPr>
+      <w:rPr>
+        <w:rFonts w:ascii="Wingdings" w:hAnsi="Wingdings" w:hint="default"/>
+      </w:rPr>
+    </w:lvl>
+  </w:abstractNum>
+  <w:abstractNum w:abstractNumId="3" w15:restartNumberingAfterBreak="0">
+    <w:nsid w:val="5D4C671B"/>
+    <w:multiLevelType w:val="hybridMultilevel"/>
+    <w:tmpl w:val="76DE9A58"/>
+    <w:lvl w:ilvl="0" w:tplc="04090001">
+      <w:start w:val="1"/>
+      <w:numFmt w:val="bullet"/>
+      <w:lvlText w:val=""/>
+      <w:lvlJc w:val="left"/>
+      <w:pPr>
+        <w:ind w:left="720" w:hanging="360"/>
+      </w:pPr>
+      <w:rPr>
+        <w:rFonts w:ascii="Symbol" w:hAnsi="Symbol" w:hint="default"/>
+      </w:rPr>
+    </w:lvl>
+    <w:lvl w:ilvl="1" w:tplc="04090003" w:tentative="1">
+      <w:start w:val="1"/>
+      <w:numFmt w:val="bullet"/>
+      <w:lvlText w:val="o"/>
+      <w:lvlJc w:val="left"/>
+      <w:pPr>
+        <w:ind w:left="1440" w:hanging="360"/>
+      </w:pPr>
+      <w:rPr>
+        <w:rFonts w:ascii="Courier New" w:hAnsi="Courier New" w:cs="Courier New" w:hint="default"/>
+      </w:rPr>
+    </w:lvl>
+    <w:lvl w:ilvl="2" w:tplc="04090005" w:tentative="1">
+      <w:start w:val="1"/>
+      <w:numFmt w:val="bullet"/>
+      <w:lvlText w:val=""/>
+      <w:lvlJc w:val="left"/>
+      <w:pPr>
+        <w:ind w:left="2160" w:hanging="360"/>
+      </w:pPr>
+      <w:rPr>
+        <w:rFonts w:ascii="Wingdings" w:hAnsi="Wingdings" w:hint="default"/>
+      </w:rPr>
+    </w:lvl>
+    <w:lvl w:ilvl="3" w:tplc="04090001" w:tentative="1">
+      <w:start w:val="1"/>
+      <w:numFmt w:val="bullet"/>
+      <w:lvlText w:val=""/>
+      <w:lvlJc w:val="left"/>
+      <w:pPr>
+        <w:ind w:left="2880" w:hanging="360"/>
+      </w:pPr>
+      <w:rPr>
+        <w:rFonts w:ascii="Symbol" w:hAnsi="Symbol" w:hint="default"/>
+      </w:rPr>
+    </w:lvl>
+    <w:lvl w:ilvl="4" w:tplc="04090003" w:tentative="1">
+      <w:start w:val="1"/>
+      <w:numFmt w:val="bullet"/>
+      <w:lvlText w:val="o"/>
+      <w:lvlJc w:val="left"/>
+      <w:pPr>
+        <w:ind w:left="3600" w:hanging="360"/>
+      </w:pPr>
+      <w:rPr>
+        <w:rFonts w:ascii="Courier New" w:hAnsi="Courier New" w:cs="Courier New" w:hint="default"/>
+      </w:rPr>
+    </w:lvl>
+    <w:lvl w:ilvl="5" w:tplc="04090005" w:tentative="1">
+      <w:start w:val="1"/>
+      <w:numFmt w:val="bullet"/>
+      <w:lvlText w:val=""/>
+      <w:lvlJc w:val="left"/>
+      <w:pPr>
+        <w:ind w:left="4320" w:hanging="360"/>
+      </w:pPr>
+      <w:rPr>
+        <w:rFonts w:ascii="Wingdings" w:hAnsi="Wingdings" w:hint="default"/>
+      </w:rPr>
+    </w:lvl>
+    <w:lvl w:ilvl="6" w:tplc="04090001" w:tentative="1">
+      <w:start w:val="1"/>
+      <w:numFmt w:val="bullet"/>
+      <w:lvlText w:val=""/>
+      <w:lvlJc w:val="left"/>
+      <w:pPr>
+        <w:ind w:left="5040" w:hanging="360"/>
+      </w:pPr>
+      <w:rPr>
+        <w:rFonts w:ascii="Symbol" w:hAnsi="Symbol" w:hint="default"/>
+      </w:rPr>
+    </w:lvl>
+    <w:lvl w:ilvl="7" w:tplc="04090003" w:tentative="1">
+      <w:start w:val="1"/>
+      <w:numFmt w:val="bullet"/>
+      <w:lvlText w:val="o"/>
+      <w:lvlJc w:val="left"/>
+      <w:pPr>
+        <w:ind w:left="5760" w:hanging="360"/>
+      </w:pPr>
+      <w:rPr>
+        <w:rFonts w:ascii="Courier New" w:hAnsi="Courier New" w:cs="Courier New" w:hint="default"/>
+      </w:rPr>
+    </w:lvl>
+    <w:lvl w:ilvl="8" w:tplc="04090005" w:tentative="1">
+      <w:start w:val="1"/>
+      <w:numFmt w:val="bullet"/>
+      <w:lvlText w:val=""/>
+      <w:lvlJc w:val="left"/>
+      <w:pPr>
+        <w:ind w:left="6480" w:hanging="360"/>
+      </w:pPr>
+      <w:rPr>
+        <w:rFonts w:ascii="Wingdings" w:hAnsi="Wingdings" w:hint="default"/>
+      </w:rPr>
+    </w:lvl>
+  </w:abstractNum>
+  <w:abstractNum w:abstractNumId="4" w15:restartNumberingAfterBreak="0">
+    <w:nsid w:val="71D71B50"/>
+    <w:multiLevelType w:val="hybridMultilevel"/>
+    <w:tmpl w:val="71263C5C"/>
+    <w:lvl w:ilvl="0" w:tplc="04090001">
+      <w:start w:val="1"/>
+      <w:numFmt w:val="bullet"/>
+      <w:lvlText w:val=""/>
+      <w:lvlJc w:val="left"/>
+      <w:pPr>
+        <w:ind w:left="720" w:hanging="360"/>
+      </w:pPr>
+      <w:rPr>
+        <w:rFonts w:ascii="Symbol" w:hAnsi="Symbol" w:hint="default"/>
+      </w:rPr>
+    </w:lvl>
+    <w:lvl w:ilvl="1" w:tplc="04090003" w:tentative="1">
+      <w:start w:val="1"/>
+      <w:numFmt w:val="bullet"/>
+      <w:lvlText w:val="o"/>
+      <w:lvlJc w:val="left"/>
+      <w:pPr>
+        <w:ind w:left="1440" w:hanging="360"/>
+      </w:pPr>
+      <w:rPr>
+        <w:rFonts w:ascii="Courier New" w:hAnsi="Courier New" w:cs="Courier New" w:hint="default"/>
+      </w:rPr>
+    </w:lvl>
+    <w:lvl w:ilvl="2" w:tplc="04090005" w:tentative="1">
+      <w:start w:val="1"/>
+      <w:numFmt w:val="bullet"/>
+      <w:lvlText w:val=""/>
+      <w:lvlJc w:val="left"/>
+      <w:pPr>
+        <w:ind w:left="2160" w:hanging="360"/>
+      </w:pPr>
+      <w:rPr>
+        <w:rFonts w:ascii="Wingdings" w:hAnsi="Wingdings" w:hint="default"/>
+      </w:rPr>
+    </w:lvl>
+    <w:lvl w:ilvl="3" w:tplc="04090001" w:tentative="1">
+      <w:start w:val="1"/>
+      <w:numFmt w:val="bullet"/>
+      <w:lvlText w:val=""/>
+      <w:lvlJc w:val="left"/>
+      <w:pPr>
+        <w:ind w:left="2880" w:hanging="360"/>
+      </w:pPr>
+      <w:rPr>
+        <w:rFonts w:ascii="Symbol" w:hAnsi="Symbol" w:hint="default"/>
+      </w:rPr>
+    </w:lvl>
+    <w:lvl w:ilvl="4" w:tplc="04090003" w:tentative="1">
+      <w:start w:val="1"/>
+      <w:numFmt w:val="bullet"/>
+      <w:lvlText w:val="o"/>
+      <w:lvlJc w:val="left"/>
+      <w:pPr>
+        <w:ind w:left="3600" w:hanging="360"/>
+      </w:pPr>
+      <w:rPr>
+        <w:rFonts w:ascii="Courier New" w:hAnsi="Courier New" w:cs="Courier New" w:hint="default"/>
+      </w:rPr>
+    </w:lvl>
+    <w:lvl w:ilvl="5" w:tplc="04090005" w:tentative="1">
+      <w:start w:val="1"/>
+      <w:numFmt w:val="bullet"/>
+      <w:lvlText w:val=""/>
+      <w:lvlJc w:val="left"/>
+      <w:pPr>
+        <w:ind w:left="4320" w:hanging="360"/>
+      </w:pPr>
+      <w:rPr>
+        <w:rFonts w:ascii="Wingdings" w:hAnsi="Wingdings" w:hint="default"/>
+      </w:rPr>
+    </w:lvl>
+    <w:lvl w:ilvl="6" w:tplc="04090001" w:tentative="1">
+      <w:start w:val="1"/>
+      <w:numFmt w:val="bullet"/>
+      <w:lvlText w:val=""/>
+      <w:lvlJc w:val="left"/>
+      <w:pPr>
+        <w:ind w:left="5040" w:hanging="360"/>
+      </w:pPr>
+      <w:rPr>
+        <w:rFonts w:ascii="Symbol" w:hAnsi="Symbol" w:hint="default"/>
+      </w:rPr>
+    </w:lvl>
+    <w:lvl w:ilvl="7" w:tplc="04090003" w:tentative="1">
+      <w:start w:val="1"/>
+      <w:numFmt w:val="bullet"/>
+      <w:lvlText w:val="o"/>
+      <w:lvlJc w:val="left"/>
+      <w:pPr>
+        <w:ind w:left="5760" w:hanging="360"/>
+      </w:pPr>
+      <w:rPr>
+        <w:rFonts w:ascii="Courier New" w:hAnsi="Courier New" w:cs="Courier New" w:hint="default"/>
+      </w:rPr>
+    </w:lvl>
+    <w:lvl w:ilvl="8" w:tplc="04090005" w:tentative="1">
+      <w:start w:val="1"/>
+      <w:numFmt w:val="bullet"/>
+      <w:lvlText w:val=""/>
+      <w:lvlJc w:val="left"/>
+      <w:pPr>
+        <w:ind w:left="6480" w:hanging="360"/>
+      </w:pPr>
+      <w:rPr>
+        <w:rFonts w:ascii="Wingdings" w:hAnsi="Wingdings" w:hint="default"/>
+      </w:rPr>
+    </w:lvl>
+  </w:abstractNum>
+  <w:abstractNum w:abstractNumId="5" w15:restartNumberingAfterBreak="0">
+    <w:nsid w:val="78157DFF"/>
+    <w:multiLevelType w:val="hybridMultilevel"/>
+    <w:tmpl w:val="F476EE4E"/>
+    <w:lvl w:ilvl="0" w:tplc="04090001">
+      <w:start w:val="1"/>
+      <w:numFmt w:val="bullet"/>
+      <w:lvlText w:val=""/>
+      <w:lvlJc w:val="left"/>
+      <w:pPr>
+        <w:ind w:left="720" w:hanging="360"/>
+      </w:pPr>
+      <w:rPr>
+        <w:rFonts w:ascii="Symbol" w:hAnsi="Symbol" w:hint="default"/>
+      </w:rPr>
+    </w:lvl>
+    <w:lvl w:ilvl="1" w:tplc="04090003" w:tentative="1">
+      <w:start w:val="1"/>
+      <w:numFmt w:val="bullet"/>
+      <w:lvlText w:val="o"/>
+      <w:lvlJc w:val="left"/>
+      <w:pPr>
+        <w:ind w:left="1440" w:hanging="360"/>
+      </w:pPr>
+      <w:rPr>
+        <w:rFonts w:ascii="Courier New" w:hAnsi="Courier New" w:cs="Courier New" w:hint="default"/>
+      </w:rPr>
+    </w:lvl>
+    <w:lvl w:ilvl="2" w:tplc="04090005" w:tentative="1">
+      <w:start w:val="1"/>
+      <w:numFmt w:val="bullet"/>
+      <w:lvlText w:val=""/>
+      <w:lvlJc w:val="left"/>
+      <w:pPr>
+        <w:ind w:left="2160" w:hanging="360"/>
+      </w:pPr>
+      <w:rPr>
+        <w:rFonts w:ascii="Wingdings" w:hAnsi="Wingdings" w:hint="default"/>
+      </w:rPr>
+    </w:lvl>
+    <w:lvl w:ilvl="3" w:tplc="04090001" w:tentative="1">
+      <w:start w:val="1"/>
+      <w:numFmt w:val="bullet"/>
+      <w:lvlText w:val=""/>
+      <w:lvlJc w:val="left"/>
+      <w:pPr>
+        <w:ind w:left="2880" w:hanging="360"/>
+      </w:pPr>
+      <w:rPr>
+        <w:rFonts w:ascii="Symbol" w:hAnsi="Symbol" w:hint="default"/>
+      </w:rPr>
+    </w:lvl>
+    <w:lvl w:ilvl="4" w:tplc="04090003" w:tentative="1">
+      <w:start w:val="1"/>
+      <w:numFmt w:val="bullet"/>
+      <w:lvlText w:val="o"/>
+      <w:lvlJc w:val="left"/>
+      <w:pPr>
+        <w:ind w:left="3600" w:hanging="360"/>
+      </w:pPr>
+      <w:rPr>
+        <w:rFonts w:ascii="Courier New" w:hAnsi="Courier New" w:cs="Courier New" w:hint="default"/>
+      </w:rPr>
+    </w:lvl>
+    <w:lvl w:ilvl="5" w:tplc="04090005" w:tentative="1">
+      <w:start w:val="1"/>
+      <w:numFmt w:val="bullet"/>
+      <w:lvlText w:val=""/>
+      <w:lvlJc w:val="left"/>
+      <w:pPr>
+        <w:ind w:left="4320" w:hanging="360"/>
+      </w:pPr>
+      <w:rPr>
+        <w:rFonts w:ascii="Wingdings" w:hAnsi="Wingdings" w:hint="default"/>
+      </w:rPr>
+    </w:lvl>
+    <w:lvl w:ilvl="6" w:tplc="04090001" w:tentative="1">
+      <w:start w:val="1"/>
+      <w:numFmt w:val="bullet"/>
+      <w:lvlText w:val=""/>
+      <w:lvlJc w:val="left"/>
+      <w:pPr>
+        <w:ind w:left="5040" w:hanging="360"/>
+      </w:pPr>
+      <w:rPr>
+        <w:rFonts w:ascii="Symbol" w:hAnsi="Symbol" w:hint="default"/>
+      </w:rPr>
+    </w:lvl>
+    <w:lvl w:ilvl="7" w:tplc="04090003" w:tentative="1">
+      <w:start w:val="1"/>
+      <w:numFmt w:val="bullet"/>
+      <w:lvlText w:val="o"/>
+      <w:lvlJc w:val="left"/>
+      <w:pPr>
+        <w:ind w:left="5760" w:hanging="360"/>
+      </w:pPr>
+      <w:rPr>
+        <w:rFonts w:ascii="Courier New" w:hAnsi="Courier New" w:cs="Courier New" w:hint="default"/>
+      </w:rPr>
+    </w:lvl>
+    <w:lvl w:ilvl="8" w:tplc="04090005" w:tentative="1">
+      <w:start w:val="1"/>
+      <w:numFmt w:val="bullet"/>
+      <w:lvlText w:val=""/>
+      <w:lvlJc w:val="left"/>
+      <w:pPr>
+        <w:ind w:left="6480" w:hanging="360"/>
+      </w:pPr>
+      <w:rPr>
+        <w:rFonts w:ascii="Wingdings" w:hAnsi="Wingdings" w:hint="default"/>
+      </w:rPr>
+    </w:lvl>
+  </w:abstractNum>
+  <w:num w:numId="1">
+    <w:abstractNumId w:val="1"/>
+  </w:num>
+  <w:num w:numId="2">
+    <w:abstractNumId w:val="3"/>
+  </w:num>
+  <w:num w:numId="3">
+    <w:abstractNumId w:val="5"/>
+  </w:num>
+  <w:num w:numId="4">
+    <w:abstractNumId w:val="4"/>
+  </w:num>
+  <w:num w:numId="5">
+    <w:abstractNumId w:val="2"/>
+  </w:num>
+  <w:num w:numId="6">
+    <w:abstractNumId w:val="0"/>
+  </w:num>
+</w:numbering>
+</file>
+
 <file path=word/styles.xml><?xml version="1.0" encoding="utf-8"?>
-<w:styles xmlns:mc="http://schemas.openxmlformats.org/markup-compatibility/2006" xmlns:r="http://schemas.openxmlformats.org/officeDocument/2006/relationships" xmlns:w="http://schemas.openxmlformats.org/wordprocessingml/2006/main" xmlns:w14="http://schemas.microsoft.com/office/word/2010/wordml" xmlns:w15="http://schemas.microsoft.com/office/word/2012/wordml" xmlns:w16cid="http://schemas.microsoft.com/office/word/2016/wordml/cid" xmlns:w16se="http://schemas.microsoft.com/office/word/2015/wordml/symex" mc:Ignorable="w14 w15 w16se w16cid">
+<w:styles xmlns:mc="http://schemas.openxmlformats.org/markup-compatibility/2006" xmlns:r="http://schemas.openxmlformats.org/officeDocument/2006/relationships" xmlns:w="http://schemas.openxmlformats.org/wordprocessingml/2006/main" xmlns:w14="http://schemas.microsoft.com/office/word/2010/wordml" xmlns:w15="http://schemas.microsoft.com/office/word/2012/wordml" xmlns:w16cex="http://schemas.microsoft.com/office/word/2018/wordml/cex" xmlns:w16cid="http://schemas.microsoft.com/office/word/2016/wordml/cid" xmlns:w16="http://schemas.microsoft.com/office/word/2018/wordml" xmlns:w16se="http://schemas.microsoft.com/office/word/2015/wordml/symex" mc:Ignorable="w14 w15 w16se w16cid w16 w16cex">
   <w:docDefaults>
     <w:rPrDefault>
       <w:rPr>
@@ -4207,6 +4962,17 @@
       <w:szCs w:val="20"/>
     </w:rPr>
   </w:style>
+  <w:style w:type="paragraph" w:styleId="ListParagraph">
+    <w:name w:val="List Paragraph"/>
+    <w:basedOn w:val="Normal"/>
+    <w:uiPriority w:val="34"/>
+    <w:qFormat/>
+    <w:rsid w:val="001E02AF"/>
+    <w:pPr>
+      <w:ind w:left="720"/>
+      <w:contextualSpacing/>
+    </w:pPr>
+  </w:style>
 </w:styles>
 </file>
 

--- a/doc-files/sdlc.docx
+++ b/doc-files/sdlc.docx
@@ -9,20 +9,19 @@
           <w:shd w:val="clear" w:color="auto" w:fill="FFFFFF"/>
         </w:rPr>
       </w:pPr>
-    </w:p>
-    <w:p>
-      <w:pPr>
-        <w:rPr>
-          <w:rFonts w:ascii="Consolas" w:hAnsi="Consolas" w:cstheme="majorHAnsi"/>
-          <w:shd w:val="clear" w:color="auto" w:fill="FFFFFF"/>
-        </w:rPr>
-      </w:pPr>
       <w:r>
         <w:rPr>
           <w:rFonts w:ascii="Consolas" w:hAnsi="Consolas" w:cstheme="majorHAnsi"/>
           <w:shd w:val="clear" w:color="auto" w:fill="FFFFFF"/>
         </w:rPr>
-        <w:t>Similarity</w:t>
+        <w:t>Similarit</w:t>
+      </w:r>
+      <w:r>
+        <w:rPr>
+          <w:rFonts w:ascii="Consolas" w:hAnsi="Consolas" w:cstheme="majorHAnsi"/>
+          <w:shd w:val="clear" w:color="auto" w:fill="FFFFFF"/>
+        </w:rPr>
+        <w:t>ies</w:t>
       </w:r>
       <w:r>
         <w:rPr>
@@ -74,14 +73,14 @@
         <w:tblLook w:val="04A0" w:firstRow="1" w:lastRow="0" w:firstColumn="1" w:lastColumn="0" w:noHBand="0" w:noVBand="1"/>
       </w:tblPr>
       <w:tblGrid>
-        <w:gridCol w:w="2245"/>
-        <w:gridCol w:w="3150"/>
-        <w:gridCol w:w="3870"/>
+        <w:gridCol w:w="2695"/>
+        <w:gridCol w:w="2970"/>
+        <w:gridCol w:w="3600"/>
       </w:tblGrid>
       <w:tr>
         <w:tc>
           <w:tcPr>
-            <w:tcW w:w="2245" w:type="dxa"/>
+            <w:tcW w:w="2695" w:type="dxa"/>
           </w:tcPr>
           <w:p>
             <w:pPr>
@@ -94,7 +93,7 @@
         </w:tc>
         <w:tc>
           <w:tcPr>
-            <w:tcW w:w="3150" w:type="dxa"/>
+            <w:tcW w:w="2970" w:type="dxa"/>
           </w:tcPr>
           <w:p>
             <w:pPr>
@@ -113,7 +112,7 @@
         </w:tc>
         <w:tc>
           <w:tcPr>
-            <w:tcW w:w="3870" w:type="dxa"/>
+            <w:tcW w:w="3600" w:type="dxa"/>
           </w:tcPr>
           <w:p>
             <w:pPr>
@@ -134,7 +133,7 @@
       <w:tr>
         <w:tc>
           <w:tcPr>
-            <w:tcW w:w="2245" w:type="dxa"/>
+            <w:tcW w:w="2695" w:type="dxa"/>
           </w:tcPr>
           <w:p>
             <w:pPr>
@@ -153,7 +152,7 @@
         </w:tc>
         <w:tc>
           <w:tcPr>
-            <w:tcW w:w="3150" w:type="dxa"/>
+            <w:tcW w:w="2970" w:type="dxa"/>
           </w:tcPr>
           <w:p>
             <w:pPr>
@@ -190,7 +189,7 @@
         </w:tc>
         <w:tc>
           <w:tcPr>
-            <w:tcW w:w="3870" w:type="dxa"/>
+            <w:tcW w:w="3600" w:type="dxa"/>
           </w:tcPr>
           <w:p>
             <w:pPr>
@@ -223,7 +222,7 @@
       <w:tr>
         <w:tc>
           <w:tcPr>
-            <w:tcW w:w="2245" w:type="dxa"/>
+            <w:tcW w:w="2695" w:type="dxa"/>
           </w:tcPr>
           <w:p>
             <w:pPr>
@@ -242,7 +241,7 @@
         </w:tc>
         <w:tc>
           <w:tcPr>
-            <w:tcW w:w="3150" w:type="dxa"/>
+            <w:tcW w:w="2970" w:type="dxa"/>
           </w:tcPr>
           <w:p>
             <w:pPr>
@@ -281,7 +280,7 @@
         </w:tc>
         <w:tc>
           <w:tcPr>
-            <w:tcW w:w="3870" w:type="dxa"/>
+            <w:tcW w:w="3600" w:type="dxa"/>
           </w:tcPr>
           <w:p>
             <w:pPr>
@@ -322,7 +321,7 @@
       <w:tr>
         <w:tc>
           <w:tcPr>
-            <w:tcW w:w="2245" w:type="dxa"/>
+            <w:tcW w:w="2695" w:type="dxa"/>
           </w:tcPr>
           <w:p>
             <w:pPr>
@@ -356,7 +355,7 @@
         </w:tc>
         <w:tc>
           <w:tcPr>
-            <w:tcW w:w="3150" w:type="dxa"/>
+            <w:tcW w:w="2970" w:type="dxa"/>
           </w:tcPr>
           <w:p>
             <w:pPr>
@@ -390,7 +389,7 @@
         </w:tc>
         <w:tc>
           <w:tcPr>
-            <w:tcW w:w="3870" w:type="dxa"/>
+            <w:tcW w:w="3600" w:type="dxa"/>
           </w:tcPr>
           <w:p>
             <w:pPr>
@@ -426,28 +425,44 @@
       <w:tr>
         <w:tc>
           <w:tcPr>
-            <w:tcW w:w="2245" w:type="dxa"/>
-          </w:tcPr>
-          <w:p>
-            <w:pPr>
-              <w:spacing w:after="120"/>
-              <w:rPr>
-                <w:rFonts w:ascii="Consolas" w:hAnsi="Consolas" w:cs="Arial"/>
-                <w:shd w:val="clear" w:color="auto" w:fill="FFFFFF"/>
-              </w:rPr>
-            </w:pPr>
-            <w:r>
-              <w:rPr>
-                <w:rFonts w:ascii="Consolas" w:hAnsi="Consolas" w:cs="Arial"/>
-                <w:shd w:val="clear" w:color="auto" w:fill="FFFFFF"/>
-              </w:rPr>
-              <w:t>Customer evaluation and feedback</w:t>
-            </w:r>
-          </w:p>
-        </w:tc>
-        <w:tc>
-          <w:tcPr>
-            <w:tcW w:w="3150" w:type="dxa"/>
+            <w:tcW w:w="2695" w:type="dxa"/>
+          </w:tcPr>
+          <w:p>
+            <w:pPr>
+              <w:spacing w:after="120"/>
+              <w:rPr>
+                <w:rFonts w:ascii="Consolas" w:hAnsi="Consolas" w:cs="Arial"/>
+                <w:shd w:val="clear" w:color="auto" w:fill="FFFFFF"/>
+              </w:rPr>
+            </w:pPr>
+            <w:r>
+              <w:rPr>
+                <w:rFonts w:ascii="Consolas" w:hAnsi="Consolas" w:cs="Arial"/>
+                <w:shd w:val="clear" w:color="auto" w:fill="FFFFFF"/>
+              </w:rPr>
+              <w:t xml:space="preserve">Customer evaluation </w:t>
+            </w:r>
+          </w:p>
+          <w:p>
+            <w:pPr>
+              <w:spacing w:after="120"/>
+              <w:rPr>
+                <w:rFonts w:ascii="Consolas" w:hAnsi="Consolas" w:cs="Arial"/>
+                <w:shd w:val="clear" w:color="auto" w:fill="FFFFFF"/>
+              </w:rPr>
+            </w:pPr>
+            <w:r>
+              <w:rPr>
+                <w:rFonts w:ascii="Consolas" w:hAnsi="Consolas" w:cs="Arial"/>
+                <w:shd w:val="clear" w:color="auto" w:fill="FFFFFF"/>
+              </w:rPr>
+              <w:t>and feedback</w:t>
+            </w:r>
+          </w:p>
+        </w:tc>
+        <w:tc>
+          <w:tcPr>
+            <w:tcW w:w="2970" w:type="dxa"/>
           </w:tcPr>
           <w:p>
             <w:pPr>
@@ -475,7 +490,7 @@
         </w:tc>
         <w:tc>
           <w:tcPr>
-            <w:tcW w:w="3870" w:type="dxa"/>
+            <w:tcW w:w="3600" w:type="dxa"/>
           </w:tcPr>
           <w:p>
             <w:pPr>
@@ -505,7 +520,7 @@
       <w:tr>
         <w:tc>
           <w:tcPr>
-            <w:tcW w:w="2245" w:type="dxa"/>
+            <w:tcW w:w="2695" w:type="dxa"/>
           </w:tcPr>
           <w:p>
             <w:pPr>
@@ -540,7 +555,7 @@
         </w:tc>
         <w:tc>
           <w:tcPr>
-            <w:tcW w:w="3150" w:type="dxa"/>
+            <w:tcW w:w="2970" w:type="dxa"/>
           </w:tcPr>
           <w:p>
             <w:pPr>
@@ -568,7 +583,7 @@
         </w:tc>
         <w:tc>
           <w:tcPr>
-            <w:tcW w:w="3870" w:type="dxa"/>
+            <w:tcW w:w="3600" w:type="dxa"/>
           </w:tcPr>
           <w:p>
             <w:pPr>
@@ -598,7 +613,7 @@
       <w:tr>
         <w:tc>
           <w:tcPr>
-            <w:tcW w:w="2245" w:type="dxa"/>
+            <w:tcW w:w="2695" w:type="dxa"/>
           </w:tcPr>
           <w:p>
             <w:pPr>
@@ -619,7 +634,7 @@
         </w:tc>
         <w:tc>
           <w:tcPr>
-            <w:tcW w:w="3150" w:type="dxa"/>
+            <w:tcW w:w="2970" w:type="dxa"/>
           </w:tcPr>
           <w:p>
             <w:pPr>
@@ -640,7 +655,7 @@
         </w:tc>
         <w:tc>
           <w:tcPr>
-            <w:tcW w:w="3870" w:type="dxa"/>
+            <w:tcW w:w="3600" w:type="dxa"/>
           </w:tcPr>
           <w:p>
             <w:pPr>
@@ -663,7 +678,7 @@
       <w:tr>
         <w:tc>
           <w:tcPr>
-            <w:tcW w:w="2245" w:type="dxa"/>
+            <w:tcW w:w="2695" w:type="dxa"/>
           </w:tcPr>
           <w:p>
             <w:pPr>
@@ -698,7 +713,7 @@
         </w:tc>
         <w:tc>
           <w:tcPr>
-            <w:tcW w:w="3150" w:type="dxa"/>
+            <w:tcW w:w="2970" w:type="dxa"/>
           </w:tcPr>
           <w:p>
             <w:pPr>
@@ -719,7 +734,7 @@
         </w:tc>
         <w:tc>
           <w:tcPr>
-            <w:tcW w:w="3870" w:type="dxa"/>
+            <w:tcW w:w="3600" w:type="dxa"/>
           </w:tcPr>
           <w:p>
             <w:pPr>
@@ -755,12 +770,34 @@
           <w:shd w:val="clear" w:color="auto" w:fill="FFFFFF"/>
         </w:rPr>
       </w:pPr>
+    </w:p>
+    <w:p>
+      <w:pPr>
+        <w:rPr>
+          <w:rFonts w:ascii="Consolas" w:hAnsi="Consolas" w:cstheme="majorHAnsi"/>
+          <w:shd w:val="clear" w:color="auto" w:fill="FFFFFF"/>
+        </w:rPr>
+      </w:pPr>
       <w:r>
         <w:rPr>
           <w:rFonts w:ascii="Consolas" w:hAnsi="Consolas" w:cstheme="majorHAnsi"/>
           <w:shd w:val="clear" w:color="auto" w:fill="FFFFFF"/>
         </w:rPr>
-        <w:t xml:space="preserve">Difference between </w:t>
+        <w:t>Difference</w:t>
+      </w:r>
+      <w:r>
+        <w:rPr>
+          <w:rFonts w:ascii="Consolas" w:hAnsi="Consolas" w:cstheme="majorHAnsi"/>
+          <w:shd w:val="clear" w:color="auto" w:fill="FFFFFF"/>
+        </w:rPr>
+        <w:t>s</w:t>
+      </w:r>
+      <w:r>
+        <w:rPr>
+          <w:rFonts w:ascii="Consolas" w:hAnsi="Consolas" w:cstheme="majorHAnsi"/>
+          <w:shd w:val="clear" w:color="auto" w:fill="FFFFFF"/>
+        </w:rPr>
+        <w:t xml:space="preserve"> between </w:t>
       </w:r>
       <w:r>
         <w:rPr>
@@ -812,14 +849,14 @@
         <w:tblLook w:val="04A0" w:firstRow="1" w:lastRow="0" w:firstColumn="1" w:lastColumn="0" w:noHBand="0" w:noVBand="1"/>
       </w:tblPr>
       <w:tblGrid>
-        <w:gridCol w:w="2245"/>
-        <w:gridCol w:w="3150"/>
-        <w:gridCol w:w="3870"/>
+        <w:gridCol w:w="2425"/>
+        <w:gridCol w:w="3420"/>
+        <w:gridCol w:w="3420"/>
       </w:tblGrid>
       <w:tr>
         <w:tc>
           <w:tcPr>
-            <w:tcW w:w="2245" w:type="dxa"/>
+            <w:tcW w:w="2425" w:type="dxa"/>
           </w:tcPr>
           <w:p>
             <w:pPr>
@@ -832,7 +869,7 @@
         </w:tc>
         <w:tc>
           <w:tcPr>
-            <w:tcW w:w="3150" w:type="dxa"/>
+            <w:tcW w:w="3420" w:type="dxa"/>
           </w:tcPr>
           <w:p>
             <w:pPr>
@@ -845,13 +882,13 @@
               <w:rPr>
                 <w:rFonts w:ascii="Consolas" w:hAnsi="Consolas" w:cstheme="majorHAnsi"/>
               </w:rPr>
-              <w:t>WATERFALL MODEL</w:t>
-            </w:r>
-          </w:p>
-        </w:tc>
-        <w:tc>
-          <w:tcPr>
-            <w:tcW w:w="3870" w:type="dxa"/>
+              <w:t>Waterfall Model</w:t>
+            </w:r>
+          </w:p>
+        </w:tc>
+        <w:tc>
+          <w:tcPr>
+            <w:tcW w:w="3420" w:type="dxa"/>
           </w:tcPr>
           <w:p>
             <w:pPr>
@@ -864,7 +901,7 @@
               <w:rPr>
                 <w:rFonts w:ascii="Consolas" w:hAnsi="Consolas" w:cstheme="majorHAnsi"/>
               </w:rPr>
-              <w:t>V-MODEL</w:t>
+              <w:t>V-Model</w:t>
             </w:r>
           </w:p>
         </w:tc>
@@ -872,7 +909,7 @@
       <w:tr>
         <w:tc>
           <w:tcPr>
-            <w:tcW w:w="2245" w:type="dxa"/>
+            <w:tcW w:w="2425" w:type="dxa"/>
           </w:tcPr>
           <w:p>
             <w:pPr>
@@ -903,13 +940,19 @@
               <w:rPr>
                 <w:rFonts w:ascii="Consolas" w:hAnsi="Consolas"/>
               </w:rPr>
-              <w:t>Requirement</w:t>
-            </w:r>
-          </w:p>
-        </w:tc>
-        <w:tc>
-          <w:tcPr>
-            <w:tcW w:w="3150" w:type="dxa"/>
+              <w:t>r</w:t>
+            </w:r>
+            <w:r>
+              <w:rPr>
+                <w:rFonts w:ascii="Consolas" w:hAnsi="Consolas"/>
+              </w:rPr>
+              <w:t>equirement</w:t>
+            </w:r>
+          </w:p>
+        </w:tc>
+        <w:tc>
+          <w:tcPr>
+            <w:tcW w:w="3420" w:type="dxa"/>
           </w:tcPr>
           <w:p>
             <w:pPr>
@@ -928,7 +971,7 @@
         </w:tc>
         <w:tc>
           <w:tcPr>
-            <w:tcW w:w="3870" w:type="dxa"/>
+            <w:tcW w:w="3420" w:type="dxa"/>
           </w:tcPr>
           <w:p>
             <w:pPr>
@@ -955,7 +998,7 @@
       <w:tr>
         <w:tc>
           <w:tcPr>
-            <w:tcW w:w="2245" w:type="dxa"/>
+            <w:tcW w:w="2425" w:type="dxa"/>
           </w:tcPr>
           <w:p>
             <w:pPr>
@@ -982,7 +1025,7 @@
         </w:tc>
         <w:tc>
           <w:tcPr>
-            <w:tcW w:w="3150" w:type="dxa"/>
+            <w:tcW w:w="3420" w:type="dxa"/>
           </w:tcPr>
           <w:p>
             <w:pPr>
@@ -1009,7 +1052,7 @@
         </w:tc>
         <w:tc>
           <w:tcPr>
-            <w:tcW w:w="3870" w:type="dxa"/>
+            <w:tcW w:w="3420" w:type="dxa"/>
           </w:tcPr>
           <w:p>
             <w:pPr>
@@ -1038,7 +1081,7 @@
       <w:tr>
         <w:tc>
           <w:tcPr>
-            <w:tcW w:w="2245" w:type="dxa"/>
+            <w:tcW w:w="2425" w:type="dxa"/>
           </w:tcPr>
           <w:p>
             <w:pPr>
@@ -1059,7 +1102,7 @@
         </w:tc>
         <w:tc>
           <w:tcPr>
-            <w:tcW w:w="3150" w:type="dxa"/>
+            <w:tcW w:w="3420" w:type="dxa"/>
           </w:tcPr>
           <w:p>
             <w:pPr>
@@ -1085,21 +1128,27 @@
         </w:tc>
         <w:tc>
           <w:tcPr>
-            <w:tcW w:w="3870" w:type="dxa"/>
-          </w:tcPr>
-          <w:p>
-            <w:pPr>
-              <w:spacing w:after="120"/>
-              <w:rPr>
-                <w:rFonts w:ascii="Consolas" w:hAnsi="Consolas" w:cs="Arial"/>
-                <w:shd w:val="clear" w:color="auto" w:fill="FFFFFF"/>
-              </w:rPr>
-            </w:pPr>
-            <w:r>
-              <w:rPr>
-                <w:rFonts w:ascii="Consolas" w:hAnsi="Consolas"/>
-              </w:rPr>
-              <w:t>low</w:t>
+            <w:tcW w:w="3420" w:type="dxa"/>
+          </w:tcPr>
+          <w:p>
+            <w:pPr>
+              <w:spacing w:after="120"/>
+              <w:rPr>
+                <w:rFonts w:ascii="Consolas" w:hAnsi="Consolas" w:cs="Arial"/>
+                <w:shd w:val="clear" w:color="auto" w:fill="FFFFFF"/>
+              </w:rPr>
+            </w:pPr>
+            <w:r>
+              <w:rPr>
+                <w:rFonts w:ascii="Consolas" w:hAnsi="Consolas"/>
+              </w:rPr>
+              <w:t>L</w:t>
+            </w:r>
+            <w:r>
+              <w:rPr>
+                <w:rFonts w:ascii="Consolas" w:hAnsi="Consolas"/>
+              </w:rPr>
+              <w:t>ow</w:t>
             </w:r>
           </w:p>
         </w:tc>
@@ -1107,7 +1156,7 @@
       <w:tr>
         <w:tc>
           <w:tcPr>
-            <w:tcW w:w="2245" w:type="dxa"/>
+            <w:tcW w:w="2425" w:type="dxa"/>
           </w:tcPr>
           <w:p>
             <w:pPr>
@@ -1133,98 +1182,51 @@
         </w:tc>
         <w:tc>
           <w:tcPr>
-            <w:tcW w:w="3150" w:type="dxa"/>
-          </w:tcPr>
-          <w:p>
-            <w:pPr>
-              <w:spacing w:after="120"/>
-              <w:rPr>
-                <w:rFonts w:ascii="Consolas" w:hAnsi="Consolas"/>
-              </w:rPr>
-            </w:pPr>
-            <w:r>
-              <w:rPr>
-                <w:rFonts w:ascii="Consolas" w:hAnsi="Consolas"/>
-              </w:rPr>
-              <w:t>low</w:t>
-            </w:r>
-          </w:p>
-        </w:tc>
-        <w:tc>
-          <w:tcPr>
-            <w:tcW w:w="3870" w:type="dxa"/>
-          </w:tcPr>
-          <w:p>
-            <w:pPr>
-              <w:spacing w:after="120"/>
-              <w:rPr>
-                <w:rFonts w:ascii="Consolas" w:hAnsi="Consolas"/>
-              </w:rPr>
-            </w:pPr>
-            <w:r>
-              <w:rPr>
-                <w:rFonts w:ascii="Consolas" w:hAnsi="Consolas"/>
-              </w:rPr>
-              <w:t>high</w:t>
-            </w:r>
-          </w:p>
-        </w:tc>
-      </w:tr>
-      <w:tr>
-        <w:tc>
-          <w:tcPr>
-            <w:tcW w:w="2245" w:type="dxa"/>
-          </w:tcPr>
-          <w:p>
-            <w:pPr>
-              <w:spacing w:after="120"/>
-              <w:rPr>
-                <w:rFonts w:ascii="Consolas" w:hAnsi="Consolas"/>
-              </w:rPr>
-            </w:pPr>
-            <w:r>
-              <w:t>Duration</w:t>
-            </w:r>
-          </w:p>
-        </w:tc>
-        <w:tc>
-          <w:tcPr>
-            <w:tcW w:w="3150" w:type="dxa"/>
-          </w:tcPr>
-          <w:p>
-            <w:pPr>
-              <w:spacing w:after="120"/>
-              <w:rPr>
-                <w:rFonts w:ascii="Consolas" w:hAnsi="Consolas"/>
-              </w:rPr>
-            </w:pPr>
-            <w:r>
-              <w:t>Long</w:t>
-            </w:r>
-          </w:p>
-        </w:tc>
-        <w:tc>
-          <w:tcPr>
-            <w:tcW w:w="3870" w:type="dxa"/>
-          </w:tcPr>
-          <w:p>
-            <w:pPr>
-              <w:spacing w:after="120"/>
-              <w:rPr>
-                <w:rFonts w:ascii="Consolas" w:hAnsi="Consolas"/>
-              </w:rPr>
-            </w:pPr>
-            <w:r>
-              <w:rPr>
-                <w:rFonts w:ascii="Consolas" w:hAnsi="Consolas"/>
-              </w:rPr>
-              <w:t>More than</w:t>
-            </w:r>
-            <w:r>
-              <w:rPr>
-                <w:rFonts w:ascii="Consolas" w:hAnsi="Consolas"/>
-              </w:rPr>
-              <w:t xml:space="preserve"> waterfall</w:t>
+            <w:tcW w:w="3420" w:type="dxa"/>
+          </w:tcPr>
+          <w:p>
+            <w:pPr>
+              <w:spacing w:after="120"/>
+              <w:rPr>
+                <w:rFonts w:ascii="Consolas" w:hAnsi="Consolas"/>
+              </w:rPr>
+            </w:pPr>
+            <w:r>
+              <w:rPr>
+                <w:rFonts w:ascii="Consolas" w:hAnsi="Consolas"/>
+              </w:rPr>
+              <w:t>L</w:t>
+            </w:r>
+            <w:r>
+              <w:rPr>
+                <w:rFonts w:ascii="Consolas" w:hAnsi="Consolas"/>
+              </w:rPr>
+              <w:t>ow</w:t>
+            </w:r>
+          </w:p>
+        </w:tc>
+        <w:tc>
+          <w:tcPr>
+            <w:tcW w:w="3420" w:type="dxa"/>
+          </w:tcPr>
+          <w:p>
+            <w:pPr>
+              <w:spacing w:after="120"/>
+              <w:rPr>
+                <w:rFonts w:ascii="Consolas" w:hAnsi="Consolas"/>
+              </w:rPr>
+            </w:pPr>
+            <w:r>
+              <w:rPr>
+                <w:rFonts w:ascii="Consolas" w:hAnsi="Consolas"/>
+              </w:rPr>
+              <w:t>H</w:t>
+            </w:r>
+            <w:r>
+              <w:rPr>
+                <w:rFonts w:ascii="Consolas" w:hAnsi="Consolas"/>
+              </w:rPr>
+              <w:t>igh</w:t>
             </w:r>
           </w:p>
         </w:tc>
@@ -1301,20 +1303,59 @@
           <w:shd w:val="clear" w:color="auto" w:fill="FFFFFF"/>
         </w:rPr>
       </w:pPr>
+    </w:p>
+    <w:p>
+      <w:pPr>
+        <w:rPr>
+          <w:rFonts w:ascii="Consolas" w:hAnsi="Consolas" w:cstheme="majorHAnsi"/>
+          <w:shd w:val="clear" w:color="auto" w:fill="FFFFFF"/>
+        </w:rPr>
+      </w:pPr>
+    </w:p>
+    <w:p>
+      <w:pPr>
+        <w:rPr>
+          <w:rFonts w:ascii="Consolas" w:hAnsi="Consolas" w:cstheme="majorHAnsi"/>
+          <w:shd w:val="clear" w:color="auto" w:fill="FFFFFF"/>
+        </w:rPr>
+      </w:pPr>
+    </w:p>
+    <w:p>
+      <w:pPr>
+        <w:rPr>
+          <w:rFonts w:ascii="Consolas" w:hAnsi="Consolas" w:cstheme="majorHAnsi"/>
+          <w:shd w:val="clear" w:color="auto" w:fill="FFFFFF"/>
+        </w:rPr>
+      </w:pPr>
+    </w:p>
+    <w:p>
+      <w:pPr>
+        <w:rPr>
+          <w:rFonts w:ascii="Consolas" w:hAnsi="Consolas" w:cstheme="majorHAnsi"/>
+          <w:shd w:val="clear" w:color="auto" w:fill="FFFFFF"/>
+        </w:rPr>
+      </w:pPr>
       <w:r>
         <w:rPr>
           <w:rFonts w:ascii="Consolas" w:hAnsi="Consolas" w:cstheme="majorHAnsi"/>
           <w:shd w:val="clear" w:color="auto" w:fill="FFFFFF"/>
         </w:rPr>
         <w:lastRenderedPageBreak/>
-        <w:t>Similarity</w:t>
+        <w:t>Similarities</w:t>
       </w:r>
       <w:r>
         <w:rPr>
           <w:rFonts w:ascii="Consolas" w:hAnsi="Consolas" w:cstheme="majorHAnsi"/>
           <w:shd w:val="clear" w:color="auto" w:fill="FFFFFF"/>
         </w:rPr>
-        <w:t xml:space="preserve"> between Waterfall </w:t>
+        <w:t xml:space="preserve"> </w:t>
+      </w:r>
+      <w:r>
+        <w:rPr>
+          <w:rFonts w:ascii="Consolas" w:hAnsi="Consolas" w:cstheme="majorHAnsi"/>
+          <w:shd w:val="clear" w:color="auto" w:fill="FFFFFF"/>
+        </w:rPr>
+        <w:t xml:space="preserve">between Waterfall </w:t>
       </w:r>
       <w:r>
         <w:rPr>
@@ -1357,14 +1398,14 @@
         <w:tblLook w:val="04A0" w:firstRow="1" w:lastRow="0" w:firstColumn="1" w:lastColumn="0" w:noHBand="0" w:noVBand="1"/>
       </w:tblPr>
       <w:tblGrid>
-        <w:gridCol w:w="2245"/>
-        <w:gridCol w:w="3420"/>
-        <w:gridCol w:w="3600"/>
+        <w:gridCol w:w="2785"/>
+        <w:gridCol w:w="3150"/>
+        <w:gridCol w:w="3330"/>
       </w:tblGrid>
       <w:tr>
         <w:tc>
           <w:tcPr>
-            <w:tcW w:w="2245" w:type="dxa"/>
+            <w:tcW w:w="2785" w:type="dxa"/>
           </w:tcPr>
           <w:p>
             <w:pPr>
@@ -1377,7 +1418,7 @@
         </w:tc>
         <w:tc>
           <w:tcPr>
-            <w:tcW w:w="3420" w:type="dxa"/>
+            <w:tcW w:w="3150" w:type="dxa"/>
           </w:tcPr>
           <w:p>
             <w:pPr>
@@ -1396,7 +1437,7 @@
         </w:tc>
         <w:tc>
           <w:tcPr>
-            <w:tcW w:w="3600" w:type="dxa"/>
+            <w:tcW w:w="3330" w:type="dxa"/>
           </w:tcPr>
           <w:p>
             <w:pPr>
@@ -1423,92 +1464,64 @@
       <w:tr>
         <w:tc>
           <w:tcPr>
-            <w:tcW w:w="2245" w:type="dxa"/>
-          </w:tcPr>
-          <w:p>
-            <w:pPr>
-              <w:spacing w:after="120"/>
-              <w:rPr>
-                <w:rFonts w:ascii="Consolas" w:hAnsi="Consolas" w:cs="Arial"/>
-                <w:shd w:val="clear" w:color="auto" w:fill="FFFFFF"/>
-              </w:rPr>
-            </w:pPr>
-            <w:r>
-              <w:rPr>
-                <w:rFonts w:ascii="Consolas" w:hAnsi="Consolas" w:cs="Arial"/>
-                <w:shd w:val="clear" w:color="auto" w:fill="FFFFFF"/>
-              </w:rPr>
-              <w:t xml:space="preserve">Working </w:t>
-            </w:r>
-            <w:r>
-              <w:rPr>
-                <w:rFonts w:ascii="Consolas" w:hAnsi="Consolas" w:cs="Arial"/>
-                <w:shd w:val="clear" w:color="auto" w:fill="FFFFFF"/>
-              </w:rPr>
-              <w:t>module</w:t>
-            </w:r>
-            <w:r>
-              <w:rPr>
-                <w:rFonts w:ascii="Consolas" w:hAnsi="Consolas" w:cs="Arial"/>
-                <w:shd w:val="clear" w:color="auto" w:fill="FFFFFF"/>
-              </w:rPr>
-              <w:t xml:space="preserve"> availability</w:t>
-            </w:r>
-          </w:p>
-        </w:tc>
-        <w:tc>
-          <w:tcPr>
-            <w:tcW w:w="3420" w:type="dxa"/>
-          </w:tcPr>
-          <w:p>
-            <w:pPr>
-              <w:spacing w:after="120"/>
-              <w:rPr>
-                <w:rFonts w:ascii="Consolas" w:hAnsi="Consolas" w:cs="Arial"/>
-                <w:shd w:val="clear" w:color="auto" w:fill="FFFFFF"/>
-              </w:rPr>
-            </w:pPr>
-            <w:r>
-              <w:rPr>
-                <w:rFonts w:ascii="Consolas" w:hAnsi="Consolas" w:cs="Arial"/>
-                <w:shd w:val="clear" w:color="auto" w:fill="FFFFFF"/>
-              </w:rPr>
-              <w:t>Only at</w:t>
-            </w:r>
-            <w:r>
-              <w:rPr>
-                <w:rFonts w:ascii="Consolas" w:hAnsi="Consolas" w:cs="Arial"/>
-                <w:shd w:val="clear" w:color="auto" w:fill="FFFFFF"/>
-              </w:rPr>
-              <w:t xml:space="preserve"> the end</w:t>
-            </w:r>
-          </w:p>
-        </w:tc>
-        <w:tc>
-          <w:tcPr>
-            <w:tcW w:w="3600" w:type="dxa"/>
-          </w:tcPr>
-          <w:p>
-            <w:pPr>
-              <w:spacing w:after="120"/>
-              <w:rPr>
-                <w:rFonts w:ascii="Consolas" w:hAnsi="Consolas" w:cs="Arial"/>
-                <w:shd w:val="clear" w:color="auto" w:fill="FFFFFF"/>
-              </w:rPr>
-            </w:pPr>
-            <w:r>
-              <w:rPr>
-                <w:rFonts w:ascii="Consolas" w:hAnsi="Consolas" w:cs="Arial"/>
-                <w:shd w:val="clear" w:color="auto" w:fill="FFFFFF"/>
-              </w:rPr>
-              <w:t>Only at</w:t>
-            </w:r>
-            <w:r>
-              <w:rPr>
-                <w:rFonts w:ascii="Consolas" w:hAnsi="Consolas" w:cs="Arial"/>
-                <w:shd w:val="clear" w:color="auto" w:fill="FFFFFF"/>
-              </w:rPr>
-              <w:t xml:space="preserve"> the end</w:t>
+            <w:tcW w:w="2785" w:type="dxa"/>
+          </w:tcPr>
+          <w:p>
+            <w:pPr>
+              <w:spacing w:after="120"/>
+              <w:rPr>
+                <w:rFonts w:ascii="Consolas" w:hAnsi="Consolas" w:cs="Arial"/>
+                <w:shd w:val="clear" w:color="auto" w:fill="FFFFFF"/>
+              </w:rPr>
+            </w:pPr>
+            <w:r>
+              <w:rPr>
+                <w:rFonts w:ascii="Consolas" w:hAnsi="Consolas" w:cs="Arial"/>
+                <w:shd w:val="clear" w:color="auto" w:fill="FFFFFF"/>
+              </w:rPr>
+              <w:t>Working module availability</w:t>
+            </w:r>
+          </w:p>
+        </w:tc>
+        <w:tc>
+          <w:tcPr>
+            <w:tcW w:w="3150" w:type="dxa"/>
+          </w:tcPr>
+          <w:p>
+            <w:pPr>
+              <w:spacing w:after="120"/>
+              <w:rPr>
+                <w:rFonts w:ascii="Consolas" w:hAnsi="Consolas" w:cs="Arial"/>
+                <w:shd w:val="clear" w:color="auto" w:fill="FFFFFF"/>
+              </w:rPr>
+            </w:pPr>
+            <w:r>
+              <w:rPr>
+                <w:rFonts w:ascii="Consolas" w:hAnsi="Consolas" w:cs="Arial"/>
+                <w:shd w:val="clear" w:color="auto" w:fill="FFFFFF"/>
+              </w:rPr>
+              <w:t>Only at the end</w:t>
+            </w:r>
+          </w:p>
+        </w:tc>
+        <w:tc>
+          <w:tcPr>
+            <w:tcW w:w="3330" w:type="dxa"/>
+          </w:tcPr>
+          <w:p>
+            <w:pPr>
+              <w:spacing w:after="120"/>
+              <w:rPr>
+                <w:rFonts w:ascii="Consolas" w:hAnsi="Consolas" w:cs="Arial"/>
+                <w:shd w:val="clear" w:color="auto" w:fill="FFFFFF"/>
+              </w:rPr>
+            </w:pPr>
+            <w:r>
+              <w:rPr>
+                <w:rFonts w:ascii="Consolas" w:hAnsi="Consolas" w:cs="Arial"/>
+                <w:shd w:val="clear" w:color="auto" w:fill="FFFFFF"/>
+              </w:rPr>
+              <w:t>Only at the end</w:t>
             </w:r>
           </w:p>
         </w:tc>
@@ -1516,64 +1529,61 @@
       <w:tr>
         <w:tc>
           <w:tcPr>
-            <w:tcW w:w="2245" w:type="dxa"/>
-          </w:tcPr>
-          <w:p>
-            <w:pPr>
-              <w:spacing w:after="120"/>
-              <w:rPr>
-                <w:rFonts w:ascii="Consolas" w:hAnsi="Consolas" w:cs="Arial"/>
-                <w:shd w:val="clear" w:color="auto" w:fill="FFFFFF"/>
-              </w:rPr>
-            </w:pPr>
-            <w:r>
-              <w:rPr>
-                <w:rFonts w:ascii="Consolas" w:hAnsi="Consolas" w:cs="Arial"/>
-                <w:shd w:val="clear" w:color="auto" w:fill="FFFFFF"/>
-              </w:rPr>
-              <w:t>Progress measurable</w:t>
-            </w:r>
-          </w:p>
-        </w:tc>
-        <w:tc>
-          <w:tcPr>
-            <w:tcW w:w="3420" w:type="dxa"/>
-          </w:tcPr>
-          <w:p>
-            <w:pPr>
-              <w:spacing w:after="120"/>
-              <w:rPr>
-                <w:rFonts w:ascii="Consolas" w:hAnsi="Consolas" w:cs="Arial"/>
-                <w:shd w:val="clear" w:color="auto" w:fill="FFFFFF"/>
-              </w:rPr>
-            </w:pPr>
-            <w:r>
-              <w:rPr>
-                <w:rFonts w:ascii="Consolas" w:hAnsi="Consolas" w:cs="Arial"/>
-                <w:shd w:val="clear" w:color="auto" w:fill="FFFFFF"/>
-              </w:rPr>
-              <w:t>No</w:t>
-            </w:r>
-          </w:p>
-        </w:tc>
-        <w:tc>
-          <w:tcPr>
-            <w:tcW w:w="3600" w:type="dxa"/>
-          </w:tcPr>
-          <w:p>
-            <w:pPr>
-              <w:spacing w:after="120"/>
-              <w:rPr>
-                <w:rFonts w:ascii="Consolas" w:hAnsi="Consolas" w:cs="Arial"/>
-                <w:shd w:val="clear" w:color="auto" w:fill="FFFFFF"/>
-              </w:rPr>
-            </w:pPr>
-            <w:r>
-              <w:rPr>
-                <w:rFonts w:ascii="Consolas" w:hAnsi="Consolas" w:cs="Arial"/>
-                <w:shd w:val="clear" w:color="auto" w:fill="FFFFFF"/>
-              </w:rPr>
-              <w:t>No</w:t>
+            <w:tcW w:w="2785" w:type="dxa"/>
+          </w:tcPr>
+          <w:p>
+            <w:pPr>
+              <w:spacing w:after="120"/>
+              <w:rPr>
+                <w:rFonts w:ascii="Consolas" w:hAnsi="Consolas" w:cs="Arial"/>
+                <w:shd w:val="clear" w:color="auto" w:fill="FFFFFF"/>
+              </w:rPr>
+            </w:pPr>
+            <w:r>
+              <w:rPr>
+                <w:rFonts w:ascii="Consolas" w:hAnsi="Consolas"/>
+              </w:rPr>
+              <w:t>Testing</w:t>
+            </w:r>
+          </w:p>
+        </w:tc>
+        <w:tc>
+          <w:tcPr>
+            <w:tcW w:w="3150" w:type="dxa"/>
+          </w:tcPr>
+          <w:p>
+            <w:pPr>
+              <w:spacing w:after="120"/>
+              <w:rPr>
+                <w:rFonts w:ascii="Consolas" w:hAnsi="Consolas" w:cs="Arial"/>
+                <w:shd w:val="clear" w:color="auto" w:fill="FFFFFF"/>
+              </w:rPr>
+            </w:pPr>
+            <w:r>
+              <w:rPr>
+                <w:rFonts w:ascii="Consolas" w:hAnsi="Consolas"/>
+              </w:rPr>
+              <w:t>After completion of coding</w:t>
+            </w:r>
+          </w:p>
+        </w:tc>
+        <w:tc>
+          <w:tcPr>
+            <w:tcW w:w="3330" w:type="dxa"/>
+          </w:tcPr>
+          <w:p>
+            <w:pPr>
+              <w:spacing w:after="120"/>
+              <w:rPr>
+                <w:rFonts w:ascii="Consolas" w:hAnsi="Consolas" w:cs="Arial"/>
+                <w:shd w:val="clear" w:color="auto" w:fill="FFFFFF"/>
+              </w:rPr>
+            </w:pPr>
+            <w:r>
+              <w:rPr>
+                <w:rFonts w:ascii="Consolas" w:hAnsi="Consolas"/>
+              </w:rPr>
+              <w:t>After completion of coding</w:t>
             </w:r>
           </w:p>
         </w:tc>
@@ -1581,70 +1591,49 @@
       <w:tr>
         <w:tc>
           <w:tcPr>
-            <w:tcW w:w="2245" w:type="dxa"/>
-          </w:tcPr>
-          <w:p>
-            <w:pPr>
-              <w:rPr>
-                <w:rFonts w:ascii="Consolas" w:hAnsi="Consolas" w:cs="Arial"/>
-                <w:shd w:val="clear" w:color="auto" w:fill="FFFFFF"/>
-              </w:rPr>
-            </w:pPr>
-            <w:r>
-              <w:rPr>
-                <w:rFonts w:ascii="Consolas" w:hAnsi="Consolas" w:cs="Arial"/>
-                <w:shd w:val="clear" w:color="auto" w:fill="FFFFFF"/>
-              </w:rPr>
-              <w:t xml:space="preserve">Parallel </w:t>
-            </w:r>
-          </w:p>
-          <w:p>
-            <w:pPr>
-              <w:rPr>
-                <w:rFonts w:ascii="Consolas" w:hAnsi="Consolas" w:cs="Arial"/>
-                <w:shd w:val="clear" w:color="auto" w:fill="FFFFFF"/>
-              </w:rPr>
-            </w:pPr>
-            <w:r>
-              <w:rPr>
-                <w:rFonts w:ascii="Consolas" w:hAnsi="Consolas" w:cs="Arial"/>
-                <w:shd w:val="clear" w:color="auto" w:fill="FFFFFF"/>
-              </w:rPr>
-              <w:t>development</w:t>
-            </w:r>
-          </w:p>
-        </w:tc>
-        <w:tc>
-          <w:tcPr>
-            <w:tcW w:w="3420" w:type="dxa"/>
-          </w:tcPr>
-          <w:p>
-            <w:pPr>
-              <w:spacing w:after="120"/>
-              <w:rPr>
-                <w:rFonts w:ascii="Consolas" w:hAnsi="Consolas" w:cs="Arial"/>
-                <w:shd w:val="clear" w:color="auto" w:fill="FFFFFF"/>
-              </w:rPr>
-            </w:pPr>
-            <w:r>
-              <w:rPr>
-                <w:rFonts w:ascii="Consolas" w:hAnsi="Consolas" w:cs="Arial"/>
-                <w:shd w:val="clear" w:color="auto" w:fill="FFFFFF"/>
-              </w:rPr>
-              <w:t>N</w:t>
-            </w:r>
-            <w:r>
-              <w:rPr>
-                <w:rFonts w:ascii="Consolas" w:hAnsi="Consolas" w:cs="Arial"/>
-                <w:shd w:val="clear" w:color="auto" w:fill="FFFFFF"/>
-              </w:rPr>
-              <w:t>o</w:t>
-            </w:r>
-          </w:p>
-        </w:tc>
-        <w:tc>
-          <w:tcPr>
-            <w:tcW w:w="3600" w:type="dxa"/>
+            <w:tcW w:w="2785" w:type="dxa"/>
+          </w:tcPr>
+          <w:p>
+            <w:pPr>
+              <w:spacing w:after="120"/>
+              <w:rPr>
+                <w:rFonts w:ascii="Consolas" w:hAnsi="Consolas" w:cs="Arial"/>
+                <w:shd w:val="clear" w:color="auto" w:fill="FFFFFF"/>
+              </w:rPr>
+            </w:pPr>
+            <w:r>
+              <w:rPr>
+                <w:rFonts w:ascii="Consolas" w:hAnsi="Consolas" w:cs="Arial"/>
+                <w:shd w:val="clear" w:color="auto" w:fill="FFFFFF"/>
+              </w:rPr>
+              <w:t>Progress measurable</w:t>
+            </w:r>
+          </w:p>
+        </w:tc>
+        <w:tc>
+          <w:tcPr>
+            <w:tcW w:w="3150" w:type="dxa"/>
+          </w:tcPr>
+          <w:p>
+            <w:pPr>
+              <w:spacing w:after="120"/>
+              <w:rPr>
+                <w:rFonts w:ascii="Consolas" w:hAnsi="Consolas" w:cs="Arial"/>
+                <w:shd w:val="clear" w:color="auto" w:fill="FFFFFF"/>
+              </w:rPr>
+            </w:pPr>
+            <w:r>
+              <w:rPr>
+                <w:rFonts w:ascii="Consolas" w:hAnsi="Consolas" w:cs="Arial"/>
+                <w:shd w:val="clear" w:color="auto" w:fill="FFFFFF"/>
+              </w:rPr>
+              <w:t>No</w:t>
+            </w:r>
+          </w:p>
+        </w:tc>
+        <w:tc>
+          <w:tcPr>
+            <w:tcW w:w="3330" w:type="dxa"/>
           </w:tcPr>
           <w:p>
             <w:pPr>
@@ -1667,63 +1656,84 @@
       <w:tr>
         <w:tc>
           <w:tcPr>
-            <w:tcW w:w="2245" w:type="dxa"/>
-          </w:tcPr>
-          <w:p>
-            <w:pPr>
-              <w:rPr>
-                <w:rFonts w:ascii="Consolas" w:hAnsi="Consolas" w:cs="Arial"/>
-                <w:shd w:val="clear" w:color="auto" w:fill="FFFFFF"/>
-              </w:rPr>
-            </w:pPr>
-            <w:r>
-              <w:rPr>
-                <w:rFonts w:ascii="Consolas" w:hAnsi="Consolas" w:cs="Arial"/>
-                <w:shd w:val="clear" w:color="auto" w:fill="FFFFFF"/>
-              </w:rPr>
-              <w:t>Testing</w:t>
-            </w:r>
-          </w:p>
-        </w:tc>
-        <w:tc>
-          <w:tcPr>
-            <w:tcW w:w="3420" w:type="dxa"/>
-          </w:tcPr>
-          <w:p>
-            <w:pPr>
-              <w:spacing w:after="120"/>
-              <w:rPr>
-                <w:rFonts w:ascii="Consolas" w:hAnsi="Consolas" w:cs="Arial"/>
-                <w:shd w:val="clear" w:color="auto" w:fill="FFFFFF"/>
-              </w:rPr>
-            </w:pPr>
-            <w:r>
-              <w:rPr>
-                <w:rFonts w:ascii="Consolas" w:hAnsi="Consolas" w:cs="Arial"/>
-                <w:shd w:val="clear" w:color="auto" w:fill="FFFFFF"/>
-              </w:rPr>
-              <w:t>After completion of coding</w:t>
-            </w:r>
-          </w:p>
-        </w:tc>
-        <w:tc>
-          <w:tcPr>
-            <w:tcW w:w="3600" w:type="dxa"/>
-          </w:tcPr>
-          <w:p>
-            <w:pPr>
-              <w:spacing w:after="120"/>
-              <w:rPr>
-                <w:rFonts w:ascii="Consolas" w:hAnsi="Consolas" w:cs="Arial"/>
-                <w:shd w:val="clear" w:color="auto" w:fill="FFFFFF"/>
-              </w:rPr>
-            </w:pPr>
-            <w:r>
-              <w:rPr>
-                <w:rFonts w:ascii="Consolas" w:hAnsi="Consolas" w:cs="Arial"/>
-                <w:shd w:val="clear" w:color="auto" w:fill="FFFFFF"/>
-              </w:rPr>
-              <w:t>After completion of coding</w:t>
+            <w:tcW w:w="2785" w:type="dxa"/>
+          </w:tcPr>
+          <w:p>
+            <w:pPr>
+              <w:rPr>
+                <w:rFonts w:ascii="Consolas" w:hAnsi="Consolas" w:cs="Arial"/>
+                <w:shd w:val="clear" w:color="auto" w:fill="FFFFFF"/>
+              </w:rPr>
+            </w:pPr>
+            <w:r>
+              <w:rPr>
+                <w:rFonts w:ascii="Consolas" w:hAnsi="Consolas" w:cs="Arial"/>
+                <w:shd w:val="clear" w:color="auto" w:fill="FFFFFF"/>
+              </w:rPr>
+              <w:t>Parallel</w:t>
+            </w:r>
+            <w:r>
+              <w:rPr>
+                <w:rFonts w:ascii="Consolas" w:hAnsi="Consolas" w:cs="Arial"/>
+                <w:shd w:val="clear" w:color="auto" w:fill="FFFFFF"/>
+              </w:rPr>
+              <w:t xml:space="preserve"> </w:t>
+            </w:r>
+            <w:r>
+              <w:rPr>
+                <w:rFonts w:ascii="Consolas" w:hAnsi="Consolas" w:cs="Arial"/>
+                <w:shd w:val="clear" w:color="auto" w:fill="FFFFFF"/>
+              </w:rPr>
+              <w:t>development</w:t>
+            </w:r>
+          </w:p>
+        </w:tc>
+        <w:tc>
+          <w:tcPr>
+            <w:tcW w:w="3150" w:type="dxa"/>
+          </w:tcPr>
+          <w:p>
+            <w:pPr>
+              <w:spacing w:after="120"/>
+              <w:rPr>
+                <w:rFonts w:ascii="Consolas" w:hAnsi="Consolas" w:cs="Arial"/>
+                <w:shd w:val="clear" w:color="auto" w:fill="FFFFFF"/>
+              </w:rPr>
+            </w:pPr>
+            <w:r>
+              <w:rPr>
+                <w:rFonts w:ascii="Consolas" w:hAnsi="Consolas" w:cs="Arial"/>
+                <w:shd w:val="clear" w:color="auto" w:fill="FFFFFF"/>
+              </w:rPr>
+              <w:t>N</w:t>
+            </w:r>
+            <w:r>
+              <w:rPr>
+                <w:rFonts w:ascii="Consolas" w:hAnsi="Consolas" w:cs="Arial"/>
+                <w:shd w:val="clear" w:color="auto" w:fill="FFFFFF"/>
+              </w:rPr>
+              <w:t>o</w:t>
+            </w:r>
+          </w:p>
+        </w:tc>
+        <w:tc>
+          <w:tcPr>
+            <w:tcW w:w="3330" w:type="dxa"/>
+          </w:tcPr>
+          <w:p>
+            <w:pPr>
+              <w:spacing w:after="120"/>
+              <w:rPr>
+                <w:rFonts w:ascii="Consolas" w:hAnsi="Consolas" w:cs="Arial"/>
+                <w:shd w:val="clear" w:color="auto" w:fill="FFFFFF"/>
+              </w:rPr>
+            </w:pPr>
+            <w:r>
+              <w:rPr>
+                <w:rFonts w:ascii="Consolas" w:hAnsi="Consolas" w:cs="Arial"/>
+                <w:shd w:val="clear" w:color="auto" w:fill="FFFFFF"/>
+              </w:rPr>
+              <w:t>No</w:t>
             </w:r>
           </w:p>
         </w:tc>
@@ -1744,12 +1754,73 @@
           <w:shd w:val="clear" w:color="auto" w:fill="FFFFFF"/>
         </w:rPr>
       </w:pPr>
+    </w:p>
+    <w:p>
+      <w:pPr>
+        <w:rPr>
+          <w:rFonts w:ascii="Consolas" w:hAnsi="Consolas" w:cstheme="majorHAnsi"/>
+          <w:shd w:val="clear" w:color="auto" w:fill="FFFFFF"/>
+        </w:rPr>
+      </w:pPr>
+    </w:p>
+    <w:p>
+      <w:pPr>
+        <w:rPr>
+          <w:rFonts w:ascii="Consolas" w:hAnsi="Consolas" w:cstheme="majorHAnsi"/>
+          <w:shd w:val="clear" w:color="auto" w:fill="FFFFFF"/>
+        </w:rPr>
+      </w:pPr>
+    </w:p>
+    <w:p>
+      <w:pPr>
+        <w:rPr>
+          <w:rFonts w:ascii="Consolas" w:hAnsi="Consolas" w:cstheme="majorHAnsi"/>
+          <w:shd w:val="clear" w:color="auto" w:fill="FFFFFF"/>
+        </w:rPr>
+      </w:pPr>
+    </w:p>
+    <w:p>
+      <w:pPr>
+        <w:rPr>
+          <w:rFonts w:ascii="Consolas" w:hAnsi="Consolas" w:cstheme="majorHAnsi"/>
+          <w:shd w:val="clear" w:color="auto" w:fill="FFFFFF"/>
+        </w:rPr>
+      </w:pPr>
+    </w:p>
+    <w:p>
+      <w:pPr>
+        <w:rPr>
+          <w:rFonts w:ascii="Consolas" w:hAnsi="Consolas" w:cstheme="majorHAnsi"/>
+          <w:shd w:val="clear" w:color="auto" w:fill="FFFFFF"/>
+        </w:rPr>
+      </w:pPr>
       <w:r>
         <w:rPr>
           <w:rFonts w:ascii="Consolas" w:hAnsi="Consolas" w:cstheme="majorHAnsi"/>
           <w:shd w:val="clear" w:color="auto" w:fill="FFFFFF"/>
         </w:rPr>
-        <w:t xml:space="preserve">Difference between </w:t>
+        <w:t>Difference</w:t>
+      </w:r>
+      <w:r>
+        <w:rPr>
+          <w:rFonts w:ascii="Consolas" w:hAnsi="Consolas" w:cstheme="majorHAnsi"/>
+          <w:shd w:val="clear" w:color="auto" w:fill="FFFFFF"/>
+        </w:rPr>
+        <w:t>s</w:t>
+      </w:r>
+      <w:r>
+        <w:rPr>
+          <w:rFonts w:ascii="Consolas" w:hAnsi="Consolas" w:cstheme="majorHAnsi"/>
+          <w:shd w:val="clear" w:color="auto" w:fill="FFFFFF"/>
+        </w:rPr>
+        <w:t xml:space="preserve"> </w:t>
+      </w:r>
+      <w:r>
+        <w:rPr>
+          <w:rFonts w:ascii="Consolas" w:hAnsi="Consolas" w:cstheme="majorHAnsi"/>
+          <w:shd w:val="clear" w:color="auto" w:fill="FFFFFF"/>
+        </w:rPr>
+        <w:t xml:space="preserve">between </w:t>
       </w:r>
       <w:r>
         <w:rPr>
@@ -1793,14 +1864,14 @@
         <w:tblLook w:val="04A0" w:firstRow="1" w:lastRow="0" w:firstColumn="1" w:lastColumn="0" w:noHBand="0" w:noVBand="1"/>
       </w:tblPr>
       <w:tblGrid>
-        <w:gridCol w:w="2245"/>
-        <w:gridCol w:w="2880"/>
+        <w:gridCol w:w="2425"/>
+        <w:gridCol w:w="2700"/>
         <w:gridCol w:w="4140"/>
       </w:tblGrid>
       <w:tr>
         <w:tc>
           <w:tcPr>
-            <w:tcW w:w="2245" w:type="dxa"/>
+            <w:tcW w:w="2425" w:type="dxa"/>
           </w:tcPr>
           <w:p>
             <w:pPr>
@@ -1813,7 +1884,7 @@
         </w:tc>
         <w:tc>
           <w:tcPr>
-            <w:tcW w:w="2880" w:type="dxa"/>
+            <w:tcW w:w="2700" w:type="dxa"/>
           </w:tcPr>
           <w:p>
             <w:pPr>
@@ -1853,7 +1924,7 @@
       <w:tr>
         <w:tc>
           <w:tcPr>
-            <w:tcW w:w="2245" w:type="dxa"/>
+            <w:tcW w:w="2425" w:type="dxa"/>
           </w:tcPr>
           <w:p>
             <w:pPr>
@@ -1872,7 +1943,7 @@
         </w:tc>
         <w:tc>
           <w:tcPr>
-            <w:tcW w:w="2880" w:type="dxa"/>
+            <w:tcW w:w="2700" w:type="dxa"/>
           </w:tcPr>
           <w:p>
             <w:pPr>
@@ -1924,7 +1995,7 @@
       <w:tr>
         <w:tc>
           <w:tcPr>
-            <w:tcW w:w="2245" w:type="dxa"/>
+            <w:tcW w:w="2425" w:type="dxa"/>
           </w:tcPr>
           <w:p>
             <w:pPr>
@@ -1943,7 +2014,7 @@
         </w:tc>
         <w:tc>
           <w:tcPr>
-            <w:tcW w:w="2880" w:type="dxa"/>
+            <w:tcW w:w="2700" w:type="dxa"/>
           </w:tcPr>
           <w:p>
             <w:pPr>
@@ -1992,7 +2063,7 @@
         </w:trPr>
         <w:tc>
           <w:tcPr>
-            <w:tcW w:w="2245" w:type="dxa"/>
+            <w:tcW w:w="2425" w:type="dxa"/>
           </w:tcPr>
           <w:p>
             <w:pPr>
@@ -2011,7 +2082,7 @@
         </w:tc>
         <w:tc>
           <w:tcPr>
-            <w:tcW w:w="2880" w:type="dxa"/>
+            <w:tcW w:w="2700" w:type="dxa"/>
           </w:tcPr>
           <w:p>
             <w:pPr>
@@ -2101,7 +2172,7 @@
       <w:tr>
         <w:tc>
           <w:tcPr>
-            <w:tcW w:w="2245" w:type="dxa"/>
+            <w:tcW w:w="2425" w:type="dxa"/>
           </w:tcPr>
           <w:p>
             <w:pPr>
@@ -2120,7 +2191,7 @@
         </w:tc>
         <w:tc>
           <w:tcPr>
-            <w:tcW w:w="2880" w:type="dxa"/>
+            <w:tcW w:w="2700" w:type="dxa"/>
           </w:tcPr>
           <w:p>
             <w:pPr>
@@ -2175,13 +2246,7 @@
               <w:rPr>
                 <w:rFonts w:ascii="Consolas" w:hAnsi="Consolas"/>
               </w:rPr>
-              <w:t>modif</w:t>
-            </w:r>
-            <w:r>
-              <w:rPr>
-                <w:rFonts w:ascii="Consolas" w:hAnsi="Consolas"/>
-              </w:rPr>
-              <w:t>ication of</w:t>
+              <w:t>modification of</w:t>
             </w:r>
             <w:r>
               <w:rPr>
@@ -2238,26 +2303,38 @@
       <w:tr>
         <w:tc>
           <w:tcPr>
-            <w:tcW w:w="2245" w:type="dxa"/>
-          </w:tcPr>
-          <w:p>
-            <w:pPr>
-              <w:spacing w:after="120"/>
-              <w:rPr>
-                <w:rFonts w:ascii="Consolas" w:hAnsi="Consolas"/>
-              </w:rPr>
-            </w:pPr>
-            <w:r>
-              <w:rPr>
-                <w:rFonts w:ascii="Consolas" w:hAnsi="Consolas"/>
-              </w:rPr>
-              <w:t>Change Requirement</w:t>
-            </w:r>
-          </w:p>
-        </w:tc>
-        <w:tc>
-          <w:tcPr>
-            <w:tcW w:w="2880" w:type="dxa"/>
+            <w:tcW w:w="2425" w:type="dxa"/>
+          </w:tcPr>
+          <w:p>
+            <w:pPr>
+              <w:spacing w:after="120"/>
+              <w:rPr>
+                <w:rFonts w:ascii="Consolas" w:hAnsi="Consolas"/>
+              </w:rPr>
+            </w:pPr>
+            <w:r>
+              <w:rPr>
+                <w:rFonts w:ascii="Consolas" w:hAnsi="Consolas"/>
+              </w:rPr>
+              <w:t xml:space="preserve">Change </w:t>
+            </w:r>
+            <w:r>
+              <w:rPr>
+                <w:rFonts w:ascii="Consolas" w:hAnsi="Consolas"/>
+              </w:rPr>
+              <w:t>r</w:t>
+            </w:r>
+            <w:r>
+              <w:rPr>
+                <w:rFonts w:ascii="Consolas" w:hAnsi="Consolas"/>
+              </w:rPr>
+              <w:t>equirement</w:t>
+            </w:r>
+          </w:p>
+        </w:tc>
+        <w:tc>
+          <w:tcPr>
+            <w:tcW w:w="2700" w:type="dxa"/>
           </w:tcPr>
           <w:p>
             <w:pPr>
@@ -2303,7 +2380,7 @@
       <w:tr>
         <w:tc>
           <w:tcPr>
-            <w:tcW w:w="2245" w:type="dxa"/>
+            <w:tcW w:w="2425" w:type="dxa"/>
           </w:tcPr>
           <w:p>
             <w:pPr>
@@ -2324,7 +2401,7 @@
         </w:tc>
         <w:tc>
           <w:tcPr>
-            <w:tcW w:w="2880" w:type="dxa"/>
+            <w:tcW w:w="2700" w:type="dxa"/>
           </w:tcPr>
           <w:p>
             <w:pPr>
@@ -2364,7 +2441,13 @@
               <w:rPr>
                 <w:rFonts w:ascii="Consolas" w:hAnsi="Consolas"/>
               </w:rPr>
-              <w:t>low</w:t>
+              <w:t>L</w:t>
+            </w:r>
+            <w:r>
+              <w:rPr>
+                <w:rFonts w:ascii="Consolas" w:hAnsi="Consolas"/>
+              </w:rPr>
+              <w:t>ow</w:t>
             </w:r>
           </w:p>
         </w:tc>
@@ -2372,80 +2455,7 @@
       <w:tr>
         <w:tc>
           <w:tcPr>
-            <w:tcW w:w="2245" w:type="dxa"/>
-          </w:tcPr>
-          <w:p>
-            <w:pPr>
-              <w:spacing w:after="120"/>
-              <w:rPr>
-                <w:rFonts w:ascii="Consolas" w:hAnsi="Consolas" w:cs="Arial"/>
-                <w:shd w:val="clear" w:color="auto" w:fill="FFFFFF"/>
-              </w:rPr>
-            </w:pPr>
-            <w:r>
-              <w:rPr>
-                <w:rFonts w:ascii="Consolas" w:hAnsi="Consolas" w:cs="Arial"/>
-                <w:shd w:val="clear" w:color="auto" w:fill="FFFFFF"/>
-              </w:rPr>
-              <w:t>Duration</w:t>
-            </w:r>
-          </w:p>
-        </w:tc>
-        <w:tc>
-          <w:tcPr>
-            <w:tcW w:w="2880" w:type="dxa"/>
-          </w:tcPr>
-          <w:p>
-            <w:pPr>
-              <w:spacing w:after="120"/>
-              <w:rPr>
-                <w:rFonts w:ascii="Consolas" w:hAnsi="Consolas"/>
-              </w:rPr>
-            </w:pPr>
-            <w:r>
-              <w:rPr>
-                <w:rFonts w:ascii="Consolas" w:hAnsi="Consolas"/>
-              </w:rPr>
-              <w:t>S</w:t>
-            </w:r>
-            <w:r>
-              <w:rPr>
-                <w:rFonts w:ascii="Consolas" w:hAnsi="Consolas"/>
-              </w:rPr>
-              <w:t>hort</w:t>
-            </w:r>
-          </w:p>
-        </w:tc>
-        <w:tc>
-          <w:tcPr>
-            <w:tcW w:w="4140" w:type="dxa"/>
-          </w:tcPr>
-          <w:p>
-            <w:pPr>
-              <w:spacing w:after="120"/>
-              <w:rPr>
-                <w:rFonts w:ascii="Consolas" w:hAnsi="Consolas"/>
-              </w:rPr>
-            </w:pPr>
-            <w:r>
-              <w:rPr>
-                <w:rFonts w:ascii="Consolas" w:hAnsi="Consolas"/>
-              </w:rPr>
-              <w:t>L</w:t>
-            </w:r>
-            <w:r>
-              <w:rPr>
-                <w:rFonts w:ascii="Consolas" w:hAnsi="Consolas"/>
-              </w:rPr>
-              <w:t>ong</w:t>
-            </w:r>
-          </w:p>
-        </w:tc>
-      </w:tr>
-      <w:tr>
-        <w:tc>
-          <w:tcPr>
-            <w:tcW w:w="2245" w:type="dxa"/>
+            <w:tcW w:w="2425" w:type="dxa"/>
           </w:tcPr>
           <w:p>
             <w:pPr>
@@ -2465,7 +2475,7 @@
         </w:tc>
         <w:tc>
           <w:tcPr>
-            <w:tcW w:w="2880" w:type="dxa"/>
+            <w:tcW w:w="2700" w:type="dxa"/>
           </w:tcPr>
           <w:p>
             <w:pPr>
@@ -2515,14 +2525,6 @@
         </w:tc>
       </w:tr>
     </w:tbl>
-    <w:p>
-      <w:pPr>
-        <w:rPr>
-          <w:rFonts w:ascii="Consolas" w:hAnsi="Consolas" w:cstheme="majorHAnsi"/>
-          <w:shd w:val="clear" w:color="auto" w:fill="FFFFFF"/>
-        </w:rPr>
-      </w:pPr>
-    </w:p>
     <w:p>
       <w:pPr>
         <w:rPr>
@@ -2553,20 +2555,27 @@
           <w:shd w:val="clear" w:color="auto" w:fill="FFFFFF"/>
         </w:rPr>
       </w:pPr>
+    </w:p>
+    <w:p>
+      <w:pPr>
+        <w:rPr>
+          <w:rFonts w:ascii="Consolas" w:hAnsi="Consolas" w:cstheme="majorHAnsi"/>
+          <w:shd w:val="clear" w:color="auto" w:fill="FFFFFF"/>
+        </w:rPr>
+      </w:pPr>
       <w:r>
         <w:rPr>
           <w:rFonts w:ascii="Consolas" w:hAnsi="Consolas" w:cstheme="majorHAnsi"/>
           <w:shd w:val="clear" w:color="auto" w:fill="FFFFFF"/>
         </w:rPr>
-        <w:lastRenderedPageBreak/>
-        <w:t>Similarity</w:t>
+        <w:t xml:space="preserve">Similarities </w:t>
       </w:r>
       <w:r>
         <w:rPr>
           <w:rFonts w:ascii="Consolas" w:hAnsi="Consolas" w:cstheme="majorHAnsi"/>
           <w:shd w:val="clear" w:color="auto" w:fill="FFFFFF"/>
         </w:rPr>
-        <w:t xml:space="preserve"> between Waterfall </w:t>
+        <w:t xml:space="preserve">between Waterfall </w:t>
       </w:r>
       <w:r>
         <w:rPr>
@@ -2610,14 +2619,14 @@
         <w:tblLook w:val="04A0" w:firstRow="1" w:lastRow="0" w:firstColumn="1" w:lastColumn="0" w:noHBand="0" w:noVBand="1"/>
       </w:tblPr>
       <w:tblGrid>
-        <w:gridCol w:w="2245"/>
-        <w:gridCol w:w="3150"/>
+        <w:gridCol w:w="2695"/>
+        <w:gridCol w:w="2700"/>
         <w:gridCol w:w="3870"/>
       </w:tblGrid>
       <w:tr>
         <w:tc>
           <w:tcPr>
-            <w:tcW w:w="2245" w:type="dxa"/>
+            <w:tcW w:w="2695" w:type="dxa"/>
           </w:tcPr>
           <w:p>
             <w:pPr>
@@ -2630,7 +2639,7 @@
         </w:tc>
         <w:tc>
           <w:tcPr>
-            <w:tcW w:w="3150" w:type="dxa"/>
+            <w:tcW w:w="2700" w:type="dxa"/>
           </w:tcPr>
           <w:p>
             <w:pPr>
@@ -2643,7 +2652,7 @@
               <w:rPr>
                 <w:rFonts w:ascii="Consolas" w:hAnsi="Consolas" w:cstheme="majorHAnsi"/>
               </w:rPr>
-              <w:t>WATERFALL MODEL</w:t>
+              <w:t>Waterfall Model</w:t>
             </w:r>
           </w:p>
         </w:tc>
@@ -2662,7 +2671,20 @@
               <w:rPr>
                 <w:rFonts w:ascii="Consolas" w:hAnsi="Consolas" w:cstheme="majorHAnsi"/>
               </w:rPr>
-              <w:t>INCREMENTAL</w:t>
+              <w:t>Incremental</w:t>
+            </w:r>
+            <w:r>
+              <w:rPr>
+                <w:rFonts w:ascii="Consolas" w:hAnsi="Consolas" w:cstheme="majorHAnsi"/>
+                <w:shd w:val="clear" w:color="auto" w:fill="FFFFFF"/>
+              </w:rPr>
+              <w:t xml:space="preserve"> </w:t>
+            </w:r>
+            <w:r>
+              <w:rPr>
+                <w:rFonts w:ascii="Consolas" w:hAnsi="Consolas" w:cstheme="majorHAnsi"/>
+              </w:rPr>
+              <w:t>Model</w:t>
             </w:r>
           </w:p>
         </w:tc>
@@ -2670,7 +2692,7 @@
       <w:tr>
         <w:tc>
           <w:tcPr>
-            <w:tcW w:w="2245" w:type="dxa"/>
+            <w:tcW w:w="2695" w:type="dxa"/>
           </w:tcPr>
           <w:p>
             <w:pPr>
@@ -2689,20 +2711,26 @@
         </w:tc>
         <w:tc>
           <w:tcPr>
-            <w:tcW w:w="3150" w:type="dxa"/>
-          </w:tcPr>
-          <w:p>
-            <w:pPr>
-              <w:spacing w:after="120"/>
-              <w:rPr>
-                <w:rFonts w:ascii="Consolas" w:hAnsi="Consolas"/>
-              </w:rPr>
-            </w:pPr>
-            <w:r>
-              <w:rPr>
-                <w:rFonts w:ascii="Consolas" w:hAnsi="Consolas"/>
-              </w:rPr>
-              <w:t>pre</w:t>
+            <w:tcW w:w="2700" w:type="dxa"/>
+          </w:tcPr>
+          <w:p>
+            <w:pPr>
+              <w:spacing w:after="120"/>
+              <w:rPr>
+                <w:rFonts w:ascii="Consolas" w:hAnsi="Consolas"/>
+              </w:rPr>
+            </w:pPr>
+            <w:r>
+              <w:rPr>
+                <w:rFonts w:ascii="Consolas" w:hAnsi="Consolas"/>
+              </w:rPr>
+              <w:t>P</w:t>
+            </w:r>
+            <w:r>
+              <w:rPr>
+                <w:rFonts w:ascii="Consolas" w:hAnsi="Consolas"/>
+              </w:rPr>
+              <w:t>re</w:t>
             </w:r>
             <w:r>
               <w:rPr>
@@ -2727,7 +2755,13 @@
               <w:rPr>
                 <w:rFonts w:ascii="Consolas" w:hAnsi="Consolas"/>
               </w:rPr>
-              <w:t>pre</w:t>
+              <w:t>P</w:t>
+            </w:r>
+            <w:r>
+              <w:rPr>
+                <w:rFonts w:ascii="Consolas" w:hAnsi="Consolas"/>
+              </w:rPr>
+              <w:t>re</w:t>
             </w:r>
             <w:r>
               <w:rPr>
@@ -2741,7 +2775,7 @@
       <w:tr>
         <w:tc>
           <w:tcPr>
-            <w:tcW w:w="2245" w:type="dxa"/>
+            <w:tcW w:w="2695" w:type="dxa"/>
           </w:tcPr>
           <w:p>
             <w:pPr>
@@ -2760,7 +2794,7 @@
         </w:tc>
         <w:tc>
           <w:tcPr>
-            <w:tcW w:w="3150" w:type="dxa"/>
+            <w:tcW w:w="2700" w:type="dxa"/>
           </w:tcPr>
           <w:p>
             <w:pPr>
@@ -2845,419 +2879,6 @@
           </w:p>
         </w:tc>
       </w:tr>
-      <w:tr>
-        <w:tc>
-          <w:tcPr>
-            <w:tcW w:w="2245" w:type="dxa"/>
-          </w:tcPr>
-          <w:p>
-            <w:pPr>
-              <w:spacing w:after="120" w:line="259" w:lineRule="auto"/>
-              <w:rPr>
-                <w:rFonts w:ascii="Consolas" w:hAnsi="Consolas" w:cstheme="majorHAnsi"/>
-              </w:rPr>
-            </w:pPr>
-            <w:r>
-              <w:rPr>
-                <w:rFonts w:ascii="Consolas" w:hAnsi="Consolas" w:cs="Arial"/>
-                <w:shd w:val="clear" w:color="auto" w:fill="FFFFFF"/>
-              </w:rPr>
-              <w:t xml:space="preserve">Customer </w:t>
-            </w:r>
-            <w:r>
-              <w:rPr>
-                <w:rFonts w:ascii="Consolas" w:hAnsi="Consolas" w:cs="Arial"/>
-                <w:shd w:val="clear" w:color="auto" w:fill="FFFFFF"/>
-              </w:rPr>
-              <w:t>i</w:t>
-            </w:r>
-            <w:r>
-              <w:rPr>
-                <w:rFonts w:ascii="Consolas" w:hAnsi="Consolas" w:cs="Arial"/>
-                <w:shd w:val="clear" w:color="auto" w:fill="FFFFFF"/>
-              </w:rPr>
-              <w:t>nvolvement</w:t>
-            </w:r>
-          </w:p>
-        </w:tc>
-        <w:tc>
-          <w:tcPr>
-            <w:tcW w:w="3150" w:type="dxa"/>
-          </w:tcPr>
-          <w:p>
-            <w:pPr>
-              <w:spacing w:after="120" w:line="259" w:lineRule="auto"/>
-              <w:rPr>
-                <w:rFonts w:ascii="Consolas" w:hAnsi="Consolas" w:cstheme="majorHAnsi"/>
-              </w:rPr>
-            </w:pPr>
-            <w:r>
-              <w:rPr>
-                <w:rFonts w:ascii="Consolas" w:hAnsi="Consolas" w:cs="Arial"/>
-                <w:shd w:val="clear" w:color="auto" w:fill="FFFFFF"/>
-              </w:rPr>
-              <w:t>Only at</w:t>
-            </w:r>
-            <w:r>
-              <w:rPr>
-                <w:rFonts w:ascii="Consolas" w:hAnsi="Consolas" w:cs="Arial"/>
-                <w:shd w:val="clear" w:color="auto" w:fill="FFFFFF"/>
-              </w:rPr>
-              <w:t xml:space="preserve"> the </w:t>
-            </w:r>
-            <w:r>
-              <w:rPr>
-                <w:rFonts w:ascii="Consolas" w:hAnsi="Consolas" w:cs="Arial"/>
-                <w:shd w:val="clear" w:color="auto" w:fill="FFFFFF"/>
-              </w:rPr>
-              <w:t>beginning</w:t>
-            </w:r>
-          </w:p>
-        </w:tc>
-        <w:tc>
-          <w:tcPr>
-            <w:tcW w:w="3870" w:type="dxa"/>
-          </w:tcPr>
-          <w:p>
-            <w:pPr>
-              <w:spacing w:after="120" w:line="259" w:lineRule="auto"/>
-              <w:rPr>
-                <w:rFonts w:ascii="Consolas" w:hAnsi="Consolas" w:cstheme="majorHAnsi"/>
-              </w:rPr>
-            </w:pPr>
-            <w:r>
-              <w:rPr>
-                <w:rFonts w:ascii="Consolas" w:hAnsi="Consolas" w:cs="Arial"/>
-                <w:shd w:val="clear" w:color="auto" w:fill="FFFFFF"/>
-              </w:rPr>
-              <w:t>Only at</w:t>
-            </w:r>
-            <w:r>
-              <w:rPr>
-                <w:rFonts w:ascii="Consolas" w:hAnsi="Consolas" w:cs="Arial"/>
-                <w:shd w:val="clear" w:color="auto" w:fill="FFFFFF"/>
-              </w:rPr>
-              <w:t xml:space="preserve"> the </w:t>
-            </w:r>
-            <w:r>
-              <w:rPr>
-                <w:rFonts w:ascii="Consolas" w:hAnsi="Consolas" w:cs="Arial"/>
-                <w:shd w:val="clear" w:color="auto" w:fill="FFFFFF"/>
-              </w:rPr>
-              <w:t>beginning</w:t>
-            </w:r>
-          </w:p>
-        </w:tc>
-      </w:tr>
-      <w:tr>
-        <w:tc>
-          <w:tcPr>
-            <w:tcW w:w="2245" w:type="dxa"/>
-          </w:tcPr>
-          <w:p>
-            <w:pPr>
-              <w:spacing w:after="120"/>
-              <w:rPr>
-                <w:rFonts w:ascii="Consolas" w:hAnsi="Consolas" w:cs="Arial"/>
-                <w:shd w:val="clear" w:color="auto" w:fill="FFFFFF"/>
-              </w:rPr>
-            </w:pPr>
-            <w:r>
-              <w:rPr>
-                <w:rFonts w:ascii="Consolas" w:hAnsi="Consolas" w:cs="Arial"/>
-                <w:shd w:val="clear" w:color="auto" w:fill="FFFFFF"/>
-              </w:rPr>
-              <w:t>Customer evaluation and feedback</w:t>
-            </w:r>
-          </w:p>
-        </w:tc>
-        <w:tc>
-          <w:tcPr>
-            <w:tcW w:w="3150" w:type="dxa"/>
-          </w:tcPr>
-          <w:p>
-            <w:pPr>
-              <w:spacing w:after="120"/>
-              <w:rPr>
-                <w:rFonts w:ascii="Consolas" w:hAnsi="Consolas" w:cs="Arial"/>
-                <w:shd w:val="clear" w:color="auto" w:fill="FFFFFF"/>
-              </w:rPr>
-            </w:pPr>
-            <w:r>
-              <w:rPr>
-                <w:rFonts w:ascii="Consolas" w:hAnsi="Consolas" w:cs="Arial"/>
-                <w:shd w:val="clear" w:color="auto" w:fill="FFFFFF"/>
-              </w:rPr>
-              <w:t>Only at</w:t>
-            </w:r>
-            <w:r>
-              <w:rPr>
-                <w:rFonts w:ascii="Consolas" w:hAnsi="Consolas" w:cs="Arial"/>
-                <w:shd w:val="clear" w:color="auto" w:fill="FFFFFF"/>
-              </w:rPr>
-              <w:t xml:space="preserve"> the end</w:t>
-            </w:r>
-          </w:p>
-        </w:tc>
-        <w:tc>
-          <w:tcPr>
-            <w:tcW w:w="3870" w:type="dxa"/>
-          </w:tcPr>
-          <w:p>
-            <w:pPr>
-              <w:spacing w:after="120"/>
-              <w:rPr>
-                <w:rFonts w:ascii="Consolas" w:hAnsi="Consolas" w:cs="Arial"/>
-                <w:shd w:val="clear" w:color="auto" w:fill="FFFFFF"/>
-              </w:rPr>
-            </w:pPr>
-            <w:r>
-              <w:rPr>
-                <w:rFonts w:ascii="Consolas" w:hAnsi="Consolas" w:cs="Arial"/>
-                <w:shd w:val="clear" w:color="auto" w:fill="FFFFFF"/>
-              </w:rPr>
-              <w:t>At the end of every iteration</w:t>
-            </w:r>
-          </w:p>
-        </w:tc>
-      </w:tr>
-      <w:tr>
-        <w:tc>
-          <w:tcPr>
-            <w:tcW w:w="2245" w:type="dxa"/>
-          </w:tcPr>
-          <w:p>
-            <w:pPr>
-              <w:spacing w:after="120"/>
-              <w:rPr>
-                <w:rFonts w:ascii="Consolas" w:hAnsi="Consolas" w:cs="Arial"/>
-                <w:shd w:val="clear" w:color="auto" w:fill="FFFFFF"/>
-              </w:rPr>
-            </w:pPr>
-            <w:r>
-              <w:rPr>
-                <w:rFonts w:ascii="Consolas" w:hAnsi="Consolas" w:cs="Arial"/>
-                <w:shd w:val="clear" w:color="auto" w:fill="FFFFFF"/>
-              </w:rPr>
-              <w:t xml:space="preserve">Working </w:t>
-            </w:r>
-            <w:r>
-              <w:rPr>
-                <w:rFonts w:ascii="Consolas" w:hAnsi="Consolas" w:cs="Arial"/>
-                <w:shd w:val="clear" w:color="auto" w:fill="FFFFFF"/>
-              </w:rPr>
-              <w:t>module</w:t>
-            </w:r>
-            <w:r>
-              <w:rPr>
-                <w:rFonts w:ascii="Consolas" w:hAnsi="Consolas" w:cs="Arial"/>
-                <w:shd w:val="clear" w:color="auto" w:fill="FFFFFF"/>
-              </w:rPr>
-              <w:t xml:space="preserve"> availability</w:t>
-            </w:r>
-          </w:p>
-        </w:tc>
-        <w:tc>
-          <w:tcPr>
-            <w:tcW w:w="3150" w:type="dxa"/>
-          </w:tcPr>
-          <w:p>
-            <w:pPr>
-              <w:spacing w:after="120"/>
-              <w:rPr>
-                <w:rFonts w:ascii="Consolas" w:hAnsi="Consolas" w:cs="Arial"/>
-                <w:shd w:val="clear" w:color="auto" w:fill="FFFFFF"/>
-              </w:rPr>
-            </w:pPr>
-            <w:r>
-              <w:rPr>
-                <w:rFonts w:ascii="Consolas" w:hAnsi="Consolas" w:cs="Arial"/>
-                <w:shd w:val="clear" w:color="auto" w:fill="FFFFFF"/>
-              </w:rPr>
-              <w:t>Only at</w:t>
-            </w:r>
-            <w:r>
-              <w:rPr>
-                <w:rFonts w:ascii="Consolas" w:hAnsi="Consolas" w:cs="Arial"/>
-                <w:shd w:val="clear" w:color="auto" w:fill="FFFFFF"/>
-              </w:rPr>
-              <w:t xml:space="preserve"> the end</w:t>
-            </w:r>
-          </w:p>
-        </w:tc>
-        <w:tc>
-          <w:tcPr>
-            <w:tcW w:w="3870" w:type="dxa"/>
-          </w:tcPr>
-          <w:p>
-            <w:pPr>
-              <w:spacing w:after="120"/>
-              <w:rPr>
-                <w:rFonts w:ascii="Consolas" w:hAnsi="Consolas" w:cs="Arial"/>
-                <w:shd w:val="clear" w:color="auto" w:fill="FFFFFF"/>
-              </w:rPr>
-            </w:pPr>
-            <w:r>
-              <w:rPr>
-                <w:rFonts w:ascii="Consolas" w:hAnsi="Consolas" w:cs="Arial"/>
-                <w:shd w:val="clear" w:color="auto" w:fill="FFFFFF"/>
-              </w:rPr>
-              <w:t>At the end of every iteration</w:t>
-            </w:r>
-          </w:p>
-        </w:tc>
-      </w:tr>
-      <w:tr>
-        <w:tc>
-          <w:tcPr>
-            <w:tcW w:w="2245" w:type="dxa"/>
-          </w:tcPr>
-          <w:p>
-            <w:pPr>
-              <w:spacing w:after="120"/>
-              <w:rPr>
-                <w:rFonts w:ascii="Consolas" w:hAnsi="Consolas" w:cs="Arial"/>
-                <w:shd w:val="clear" w:color="auto" w:fill="FFFFFF"/>
-              </w:rPr>
-            </w:pPr>
-            <w:r>
-              <w:rPr>
-                <w:rFonts w:ascii="Consolas" w:hAnsi="Consolas" w:cs="Arial"/>
-                <w:shd w:val="clear" w:color="auto" w:fill="FFFFFF"/>
-              </w:rPr>
-              <w:t>Progress measurable</w:t>
-            </w:r>
-          </w:p>
-        </w:tc>
-        <w:tc>
-          <w:tcPr>
-            <w:tcW w:w="3150" w:type="dxa"/>
-          </w:tcPr>
-          <w:p>
-            <w:pPr>
-              <w:spacing w:after="120"/>
-              <w:rPr>
-                <w:rFonts w:ascii="Consolas" w:hAnsi="Consolas" w:cs="Arial"/>
-                <w:shd w:val="clear" w:color="auto" w:fill="FFFFFF"/>
-              </w:rPr>
-            </w:pPr>
-            <w:r>
-              <w:rPr>
-                <w:rFonts w:ascii="Consolas" w:hAnsi="Consolas" w:cs="Arial"/>
-                <w:shd w:val="clear" w:color="auto" w:fill="FFFFFF"/>
-              </w:rPr>
-              <w:t>No</w:t>
-            </w:r>
-          </w:p>
-        </w:tc>
-        <w:tc>
-          <w:tcPr>
-            <w:tcW w:w="3870" w:type="dxa"/>
-          </w:tcPr>
-          <w:p>
-            <w:pPr>
-              <w:spacing w:after="120"/>
-              <w:rPr>
-                <w:rFonts w:ascii="Consolas" w:hAnsi="Consolas" w:cs="Arial"/>
-                <w:shd w:val="clear" w:color="auto" w:fill="FFFFFF"/>
-              </w:rPr>
-            </w:pPr>
-            <w:r>
-              <w:rPr>
-                <w:rFonts w:ascii="Consolas" w:hAnsi="Consolas" w:cs="Arial"/>
-                <w:shd w:val="clear" w:color="auto" w:fill="FFFFFF"/>
-              </w:rPr>
-              <w:t>Yes</w:t>
-            </w:r>
-          </w:p>
-        </w:tc>
-      </w:tr>
-      <w:tr>
-        <w:tc>
-          <w:tcPr>
-            <w:tcW w:w="2245" w:type="dxa"/>
-          </w:tcPr>
-          <w:p>
-            <w:pPr>
-              <w:rPr>
-                <w:rFonts w:ascii="Consolas" w:hAnsi="Consolas" w:cs="Arial"/>
-                <w:shd w:val="clear" w:color="auto" w:fill="FFFFFF"/>
-              </w:rPr>
-            </w:pPr>
-            <w:r>
-              <w:rPr>
-                <w:rFonts w:ascii="Consolas" w:hAnsi="Consolas" w:cs="Arial"/>
-                <w:shd w:val="clear" w:color="auto" w:fill="FFFFFF"/>
-              </w:rPr>
-              <w:t xml:space="preserve">Parallel </w:t>
-            </w:r>
-          </w:p>
-          <w:p>
-            <w:pPr>
-              <w:rPr>
-                <w:rFonts w:ascii="Consolas" w:hAnsi="Consolas" w:cs="Arial"/>
-                <w:shd w:val="clear" w:color="auto" w:fill="FFFFFF"/>
-              </w:rPr>
-            </w:pPr>
-            <w:r>
-              <w:rPr>
-                <w:rFonts w:ascii="Consolas" w:hAnsi="Consolas" w:cs="Arial"/>
-                <w:shd w:val="clear" w:color="auto" w:fill="FFFFFF"/>
-              </w:rPr>
-              <w:t>development</w:t>
-            </w:r>
-          </w:p>
-        </w:tc>
-        <w:tc>
-          <w:tcPr>
-            <w:tcW w:w="3150" w:type="dxa"/>
-          </w:tcPr>
-          <w:p>
-            <w:pPr>
-              <w:spacing w:after="120"/>
-              <w:rPr>
-                <w:rFonts w:ascii="Consolas" w:hAnsi="Consolas" w:cs="Arial"/>
-                <w:shd w:val="clear" w:color="auto" w:fill="FFFFFF"/>
-              </w:rPr>
-            </w:pPr>
-            <w:r>
-              <w:rPr>
-                <w:rFonts w:ascii="Consolas" w:hAnsi="Consolas" w:cs="Arial"/>
-                <w:shd w:val="clear" w:color="auto" w:fill="FFFFFF"/>
-              </w:rPr>
-              <w:t>N</w:t>
-            </w:r>
-            <w:r>
-              <w:rPr>
-                <w:rFonts w:ascii="Consolas" w:hAnsi="Consolas" w:cs="Arial"/>
-                <w:shd w:val="clear" w:color="auto" w:fill="FFFFFF"/>
-              </w:rPr>
-              <w:t>o</w:t>
-            </w:r>
-          </w:p>
-        </w:tc>
-        <w:tc>
-          <w:tcPr>
-            <w:tcW w:w="3870" w:type="dxa"/>
-          </w:tcPr>
-          <w:p>
-            <w:pPr>
-              <w:spacing w:after="120"/>
-              <w:rPr>
-                <w:rFonts w:ascii="Consolas" w:hAnsi="Consolas" w:cs="Arial"/>
-                <w:shd w:val="clear" w:color="auto" w:fill="FFFFFF"/>
-              </w:rPr>
-            </w:pPr>
-            <w:r>
-              <w:rPr>
-                <w:rFonts w:ascii="Consolas" w:hAnsi="Consolas" w:cs="Arial"/>
-                <w:shd w:val="clear" w:color="auto" w:fill="FFFFFF"/>
-              </w:rPr>
-              <w:t>Yes</w:t>
-            </w:r>
-          </w:p>
-        </w:tc>
-      </w:tr>
     </w:tbl>
     <w:p>
       <w:pPr>
@@ -3274,12 +2895,41 @@
           <w:shd w:val="clear" w:color="auto" w:fill="FFFFFF"/>
         </w:rPr>
       </w:pPr>
+    </w:p>
+    <w:p>
+      <w:pPr>
+        <w:rPr>
+          <w:rFonts w:ascii="Consolas" w:hAnsi="Consolas" w:cstheme="majorHAnsi"/>
+          <w:shd w:val="clear" w:color="auto" w:fill="FFFFFF"/>
+        </w:rPr>
+      </w:pPr>
       <w:r>
         <w:rPr>
           <w:rFonts w:ascii="Consolas" w:hAnsi="Consolas" w:cstheme="majorHAnsi"/>
           <w:shd w:val="clear" w:color="auto" w:fill="FFFFFF"/>
         </w:rPr>
-        <w:t xml:space="preserve">Difference between Waterfall </w:t>
+        <w:t>Difference</w:t>
+      </w:r>
+      <w:r>
+        <w:rPr>
+          <w:rFonts w:ascii="Consolas" w:hAnsi="Consolas" w:cstheme="majorHAnsi"/>
+          <w:shd w:val="clear" w:color="auto" w:fill="FFFFFF"/>
+        </w:rPr>
+        <w:t>s</w:t>
+      </w:r>
+      <w:r>
+        <w:rPr>
+          <w:rFonts w:ascii="Consolas" w:hAnsi="Consolas" w:cstheme="majorHAnsi"/>
+          <w:shd w:val="clear" w:color="auto" w:fill="FFFFFF"/>
+        </w:rPr>
+        <w:t xml:space="preserve"> </w:t>
+      </w:r>
+      <w:r>
+        <w:rPr>
+          <w:rFonts w:ascii="Consolas" w:hAnsi="Consolas" w:cstheme="majorHAnsi"/>
+          <w:shd w:val="clear" w:color="auto" w:fill="FFFFFF"/>
+        </w:rPr>
+        <w:t xml:space="preserve">between Waterfall </w:t>
       </w:r>
       <w:r>
         <w:rPr>
@@ -3323,14 +2973,14 @@
         <w:tblLook w:val="04A0" w:firstRow="1" w:lastRow="0" w:firstColumn="1" w:lastColumn="0" w:noHBand="0" w:noVBand="1"/>
       </w:tblPr>
       <w:tblGrid>
-        <w:gridCol w:w="2245"/>
-        <w:gridCol w:w="3150"/>
+        <w:gridCol w:w="1975"/>
+        <w:gridCol w:w="3420"/>
         <w:gridCol w:w="3870"/>
       </w:tblGrid>
       <w:tr>
         <w:tc>
           <w:tcPr>
-            <w:tcW w:w="2245" w:type="dxa"/>
+            <w:tcW w:w="1975" w:type="dxa"/>
           </w:tcPr>
           <w:p>
             <w:pPr>
@@ -3343,7 +2993,7 @@
         </w:tc>
         <w:tc>
           <w:tcPr>
-            <w:tcW w:w="3150" w:type="dxa"/>
+            <w:tcW w:w="3420" w:type="dxa"/>
           </w:tcPr>
           <w:p>
             <w:pPr>
@@ -3356,7 +3006,7 @@
               <w:rPr>
                 <w:rFonts w:ascii="Consolas" w:hAnsi="Consolas" w:cstheme="majorHAnsi"/>
               </w:rPr>
-              <w:t>WATERFALL MODEL</w:t>
+              <w:t>Waterfall Model</w:t>
             </w:r>
           </w:p>
         </w:tc>
@@ -3375,7 +3025,20 @@
               <w:rPr>
                 <w:rFonts w:ascii="Consolas" w:hAnsi="Consolas" w:cstheme="majorHAnsi"/>
               </w:rPr>
-              <w:t>INCREMENTAL</w:t>
+              <w:t>Incremental</w:t>
+            </w:r>
+            <w:r>
+              <w:rPr>
+                <w:rFonts w:ascii="Consolas" w:hAnsi="Consolas" w:cstheme="majorHAnsi"/>
+                <w:shd w:val="clear" w:color="auto" w:fill="FFFFFF"/>
+              </w:rPr>
+              <w:t xml:space="preserve"> </w:t>
+            </w:r>
+            <w:r>
+              <w:rPr>
+                <w:rFonts w:ascii="Consolas" w:hAnsi="Consolas" w:cstheme="majorHAnsi"/>
+              </w:rPr>
+              <w:t>Model</w:t>
             </w:r>
           </w:p>
         </w:tc>
@@ -3383,57 +3046,41 @@
       <w:tr>
         <w:tc>
           <w:tcPr>
-            <w:tcW w:w="2245" w:type="dxa"/>
-          </w:tcPr>
-          <w:p>
-            <w:pPr>
-              <w:spacing w:after="120"/>
-              <w:rPr>
-                <w:rFonts w:ascii="Consolas" w:hAnsi="Consolas"/>
-              </w:rPr>
-            </w:pPr>
-            <w:r>
-              <w:rPr>
-                <w:rFonts w:ascii="Consolas" w:hAnsi="Consolas"/>
-              </w:rPr>
-              <w:t>C</w:t>
-            </w:r>
-            <w:r>
-              <w:rPr>
-                <w:rFonts w:ascii="Consolas" w:hAnsi="Consolas"/>
-              </w:rPr>
-              <w:t>hange</w:t>
-            </w:r>
-            <w:r>
-              <w:rPr>
-                <w:rFonts w:ascii="Consolas" w:hAnsi="Consolas"/>
-              </w:rPr>
-              <w:t xml:space="preserve"> </w:t>
-            </w:r>
-            <w:r>
-              <w:rPr>
-                <w:rFonts w:ascii="Consolas" w:hAnsi="Consolas"/>
-              </w:rPr>
-              <w:t>Requirement</w:t>
-            </w:r>
-          </w:p>
-        </w:tc>
-        <w:tc>
-          <w:tcPr>
-            <w:tcW w:w="3150" w:type="dxa"/>
-          </w:tcPr>
-          <w:p>
-            <w:pPr>
-              <w:spacing w:after="120"/>
-              <w:rPr>
-                <w:rFonts w:ascii="Consolas" w:hAnsi="Consolas"/>
-              </w:rPr>
-            </w:pPr>
-            <w:r>
-              <w:rPr>
-                <w:rFonts w:ascii="Consolas" w:hAnsi="Consolas"/>
-              </w:rPr>
-              <w:t>Difficult</w:t>
+            <w:tcW w:w="1975" w:type="dxa"/>
+          </w:tcPr>
+          <w:p>
+            <w:pPr>
+              <w:spacing w:after="120"/>
+              <w:rPr>
+                <w:rFonts w:ascii="Consolas" w:hAnsi="Consolas" w:cstheme="majorHAnsi"/>
+              </w:rPr>
+            </w:pPr>
+            <w:r>
+              <w:rPr>
+                <w:rFonts w:ascii="Consolas" w:hAnsi="Consolas" w:cs="Arial"/>
+                <w:shd w:val="clear" w:color="auto" w:fill="FFFFFF"/>
+              </w:rPr>
+              <w:t>Customer involvement</w:t>
+            </w:r>
+          </w:p>
+        </w:tc>
+        <w:tc>
+          <w:tcPr>
+            <w:tcW w:w="3420" w:type="dxa"/>
+          </w:tcPr>
+          <w:p>
+            <w:pPr>
+              <w:spacing w:after="120"/>
+              <w:rPr>
+                <w:rFonts w:ascii="Consolas" w:hAnsi="Consolas" w:cstheme="majorHAnsi"/>
+              </w:rPr>
+            </w:pPr>
+            <w:r>
+              <w:rPr>
+                <w:rFonts w:ascii="Consolas" w:hAnsi="Consolas" w:cs="Arial"/>
+                <w:shd w:val="clear" w:color="auto" w:fill="FFFFFF"/>
+              </w:rPr>
+              <w:t>Only at the beginning</w:t>
             </w:r>
           </w:p>
         </w:tc>
@@ -3445,14 +3092,35 @@
             <w:pPr>
               <w:spacing w:after="120"/>
               <w:rPr>
-                <w:rFonts w:ascii="Consolas" w:hAnsi="Consolas"/>
-              </w:rPr>
-            </w:pPr>
-            <w:r>
-              <w:rPr>
-                <w:rFonts w:ascii="Consolas" w:hAnsi="Consolas"/>
-              </w:rPr>
-              <w:t>Easy</w:t>
+                <w:rFonts w:ascii="Consolas" w:hAnsi="Consolas" w:cstheme="majorHAnsi"/>
+              </w:rPr>
+            </w:pPr>
+            <w:r>
+              <w:rPr>
+                <w:rFonts w:ascii="Consolas" w:hAnsi="Consolas" w:cstheme="majorHAnsi"/>
+              </w:rPr>
+              <w:t>• Beginning</w:t>
+            </w:r>
+          </w:p>
+          <w:p>
+            <w:pPr>
+              <w:spacing w:after="120"/>
+              <w:rPr>
+                <w:rFonts w:ascii="Consolas" w:hAnsi="Consolas" w:cstheme="majorHAnsi"/>
+              </w:rPr>
+            </w:pPr>
+            <w:r>
+              <w:rPr>
+                <w:rFonts w:ascii="Consolas" w:hAnsi="Consolas" w:cstheme="majorHAnsi"/>
+              </w:rPr>
+              <w:t xml:space="preserve">• At the end of every </w:t>
+            </w:r>
+            <w:r>
+              <w:rPr>
+                <w:rFonts w:ascii="Consolas" w:hAnsi="Consolas" w:cs="Arial"/>
+                <w:shd w:val="clear" w:color="auto" w:fill="FFFFFF"/>
+              </w:rPr>
+              <w:t>iteration</w:t>
             </w:r>
           </w:p>
         </w:tc>
@@ -3460,55 +3128,39 @@
       <w:tr>
         <w:tc>
           <w:tcPr>
-            <w:tcW w:w="2245" w:type="dxa"/>
-          </w:tcPr>
-          <w:p>
-            <w:pPr>
-              <w:spacing w:after="120"/>
-              <w:rPr>
-                <w:rFonts w:ascii="Consolas" w:hAnsi="Consolas"/>
-              </w:rPr>
-            </w:pPr>
-            <w:r>
-              <w:rPr>
-                <w:rFonts w:ascii="Consolas" w:hAnsi="Consolas" w:cs="Arial"/>
-                <w:shd w:val="clear" w:color="auto" w:fill="FFFFFF"/>
-              </w:rPr>
-              <w:t>T</w:t>
-            </w:r>
-            <w:r>
-              <w:rPr>
-                <w:rFonts w:ascii="Consolas" w:hAnsi="Consolas" w:cs="Arial"/>
-                <w:shd w:val="clear" w:color="auto" w:fill="FFFFFF"/>
-              </w:rPr>
-              <w:t>esting</w:t>
-            </w:r>
-          </w:p>
-        </w:tc>
-        <w:tc>
-          <w:tcPr>
-            <w:tcW w:w="3150" w:type="dxa"/>
-          </w:tcPr>
-          <w:p>
-            <w:pPr>
-              <w:spacing w:after="120"/>
-              <w:rPr>
-                <w:rFonts w:ascii="Consolas" w:hAnsi="Consolas"/>
-              </w:rPr>
-            </w:pPr>
-            <w:r>
-              <w:rPr>
-                <w:rFonts w:ascii="Consolas" w:hAnsi="Consolas" w:cs="Arial"/>
-                <w:shd w:val="clear" w:color="auto" w:fill="FFFFFF"/>
-              </w:rPr>
-              <w:t>A</w:t>
-            </w:r>
-            <w:r>
-              <w:rPr>
-                <w:rFonts w:ascii="Consolas" w:hAnsi="Consolas" w:cs="Arial"/>
-                <w:shd w:val="clear" w:color="auto" w:fill="FFFFFF"/>
-              </w:rPr>
-              <w:t>fter completion of coding</w:t>
+            <w:tcW w:w="1975" w:type="dxa"/>
+          </w:tcPr>
+          <w:p>
+            <w:pPr>
+              <w:spacing w:after="120"/>
+              <w:rPr>
+                <w:rFonts w:ascii="Consolas" w:hAnsi="Consolas"/>
+              </w:rPr>
+            </w:pPr>
+            <w:r>
+              <w:rPr>
+                <w:rFonts w:ascii="Consolas" w:hAnsi="Consolas"/>
+              </w:rPr>
+              <w:t>Customer evaluation and feedback</w:t>
+            </w:r>
+          </w:p>
+        </w:tc>
+        <w:tc>
+          <w:tcPr>
+            <w:tcW w:w="3420" w:type="dxa"/>
+          </w:tcPr>
+          <w:p>
+            <w:pPr>
+              <w:spacing w:after="120"/>
+              <w:rPr>
+                <w:rFonts w:ascii="Consolas" w:hAnsi="Consolas"/>
+              </w:rPr>
+            </w:pPr>
+            <w:r>
+              <w:rPr>
+                <w:rFonts w:ascii="Consolas" w:hAnsi="Consolas"/>
+              </w:rPr>
+              <w:t>Only at the end</w:t>
             </w:r>
           </w:p>
         </w:tc>
@@ -3525,8 +3177,7 @@
             </w:pPr>
             <w:r>
               <w:rPr>
-                <w:rFonts w:ascii="Consolas" w:hAnsi="Consolas" w:cs="Arial"/>
-                <w:shd w:val="clear" w:color="auto" w:fill="FFFFFF"/>
+                <w:rFonts w:ascii="Consolas" w:hAnsi="Consolas"/>
               </w:rPr>
               <w:t>At the end of every iteration</w:t>
             </w:r>
@@ -3536,48 +3187,39 @@
       <w:tr>
         <w:tc>
           <w:tcPr>
-            <w:tcW w:w="2245" w:type="dxa"/>
-          </w:tcPr>
-          <w:p>
-            <w:pPr>
-              <w:spacing w:after="120"/>
-              <w:rPr>
-                <w:rFonts w:ascii="Consolas" w:hAnsi="Consolas" w:cs="Arial"/>
-                <w:shd w:val="clear" w:color="auto" w:fill="FFFFFF"/>
-              </w:rPr>
-            </w:pPr>
-            <w:r>
-              <w:rPr>
-                <w:rFonts w:ascii="Consolas" w:hAnsi="Consolas" w:cs="Arial"/>
-                <w:shd w:val="clear" w:color="auto" w:fill="FFFFFF"/>
-              </w:rPr>
-              <w:t>Risk</w:t>
-            </w:r>
-          </w:p>
-        </w:tc>
-        <w:tc>
-          <w:tcPr>
-            <w:tcW w:w="3150" w:type="dxa"/>
-          </w:tcPr>
-          <w:p>
-            <w:pPr>
-              <w:spacing w:after="120"/>
-              <w:rPr>
-                <w:rFonts w:ascii="Consolas" w:hAnsi="Consolas" w:cs="Arial"/>
-                <w:shd w:val="clear" w:color="auto" w:fill="FFFFFF"/>
-              </w:rPr>
-            </w:pPr>
-            <w:r>
-              <w:rPr>
-                <w:rFonts w:ascii="Consolas" w:hAnsi="Consolas"/>
-              </w:rPr>
-              <w:t>H</w:t>
-            </w:r>
-            <w:r>
-              <w:rPr>
-                <w:rFonts w:ascii="Consolas" w:hAnsi="Consolas"/>
-              </w:rPr>
-              <w:t>igh</w:t>
+            <w:tcW w:w="1975" w:type="dxa"/>
+          </w:tcPr>
+          <w:p>
+            <w:pPr>
+              <w:spacing w:after="120"/>
+              <w:rPr>
+                <w:rFonts w:ascii="Consolas" w:hAnsi="Consolas"/>
+              </w:rPr>
+            </w:pPr>
+            <w:r>
+              <w:rPr>
+                <w:rFonts w:ascii="Consolas" w:hAnsi="Consolas"/>
+              </w:rPr>
+              <w:t>Working module availability</w:t>
+            </w:r>
+          </w:p>
+        </w:tc>
+        <w:tc>
+          <w:tcPr>
+            <w:tcW w:w="3420" w:type="dxa"/>
+          </w:tcPr>
+          <w:p>
+            <w:pPr>
+              <w:spacing w:after="120"/>
+              <w:rPr>
+                <w:rFonts w:ascii="Consolas" w:hAnsi="Consolas"/>
+              </w:rPr>
+            </w:pPr>
+            <w:r>
+              <w:rPr>
+                <w:rFonts w:ascii="Consolas" w:hAnsi="Consolas"/>
+              </w:rPr>
+              <w:t>Only at the end</w:t>
             </w:r>
           </w:p>
         </w:tc>
@@ -3589,15 +3231,14 @@
             <w:pPr>
               <w:spacing w:after="120"/>
               <w:rPr>
-                <w:rFonts w:ascii="Consolas" w:hAnsi="Consolas" w:cs="Arial"/>
-                <w:shd w:val="clear" w:color="auto" w:fill="FFFFFF"/>
-              </w:rPr>
-            </w:pPr>
-            <w:r>
-              <w:rPr>
-                <w:rFonts w:ascii="Consolas" w:hAnsi="Consolas"/>
-              </w:rPr>
-              <w:t>low</w:t>
+                <w:rFonts w:ascii="Consolas" w:hAnsi="Consolas"/>
+              </w:rPr>
+            </w:pPr>
+            <w:r>
+              <w:rPr>
+                <w:rFonts w:ascii="Consolas" w:hAnsi="Consolas"/>
+              </w:rPr>
+              <w:t>At the end of every iteration</w:t>
             </w:r>
           </w:p>
         </w:tc>
@@ -3605,41 +3246,41 @@
       <w:tr>
         <w:tc>
           <w:tcPr>
-            <w:tcW w:w="2245" w:type="dxa"/>
-          </w:tcPr>
-          <w:p>
-            <w:pPr>
-              <w:spacing w:after="120"/>
-              <w:rPr>
-                <w:rFonts w:ascii="Consolas" w:hAnsi="Consolas" w:cs="Arial"/>
-                <w:shd w:val="clear" w:color="auto" w:fill="FFFFFF"/>
-              </w:rPr>
-            </w:pPr>
-            <w:r>
-              <w:rPr>
-                <w:rFonts w:ascii="Consolas" w:hAnsi="Consolas" w:cs="Arial"/>
-                <w:shd w:val="clear" w:color="auto" w:fill="FFFFFF"/>
-              </w:rPr>
-              <w:t>Duration</w:t>
-            </w:r>
-          </w:p>
-        </w:tc>
-        <w:tc>
-          <w:tcPr>
-            <w:tcW w:w="3150" w:type="dxa"/>
-          </w:tcPr>
-          <w:p>
-            <w:pPr>
-              <w:spacing w:after="120"/>
-              <w:rPr>
-                <w:rFonts w:ascii="Consolas" w:hAnsi="Consolas"/>
-              </w:rPr>
-            </w:pPr>
-            <w:r>
-              <w:rPr>
-                <w:rFonts w:ascii="Consolas" w:hAnsi="Consolas"/>
-              </w:rPr>
-              <w:t>Short</w:t>
+            <w:tcW w:w="1975" w:type="dxa"/>
+          </w:tcPr>
+          <w:p>
+            <w:pPr>
+              <w:spacing w:after="120"/>
+              <w:rPr>
+                <w:rFonts w:ascii="Consolas" w:hAnsi="Consolas"/>
+              </w:rPr>
+            </w:pPr>
+            <w:r>
+              <w:rPr>
+                <w:rFonts w:ascii="Consolas" w:hAnsi="Consolas" w:cs="Arial"/>
+                <w:shd w:val="clear" w:color="auto" w:fill="FFFFFF"/>
+              </w:rPr>
+              <w:t>Testing</w:t>
+            </w:r>
+          </w:p>
+        </w:tc>
+        <w:tc>
+          <w:tcPr>
+            <w:tcW w:w="3420" w:type="dxa"/>
+          </w:tcPr>
+          <w:p>
+            <w:pPr>
+              <w:spacing w:after="120"/>
+              <w:rPr>
+                <w:rFonts w:ascii="Consolas" w:hAnsi="Consolas"/>
+              </w:rPr>
+            </w:pPr>
+            <w:r>
+              <w:rPr>
+                <w:rFonts w:ascii="Consolas" w:hAnsi="Consolas" w:cs="Arial"/>
+                <w:shd w:val="clear" w:color="auto" w:fill="FFFFFF"/>
+              </w:rPr>
+              <w:t>After completion of coding</w:t>
             </w:r>
           </w:p>
         </w:tc>
@@ -3656,9 +3297,10 @@
             </w:pPr>
             <w:r>
               <w:rPr>
-                <w:rFonts w:ascii="Consolas" w:hAnsi="Consolas"/>
-              </w:rPr>
-              <w:t>More than waterfall</w:t>
+                <w:rFonts w:ascii="Consolas" w:hAnsi="Consolas" w:cs="Arial"/>
+                <w:shd w:val="clear" w:color="auto" w:fill="FFFFFF"/>
+              </w:rPr>
+              <w:t>At the end of every iteration</w:t>
             </w:r>
           </w:p>
         </w:tc>
@@ -3666,46 +3308,39 @@
       <w:tr>
         <w:tc>
           <w:tcPr>
-            <w:tcW w:w="2245" w:type="dxa"/>
-          </w:tcPr>
-          <w:p>
-            <w:pPr>
-              <w:spacing w:after="120"/>
-              <w:rPr>
-                <w:rFonts w:ascii="Consolas" w:hAnsi="Consolas" w:cs="Arial"/>
-                <w:shd w:val="clear" w:color="auto" w:fill="FFFFFF"/>
-              </w:rPr>
-            </w:pPr>
-            <w:r>
-              <w:rPr>
-                <w:rFonts w:ascii="Consolas" w:hAnsi="Consolas"/>
-              </w:rPr>
-              <w:t>C</w:t>
-            </w:r>
-            <w:r>
-              <w:rPr>
-                <w:rFonts w:ascii="Consolas" w:hAnsi="Consolas"/>
-              </w:rPr>
-              <w:t>ost</w:t>
-            </w:r>
-          </w:p>
-        </w:tc>
-        <w:tc>
-          <w:tcPr>
-            <w:tcW w:w="3150" w:type="dxa"/>
-          </w:tcPr>
-          <w:p>
-            <w:pPr>
-              <w:spacing w:after="120"/>
-              <w:rPr>
-                <w:rFonts w:ascii="Consolas" w:hAnsi="Consolas"/>
-              </w:rPr>
-            </w:pPr>
-            <w:r>
-              <w:rPr>
-                <w:rFonts w:ascii="Consolas" w:hAnsi="Consolas"/>
-              </w:rPr>
-              <w:t xml:space="preserve">low </w:t>
+            <w:tcW w:w="1975" w:type="dxa"/>
+          </w:tcPr>
+          <w:p>
+            <w:pPr>
+              <w:spacing w:after="120"/>
+              <w:rPr>
+                <w:rFonts w:ascii="Consolas" w:hAnsi="Consolas"/>
+              </w:rPr>
+            </w:pPr>
+            <w:r>
+              <w:rPr>
+                <w:rFonts w:ascii="Consolas" w:hAnsi="Consolas"/>
+              </w:rPr>
+              <w:t>Change Requirement</w:t>
+            </w:r>
+          </w:p>
+        </w:tc>
+        <w:tc>
+          <w:tcPr>
+            <w:tcW w:w="3420" w:type="dxa"/>
+          </w:tcPr>
+          <w:p>
+            <w:pPr>
+              <w:spacing w:after="120"/>
+              <w:rPr>
+                <w:rFonts w:ascii="Consolas" w:hAnsi="Consolas"/>
+              </w:rPr>
+            </w:pPr>
+            <w:r>
+              <w:rPr>
+                <w:rFonts w:ascii="Consolas" w:hAnsi="Consolas"/>
+              </w:rPr>
+              <w:t>Difficult</w:t>
             </w:r>
           </w:p>
         </w:tc>
@@ -3724,7 +3359,280 @@
               <w:rPr>
                 <w:rFonts w:ascii="Consolas" w:hAnsi="Consolas"/>
               </w:rPr>
-              <w:t>high</w:t>
+              <w:t>Easy</w:t>
+            </w:r>
+          </w:p>
+        </w:tc>
+      </w:tr>
+      <w:tr>
+        <w:tc>
+          <w:tcPr>
+            <w:tcW w:w="1975" w:type="dxa"/>
+          </w:tcPr>
+          <w:p>
+            <w:pPr>
+              <w:spacing w:after="120"/>
+              <w:rPr>
+                <w:rFonts w:ascii="Consolas" w:hAnsi="Consolas"/>
+              </w:rPr>
+            </w:pPr>
+            <w:r>
+              <w:rPr>
+                <w:rFonts w:ascii="Consolas" w:hAnsi="Consolas"/>
+              </w:rPr>
+              <w:t>Progress measurable</w:t>
+            </w:r>
+          </w:p>
+        </w:tc>
+        <w:tc>
+          <w:tcPr>
+            <w:tcW w:w="3420" w:type="dxa"/>
+          </w:tcPr>
+          <w:p>
+            <w:pPr>
+              <w:spacing w:after="120"/>
+              <w:rPr>
+                <w:rFonts w:ascii="Consolas" w:hAnsi="Consolas"/>
+              </w:rPr>
+            </w:pPr>
+            <w:r>
+              <w:rPr>
+                <w:rFonts w:ascii="Consolas" w:hAnsi="Consolas"/>
+              </w:rPr>
+              <w:t>No</w:t>
+            </w:r>
+          </w:p>
+        </w:tc>
+        <w:tc>
+          <w:tcPr>
+            <w:tcW w:w="3870" w:type="dxa"/>
+          </w:tcPr>
+          <w:p>
+            <w:pPr>
+              <w:spacing w:after="120"/>
+              <w:rPr>
+                <w:rFonts w:ascii="Consolas" w:hAnsi="Consolas"/>
+              </w:rPr>
+            </w:pPr>
+            <w:r>
+              <w:rPr>
+                <w:rFonts w:ascii="Consolas" w:hAnsi="Consolas"/>
+              </w:rPr>
+              <w:t>Yes</w:t>
+            </w:r>
+          </w:p>
+        </w:tc>
+      </w:tr>
+      <w:tr>
+        <w:tc>
+          <w:tcPr>
+            <w:tcW w:w="1975" w:type="dxa"/>
+          </w:tcPr>
+          <w:p>
+            <w:pPr>
+              <w:spacing w:after="120"/>
+              <w:rPr>
+                <w:rFonts w:ascii="Consolas" w:hAnsi="Consolas"/>
+              </w:rPr>
+            </w:pPr>
+            <w:r>
+              <w:rPr>
+                <w:rFonts w:ascii="Consolas" w:hAnsi="Consolas"/>
+              </w:rPr>
+              <w:t xml:space="preserve">Parallel </w:t>
+            </w:r>
+          </w:p>
+          <w:p>
+            <w:pPr>
+              <w:spacing w:after="120"/>
+              <w:rPr>
+                <w:rFonts w:ascii="Consolas" w:hAnsi="Consolas"/>
+              </w:rPr>
+            </w:pPr>
+            <w:r>
+              <w:rPr>
+                <w:rFonts w:ascii="Consolas" w:hAnsi="Consolas"/>
+              </w:rPr>
+              <w:t>development</w:t>
+            </w:r>
+          </w:p>
+        </w:tc>
+        <w:tc>
+          <w:tcPr>
+            <w:tcW w:w="3420" w:type="dxa"/>
+          </w:tcPr>
+          <w:p>
+            <w:pPr>
+              <w:spacing w:after="120"/>
+              <w:rPr>
+                <w:rFonts w:ascii="Consolas" w:hAnsi="Consolas"/>
+              </w:rPr>
+            </w:pPr>
+            <w:r>
+              <w:rPr>
+                <w:rFonts w:ascii="Consolas" w:hAnsi="Consolas"/>
+              </w:rPr>
+              <w:t>No</w:t>
+            </w:r>
+          </w:p>
+        </w:tc>
+        <w:tc>
+          <w:tcPr>
+            <w:tcW w:w="3870" w:type="dxa"/>
+          </w:tcPr>
+          <w:p>
+            <w:pPr>
+              <w:spacing w:after="120"/>
+              <w:rPr>
+                <w:rFonts w:ascii="Consolas" w:hAnsi="Consolas"/>
+              </w:rPr>
+            </w:pPr>
+            <w:r>
+              <w:rPr>
+                <w:rFonts w:ascii="Consolas" w:hAnsi="Consolas"/>
+              </w:rPr>
+              <w:t>Yes</w:t>
+            </w:r>
+          </w:p>
+        </w:tc>
+      </w:tr>
+      <w:tr>
+        <w:tc>
+          <w:tcPr>
+            <w:tcW w:w="1975" w:type="dxa"/>
+          </w:tcPr>
+          <w:p>
+            <w:pPr>
+              <w:spacing w:after="120"/>
+              <w:rPr>
+                <w:rFonts w:ascii="Consolas" w:hAnsi="Consolas" w:cs="Arial"/>
+                <w:shd w:val="clear" w:color="auto" w:fill="FFFFFF"/>
+              </w:rPr>
+            </w:pPr>
+            <w:r>
+              <w:rPr>
+                <w:rFonts w:ascii="Consolas" w:hAnsi="Consolas" w:cs="Arial"/>
+                <w:shd w:val="clear" w:color="auto" w:fill="FFFFFF"/>
+              </w:rPr>
+              <w:t>Risk</w:t>
+            </w:r>
+          </w:p>
+        </w:tc>
+        <w:tc>
+          <w:tcPr>
+            <w:tcW w:w="3420" w:type="dxa"/>
+          </w:tcPr>
+          <w:p>
+            <w:pPr>
+              <w:spacing w:after="120"/>
+              <w:rPr>
+                <w:rFonts w:ascii="Consolas" w:hAnsi="Consolas" w:cs="Arial"/>
+                <w:shd w:val="clear" w:color="auto" w:fill="FFFFFF"/>
+              </w:rPr>
+            </w:pPr>
+            <w:r>
+              <w:rPr>
+                <w:rFonts w:ascii="Consolas" w:hAnsi="Consolas"/>
+              </w:rPr>
+              <w:t>High</w:t>
+            </w:r>
+          </w:p>
+        </w:tc>
+        <w:tc>
+          <w:tcPr>
+            <w:tcW w:w="3870" w:type="dxa"/>
+          </w:tcPr>
+          <w:p>
+            <w:pPr>
+              <w:spacing w:after="120"/>
+              <w:rPr>
+                <w:rFonts w:ascii="Consolas" w:hAnsi="Consolas" w:cs="Arial"/>
+                <w:shd w:val="clear" w:color="auto" w:fill="FFFFFF"/>
+              </w:rPr>
+            </w:pPr>
+            <w:r>
+              <w:rPr>
+                <w:rFonts w:ascii="Consolas" w:hAnsi="Consolas"/>
+              </w:rPr>
+              <w:t>L</w:t>
+            </w:r>
+            <w:r>
+              <w:rPr>
+                <w:rFonts w:ascii="Consolas" w:hAnsi="Consolas"/>
+              </w:rPr>
+              <w:t>ow</w:t>
+            </w:r>
+          </w:p>
+        </w:tc>
+      </w:tr>
+      <w:tr>
+        <w:tc>
+          <w:tcPr>
+            <w:tcW w:w="1975" w:type="dxa"/>
+          </w:tcPr>
+          <w:p>
+            <w:pPr>
+              <w:spacing w:after="120"/>
+              <w:rPr>
+                <w:rFonts w:ascii="Consolas" w:hAnsi="Consolas" w:cs="Arial"/>
+                <w:shd w:val="clear" w:color="auto" w:fill="FFFFFF"/>
+              </w:rPr>
+            </w:pPr>
+            <w:r>
+              <w:rPr>
+                <w:rFonts w:ascii="Consolas" w:hAnsi="Consolas"/>
+              </w:rPr>
+              <w:t>Cost</w:t>
+            </w:r>
+          </w:p>
+        </w:tc>
+        <w:tc>
+          <w:tcPr>
+            <w:tcW w:w="3420" w:type="dxa"/>
+          </w:tcPr>
+          <w:p>
+            <w:pPr>
+              <w:spacing w:after="120"/>
+              <w:rPr>
+                <w:rFonts w:ascii="Consolas" w:hAnsi="Consolas"/>
+              </w:rPr>
+            </w:pPr>
+            <w:r>
+              <w:rPr>
+                <w:rFonts w:ascii="Consolas" w:hAnsi="Consolas"/>
+              </w:rPr>
+              <w:t>L</w:t>
+            </w:r>
+            <w:r>
+              <w:rPr>
+                <w:rFonts w:ascii="Consolas" w:hAnsi="Consolas"/>
+              </w:rPr>
+              <w:t xml:space="preserve">ow </w:t>
+            </w:r>
+          </w:p>
+        </w:tc>
+        <w:tc>
+          <w:tcPr>
+            <w:tcW w:w="3870" w:type="dxa"/>
+          </w:tcPr>
+          <w:p>
+            <w:pPr>
+              <w:spacing w:after="120"/>
+              <w:rPr>
+                <w:rFonts w:ascii="Consolas" w:hAnsi="Consolas"/>
+              </w:rPr>
+            </w:pPr>
+            <w:r>
+              <w:rPr>
+                <w:rFonts w:ascii="Consolas" w:hAnsi="Consolas"/>
+              </w:rPr>
+              <w:t>H</w:t>
+            </w:r>
+            <w:r>
+              <w:rPr>
+                <w:rFonts w:ascii="Consolas" w:hAnsi="Consolas"/>
+              </w:rPr>
+              <w:t>igh</w:t>
             </w:r>
           </w:p>
         </w:tc>
